--- a/8.资源管理/2.运行记录类文件/JXTX-08-09-服务知识应用情况说明.docx
+++ b/8.资源管理/2.运行记录类文件/JXTX-08-09-服务知识应用情况说明.docx
@@ -21,7 +21,7 @@
         <w:spacing w:before="3120" w:beforeLines="1000"/>
         <w:textAlignment w:val="baseline"/>
       </w:pPr>
-      <w:bookmarkStart w:id="0" w:name="_Toc6194"/>
+      <w:bookmarkStart w:id="0" w:name="_Toc10900"/>
       <w:r>
         <w:drawing>
           <wp:anchor distT="0" distB="0" distL="114300" distR="114300" simplePos="0" relativeHeight="251661312" behindDoc="1" locked="0" layoutInCell="1" allowOverlap="1">
@@ -210,7 +210,7 @@
           <w:lang w:val="en-US" w:eastAsia="zh-CN"/>
         </w:rPr>
       </w:pPr>
-      <w:bookmarkStart w:id="1" w:name="_Toc6476"/>
+      <w:bookmarkStart w:id="1" w:name="_Toc11428"/>
       <w:r>
         <w:rPr>
           <w:rFonts w:hint="eastAsia"/>
@@ -2064,6 +2064,8 @@
               <w:tab w:val="right" w:leader="dot" w:pos="8306"/>
             </w:tabs>
           </w:pPr>
+          <w:bookmarkStart w:id="13" w:name="_GoBack"/>
+          <w:bookmarkEnd w:id="13"/>
           <w:r>
             <w:rPr>
               <w:rFonts w:hint="eastAsia" w:ascii="宋体" w:hAnsi="宋体" w:eastAsia="宋体" w:cs="宋体"/>
@@ -2100,7 +2102,7 @@
               <w:rFonts w:hint="eastAsia" w:ascii="宋体" w:hAnsi="宋体" w:eastAsia="宋体" w:cs="宋体"/>
               <w:szCs w:val="24"/>
             </w:rPr>
-            <w:instrText xml:space="preserve"> HYPERLINK \l _Toc6194 </w:instrText>
+            <w:instrText xml:space="preserve"> HYPERLINK \l _Toc10900 </w:instrText>
           </w:r>
           <w:r>
             <w:rPr>
@@ -2123,7 +2125,7 @@
             <w:fldChar w:fldCharType="begin"/>
           </w:r>
           <w:r>
-            <w:instrText xml:space="preserve"> PAGEREF _Toc6194 \h </w:instrText>
+            <w:instrText xml:space="preserve"> PAGEREF _Toc10900 \h </w:instrText>
           </w:r>
           <w:r>
             <w:fldChar w:fldCharType="separate"/>
@@ -2161,7 +2163,7 @@
               <w:rFonts w:hint="eastAsia" w:ascii="宋体" w:hAnsi="宋体" w:eastAsia="宋体" w:cs="宋体"/>
               <w:szCs w:val="24"/>
             </w:rPr>
-            <w:instrText xml:space="preserve"> HYPERLINK \l _Toc6476 </w:instrText>
+            <w:instrText xml:space="preserve"> HYPERLINK \l _Toc11428 </w:instrText>
           </w:r>
           <w:r>
             <w:rPr>
@@ -2184,7 +2186,7 @@
             <w:fldChar w:fldCharType="begin"/>
           </w:r>
           <w:r>
-            <w:instrText xml:space="preserve"> PAGEREF _Toc6476 \h </w:instrText>
+            <w:instrText xml:space="preserve"> PAGEREF _Toc11428 \h </w:instrText>
           </w:r>
           <w:r>
             <w:fldChar w:fldCharType="separate"/>
@@ -2222,7 +2224,7 @@
               <w:rFonts w:hint="eastAsia" w:ascii="宋体" w:hAnsi="宋体" w:eastAsia="宋体" w:cs="宋体"/>
               <w:szCs w:val="24"/>
             </w:rPr>
-            <w:instrText xml:space="preserve"> HYPERLINK \l _Toc3553 </w:instrText>
+            <w:instrText xml:space="preserve"> HYPERLINK \l _Toc989 </w:instrText>
           </w:r>
           <w:r>
             <w:rPr>
@@ -2245,7 +2247,7 @@
             <w:fldChar w:fldCharType="begin"/>
           </w:r>
           <w:r>
-            <w:instrText xml:space="preserve"> PAGEREF _Toc3553 \h </w:instrText>
+            <w:instrText xml:space="preserve"> PAGEREF _Toc989 \h </w:instrText>
           </w:r>
           <w:r>
             <w:fldChar w:fldCharType="separate"/>
@@ -2283,7 +2285,7 @@
               <w:rFonts w:hint="eastAsia" w:ascii="宋体" w:hAnsi="宋体" w:eastAsia="宋体" w:cs="宋体"/>
               <w:szCs w:val="24"/>
             </w:rPr>
-            <w:instrText xml:space="preserve"> HYPERLINK \l _Toc12587 </w:instrText>
+            <w:instrText xml:space="preserve"> HYPERLINK \l _Toc4258 </w:instrText>
           </w:r>
           <w:r>
             <w:rPr>
@@ -2306,7 +2308,7 @@
             <w:fldChar w:fldCharType="begin"/>
           </w:r>
           <w:r>
-            <w:instrText xml:space="preserve"> PAGEREF _Toc12587 \h </w:instrText>
+            <w:instrText xml:space="preserve"> PAGEREF _Toc4258 \h </w:instrText>
           </w:r>
           <w:r>
             <w:fldChar w:fldCharType="separate"/>
@@ -2344,7 +2346,7 @@
               <w:rFonts w:hint="eastAsia" w:ascii="宋体" w:hAnsi="宋体" w:eastAsia="宋体" w:cs="宋体"/>
               <w:szCs w:val="24"/>
             </w:rPr>
-            <w:instrText xml:space="preserve"> HYPERLINK \l _Toc18978 </w:instrText>
+            <w:instrText xml:space="preserve"> HYPERLINK \l _Toc29431 </w:instrText>
           </w:r>
           <w:r>
             <w:rPr>
@@ -2367,7 +2369,7 @@
             <w:fldChar w:fldCharType="begin"/>
           </w:r>
           <w:r>
-            <w:instrText xml:space="preserve"> PAGEREF _Toc18978 \h </w:instrText>
+            <w:instrText xml:space="preserve"> PAGEREF _Toc29431 \h </w:instrText>
           </w:r>
           <w:r>
             <w:fldChar w:fldCharType="separate"/>
@@ -2405,7 +2407,7 @@
               <w:rFonts w:hint="eastAsia" w:ascii="宋体" w:hAnsi="宋体" w:eastAsia="宋体" w:cs="宋体"/>
               <w:szCs w:val="24"/>
             </w:rPr>
-            <w:instrText xml:space="preserve"> HYPERLINK \l _Toc9451 </w:instrText>
+            <w:instrText xml:space="preserve"> HYPERLINK \l _Toc12864 </w:instrText>
           </w:r>
           <w:r>
             <w:rPr>
@@ -2442,7 +2444,7 @@
             <w:fldChar w:fldCharType="begin"/>
           </w:r>
           <w:r>
-            <w:instrText xml:space="preserve"> PAGEREF _Toc9451 \h </w:instrText>
+            <w:instrText xml:space="preserve"> PAGEREF _Toc12864 \h </w:instrText>
           </w:r>
           <w:r>
             <w:fldChar w:fldCharType="separate"/>
@@ -2480,7 +2482,7 @@
               <w:rFonts w:hint="eastAsia" w:ascii="宋体" w:hAnsi="宋体" w:eastAsia="宋体" w:cs="宋体"/>
               <w:szCs w:val="24"/>
             </w:rPr>
-            <w:instrText xml:space="preserve"> HYPERLINK \l _Toc22771 </w:instrText>
+            <w:instrText xml:space="preserve"> HYPERLINK \l _Toc250 </w:instrText>
           </w:r>
           <w:r>
             <w:rPr>
@@ -2503,7 +2505,7 @@
             <w:fldChar w:fldCharType="begin"/>
           </w:r>
           <w:r>
-            <w:instrText xml:space="preserve"> PAGEREF _Toc22771 \h </w:instrText>
+            <w:instrText xml:space="preserve"> PAGEREF _Toc250 \h </w:instrText>
           </w:r>
           <w:r>
             <w:fldChar w:fldCharType="separate"/>
@@ -2541,7 +2543,7 @@
               <w:rFonts w:hint="eastAsia" w:ascii="宋体" w:hAnsi="宋体" w:eastAsia="宋体" w:cs="宋体"/>
               <w:szCs w:val="24"/>
             </w:rPr>
-            <w:instrText xml:space="preserve"> HYPERLINK \l _Toc3936 </w:instrText>
+            <w:instrText xml:space="preserve"> HYPERLINK \l _Toc28862 </w:instrText>
           </w:r>
           <w:r>
             <w:rPr>
@@ -2564,7 +2566,7 @@
             <w:fldChar w:fldCharType="begin"/>
           </w:r>
           <w:r>
-            <w:instrText xml:space="preserve"> PAGEREF _Toc3936 \h </w:instrText>
+            <w:instrText xml:space="preserve"> PAGEREF _Toc28862 \h </w:instrText>
           </w:r>
           <w:r>
             <w:fldChar w:fldCharType="separate"/>
@@ -2602,7 +2604,7 @@
               <w:rFonts w:hint="eastAsia" w:ascii="宋体" w:hAnsi="宋体" w:eastAsia="宋体" w:cs="宋体"/>
               <w:szCs w:val="24"/>
             </w:rPr>
-            <w:instrText xml:space="preserve"> HYPERLINK \l _Toc21886 </w:instrText>
+            <w:instrText xml:space="preserve"> HYPERLINK \l _Toc18572 </w:instrText>
           </w:r>
           <w:r>
             <w:rPr>
@@ -2625,7 +2627,7 @@
             <w:fldChar w:fldCharType="begin"/>
           </w:r>
           <w:r>
-            <w:instrText xml:space="preserve"> PAGEREF _Toc21886 \h </w:instrText>
+            <w:instrText xml:space="preserve"> PAGEREF _Toc18572 \h </w:instrText>
           </w:r>
           <w:r>
             <w:fldChar w:fldCharType="separate"/>
@@ -2663,7 +2665,7 @@
               <w:rFonts w:hint="eastAsia" w:ascii="宋体" w:hAnsi="宋体" w:eastAsia="宋体" w:cs="宋体"/>
               <w:szCs w:val="24"/>
             </w:rPr>
-            <w:instrText xml:space="preserve"> HYPERLINK \l _Toc25635 </w:instrText>
+            <w:instrText xml:space="preserve"> HYPERLINK \l _Toc23300 </w:instrText>
           </w:r>
           <w:r>
             <w:rPr>
@@ -2686,7 +2688,7 @@
             <w:fldChar w:fldCharType="begin"/>
           </w:r>
           <w:r>
-            <w:instrText xml:space="preserve"> PAGEREF _Toc25635 \h </w:instrText>
+            <w:instrText xml:space="preserve"> PAGEREF _Toc23300 \h </w:instrText>
           </w:r>
           <w:r>
             <w:fldChar w:fldCharType="separate"/>
@@ -2724,7 +2726,7 @@
               <w:rFonts w:hint="eastAsia" w:ascii="宋体" w:hAnsi="宋体" w:eastAsia="宋体" w:cs="宋体"/>
               <w:szCs w:val="24"/>
             </w:rPr>
-            <w:instrText xml:space="preserve"> HYPERLINK \l _Toc32166 </w:instrText>
+            <w:instrText xml:space="preserve"> HYPERLINK \l _Toc26726 </w:instrText>
           </w:r>
           <w:r>
             <w:rPr>
@@ -2747,7 +2749,7 @@
             <w:fldChar w:fldCharType="begin"/>
           </w:r>
           <w:r>
-            <w:instrText xml:space="preserve"> PAGEREF _Toc32166 \h </w:instrText>
+            <w:instrText xml:space="preserve"> PAGEREF _Toc26726 \h </w:instrText>
           </w:r>
           <w:r>
             <w:fldChar w:fldCharType="separate"/>
@@ -2785,7 +2787,7 @@
               <w:rFonts w:hint="eastAsia" w:ascii="宋体" w:hAnsi="宋体" w:eastAsia="宋体" w:cs="宋体"/>
               <w:szCs w:val="24"/>
             </w:rPr>
-            <w:instrText xml:space="preserve"> HYPERLINK \l _Toc26487 </w:instrText>
+            <w:instrText xml:space="preserve"> HYPERLINK \l _Toc31375 </w:instrText>
           </w:r>
           <w:r>
             <w:rPr>
@@ -2808,7 +2810,7 @@
             <w:fldChar w:fldCharType="begin"/>
           </w:r>
           <w:r>
-            <w:instrText xml:space="preserve"> PAGEREF _Toc26487 \h </w:instrText>
+            <w:instrText xml:space="preserve"> PAGEREF _Toc31375 \h </w:instrText>
           </w:r>
           <w:r>
             <w:fldChar w:fldCharType="separate"/>
@@ -2846,7 +2848,7 @@
               <w:rFonts w:hint="eastAsia" w:ascii="宋体" w:hAnsi="宋体" w:eastAsia="宋体" w:cs="宋体"/>
               <w:szCs w:val="24"/>
             </w:rPr>
-            <w:instrText xml:space="preserve"> HYPERLINK \l _Toc13029 </w:instrText>
+            <w:instrText xml:space="preserve"> HYPERLINK \l _Toc15122 </w:instrText>
           </w:r>
           <w:r>
             <w:rPr>
@@ -2869,7 +2871,7 @@
             <w:fldChar w:fldCharType="begin"/>
           </w:r>
           <w:r>
-            <w:instrText xml:space="preserve"> PAGEREF _Toc13029 \h </w:instrText>
+            <w:instrText xml:space="preserve"> PAGEREF _Toc15122 \h </w:instrText>
           </w:r>
           <w:r>
             <w:fldChar w:fldCharType="separate"/>
@@ -2993,7 +2995,7 @@
           <w:lang w:val="en-US" w:eastAsia="zh-CN"/>
         </w:rPr>
       </w:pPr>
-      <w:bookmarkStart w:id="2" w:name="_Toc3553"/>
+      <w:bookmarkStart w:id="2" w:name="_Toc989"/>
       <w:r>
         <w:rPr>
           <w:rFonts w:hint="default"/>
@@ -3012,7 +3014,7 @@
           <w:lang w:val="en-US" w:eastAsia="zh-CN"/>
         </w:rPr>
       </w:pPr>
-      <w:bookmarkStart w:id="3" w:name="_Toc12587"/>
+      <w:bookmarkStart w:id="3" w:name="_Toc4258"/>
       <w:r>
         <w:rPr>
           <w:rFonts w:hint="default"/>
@@ -3047,7 +3049,7 @@
           <w:lang w:val="en-US" w:eastAsia="zh-CN"/>
         </w:rPr>
       </w:pPr>
-      <w:bookmarkStart w:id="4" w:name="_Toc18978"/>
+      <w:bookmarkStart w:id="4" w:name="_Toc29431"/>
       <w:r>
         <w:rPr>
           <w:rFonts w:hint="default"/>
@@ -3128,7 +3130,7 @@
           <w:lang w:val="en-US" w:eastAsia="zh-CN"/>
         </w:rPr>
       </w:pPr>
-      <w:bookmarkStart w:id="5" w:name="_Toc9451"/>
+      <w:bookmarkStart w:id="5" w:name="_Toc12864"/>
       <w:r>
         <w:rPr>
           <w:rFonts w:hint="eastAsia"/>
@@ -3154,7 +3156,7 @@
           <w:lang w:val="en-US" w:eastAsia="zh-CN"/>
         </w:rPr>
       </w:pPr>
-      <w:bookmarkStart w:id="6" w:name="_Toc22771"/>
+      <w:bookmarkStart w:id="6" w:name="_Toc250"/>
       <w:r>
         <w:rPr>
           <w:rFonts w:hint="default"/>
@@ -3189,7 +3191,7 @@
           <w:lang w:val="en-US" w:eastAsia="zh-CN"/>
         </w:rPr>
       </w:pPr>
-      <w:bookmarkStart w:id="7" w:name="_Toc3936"/>
+      <w:bookmarkStart w:id="7" w:name="_Toc28862"/>
       <w:r>
         <w:rPr>
           <w:rFonts w:hint="default"/>
@@ -3381,7 +3383,7 @@
           <w:lang w:val="en-US" w:eastAsia="zh-CN"/>
         </w:rPr>
       </w:pPr>
-      <w:bookmarkStart w:id="8" w:name="_Toc21886"/>
+      <w:bookmarkStart w:id="8" w:name="_Toc18572"/>
       <w:r>
         <w:rPr>
           <w:rFonts w:hint="default"/>
@@ -3448,7 +3450,7 @@
           <w:lang w:val="en-US" w:eastAsia="zh-CN"/>
         </w:rPr>
       </w:pPr>
-      <w:bookmarkStart w:id="9" w:name="_Toc25635"/>
+      <w:bookmarkStart w:id="9" w:name="_Toc23300"/>
       <w:r>
         <w:rPr>
           <w:rFonts w:hint="default"/>
@@ -3468,7 +3470,6 @@
           <w:lang w:val="en-US" w:eastAsia="zh-CN"/>
         </w:rPr>
       </w:pPr>
-      <w:bookmarkStart w:id="13" w:name="_GoBack"/>
       <w:r>
         <w:rPr>
           <w:rFonts w:hint="default"/>
@@ -3488,7 +3489,6 @@
           </wp:inline>
         </w:drawing>
       </w:r>
-      <w:bookmarkEnd w:id="13"/>
     </w:p>
     <w:p>
       <w:pPr>
@@ -3579,7 +3579,7 @@
           <w:lang w:val="en-US" w:eastAsia="zh-CN"/>
         </w:rPr>
       </w:pPr>
-      <w:bookmarkStart w:id="10" w:name="_Toc32166"/>
+      <w:bookmarkStart w:id="10" w:name="_Toc26726"/>
       <w:r>
         <w:rPr>
           <w:rFonts w:hint="default"/>
@@ -3676,7 +3676,7 @@
           <w:lang w:val="en-US" w:eastAsia="zh-CN"/>
         </w:rPr>
       </w:pPr>
-      <w:bookmarkStart w:id="11" w:name="_Toc26487"/>
+      <w:bookmarkStart w:id="11" w:name="_Toc31375"/>
       <w:r>
         <w:rPr>
           <w:rFonts w:hint="default"/>
@@ -3759,7 +3759,7 @@
           <w:lang w:val="en-US" w:eastAsia="zh-CN"/>
         </w:rPr>
       </w:pPr>
-      <w:bookmarkStart w:id="12" w:name="_Toc13029"/>
+      <w:bookmarkStart w:id="12" w:name="_Toc15122"/>
       <w:r>
         <w:rPr>
           <w:rFonts w:hint="default"/>
@@ -4970,6 +4970,7 @@
   <w:style w:type="character" w:customStyle="1" w:styleId="43">
     <w:name w:val="柴_标题2 Char"/>
     <w:link w:val="30"/>
+    <w:qFormat/>
     <w:uiPriority w:val="0"/>
     <w:rPr>
       <w:rFonts w:ascii="Arial" w:hAnsi="Arial" w:eastAsia="宋体"/>

--- a/8.资源管理/2.运行记录类文件/JXTX-08-09-服务知识应用情况说明.docx
+++ b/8.资源管理/2.运行记录类文件/JXTX-08-09-服务知识应用情况说明.docx
@@ -1,10 +1,11 @@
 
 <file path=word/document.xml><?xml version="1.0" encoding="utf-8"?>
-<w:document xmlns:wpc="http://schemas.microsoft.com/office/word/2010/wordprocessingCanvas" xmlns:mc="http://schemas.openxmlformats.org/markup-compatibility/2006" xmlns:o="urn:schemas-microsoft-com:office:office" xmlns:r="http://schemas.openxmlformats.org/officeDocument/2006/relationships" xmlns:m="http://schemas.openxmlformats.org/officeDocument/2006/math" xmlns:v="urn:schemas-microsoft-com:vml" xmlns:wp14="http://schemas.microsoft.com/office/word/2010/wordprocessingDrawing" xmlns:wp="http://schemas.openxmlformats.org/drawingml/2006/wordprocessingDrawing" xmlns:w="http://schemas.openxmlformats.org/wordprocessingml/2006/main" xmlns:w14="http://schemas.microsoft.com/office/word/2010/wordml" xmlns:w10="urn:schemas-microsoft-com:office:word" xmlns:w15="http://schemas.microsoft.com/office/word/2012/wordml" xmlns:wpg="http://schemas.microsoft.com/office/word/2010/wordprocessingGroup" xmlns:wpi="http://schemas.microsoft.com/office/word/2010/wordprocessingInk" xmlns:wne="http://schemas.microsoft.com/office/word/2006/wordml" xmlns:wps="http://schemas.microsoft.com/office/word/2010/wordprocessingShape" xmlns:wpsCustomData="http://www.wps.cn/officeDocument/2013/wpsCustomData" mc:Ignorable="w14 w15 wp14">
+<w:document xmlns:wpc="http://schemas.microsoft.com/office/word/2010/wordprocessingCanvas" xmlns:mc="http://schemas.openxmlformats.org/markup-compatibility/2006" xmlns:o="urn:schemas-microsoft-com:office:office" xmlns:r="http://schemas.openxmlformats.org/officeDocument/2006/relationships" xmlns:m="http://schemas.openxmlformats.org/officeDocument/2006/math" xmlns:v="urn:schemas-microsoft-com:vml" xmlns:wp14="http://schemas.microsoft.com/office/word/2010/wordprocessingDrawing" xmlns:wp="http://schemas.openxmlformats.org/drawingml/2006/wordprocessingDrawing" xmlns:w10="urn:schemas-microsoft-com:office:word" xmlns:w="http://schemas.openxmlformats.org/wordprocessingml/2006/main" xmlns:w14="http://schemas.microsoft.com/office/word/2010/wordml" xmlns:w15="http://schemas.microsoft.com/office/word/2012/wordml" xmlns:wne="http://schemas.microsoft.com/office/word/2006/wordml" xmlns:wpg="http://schemas.microsoft.com/office/word/2010/wordprocessingGroup" xmlns:wpi="http://schemas.microsoft.com/office/word/2010/wordprocessingInk" xmlns:wps="http://schemas.microsoft.com/office/word/2010/wordprocessingShape" mc:Ignorable="w14 w15 wp14">
+  <!-- Generated by Aspose.Words for .NET 13.3.0.1 -->
   <w:body>
     <w:p>
       <w:pPr>
-        <w:pStyle w:val="24"/>
+        <w:pStyle w:val="a"/>
         <w:keepNext w:val="0"/>
         <w:keepLines w:val="0"/>
         <w:pageBreakBefore w:val="0"/>
@@ -24,7 +25,7 @@
       <w:bookmarkStart w:id="0" w:name="_Toc10900"/>
       <w:r>
         <w:drawing>
-          <wp:anchor distT="0" distB="0" distL="114300" distR="114300" simplePos="0" relativeHeight="251661312" behindDoc="1" locked="0" layoutInCell="1" allowOverlap="1">
+          <wp:anchor distT="0" distB="0" distL="114300" distR="114300" simplePos="0" relativeHeight="251660288" behindDoc="1" locked="0" layoutInCell="1" allowOverlap="1">
             <wp:simplePos x="0" y="0"/>
             <wp:positionH relativeFrom="column">
               <wp:posOffset>-19050</wp:posOffset>
@@ -49,7 +50,7 @@
                     </pic:cNvPicPr>
                   </pic:nvPicPr>
                   <pic:blipFill>
-                    <a:blip r:embed="rId7"/>
+                    <a:blip xmlns:r="http://schemas.openxmlformats.org/officeDocument/2006/relationships" r:embed="rId4"/>
                     <a:stretch>
                       <a:fillRect/>
                     </a:stretch>
@@ -75,7 +76,7 @@
       </w:r>
       <w:r>
         <w:drawing>
-          <wp:anchor distT="0" distB="0" distL="114300" distR="114300" simplePos="0" relativeHeight="251660288" behindDoc="1" locked="0" layoutInCell="1" allowOverlap="1">
+          <wp:anchor distT="0" distB="0" distL="114300" distR="114300" simplePos="0" relativeHeight="251659264" behindDoc="1" locked="0" layoutInCell="1" allowOverlap="1">
             <wp:simplePos x="0" y="0"/>
             <wp:positionH relativeFrom="column">
               <wp:posOffset>0</wp:posOffset>
@@ -100,7 +101,7 @@
                     </pic:cNvPicPr>
                   </pic:nvPicPr>
                   <pic:blipFill>
-                    <a:blip r:embed="rId8"/>
+                    <a:blip xmlns:r="http://schemas.openxmlformats.org/officeDocument/2006/relationships" r:embed="rId5"/>
                     <a:stretch>
                       <a:fillRect/>
                     </a:stretch>
@@ -130,7 +131,7 @@
           <w:lang w:val="en-US" w:eastAsia="zh-CN"/>
         </w:rPr>
         <w:drawing>
-          <wp:anchor distT="0" distB="0" distL="114300" distR="114300" simplePos="0" relativeHeight="251659264" behindDoc="1" locked="0" layoutInCell="1" allowOverlap="1">
+          <wp:anchor distT="0" distB="0" distL="114300" distR="114300" simplePos="0" relativeHeight="251658240" behindDoc="1" locked="0" layoutInCell="1" allowOverlap="1">
             <wp:simplePos x="0" y="0"/>
             <wp:positionH relativeFrom="column">
               <wp:posOffset>635</wp:posOffset>
@@ -155,7 +156,7 @@
                     </pic:cNvPicPr>
                   </pic:nvPicPr>
                   <pic:blipFill>
-                    <a:blip r:embed="rId9">
+                    <a:blip xmlns:r="http://schemas.openxmlformats.org/officeDocument/2006/relationships" r:embed="rId6">
                       <a:alphaModFix amt="58000"/>
                       <a:lum contrast="-52000"/>
                     </a:blip>
@@ -189,7 +190,7 @@
     </w:p>
     <w:p>
       <w:pPr>
-        <w:pStyle w:val="25"/>
+        <w:pStyle w:val="a0"/>
         <w:keepNext w:val="0"/>
         <w:keepLines w:val="0"/>
         <w:pageBreakBefore w:val="0"/>
@@ -236,11 +237,11 @@
         <w:adjustRightInd w:val="0"/>
         <w:snapToGrid w:val="0"/>
         <w:spacing w:after="624" w:afterLines="200" w:line="219" w:lineRule="auto"/>
-        <w:ind w:left="0" w:leftChars="0" w:right="0" w:rightChars="0" w:firstLine="0" w:firstLineChars="0"/>
+        <w:ind w:left="0" w:right="0" w:firstLine="0" w:leftChars="0" w:rightChars="0" w:firstLineChars="0"/>
         <w:jc w:val="center"/>
         <w:textAlignment w:val="baseline"/>
         <w:rPr>
-          <w:rFonts w:hint="eastAsia" w:ascii="宋体" w:hAnsi="宋体" w:eastAsia="宋体" w:cs="宋体"/>
+          <w:rFonts w:ascii="宋体" w:eastAsia="宋体" w:hAnsi="宋体" w:cs="宋体" w:hint="eastAsia"/>
           <w:sz w:val="24"/>
           <w:szCs w:val="24"/>
           <w:lang w:val="en-US" w:eastAsia="zh-CN"/>
@@ -248,7 +249,7 @@
       </w:pPr>
       <w:r>
         <w:rPr>
-          <w:rFonts w:ascii="宋体" w:hAnsi="宋体" w:eastAsia="宋体" w:cs="宋体"/>
+          <w:rFonts w:ascii="宋体" w:eastAsia="宋体" w:hAnsi="宋体" w:cs="宋体"/>
           <w:b/>
           <w:bCs/>
           <w:spacing w:val="-3"/>
@@ -259,7 +260,7 @@
       </w:r>
       <w:r>
         <w:rPr>
-          <w:rFonts w:hint="eastAsia" w:ascii="宋体" w:hAnsi="宋体" w:eastAsia="宋体" w:cs="宋体"/>
+          <w:rFonts w:ascii="宋体" w:eastAsia="宋体" w:hAnsi="宋体" w:cs="宋体" w:hint="eastAsia"/>
           <w:b/>
           <w:bCs/>
           <w:spacing w:val="-3"/>
@@ -271,7 +272,7 @@
       </w:r>
       <w:r>
         <w:rPr>
-          <w:rFonts w:ascii="宋体" w:hAnsi="宋体" w:eastAsia="宋体" w:cs="宋体"/>
+          <w:rFonts w:ascii="宋体" w:eastAsia="宋体" w:hAnsi="宋体" w:cs="宋体"/>
           <w:b/>
           <w:bCs/>
           <w:spacing w:val="-3"/>
@@ -282,7 +283,7 @@
       </w:r>
       <w:r>
         <w:rPr>
-          <w:rFonts w:hint="eastAsia" w:ascii="宋体" w:hAnsi="宋体" w:cs="宋体"/>
+          <w:rFonts w:ascii="宋体" w:hAnsi="宋体" w:cs="宋体" w:hint="eastAsia"/>
           <w:b/>
           <w:bCs/>
           <w:spacing w:val="-3"/>
@@ -294,7 +295,7 @@
       </w:r>
       <w:r>
         <w:rPr>
-          <w:rFonts w:ascii="宋体" w:hAnsi="宋体" w:eastAsia="宋体" w:cs="宋体"/>
+          <w:rFonts w:ascii="宋体" w:eastAsia="宋体" w:hAnsi="宋体" w:cs="宋体"/>
           <w:b/>
           <w:bCs/>
           <w:spacing w:val="-3"/>
@@ -305,7 +306,7 @@
       </w:r>
       <w:r>
         <w:rPr>
-          <w:rFonts w:hint="eastAsia" w:ascii="宋体" w:hAnsi="宋体" w:cs="宋体"/>
+          <w:rFonts w:ascii="宋体" w:hAnsi="宋体" w:cs="宋体" w:hint="eastAsia"/>
           <w:b/>
           <w:bCs/>
           <w:spacing w:val="-3"/>
@@ -318,18 +319,17 @@
     </w:p>
     <w:tbl>
       <w:tblPr>
-        <w:tblStyle w:val="21"/>
+        <w:tblStyle w:val="TableGrid"/>
         <w:tblW w:w="0" w:type="auto"/>
         <w:jc w:val="center"/>
         <w:tblBorders>
-          <w:top w:val="none" w:color="auto" w:sz="0" w:space="0"/>
-          <w:left w:val="none" w:color="auto" w:sz="0" w:space="0"/>
-          <w:bottom w:val="none" w:color="auto" w:sz="0" w:space="0"/>
-          <w:right w:val="none" w:color="auto" w:sz="0" w:space="0"/>
-          <w:insideH w:val="none" w:color="auto" w:sz="0" w:space="0"/>
-          <w:insideV w:val="none" w:color="auto" w:sz="0" w:space="0"/>
+          <w:top w:val="nil"/>
+          <w:left w:val="nil"/>
+          <w:bottom w:val="nil"/>
+          <w:right w:val="nil"/>
+          <w:insideH w:val="nil"/>
+          <w:insideV w:val="nil"/>
         </w:tblBorders>
-        <w:tblLayout w:type="autofit"/>
         <w:tblCellMar>
           <w:top w:w="0" w:type="dxa"/>
           <w:left w:w="108" w:type="dxa"/>
@@ -343,13 +343,15 @@
       </w:tblGrid>
       <w:tr>
         <w:tblPrEx>
+          <w:tblW w:w="0" w:type="auto"/>
+          <w:jc w:val="center"/>
           <w:tblBorders>
-            <w:top w:val="none" w:color="auto" w:sz="0" w:space="0"/>
-            <w:left w:val="none" w:color="auto" w:sz="0" w:space="0"/>
-            <w:bottom w:val="none" w:color="auto" w:sz="0" w:space="0"/>
-            <w:right w:val="none" w:color="auto" w:sz="0" w:space="0"/>
-            <w:insideH w:val="none" w:color="auto" w:sz="0" w:space="0"/>
-            <w:insideV w:val="none" w:color="auto" w:sz="0" w:space="0"/>
+            <w:top w:val="nil"/>
+            <w:left w:val="nil"/>
+            <w:bottom w:val="nil"/>
+            <w:right w:val="nil"/>
+            <w:insideH w:val="nil"/>
+            <w:insideV w:val="nil"/>
           </w:tblBorders>
           <w:tblCellMar>
             <w:top w:w="0" w:type="dxa"/>
@@ -359,7 +361,7 @@
           </w:tblCellMar>
         </w:tblPrEx>
         <w:trPr>
-          <w:trHeight w:val="810" w:hRule="atLeast"/>
+          <w:trHeight w:val="810"/>
           <w:jc w:val="center"/>
         </w:trPr>
         <w:tc>
@@ -397,7 +399,7 @@
             </w:r>
             <w:r>
               <w:rPr>
-                <w:rFonts w:hint="default" w:asciiTheme="minorAscii" w:hAnsiTheme="minorAscii" w:eastAsiaTheme="minorEastAsia"/>
+                <w:rFonts w:asciiTheme="minorAscii" w:eastAsiaTheme="minorEastAsia" w:hAnsiTheme="minorAscii" w:hint="default"/>
                 <w:spacing w:val="227"/>
                 <w:sz w:val="21"/>
                 <w:vertAlign w:val="baseline"/>
@@ -451,7 +453,7 @@
             </w:r>
             <w:r>
               <w:rPr>
-                <w:rFonts w:hint="eastAsia" w:asciiTheme="minorAscii" w:hAnsiTheme="minorAscii" w:eastAsiaTheme="minorEastAsia"/>
+                <w:rFonts w:asciiTheme="minorAscii" w:eastAsiaTheme="minorEastAsia" w:hAnsiTheme="minorAscii" w:hint="eastAsia"/>
                 <w:spacing w:val="227"/>
                 <w:sz w:val="21"/>
                 <w:vertAlign w:val="baseline"/>
@@ -473,14 +475,8 @@
       </w:tr>
       <w:tr>
         <w:tblPrEx>
-          <w:tblBorders>
-            <w:top w:val="none" w:color="auto" w:sz="0" w:space="0"/>
-            <w:left w:val="none" w:color="auto" w:sz="0" w:space="0"/>
-            <w:bottom w:val="none" w:color="auto" w:sz="0" w:space="0"/>
-            <w:right w:val="none" w:color="auto" w:sz="0" w:space="0"/>
-            <w:insideH w:val="none" w:color="auto" w:sz="0" w:space="0"/>
-            <w:insideV w:val="none" w:color="auto" w:sz="0" w:space="0"/>
-          </w:tblBorders>
+          <w:tblW w:w="0" w:type="auto"/>
+          <w:jc w:val="center"/>
           <w:tblCellMar>
             <w:top w:w="0" w:type="dxa"/>
             <w:left w:w="108" w:type="dxa"/>
@@ -489,7 +485,7 @@
           </w:tblCellMar>
         </w:tblPrEx>
         <w:trPr>
-          <w:trHeight w:val="810" w:hRule="atLeast"/>
+          <w:trHeight w:val="810"/>
           <w:jc w:val="center"/>
         </w:trPr>
         <w:tc>
@@ -513,7 +509,7 @@
               <w:snapToGrid w:val="0"/>
               <w:textAlignment w:val="baseline"/>
               <w:rPr>
-                <w:rFonts w:hint="default" w:ascii="Arial" w:hAnsi="Arial" w:eastAsia="Arial" w:cs="Arial"/>
+                <w:rFonts w:ascii="Arial" w:eastAsia="Arial" w:hAnsi="Arial" w:cs="Arial" w:hint="default"/>
                 <w:snapToGrid w:val="0"/>
                 <w:color w:val="000000"/>
                 <w:kern w:val="0"/>
@@ -545,7 +541,7 @@
             </w:r>
             <w:r>
               <w:rPr>
-                <w:rFonts w:hint="default" w:asciiTheme="minorAscii" w:hAnsiTheme="minorAscii" w:eastAsiaTheme="minorEastAsia"/>
+                <w:rFonts w:asciiTheme="minorAscii" w:eastAsiaTheme="minorEastAsia" w:hAnsiTheme="minorAscii" w:hint="default"/>
                 <w:spacing w:val="227"/>
                 <w:sz w:val="21"/>
                 <w:vertAlign w:val="baseline"/>
@@ -598,7 +594,7 @@
               <w:snapToGrid w:val="0"/>
               <w:textAlignment w:val="baseline"/>
               <w:rPr>
-                <w:rFonts w:hint="default" w:ascii="Arial" w:hAnsi="Arial" w:eastAsia="Arial" w:cs="Arial"/>
+                <w:rFonts w:ascii="Arial" w:eastAsia="Arial" w:hAnsi="Arial" w:cs="Arial" w:hint="default"/>
                 <w:snapToGrid w:val="0"/>
                 <w:color w:val="000000"/>
                 <w:kern w:val="0"/>
@@ -618,7 +614,7 @@
             </w:r>
             <w:r>
               <w:rPr>
-                <w:rFonts w:hint="eastAsia" w:asciiTheme="minorAscii" w:hAnsiTheme="minorAscii" w:eastAsiaTheme="minorEastAsia"/>
+                <w:rFonts w:asciiTheme="minorAscii" w:eastAsiaTheme="minorEastAsia" w:hAnsiTheme="minorAscii" w:hint="eastAsia"/>
                 <w:spacing w:val="227"/>
                 <w:sz w:val="21"/>
                 <w:vertAlign w:val="baseline"/>
@@ -640,14 +636,8 @@
       </w:tr>
       <w:tr>
         <w:tblPrEx>
-          <w:tblBorders>
-            <w:top w:val="none" w:color="auto" w:sz="0" w:space="0"/>
-            <w:left w:val="none" w:color="auto" w:sz="0" w:space="0"/>
-            <w:bottom w:val="none" w:color="auto" w:sz="0" w:space="0"/>
-            <w:right w:val="none" w:color="auto" w:sz="0" w:space="0"/>
-            <w:insideH w:val="none" w:color="auto" w:sz="0" w:space="0"/>
-            <w:insideV w:val="none" w:color="auto" w:sz="0" w:space="0"/>
-          </w:tblBorders>
+          <w:tblW w:w="0" w:type="auto"/>
+          <w:jc w:val="center"/>
           <w:tblCellMar>
             <w:top w:w="0" w:type="dxa"/>
             <w:left w:w="108" w:type="dxa"/>
@@ -656,7 +646,7 @@
           </w:tblCellMar>
         </w:tblPrEx>
         <w:trPr>
-          <w:trHeight w:val="635" w:hRule="atLeast"/>
+          <w:trHeight w:val="635"/>
           <w:jc w:val="center"/>
         </w:trPr>
         <w:tc>
@@ -706,7 +696,7 @@
             </w:r>
             <w:r>
               <w:rPr>
-                <w:rFonts w:hint="eastAsia" w:asciiTheme="minorAscii" w:hAnsiTheme="minorAscii" w:eastAsiaTheme="minorEastAsia"/>
+                <w:rFonts w:asciiTheme="minorAscii" w:eastAsiaTheme="minorEastAsia" w:hAnsiTheme="minorAscii" w:hint="eastAsia"/>
                 <w:spacing w:val="227"/>
                 <w:sz w:val="21"/>
                 <w:vertAlign w:val="baseline"/>
@@ -759,7 +749,7 @@
             </w:r>
             <w:r>
               <w:rPr>
-                <w:rFonts w:hint="eastAsia" w:asciiTheme="minorAscii" w:hAnsiTheme="minorAscii" w:eastAsiaTheme="minorEastAsia"/>
+                <w:rFonts w:asciiTheme="minorAscii" w:eastAsiaTheme="minorEastAsia" w:hAnsiTheme="minorAscii" w:hint="eastAsia"/>
                 <w:spacing w:val="227"/>
                 <w:sz w:val="21"/>
                 <w:vertAlign w:val="baseline"/>
@@ -818,14 +808,14 @@
         <w:ind w:left="3634"/>
         <w:textAlignment w:val="baseline"/>
         <w:rPr>
-          <w:rFonts w:ascii="宋体" w:hAnsi="宋体" w:eastAsia="宋体" w:cs="宋体"/>
+          <w:rFonts w:ascii="宋体" w:eastAsia="宋体" w:hAnsi="宋体" w:cs="宋体"/>
           <w:sz w:val="31"/>
           <w:szCs w:val="31"/>
         </w:rPr>
       </w:pPr>
       <w:r>
         <w:rPr>
-          <w:rFonts w:ascii="宋体" w:hAnsi="宋体" w:eastAsia="宋体" w:cs="宋体"/>
+          <w:rFonts w:ascii="宋体" w:eastAsia="宋体" w:hAnsi="宋体" w:cs="宋体"/>
           <w:b/>
           <w:bCs/>
           <w:spacing w:val="4"/>
@@ -837,16 +827,16 @@
     </w:p>
     <w:tbl>
       <w:tblPr>
-        <w:tblStyle w:val="26"/>
+        <w:tblStyle w:val="TableNormal0"/>
         <w:tblW w:w="8214" w:type="dxa"/>
         <w:jc w:val="center"/>
         <w:tblBorders>
-          <w:top w:val="single" w:color="000000" w:sz="2" w:space="0"/>
-          <w:left w:val="single" w:color="000000" w:sz="2" w:space="0"/>
-          <w:bottom w:val="single" w:color="000000" w:sz="2" w:space="0"/>
-          <w:right w:val="single" w:color="000000" w:sz="2" w:space="0"/>
-          <w:insideH w:val="single" w:color="000000" w:sz="2" w:space="0"/>
-          <w:insideV w:val="single" w:color="000000" w:sz="2" w:space="0"/>
+          <w:top w:val="single" w:sz="2" w:space="0" w:color="000000"/>
+          <w:left w:val="single" w:sz="2" w:space="0" w:color="000000"/>
+          <w:bottom w:val="single" w:sz="2" w:space="0" w:color="000000"/>
+          <w:right w:val="single" w:sz="2" w:space="0" w:color="000000"/>
+          <w:insideH w:val="single" w:sz="2" w:space="0" w:color="000000"/>
+          <w:insideV w:val="single" w:sz="2" w:space="0" w:color="000000"/>
         </w:tblBorders>
         <w:tblLayout w:type="fixed"/>
         <w:tblCellMar>
@@ -866,14 +856,17 @@
       </w:tblGrid>
       <w:tr>
         <w:tblPrEx>
+          <w:tblW w:w="8214" w:type="dxa"/>
+          <w:jc w:val="center"/>
           <w:tblBorders>
-            <w:top w:val="single" w:color="000000" w:sz="2" w:space="0"/>
-            <w:left w:val="single" w:color="000000" w:sz="2" w:space="0"/>
-            <w:bottom w:val="single" w:color="000000" w:sz="2" w:space="0"/>
-            <w:right w:val="single" w:color="000000" w:sz="2" w:space="0"/>
-            <w:insideH w:val="single" w:color="000000" w:sz="2" w:space="0"/>
-            <w:insideV w:val="single" w:color="000000" w:sz="2" w:space="0"/>
+            <w:top w:val="single" w:sz="2" w:space="0" w:color="000000"/>
+            <w:left w:val="single" w:sz="2" w:space="0" w:color="000000"/>
+            <w:bottom w:val="single" w:sz="2" w:space="0" w:color="000000"/>
+            <w:right w:val="single" w:sz="2" w:space="0" w:color="000000"/>
+            <w:insideH w:val="single" w:sz="2" w:space="0" w:color="000000"/>
+            <w:insideV w:val="single" w:sz="2" w:space="0" w:color="000000"/>
           </w:tblBorders>
+          <w:tblLayout w:type="fixed"/>
           <w:tblCellMar>
             <w:top w:w="0" w:type="dxa"/>
             <w:left w:w="0" w:type="dxa"/>
@@ -882,7 +875,7 @@
           </w:tblCellMar>
         </w:tblPrEx>
         <w:trPr>
-          <w:trHeight w:val="593" w:hRule="atLeast"/>
+          <w:trHeight w:val="593"/>
           <w:jc w:val="center"/>
         </w:trPr>
         <w:tc>
@@ -904,18 +897,18 @@
               <w:adjustRightInd w:val="0"/>
               <w:snapToGrid w:val="0"/>
               <w:spacing w:before="176" w:line="228" w:lineRule="auto"/>
-              <w:ind w:left="0" w:leftChars="0" w:right="0" w:rightChars="0" w:firstLine="0" w:firstLineChars="0"/>
+              <w:ind w:left="0" w:right="0" w:firstLine="0" w:leftChars="0" w:rightChars="0" w:firstLineChars="0"/>
               <w:jc w:val="center"/>
               <w:textAlignment w:val="baseline"/>
               <w:rPr>
-                <w:rFonts w:ascii="宋体" w:hAnsi="宋体" w:eastAsia="宋体" w:cs="宋体"/>
+                <w:rFonts w:ascii="宋体" w:eastAsia="宋体" w:hAnsi="宋体" w:cs="宋体"/>
                 <w:sz w:val="20"/>
                 <w:szCs w:val="20"/>
               </w:rPr>
             </w:pPr>
             <w:r>
               <w:rPr>
-                <w:rFonts w:hint="eastAsia" w:ascii="宋体" w:hAnsi="宋体" w:cs="宋体"/>
+                <w:rFonts w:ascii="宋体" w:hAnsi="宋体" w:cs="宋体" w:hint="eastAsia"/>
                 <w:spacing w:val="-14"/>
                 <w:sz w:val="20"/>
                 <w:szCs w:val="20"/>
@@ -925,7 +918,7 @@
             </w:r>
             <w:r>
               <w:rPr>
-                <w:rFonts w:ascii="宋体" w:hAnsi="宋体" w:eastAsia="宋体" w:cs="宋体"/>
+                <w:rFonts w:ascii="宋体" w:eastAsia="宋体" w:hAnsi="宋体" w:cs="宋体"/>
                 <w:spacing w:val="-14"/>
                 <w:sz w:val="20"/>
                 <w:szCs w:val="20"/>
@@ -953,18 +946,18 @@
               <w:adjustRightInd w:val="0"/>
               <w:snapToGrid w:val="0"/>
               <w:spacing w:before="175" w:line="227" w:lineRule="auto"/>
-              <w:ind w:left="0" w:leftChars="0" w:right="0" w:rightChars="0" w:firstLine="0" w:firstLineChars="0"/>
+              <w:ind w:left="0" w:right="0" w:firstLine="0" w:leftChars="0" w:rightChars="0" w:firstLineChars="0"/>
               <w:jc w:val="center"/>
               <w:textAlignment w:val="baseline"/>
               <w:rPr>
-                <w:rFonts w:ascii="宋体" w:hAnsi="宋体" w:eastAsia="宋体" w:cs="宋体"/>
+                <w:rFonts w:ascii="宋体" w:eastAsia="宋体" w:hAnsi="宋体" w:cs="宋体"/>
                 <w:sz w:val="20"/>
                 <w:szCs w:val="20"/>
               </w:rPr>
             </w:pPr>
             <w:r>
               <w:rPr>
-                <w:rFonts w:ascii="宋体" w:hAnsi="宋体" w:eastAsia="宋体" w:cs="宋体"/>
+                <w:rFonts w:ascii="宋体" w:eastAsia="宋体" w:hAnsi="宋体" w:cs="宋体"/>
                 <w:spacing w:val="4"/>
                 <w:sz w:val="20"/>
                 <w:szCs w:val="20"/>
@@ -992,18 +985,18 @@
               <w:adjustRightInd w:val="0"/>
               <w:snapToGrid w:val="0"/>
               <w:spacing w:before="175" w:line="228" w:lineRule="auto"/>
-              <w:ind w:left="0" w:leftChars="0" w:right="0" w:rightChars="0" w:firstLine="0" w:firstLineChars="0"/>
+              <w:ind w:left="0" w:right="0" w:firstLine="0" w:leftChars="0" w:rightChars="0" w:firstLineChars="0"/>
               <w:jc w:val="center"/>
               <w:textAlignment w:val="baseline"/>
               <w:rPr>
-                <w:rFonts w:ascii="宋体" w:hAnsi="宋体" w:eastAsia="宋体" w:cs="宋体"/>
+                <w:rFonts w:ascii="宋体" w:eastAsia="宋体" w:hAnsi="宋体" w:cs="宋体"/>
                 <w:sz w:val="20"/>
                 <w:szCs w:val="20"/>
               </w:rPr>
             </w:pPr>
             <w:r>
               <w:rPr>
-                <w:rFonts w:ascii="宋体" w:hAnsi="宋体" w:eastAsia="宋体" w:cs="宋体"/>
+                <w:rFonts w:ascii="宋体" w:eastAsia="宋体" w:hAnsi="宋体" w:cs="宋体"/>
                 <w:spacing w:val="7"/>
                 <w:sz w:val="20"/>
                 <w:szCs w:val="20"/>
@@ -1031,11 +1024,11 @@
               <w:adjustRightInd w:val="0"/>
               <w:snapToGrid w:val="0"/>
               <w:spacing w:before="175" w:line="228" w:lineRule="auto"/>
-              <w:ind w:left="0" w:leftChars="0" w:right="0" w:rightChars="0" w:firstLine="0" w:firstLineChars="0"/>
+              <w:ind w:left="0" w:right="0" w:firstLine="0" w:leftChars="0" w:rightChars="0" w:firstLineChars="0"/>
               <w:jc w:val="center"/>
               <w:textAlignment w:val="baseline"/>
               <w:rPr>
-                <w:rFonts w:hint="eastAsia" w:ascii="宋体" w:hAnsi="宋体" w:eastAsia="宋体" w:cs="宋体"/>
+                <w:rFonts w:ascii="宋体" w:eastAsia="宋体" w:hAnsi="宋体" w:cs="宋体" w:hint="eastAsia"/>
                 <w:spacing w:val="7"/>
                 <w:sz w:val="20"/>
                 <w:szCs w:val="20"/>
@@ -1044,7 +1037,7 @@
             </w:pPr>
             <w:r>
               <w:rPr>
-                <w:rFonts w:hint="eastAsia" w:ascii="宋体" w:hAnsi="宋体" w:cs="宋体"/>
+                <w:rFonts w:ascii="宋体" w:hAnsi="宋体" w:cs="宋体" w:hint="eastAsia"/>
                 <w:spacing w:val="7"/>
                 <w:sz w:val="20"/>
                 <w:szCs w:val="20"/>
@@ -1073,11 +1066,11 @@
               <w:adjustRightInd w:val="0"/>
               <w:snapToGrid w:val="0"/>
               <w:spacing w:before="175" w:line="228" w:lineRule="auto"/>
-              <w:ind w:left="0" w:leftChars="0" w:right="0" w:rightChars="0" w:firstLine="0" w:firstLineChars="0"/>
+              <w:ind w:left="0" w:right="0" w:firstLine="0" w:leftChars="0" w:rightChars="0" w:firstLineChars="0"/>
               <w:jc w:val="center"/>
               <w:textAlignment w:val="baseline"/>
               <w:rPr>
-                <w:rFonts w:hint="default" w:ascii="宋体" w:hAnsi="宋体" w:cs="宋体"/>
+                <w:rFonts w:ascii="宋体" w:hAnsi="宋体" w:cs="宋体" w:hint="default"/>
                 <w:spacing w:val="7"/>
                 <w:sz w:val="20"/>
                 <w:szCs w:val="20"/>
@@ -1086,7 +1079,7 @@
             </w:pPr>
             <w:r>
               <w:rPr>
-                <w:rFonts w:hint="eastAsia" w:ascii="宋体" w:hAnsi="宋体" w:cs="宋体"/>
+                <w:rFonts w:ascii="宋体" w:hAnsi="宋体" w:cs="宋体" w:hint="eastAsia"/>
                 <w:spacing w:val="7"/>
                 <w:sz w:val="20"/>
                 <w:szCs w:val="20"/>
@@ -1115,18 +1108,18 @@
               <w:adjustRightInd w:val="0"/>
               <w:snapToGrid w:val="0"/>
               <w:spacing w:before="176" w:line="229" w:lineRule="auto"/>
-              <w:ind w:left="0" w:leftChars="0" w:right="0" w:rightChars="0" w:firstLine="0" w:firstLineChars="0"/>
+              <w:ind w:left="0" w:right="0" w:firstLine="0" w:leftChars="0" w:rightChars="0" w:firstLineChars="0"/>
               <w:jc w:val="center"/>
               <w:textAlignment w:val="baseline"/>
               <w:rPr>
-                <w:rFonts w:ascii="宋体" w:hAnsi="宋体" w:eastAsia="宋体" w:cs="宋体"/>
+                <w:rFonts w:ascii="宋体" w:eastAsia="宋体" w:hAnsi="宋体" w:cs="宋体"/>
                 <w:sz w:val="20"/>
                 <w:szCs w:val="20"/>
               </w:rPr>
             </w:pPr>
             <w:r>
               <w:rPr>
-                <w:rFonts w:ascii="宋体" w:hAnsi="宋体" w:eastAsia="宋体" w:cs="宋体"/>
+                <w:rFonts w:ascii="宋体" w:eastAsia="宋体" w:hAnsi="宋体" w:cs="宋体"/>
                 <w:spacing w:val="7"/>
                 <w:sz w:val="20"/>
                 <w:szCs w:val="20"/>
@@ -1138,14 +1131,9 @@
       </w:tr>
       <w:tr>
         <w:tblPrEx>
-          <w:tblBorders>
-            <w:top w:val="single" w:color="000000" w:sz="2" w:space="0"/>
-            <w:left w:val="single" w:color="000000" w:sz="2" w:space="0"/>
-            <w:bottom w:val="single" w:color="000000" w:sz="2" w:space="0"/>
-            <w:right w:val="single" w:color="000000" w:sz="2" w:space="0"/>
-            <w:insideH w:val="single" w:color="000000" w:sz="2" w:space="0"/>
-            <w:insideV w:val="single" w:color="000000" w:sz="2" w:space="0"/>
-          </w:tblBorders>
+          <w:tblW w:w="8214" w:type="dxa"/>
+          <w:jc w:val="center"/>
+          <w:tblLayout w:type="fixed"/>
           <w:tblCellMar>
             <w:top w:w="0" w:type="dxa"/>
             <w:left w:w="0" w:type="dxa"/>
@@ -1154,7 +1142,7 @@
           </w:tblCellMar>
         </w:tblPrEx>
         <w:trPr>
-          <w:trHeight w:val="516" w:hRule="atLeast"/>
+          <w:trHeight w:val="516"/>
           <w:jc w:val="center"/>
         </w:trPr>
         <w:tc>
@@ -1176,11 +1164,11 @@
               <w:adjustRightInd w:val="0"/>
               <w:snapToGrid w:val="0"/>
               <w:spacing w:before="173" w:line="267" w:lineRule="exact"/>
-              <w:ind w:left="0" w:leftChars="0" w:right="0" w:rightChars="0" w:firstLine="0" w:firstLineChars="0"/>
+              <w:ind w:left="0" w:right="0" w:firstLine="0" w:leftChars="0" w:rightChars="0" w:firstLineChars="0"/>
               <w:jc w:val="center"/>
               <w:textAlignment w:val="baseline"/>
               <w:rPr>
-                <w:rFonts w:hint="default" w:ascii="宋体" w:hAnsi="宋体" w:eastAsia="宋体" w:cs="宋体"/>
+                <w:rFonts w:ascii="宋体" w:eastAsia="宋体" w:hAnsi="宋体" w:cs="宋体" w:hint="default"/>
                 <w:sz w:val="20"/>
                 <w:szCs w:val="20"/>
                 <w:lang w:val="en-US"/>
@@ -1188,7 +1176,7 @@
             </w:pPr>
             <w:r>
               <w:rPr>
-                <w:rFonts w:ascii="宋体" w:hAnsi="宋体" w:eastAsia="宋体" w:cs="宋体"/>
+                <w:rFonts w:ascii="宋体" w:eastAsia="宋体" w:hAnsi="宋体" w:cs="宋体"/>
                 <w:spacing w:val="3"/>
                 <w:position w:val="1"/>
                 <w:sz w:val="20"/>
@@ -1198,7 +1186,7 @@
             </w:r>
             <w:r>
               <w:rPr>
-                <w:rFonts w:hint="eastAsia" w:ascii="宋体" w:hAnsi="宋体" w:cs="宋体"/>
+                <w:rFonts w:ascii="宋体" w:hAnsi="宋体" w:cs="宋体" w:hint="eastAsia"/>
                 <w:spacing w:val="3"/>
                 <w:position w:val="1"/>
                 <w:sz w:val="20"/>
@@ -1209,7 +1197,7 @@
             </w:r>
             <w:r>
               <w:rPr>
-                <w:rFonts w:ascii="宋体" w:hAnsi="宋体" w:eastAsia="宋体" w:cs="宋体"/>
+                <w:rFonts w:ascii="宋体" w:eastAsia="宋体" w:hAnsi="宋体" w:cs="宋体"/>
                 <w:spacing w:val="3"/>
                 <w:position w:val="1"/>
                 <w:sz w:val="20"/>
@@ -1219,7 +1207,7 @@
             </w:r>
             <w:r>
               <w:rPr>
-                <w:rFonts w:hint="eastAsia" w:ascii="宋体" w:hAnsi="宋体" w:cs="宋体"/>
+                <w:rFonts w:ascii="宋体" w:hAnsi="宋体" w:cs="宋体" w:hint="eastAsia"/>
                 <w:spacing w:val="3"/>
                 <w:position w:val="1"/>
                 <w:sz w:val="20"/>
@@ -1249,18 +1237,18 @@
               <w:adjustRightInd w:val="0"/>
               <w:snapToGrid w:val="0"/>
               <w:spacing w:before="173" w:line="267" w:lineRule="exact"/>
-              <w:ind w:left="0" w:leftChars="0" w:right="0" w:rightChars="0" w:firstLine="0" w:firstLineChars="0"/>
+              <w:ind w:left="0" w:right="0" w:firstLine="0" w:leftChars="0" w:rightChars="0" w:firstLineChars="0"/>
               <w:jc w:val="center"/>
               <w:textAlignment w:val="baseline"/>
               <w:rPr>
-                <w:rFonts w:ascii="宋体" w:hAnsi="宋体" w:eastAsia="宋体" w:cs="宋体"/>
+                <w:rFonts w:ascii="宋体" w:eastAsia="宋体" w:hAnsi="宋体" w:cs="宋体"/>
                 <w:sz w:val="20"/>
                 <w:szCs w:val="20"/>
               </w:rPr>
             </w:pPr>
             <w:r>
               <w:rPr>
-                <w:rFonts w:ascii="宋体" w:hAnsi="宋体" w:eastAsia="宋体" w:cs="宋体"/>
+                <w:rFonts w:ascii="宋体" w:eastAsia="宋体" w:hAnsi="宋体" w:cs="宋体"/>
                 <w:spacing w:val="4"/>
                 <w:position w:val="1"/>
                 <w:sz w:val="20"/>
@@ -1289,18 +1277,18 @@
               <w:adjustRightInd w:val="0"/>
               <w:snapToGrid w:val="0"/>
               <w:spacing w:before="172" w:line="228" w:lineRule="auto"/>
-              <w:ind w:left="0" w:leftChars="0" w:right="0" w:rightChars="0" w:firstLine="0" w:firstLineChars="0"/>
+              <w:ind w:left="0" w:right="0" w:firstLine="0" w:leftChars="0" w:rightChars="0" w:firstLineChars="0"/>
               <w:jc w:val="center"/>
               <w:textAlignment w:val="baseline"/>
               <w:rPr>
-                <w:rFonts w:ascii="宋体" w:hAnsi="宋体" w:eastAsia="宋体" w:cs="宋体"/>
+                <w:rFonts w:ascii="宋体" w:eastAsia="宋体" w:hAnsi="宋体" w:cs="宋体"/>
                 <w:sz w:val="20"/>
                 <w:szCs w:val="20"/>
               </w:rPr>
             </w:pPr>
             <w:r>
               <w:rPr>
-                <w:rFonts w:ascii="宋体" w:hAnsi="宋体" w:eastAsia="宋体" w:cs="宋体"/>
+                <w:rFonts w:ascii="宋体" w:eastAsia="宋体" w:hAnsi="宋体" w:cs="宋体"/>
                 <w:spacing w:val="200"/>
                 <w:kern w:val="0"/>
                 <w:sz w:val="20"/>
@@ -1310,7 +1298,7 @@
             </w:r>
             <w:r>
               <w:rPr>
-                <w:rFonts w:ascii="宋体" w:hAnsi="宋体" w:eastAsia="宋体" w:cs="宋体"/>
+                <w:rFonts w:ascii="宋体" w:eastAsia="宋体" w:hAnsi="宋体" w:cs="宋体"/>
                 <w:spacing w:val="0"/>
                 <w:kern w:val="0"/>
                 <w:sz w:val="20"/>
@@ -1339,11 +1327,11 @@
               <w:adjustRightInd w:val="0"/>
               <w:snapToGrid w:val="0"/>
               <w:spacing w:before="173" w:line="229" w:lineRule="auto"/>
-              <w:ind w:left="0" w:leftChars="0" w:right="0" w:rightChars="0" w:firstLine="0" w:firstLineChars="0"/>
+              <w:ind w:left="0" w:right="0" w:firstLine="0" w:leftChars="0" w:rightChars="0" w:firstLineChars="0"/>
               <w:jc w:val="center"/>
               <w:textAlignment w:val="baseline"/>
               <w:rPr>
-                <w:rFonts w:ascii="宋体" w:hAnsi="宋体" w:eastAsia="宋体" w:cs="宋体"/>
+                <w:rFonts w:ascii="宋体" w:eastAsia="宋体" w:hAnsi="宋体" w:cs="宋体"/>
                 <w:spacing w:val="200"/>
                 <w:kern w:val="0"/>
                 <w:sz w:val="20"/>
@@ -1352,7 +1340,7 @@
             </w:pPr>
             <w:r>
               <w:rPr>
-                <w:rFonts w:hint="eastAsia" w:asciiTheme="minorAscii" w:hAnsiTheme="minorAscii" w:eastAsiaTheme="minorEastAsia"/>
+                <w:rFonts w:asciiTheme="minorAscii" w:eastAsiaTheme="minorEastAsia" w:hAnsiTheme="minorAscii" w:hint="eastAsia"/>
                 <w:spacing w:val="0"/>
                 <w:kern w:val="0"/>
                 <w:sz w:val="21"/>
@@ -1382,11 +1370,11 @@
               <w:adjustRightInd w:val="0"/>
               <w:snapToGrid w:val="0"/>
               <w:spacing w:before="172" w:line="228" w:lineRule="auto"/>
-              <w:ind w:left="0" w:leftChars="0" w:right="0" w:rightChars="0" w:firstLine="0" w:firstLineChars="0"/>
+              <w:ind w:left="0" w:right="0" w:firstLine="0" w:leftChars="0" w:rightChars="0" w:firstLineChars="0"/>
               <w:jc w:val="center"/>
               <w:textAlignment w:val="baseline"/>
               <w:rPr>
-                <w:rFonts w:ascii="宋体" w:hAnsi="宋体" w:eastAsia="宋体" w:cs="宋体"/>
+                <w:rFonts w:ascii="宋体" w:eastAsia="宋体" w:hAnsi="宋体" w:cs="宋体"/>
                 <w:spacing w:val="200"/>
                 <w:kern w:val="0"/>
                 <w:sz w:val="20"/>
@@ -1395,7 +1383,7 @@
             </w:pPr>
             <w:r>
               <w:rPr>
-                <w:rFonts w:hint="eastAsia" w:ascii="宋体" w:hAnsi="宋体" w:eastAsia="宋体" w:cs="宋体"/>
+                <w:rFonts w:ascii="宋体" w:eastAsia="宋体" w:hAnsi="宋体" w:cs="宋体" w:hint="eastAsia"/>
                 <w:spacing w:val="200"/>
                 <w:kern w:val="0"/>
                 <w:sz w:val="20"/>
@@ -1405,7 +1393,7 @@
             </w:r>
             <w:r>
               <w:rPr>
-                <w:rFonts w:hint="eastAsia" w:asciiTheme="minorAscii" w:hAnsiTheme="minorAscii" w:eastAsiaTheme="minorEastAsia"/>
+                <w:rFonts w:asciiTheme="minorAscii" w:eastAsiaTheme="minorEastAsia" w:hAnsiTheme="minorAscii" w:hint="eastAsia"/>
                 <w:spacing w:val="0"/>
                 <w:kern w:val="0"/>
                 <w:sz w:val="21"/>
@@ -1435,18 +1423,18 @@
               <w:adjustRightInd w:val="0"/>
               <w:snapToGrid w:val="0"/>
               <w:spacing w:before="173" w:line="229" w:lineRule="auto"/>
-              <w:ind w:left="0" w:leftChars="0" w:right="0" w:rightChars="0" w:firstLine="0" w:firstLineChars="0"/>
+              <w:ind w:left="0" w:right="0" w:firstLine="0" w:leftChars="0" w:rightChars="0" w:firstLineChars="0"/>
               <w:jc w:val="center"/>
               <w:textAlignment w:val="baseline"/>
               <w:rPr>
-                <w:rFonts w:ascii="宋体" w:hAnsi="宋体" w:eastAsia="宋体" w:cs="宋体"/>
+                <w:rFonts w:ascii="宋体" w:eastAsia="宋体" w:hAnsi="宋体" w:cs="宋体"/>
                 <w:sz w:val="20"/>
                 <w:szCs w:val="20"/>
               </w:rPr>
             </w:pPr>
             <w:r>
               <w:rPr>
-                <w:rFonts w:hint="eastAsia" w:asciiTheme="minorAscii" w:hAnsiTheme="minorAscii" w:eastAsiaTheme="minorEastAsia"/>
+                <w:rFonts w:asciiTheme="minorAscii" w:eastAsiaTheme="minorEastAsia" w:hAnsiTheme="minorAscii" w:hint="eastAsia"/>
                 <w:spacing w:val="0"/>
                 <w:kern w:val="0"/>
                 <w:sz w:val="21"/>
@@ -1460,14 +1448,9 @@
       </w:tr>
       <w:tr>
         <w:tblPrEx>
-          <w:tblBorders>
-            <w:top w:val="single" w:color="000000" w:sz="2" w:space="0"/>
-            <w:left w:val="single" w:color="000000" w:sz="2" w:space="0"/>
-            <w:bottom w:val="single" w:color="000000" w:sz="2" w:space="0"/>
-            <w:right w:val="single" w:color="000000" w:sz="2" w:space="0"/>
-            <w:insideH w:val="single" w:color="000000" w:sz="2" w:space="0"/>
-            <w:insideV w:val="single" w:color="000000" w:sz="2" w:space="0"/>
-          </w:tblBorders>
+          <w:tblW w:w="8214" w:type="dxa"/>
+          <w:jc w:val="center"/>
+          <w:tblLayout w:type="fixed"/>
           <w:tblCellMar>
             <w:top w:w="0" w:type="dxa"/>
             <w:left w:w="0" w:type="dxa"/>
@@ -1476,7 +1459,7 @@
           </w:tblCellMar>
         </w:tblPrEx>
         <w:trPr>
-          <w:trHeight w:val="556" w:hRule="atLeast"/>
+          <w:trHeight w:val="556"/>
           <w:jc w:val="center"/>
         </w:trPr>
         <w:tc>
@@ -1485,7 +1468,7 @@
           </w:tcPr>
           <w:p>
             <w:pPr>
-              <w:pStyle w:val="27"/>
+              <w:pStyle w:val="TableText"/>
               <w:keepNext w:val="0"/>
               <w:keepLines w:val="0"/>
               <w:pageBreakBefore w:val="0"/>
@@ -1498,7 +1481,7 @@
               <w:bidi w:val="0"/>
               <w:adjustRightInd w:val="0"/>
               <w:snapToGrid w:val="0"/>
-              <w:ind w:left="0" w:leftChars="0" w:right="0" w:rightChars="0" w:firstLine="0" w:firstLineChars="0"/>
+              <w:ind w:left="0" w:right="0" w:firstLine="0" w:leftChars="0" w:rightChars="0" w:firstLineChars="0"/>
               <w:jc w:val="center"/>
               <w:textAlignment w:val="baseline"/>
             </w:pPr>
@@ -1510,7 +1493,7 @@
           </w:tcPr>
           <w:p>
             <w:pPr>
-              <w:pStyle w:val="27"/>
+              <w:pStyle w:val="TableText"/>
               <w:keepNext w:val="0"/>
               <w:keepLines w:val="0"/>
               <w:pageBreakBefore w:val="0"/>
@@ -1523,7 +1506,7 @@
               <w:bidi w:val="0"/>
               <w:adjustRightInd w:val="0"/>
               <w:snapToGrid w:val="0"/>
-              <w:ind w:left="0" w:leftChars="0" w:right="0" w:rightChars="0" w:firstLine="0" w:firstLineChars="0"/>
+              <w:ind w:left="0" w:right="0" w:firstLine="0" w:leftChars="0" w:rightChars="0" w:firstLineChars="0"/>
               <w:jc w:val="center"/>
               <w:textAlignment w:val="baseline"/>
             </w:pPr>
@@ -1535,7 +1518,7 @@
           </w:tcPr>
           <w:p>
             <w:pPr>
-              <w:pStyle w:val="27"/>
+              <w:pStyle w:val="TableText"/>
               <w:keepNext w:val="0"/>
               <w:keepLines w:val="0"/>
               <w:pageBreakBefore w:val="0"/>
@@ -1548,7 +1531,7 @@
               <w:bidi w:val="0"/>
               <w:adjustRightInd w:val="0"/>
               <w:snapToGrid w:val="0"/>
-              <w:ind w:left="0" w:leftChars="0" w:right="0" w:rightChars="0" w:firstLine="0" w:firstLineChars="0"/>
+              <w:ind w:left="0" w:right="0" w:firstLine="0" w:leftChars="0" w:rightChars="0" w:firstLineChars="0"/>
               <w:jc w:val="center"/>
               <w:textAlignment w:val="baseline"/>
             </w:pPr>
@@ -1560,7 +1543,7 @@
           </w:tcPr>
           <w:p>
             <w:pPr>
-              <w:pStyle w:val="27"/>
+              <w:pStyle w:val="TableText"/>
               <w:keepNext w:val="0"/>
               <w:keepLines w:val="0"/>
               <w:pageBreakBefore w:val="0"/>
@@ -1573,7 +1556,7 @@
               <w:bidi w:val="0"/>
               <w:adjustRightInd w:val="0"/>
               <w:snapToGrid w:val="0"/>
-              <w:ind w:left="0" w:leftChars="0" w:right="0" w:rightChars="0" w:firstLine="0" w:firstLineChars="0"/>
+              <w:ind w:left="0" w:right="0" w:firstLine="0" w:leftChars="0" w:rightChars="0" w:firstLineChars="0"/>
               <w:jc w:val="center"/>
               <w:textAlignment w:val="baseline"/>
             </w:pPr>
@@ -1585,7 +1568,7 @@
           </w:tcPr>
           <w:p>
             <w:pPr>
-              <w:pStyle w:val="27"/>
+              <w:pStyle w:val="TableText"/>
               <w:keepNext w:val="0"/>
               <w:keepLines w:val="0"/>
               <w:pageBreakBefore w:val="0"/>
@@ -1598,7 +1581,7 @@
               <w:bidi w:val="0"/>
               <w:adjustRightInd w:val="0"/>
               <w:snapToGrid w:val="0"/>
-              <w:ind w:left="0" w:leftChars="0" w:right="0" w:rightChars="0" w:firstLine="0" w:firstLineChars="0"/>
+              <w:ind w:left="0" w:right="0" w:firstLine="0" w:leftChars="0" w:rightChars="0" w:firstLineChars="0"/>
               <w:jc w:val="center"/>
               <w:textAlignment w:val="baseline"/>
             </w:pPr>
@@ -1610,7 +1593,7 @@
           </w:tcPr>
           <w:p>
             <w:pPr>
-              <w:pStyle w:val="27"/>
+              <w:pStyle w:val="TableText"/>
               <w:keepNext w:val="0"/>
               <w:keepLines w:val="0"/>
               <w:pageBreakBefore w:val="0"/>
@@ -1623,7 +1606,7 @@
               <w:bidi w:val="0"/>
               <w:adjustRightInd w:val="0"/>
               <w:snapToGrid w:val="0"/>
-              <w:ind w:left="0" w:leftChars="0" w:right="0" w:rightChars="0" w:firstLine="0" w:firstLineChars="0"/>
+              <w:ind w:left="0" w:right="0" w:firstLine="0" w:leftChars="0" w:rightChars="0" w:firstLineChars="0"/>
               <w:jc w:val="center"/>
               <w:textAlignment w:val="baseline"/>
             </w:pPr>
@@ -1632,14 +1615,9 @@
       </w:tr>
       <w:tr>
         <w:tblPrEx>
-          <w:tblBorders>
-            <w:top w:val="single" w:color="000000" w:sz="2" w:space="0"/>
-            <w:left w:val="single" w:color="000000" w:sz="2" w:space="0"/>
-            <w:bottom w:val="single" w:color="000000" w:sz="2" w:space="0"/>
-            <w:right w:val="single" w:color="000000" w:sz="2" w:space="0"/>
-            <w:insideH w:val="single" w:color="000000" w:sz="2" w:space="0"/>
-            <w:insideV w:val="single" w:color="000000" w:sz="2" w:space="0"/>
-          </w:tblBorders>
+          <w:tblW w:w="8214" w:type="dxa"/>
+          <w:jc w:val="center"/>
+          <w:tblLayout w:type="fixed"/>
           <w:tblCellMar>
             <w:top w:w="0" w:type="dxa"/>
             <w:left w:w="0" w:type="dxa"/>
@@ -1648,7 +1626,7 @@
           </w:tblCellMar>
         </w:tblPrEx>
         <w:trPr>
-          <w:trHeight w:val="556" w:hRule="atLeast"/>
+          <w:trHeight w:val="556"/>
           <w:jc w:val="center"/>
         </w:trPr>
         <w:tc>
@@ -1657,7 +1635,7 @@
           </w:tcPr>
           <w:p>
             <w:pPr>
-              <w:pStyle w:val="27"/>
+              <w:pStyle w:val="TableText"/>
               <w:keepNext w:val="0"/>
               <w:keepLines w:val="0"/>
               <w:pageBreakBefore w:val="0"/>
@@ -1670,7 +1648,7 @@
               <w:bidi w:val="0"/>
               <w:adjustRightInd w:val="0"/>
               <w:snapToGrid w:val="0"/>
-              <w:ind w:left="0" w:leftChars="0" w:right="0" w:rightChars="0" w:firstLine="0" w:firstLineChars="0"/>
+              <w:ind w:left="0" w:right="0" w:firstLine="0" w:leftChars="0" w:rightChars="0" w:firstLineChars="0"/>
               <w:jc w:val="center"/>
               <w:textAlignment w:val="baseline"/>
             </w:pPr>
@@ -1682,7 +1660,7 @@
           </w:tcPr>
           <w:p>
             <w:pPr>
-              <w:pStyle w:val="27"/>
+              <w:pStyle w:val="TableText"/>
               <w:keepNext w:val="0"/>
               <w:keepLines w:val="0"/>
               <w:pageBreakBefore w:val="0"/>
@@ -1695,7 +1673,7 @@
               <w:bidi w:val="0"/>
               <w:adjustRightInd w:val="0"/>
               <w:snapToGrid w:val="0"/>
-              <w:ind w:left="0" w:leftChars="0" w:right="0" w:rightChars="0" w:firstLine="0" w:firstLineChars="0"/>
+              <w:ind w:left="0" w:right="0" w:firstLine="0" w:leftChars="0" w:rightChars="0" w:firstLineChars="0"/>
               <w:jc w:val="center"/>
               <w:textAlignment w:val="baseline"/>
             </w:pPr>
@@ -1707,7 +1685,7 @@
           </w:tcPr>
           <w:p>
             <w:pPr>
-              <w:pStyle w:val="27"/>
+              <w:pStyle w:val="TableText"/>
               <w:keepNext w:val="0"/>
               <w:keepLines w:val="0"/>
               <w:pageBreakBefore w:val="0"/>
@@ -1720,7 +1698,7 @@
               <w:bidi w:val="0"/>
               <w:adjustRightInd w:val="0"/>
               <w:snapToGrid w:val="0"/>
-              <w:ind w:left="0" w:leftChars="0" w:right="0" w:rightChars="0" w:firstLine="0" w:firstLineChars="0"/>
+              <w:ind w:left="0" w:right="0" w:firstLine="0" w:leftChars="0" w:rightChars="0" w:firstLineChars="0"/>
               <w:jc w:val="center"/>
               <w:textAlignment w:val="baseline"/>
             </w:pPr>
@@ -1732,7 +1710,7 @@
           </w:tcPr>
           <w:p>
             <w:pPr>
-              <w:pStyle w:val="27"/>
+              <w:pStyle w:val="TableText"/>
               <w:keepNext w:val="0"/>
               <w:keepLines w:val="0"/>
               <w:pageBreakBefore w:val="0"/>
@@ -1745,7 +1723,7 @@
               <w:bidi w:val="0"/>
               <w:adjustRightInd w:val="0"/>
               <w:snapToGrid w:val="0"/>
-              <w:ind w:left="0" w:leftChars="0" w:right="0" w:rightChars="0" w:firstLine="0" w:firstLineChars="0"/>
+              <w:ind w:left="0" w:right="0" w:firstLine="0" w:leftChars="0" w:rightChars="0" w:firstLineChars="0"/>
               <w:jc w:val="center"/>
               <w:textAlignment w:val="baseline"/>
             </w:pPr>
@@ -1757,7 +1735,7 @@
           </w:tcPr>
           <w:p>
             <w:pPr>
-              <w:pStyle w:val="27"/>
+              <w:pStyle w:val="TableText"/>
               <w:keepNext w:val="0"/>
               <w:keepLines w:val="0"/>
               <w:pageBreakBefore w:val="0"/>
@@ -1770,7 +1748,7 @@
               <w:bidi w:val="0"/>
               <w:adjustRightInd w:val="0"/>
               <w:snapToGrid w:val="0"/>
-              <w:ind w:left="0" w:leftChars="0" w:right="0" w:rightChars="0" w:firstLine="0" w:firstLineChars="0"/>
+              <w:ind w:left="0" w:right="0" w:firstLine="0" w:leftChars="0" w:rightChars="0" w:firstLineChars="0"/>
               <w:jc w:val="center"/>
               <w:textAlignment w:val="baseline"/>
             </w:pPr>
@@ -1782,7 +1760,7 @@
           </w:tcPr>
           <w:p>
             <w:pPr>
-              <w:pStyle w:val="27"/>
+              <w:pStyle w:val="TableText"/>
               <w:keepNext w:val="0"/>
               <w:keepLines w:val="0"/>
               <w:pageBreakBefore w:val="0"/>
@@ -1795,7 +1773,7 @@
               <w:bidi w:val="0"/>
               <w:adjustRightInd w:val="0"/>
               <w:snapToGrid w:val="0"/>
-              <w:ind w:left="0" w:leftChars="0" w:right="0" w:rightChars="0" w:firstLine="0" w:firstLineChars="0"/>
+              <w:ind w:left="0" w:right="0" w:firstLine="0" w:leftChars="0" w:rightChars="0" w:firstLineChars="0"/>
               <w:jc w:val="center"/>
               <w:textAlignment w:val="baseline"/>
             </w:pPr>
@@ -1804,14 +1782,9 @@
       </w:tr>
       <w:tr>
         <w:tblPrEx>
-          <w:tblBorders>
-            <w:top w:val="single" w:color="000000" w:sz="2" w:space="0"/>
-            <w:left w:val="single" w:color="000000" w:sz="2" w:space="0"/>
-            <w:bottom w:val="single" w:color="000000" w:sz="2" w:space="0"/>
-            <w:right w:val="single" w:color="000000" w:sz="2" w:space="0"/>
-            <w:insideH w:val="single" w:color="000000" w:sz="2" w:space="0"/>
-            <w:insideV w:val="single" w:color="000000" w:sz="2" w:space="0"/>
-          </w:tblBorders>
+          <w:tblW w:w="8214" w:type="dxa"/>
+          <w:jc w:val="center"/>
+          <w:tblLayout w:type="fixed"/>
           <w:tblCellMar>
             <w:top w:w="0" w:type="dxa"/>
             <w:left w:w="0" w:type="dxa"/>
@@ -1820,7 +1793,7 @@
           </w:tblCellMar>
         </w:tblPrEx>
         <w:trPr>
-          <w:trHeight w:val="557" w:hRule="atLeast"/>
+          <w:trHeight w:val="557"/>
           <w:jc w:val="center"/>
         </w:trPr>
         <w:tc>
@@ -1829,7 +1802,7 @@
           </w:tcPr>
           <w:p>
             <w:pPr>
-              <w:pStyle w:val="27"/>
+              <w:pStyle w:val="TableText"/>
               <w:keepNext w:val="0"/>
               <w:keepLines w:val="0"/>
               <w:pageBreakBefore w:val="0"/>
@@ -1842,7 +1815,7 @@
               <w:bidi w:val="0"/>
               <w:adjustRightInd w:val="0"/>
               <w:snapToGrid w:val="0"/>
-              <w:ind w:left="0" w:leftChars="0" w:right="0" w:rightChars="0" w:firstLine="0" w:firstLineChars="0"/>
+              <w:ind w:left="0" w:right="0" w:firstLine="0" w:leftChars="0" w:rightChars="0" w:firstLineChars="0"/>
               <w:jc w:val="center"/>
               <w:textAlignment w:val="baseline"/>
             </w:pPr>
@@ -1854,7 +1827,7 @@
           </w:tcPr>
           <w:p>
             <w:pPr>
-              <w:pStyle w:val="27"/>
+              <w:pStyle w:val="TableText"/>
               <w:keepNext w:val="0"/>
               <w:keepLines w:val="0"/>
               <w:pageBreakBefore w:val="0"/>
@@ -1867,7 +1840,7 @@
               <w:bidi w:val="0"/>
               <w:adjustRightInd w:val="0"/>
               <w:snapToGrid w:val="0"/>
-              <w:ind w:left="0" w:leftChars="0" w:right="0" w:rightChars="0" w:firstLine="0" w:firstLineChars="0"/>
+              <w:ind w:left="0" w:right="0" w:firstLine="0" w:leftChars="0" w:rightChars="0" w:firstLineChars="0"/>
               <w:jc w:val="center"/>
               <w:textAlignment w:val="baseline"/>
             </w:pPr>
@@ -1879,7 +1852,7 @@
           </w:tcPr>
           <w:p>
             <w:pPr>
-              <w:pStyle w:val="27"/>
+              <w:pStyle w:val="TableText"/>
               <w:keepNext w:val="0"/>
               <w:keepLines w:val="0"/>
               <w:pageBreakBefore w:val="0"/>
@@ -1892,7 +1865,7 @@
               <w:bidi w:val="0"/>
               <w:adjustRightInd w:val="0"/>
               <w:snapToGrid w:val="0"/>
-              <w:ind w:left="0" w:leftChars="0" w:right="0" w:rightChars="0" w:firstLine="0" w:firstLineChars="0"/>
+              <w:ind w:left="0" w:right="0" w:firstLine="0" w:leftChars="0" w:rightChars="0" w:firstLineChars="0"/>
               <w:jc w:val="center"/>
               <w:textAlignment w:val="baseline"/>
             </w:pPr>
@@ -1904,7 +1877,7 @@
           </w:tcPr>
           <w:p>
             <w:pPr>
-              <w:pStyle w:val="27"/>
+              <w:pStyle w:val="TableText"/>
               <w:keepNext w:val="0"/>
               <w:keepLines w:val="0"/>
               <w:pageBreakBefore w:val="0"/>
@@ -1917,7 +1890,7 @@
               <w:bidi w:val="0"/>
               <w:adjustRightInd w:val="0"/>
               <w:snapToGrid w:val="0"/>
-              <w:ind w:left="0" w:leftChars="0" w:right="0" w:rightChars="0" w:firstLine="0" w:firstLineChars="0"/>
+              <w:ind w:left="0" w:right="0" w:firstLine="0" w:leftChars="0" w:rightChars="0" w:firstLineChars="0"/>
               <w:jc w:val="center"/>
               <w:textAlignment w:val="baseline"/>
             </w:pPr>
@@ -1929,7 +1902,7 @@
           </w:tcPr>
           <w:p>
             <w:pPr>
-              <w:pStyle w:val="27"/>
+              <w:pStyle w:val="TableText"/>
               <w:keepNext w:val="0"/>
               <w:keepLines w:val="0"/>
               <w:pageBreakBefore w:val="0"/>
@@ -1942,7 +1915,7 @@
               <w:bidi w:val="0"/>
               <w:adjustRightInd w:val="0"/>
               <w:snapToGrid w:val="0"/>
-              <w:ind w:left="0" w:leftChars="0" w:right="0" w:rightChars="0" w:firstLine="0" w:firstLineChars="0"/>
+              <w:ind w:left="0" w:right="0" w:firstLine="0" w:leftChars="0" w:rightChars="0" w:firstLineChars="0"/>
               <w:jc w:val="center"/>
               <w:textAlignment w:val="baseline"/>
             </w:pPr>
@@ -1954,7 +1927,7 @@
           </w:tcPr>
           <w:p>
             <w:pPr>
-              <w:pStyle w:val="27"/>
+              <w:pStyle w:val="TableText"/>
               <w:keepNext w:val="0"/>
               <w:keepLines w:val="0"/>
               <w:pageBreakBefore w:val="0"/>
@@ -1967,7 +1940,7 @@
               <w:bidi w:val="0"/>
               <w:adjustRightInd w:val="0"/>
               <w:snapToGrid w:val="0"/>
-              <w:ind w:left="0" w:leftChars="0" w:right="0" w:rightChars="0" w:firstLine="0" w:firstLineChars="0"/>
+              <w:ind w:left="0" w:right="0" w:firstLine="0" w:leftChars="0" w:rightChars="0" w:firstLineChars="0"/>
               <w:jc w:val="center"/>
               <w:textAlignment w:val="baseline"/>
             </w:pPr>
@@ -1998,7 +1971,7 @@
     <w:sdt>
       <w:sdtPr>
         <w:rPr>
-          <w:rFonts w:ascii="宋体" w:hAnsi="宋体" w:eastAsia="宋体" w:cs="Arial"/>
+          <w:rFonts w:ascii="宋体" w:eastAsia="宋体" w:hAnsi="宋体" w:cs="Arial"/>
           <w:snapToGrid w:val="0"/>
           <w:color w:val="000000"/>
           <w:kern w:val="0"/>
@@ -2014,7 +1987,7 @@
       </w:sdtPr>
       <w:sdtEndPr>
         <w:rPr>
-          <w:rFonts w:hint="eastAsia" w:ascii="宋体" w:hAnsi="宋体" w:eastAsia="宋体" w:cs="宋体"/>
+          <w:rFonts w:ascii="宋体" w:eastAsia="宋体" w:hAnsi="宋体" w:cs="宋体" w:hint="eastAsia"/>
           <w:snapToGrid w:val="0"/>
           <w:color w:val="000000"/>
           <w:kern w:val="0"/>
@@ -2039,18 +2012,18 @@
             <w:adjustRightInd w:val="0"/>
             <w:snapToGrid w:val="0"/>
             <w:spacing w:before="0" w:beforeLines="0" w:after="0" w:afterLines="0" w:line="240" w:lineRule="auto"/>
-            <w:ind w:left="0" w:leftChars="0" w:right="0" w:rightChars="0" w:firstLine="0" w:firstLineChars="0"/>
+            <w:ind w:left="0" w:right="0" w:firstLine="0" w:leftChars="0" w:rightChars="0" w:firstLineChars="0"/>
             <w:jc w:val="center"/>
             <w:textAlignment w:val="baseline"/>
             <w:rPr>
-              <w:rFonts w:hint="eastAsia" w:ascii="宋体" w:hAnsi="宋体" w:eastAsia="宋体" w:cs="宋体"/>
+              <w:rFonts w:ascii="宋体" w:eastAsia="宋体" w:hAnsi="宋体" w:cs="宋体" w:hint="eastAsia"/>
               <w:sz w:val="24"/>
               <w:szCs w:val="24"/>
             </w:rPr>
           </w:pPr>
           <w:r>
             <w:rPr>
-              <w:rFonts w:hint="eastAsia" w:ascii="宋体" w:hAnsi="宋体" w:eastAsia="宋体" w:cs="宋体"/>
+              <w:rFonts w:ascii="宋体" w:eastAsia="宋体" w:hAnsi="宋体" w:cs="宋体" w:hint="eastAsia"/>
               <w:sz w:val="24"/>
               <w:szCs w:val="24"/>
             </w:rPr>
@@ -2059,16 +2032,16 @@
         </w:p>
         <w:p>
           <w:pPr>
-            <w:pStyle w:val="16"/>
+            <w:pStyle w:val="TOC1"/>
             <w:tabs>
               <w:tab w:val="right" w:leader="dot" w:pos="8306"/>
             </w:tabs>
           </w:pPr>
-          <w:bookmarkStart w:id="13" w:name="_GoBack"/>
-          <w:bookmarkEnd w:id="13"/>
-          <w:r>
-            <w:rPr>
-              <w:rFonts w:hint="eastAsia" w:ascii="宋体" w:hAnsi="宋体" w:eastAsia="宋体" w:cs="宋体"/>
+          <w:bookmarkStart w:id="2" w:name="_GoBack"/>
+          <w:bookmarkEnd w:id="2"/>
+          <w:r>
+            <w:rPr>
+              <w:rFonts w:ascii="宋体" w:eastAsia="宋体" w:hAnsi="宋体" w:cs="宋体" w:hint="eastAsia"/>
               <w:sz w:val="24"/>
               <w:szCs w:val="24"/>
             </w:rPr>
@@ -2076,7 +2049,7 @@
           </w:r>
           <w:r>
             <w:rPr>
-              <w:rFonts w:hint="eastAsia" w:ascii="宋体" w:hAnsi="宋体" w:eastAsia="宋体" w:cs="宋体"/>
+              <w:rFonts w:ascii="宋体" w:eastAsia="宋体" w:hAnsi="宋体" w:cs="宋体" w:hint="eastAsia"/>
               <w:sz w:val="24"/>
               <w:szCs w:val="24"/>
             </w:rPr>
@@ -2084,7 +2057,7 @@
           </w:r>
           <w:r>
             <w:rPr>
-              <w:rFonts w:hint="eastAsia" w:ascii="宋体" w:hAnsi="宋体" w:eastAsia="宋体" w:cs="宋体"/>
+              <w:rFonts w:ascii="宋体" w:eastAsia="宋体" w:hAnsi="宋体" w:cs="宋体" w:hint="eastAsia"/>
               <w:sz w:val="24"/>
               <w:szCs w:val="24"/>
             </w:rPr>
@@ -2092,21 +2065,21 @@
           </w:r>
           <w:r>
             <w:rPr>
-              <w:rFonts w:hint="eastAsia" w:ascii="宋体" w:hAnsi="宋体" w:eastAsia="宋体" w:cs="宋体"/>
+              <w:rFonts w:ascii="宋体" w:eastAsia="宋体" w:hAnsi="宋体" w:cs="宋体" w:hint="eastAsia"/>
               <w:szCs w:val="24"/>
             </w:rPr>
             <w:fldChar w:fldCharType="begin"/>
           </w:r>
           <w:r>
             <w:rPr>
-              <w:rFonts w:hint="eastAsia" w:ascii="宋体" w:hAnsi="宋体" w:eastAsia="宋体" w:cs="宋体"/>
+              <w:rFonts w:ascii="宋体" w:eastAsia="宋体" w:hAnsi="宋体" w:cs="宋体" w:hint="eastAsia"/>
               <w:szCs w:val="24"/>
             </w:rPr>
             <w:instrText xml:space="preserve"> HYPERLINK \l _Toc10900 </w:instrText>
           </w:r>
           <w:r>
             <w:rPr>
-              <w:rFonts w:hint="eastAsia" w:ascii="宋体" w:hAnsi="宋体" w:eastAsia="宋体" w:cs="宋体"/>
+              <w:rFonts w:ascii="宋体" w:eastAsia="宋体" w:hAnsi="宋体" w:cs="宋体" w:hint="eastAsia"/>
               <w:szCs w:val="24"/>
             </w:rPr>
             <w:fldChar w:fldCharType="separate"/>
@@ -2138,7 +2111,7 @@
           </w:r>
           <w:r>
             <w:rPr>
-              <w:rFonts w:hint="eastAsia" w:ascii="宋体" w:hAnsi="宋体" w:eastAsia="宋体" w:cs="宋体"/>
+              <w:rFonts w:ascii="宋体" w:eastAsia="宋体" w:hAnsi="宋体" w:cs="宋体" w:hint="eastAsia"/>
               <w:szCs w:val="24"/>
             </w:rPr>
             <w:fldChar w:fldCharType="end"/>
@@ -2146,28 +2119,28 @@
         </w:p>
         <w:p>
           <w:pPr>
-            <w:pStyle w:val="16"/>
+            <w:pStyle w:val="TOC1"/>
             <w:tabs>
               <w:tab w:val="right" w:leader="dot" w:pos="8306"/>
             </w:tabs>
           </w:pPr>
           <w:r>
             <w:rPr>
-              <w:rFonts w:hint="eastAsia" w:ascii="宋体" w:hAnsi="宋体" w:eastAsia="宋体" w:cs="宋体"/>
+              <w:rFonts w:ascii="宋体" w:eastAsia="宋体" w:hAnsi="宋体" w:cs="宋体" w:hint="eastAsia"/>
               <w:szCs w:val="24"/>
             </w:rPr>
             <w:fldChar w:fldCharType="begin"/>
           </w:r>
           <w:r>
             <w:rPr>
-              <w:rFonts w:hint="eastAsia" w:ascii="宋体" w:hAnsi="宋体" w:eastAsia="宋体" w:cs="宋体"/>
+              <w:rFonts w:ascii="宋体" w:eastAsia="宋体" w:hAnsi="宋体" w:cs="宋体" w:hint="eastAsia"/>
               <w:szCs w:val="24"/>
             </w:rPr>
             <w:instrText xml:space="preserve"> HYPERLINK \l _Toc11428 </w:instrText>
           </w:r>
           <w:r>
             <w:rPr>
-              <w:rFonts w:hint="eastAsia" w:ascii="宋体" w:hAnsi="宋体" w:eastAsia="宋体" w:cs="宋体"/>
+              <w:rFonts w:ascii="宋体" w:eastAsia="宋体" w:hAnsi="宋体" w:cs="宋体" w:hint="eastAsia"/>
               <w:szCs w:val="24"/>
             </w:rPr>
             <w:fldChar w:fldCharType="separate"/>
@@ -2199,7 +2172,7 @@
           </w:r>
           <w:r>
             <w:rPr>
-              <w:rFonts w:hint="eastAsia" w:ascii="宋体" w:hAnsi="宋体" w:eastAsia="宋体" w:cs="宋体"/>
+              <w:rFonts w:ascii="宋体" w:eastAsia="宋体" w:hAnsi="宋体" w:cs="宋体" w:hint="eastAsia"/>
               <w:szCs w:val="24"/>
             </w:rPr>
             <w:fldChar w:fldCharType="end"/>
@@ -2207,28 +2180,28 @@
         </w:p>
         <w:p>
           <w:pPr>
-            <w:pStyle w:val="16"/>
+            <w:pStyle w:val="TOC1"/>
             <w:tabs>
               <w:tab w:val="right" w:leader="dot" w:pos="8306"/>
             </w:tabs>
           </w:pPr>
           <w:r>
             <w:rPr>
-              <w:rFonts w:hint="eastAsia" w:ascii="宋体" w:hAnsi="宋体" w:eastAsia="宋体" w:cs="宋体"/>
+              <w:rFonts w:ascii="宋体" w:eastAsia="宋体" w:hAnsi="宋体" w:cs="宋体" w:hint="eastAsia"/>
               <w:szCs w:val="24"/>
             </w:rPr>
             <w:fldChar w:fldCharType="begin"/>
           </w:r>
           <w:r>
             <w:rPr>
-              <w:rFonts w:hint="eastAsia" w:ascii="宋体" w:hAnsi="宋体" w:eastAsia="宋体" w:cs="宋体"/>
+              <w:rFonts w:ascii="宋体" w:eastAsia="宋体" w:hAnsi="宋体" w:cs="宋体" w:hint="eastAsia"/>
               <w:szCs w:val="24"/>
             </w:rPr>
             <w:instrText xml:space="preserve"> HYPERLINK \l _Toc989 </w:instrText>
           </w:r>
           <w:r>
             <w:rPr>
-              <w:rFonts w:hint="eastAsia" w:ascii="宋体" w:hAnsi="宋体" w:eastAsia="宋体" w:cs="宋体"/>
+              <w:rFonts w:ascii="宋体" w:eastAsia="宋体" w:hAnsi="宋体" w:cs="宋体" w:hint="eastAsia"/>
               <w:szCs w:val="24"/>
             </w:rPr>
             <w:fldChar w:fldCharType="separate"/>
@@ -2260,7 +2233,7 @@
           </w:r>
           <w:r>
             <w:rPr>
-              <w:rFonts w:hint="eastAsia" w:ascii="宋体" w:hAnsi="宋体" w:eastAsia="宋体" w:cs="宋体"/>
+              <w:rFonts w:ascii="宋体" w:eastAsia="宋体" w:hAnsi="宋体" w:cs="宋体" w:hint="eastAsia"/>
               <w:szCs w:val="24"/>
             </w:rPr>
             <w:fldChar w:fldCharType="end"/>
@@ -2268,28 +2241,28 @@
         </w:p>
         <w:p>
           <w:pPr>
-            <w:pStyle w:val="17"/>
+            <w:pStyle w:val="TOC2"/>
             <w:tabs>
               <w:tab w:val="right" w:leader="dot" w:pos="8306"/>
             </w:tabs>
           </w:pPr>
           <w:r>
             <w:rPr>
-              <w:rFonts w:hint="eastAsia" w:ascii="宋体" w:hAnsi="宋体" w:eastAsia="宋体" w:cs="宋体"/>
+              <w:rFonts w:ascii="宋体" w:eastAsia="宋体" w:hAnsi="宋体" w:cs="宋体" w:hint="eastAsia"/>
               <w:szCs w:val="24"/>
             </w:rPr>
             <w:fldChar w:fldCharType="begin"/>
           </w:r>
           <w:r>
             <w:rPr>
-              <w:rFonts w:hint="eastAsia" w:ascii="宋体" w:hAnsi="宋体" w:eastAsia="宋体" w:cs="宋体"/>
+              <w:rFonts w:ascii="宋体" w:eastAsia="宋体" w:hAnsi="宋体" w:cs="宋体" w:hint="eastAsia"/>
               <w:szCs w:val="24"/>
             </w:rPr>
             <w:instrText xml:space="preserve"> HYPERLINK \l _Toc4258 </w:instrText>
           </w:r>
           <w:r>
             <w:rPr>
-              <w:rFonts w:hint="eastAsia" w:ascii="宋体" w:hAnsi="宋体" w:eastAsia="宋体" w:cs="宋体"/>
+              <w:rFonts w:ascii="宋体" w:eastAsia="宋体" w:hAnsi="宋体" w:cs="宋体" w:hint="eastAsia"/>
               <w:szCs w:val="24"/>
             </w:rPr>
             <w:fldChar w:fldCharType="separate"/>
@@ -2321,7 +2294,7 @@
           </w:r>
           <w:r>
             <w:rPr>
-              <w:rFonts w:hint="eastAsia" w:ascii="宋体" w:hAnsi="宋体" w:eastAsia="宋体" w:cs="宋体"/>
+              <w:rFonts w:ascii="宋体" w:eastAsia="宋体" w:hAnsi="宋体" w:cs="宋体" w:hint="eastAsia"/>
               <w:szCs w:val="24"/>
             </w:rPr>
             <w:fldChar w:fldCharType="end"/>
@@ -2329,28 +2302,28 @@
         </w:p>
         <w:p>
           <w:pPr>
-            <w:pStyle w:val="17"/>
+            <w:pStyle w:val="TOC2"/>
             <w:tabs>
               <w:tab w:val="right" w:leader="dot" w:pos="8306"/>
             </w:tabs>
           </w:pPr>
           <w:r>
             <w:rPr>
-              <w:rFonts w:hint="eastAsia" w:ascii="宋体" w:hAnsi="宋体" w:eastAsia="宋体" w:cs="宋体"/>
+              <w:rFonts w:ascii="宋体" w:eastAsia="宋体" w:hAnsi="宋体" w:cs="宋体" w:hint="eastAsia"/>
               <w:szCs w:val="24"/>
             </w:rPr>
             <w:fldChar w:fldCharType="begin"/>
           </w:r>
           <w:r>
             <w:rPr>
-              <w:rFonts w:hint="eastAsia" w:ascii="宋体" w:hAnsi="宋体" w:eastAsia="宋体" w:cs="宋体"/>
+              <w:rFonts w:ascii="宋体" w:eastAsia="宋体" w:hAnsi="宋体" w:cs="宋体" w:hint="eastAsia"/>
               <w:szCs w:val="24"/>
             </w:rPr>
             <w:instrText xml:space="preserve"> HYPERLINK \l _Toc29431 </w:instrText>
           </w:r>
           <w:r>
             <w:rPr>
-              <w:rFonts w:hint="eastAsia" w:ascii="宋体" w:hAnsi="宋体" w:eastAsia="宋体" w:cs="宋体"/>
+              <w:rFonts w:ascii="宋体" w:eastAsia="宋体" w:hAnsi="宋体" w:cs="宋体" w:hint="eastAsia"/>
               <w:szCs w:val="24"/>
             </w:rPr>
             <w:fldChar w:fldCharType="separate"/>
@@ -2382,7 +2355,7 @@
           </w:r>
           <w:r>
             <w:rPr>
-              <w:rFonts w:hint="eastAsia" w:ascii="宋体" w:hAnsi="宋体" w:eastAsia="宋体" w:cs="宋体"/>
+              <w:rFonts w:ascii="宋体" w:eastAsia="宋体" w:hAnsi="宋体" w:cs="宋体" w:hint="eastAsia"/>
               <w:szCs w:val="24"/>
             </w:rPr>
             <w:fldChar w:fldCharType="end"/>
@@ -2390,28 +2363,28 @@
         </w:p>
         <w:p>
           <w:pPr>
-            <w:pStyle w:val="16"/>
+            <w:pStyle w:val="TOC1"/>
             <w:tabs>
               <w:tab w:val="right" w:leader="dot" w:pos="8306"/>
             </w:tabs>
           </w:pPr>
           <w:r>
             <w:rPr>
-              <w:rFonts w:hint="eastAsia" w:ascii="宋体" w:hAnsi="宋体" w:eastAsia="宋体" w:cs="宋体"/>
+              <w:rFonts w:ascii="宋体" w:eastAsia="宋体" w:hAnsi="宋体" w:cs="宋体" w:hint="eastAsia"/>
               <w:szCs w:val="24"/>
             </w:rPr>
             <w:fldChar w:fldCharType="begin"/>
           </w:r>
           <w:r>
             <w:rPr>
-              <w:rFonts w:hint="eastAsia" w:ascii="宋体" w:hAnsi="宋体" w:eastAsia="宋体" w:cs="宋体"/>
+              <w:rFonts w:ascii="宋体" w:eastAsia="宋体" w:hAnsi="宋体" w:cs="宋体" w:hint="eastAsia"/>
               <w:szCs w:val="24"/>
             </w:rPr>
             <w:instrText xml:space="preserve"> HYPERLINK \l _Toc12864 </w:instrText>
           </w:r>
           <w:r>
             <w:rPr>
-              <w:rFonts w:hint="eastAsia" w:ascii="宋体" w:hAnsi="宋体" w:eastAsia="宋体" w:cs="宋体"/>
+              <w:rFonts w:ascii="宋体" w:eastAsia="宋体" w:hAnsi="宋体" w:cs="宋体" w:hint="eastAsia"/>
               <w:szCs w:val="24"/>
             </w:rPr>
             <w:fldChar w:fldCharType="separate"/>
@@ -2457,7 +2430,7 @@
           </w:r>
           <w:r>
             <w:rPr>
-              <w:rFonts w:hint="eastAsia" w:ascii="宋体" w:hAnsi="宋体" w:eastAsia="宋体" w:cs="宋体"/>
+              <w:rFonts w:ascii="宋体" w:eastAsia="宋体" w:hAnsi="宋体" w:cs="宋体" w:hint="eastAsia"/>
               <w:szCs w:val="24"/>
             </w:rPr>
             <w:fldChar w:fldCharType="end"/>
@@ -2465,28 +2438,28 @@
         </w:p>
         <w:p>
           <w:pPr>
-            <w:pStyle w:val="17"/>
+            <w:pStyle w:val="TOC2"/>
             <w:tabs>
               <w:tab w:val="right" w:leader="dot" w:pos="8306"/>
             </w:tabs>
           </w:pPr>
           <w:r>
             <w:rPr>
-              <w:rFonts w:hint="eastAsia" w:ascii="宋体" w:hAnsi="宋体" w:eastAsia="宋体" w:cs="宋体"/>
+              <w:rFonts w:ascii="宋体" w:eastAsia="宋体" w:hAnsi="宋体" w:cs="宋体" w:hint="eastAsia"/>
               <w:szCs w:val="24"/>
             </w:rPr>
             <w:fldChar w:fldCharType="begin"/>
           </w:r>
           <w:r>
             <w:rPr>
-              <w:rFonts w:hint="eastAsia" w:ascii="宋体" w:hAnsi="宋体" w:eastAsia="宋体" w:cs="宋体"/>
+              <w:rFonts w:ascii="宋体" w:eastAsia="宋体" w:hAnsi="宋体" w:cs="宋体" w:hint="eastAsia"/>
               <w:szCs w:val="24"/>
             </w:rPr>
             <w:instrText xml:space="preserve"> HYPERLINK \l _Toc250 </w:instrText>
           </w:r>
           <w:r>
             <w:rPr>
-              <w:rFonts w:hint="eastAsia" w:ascii="宋体" w:hAnsi="宋体" w:eastAsia="宋体" w:cs="宋体"/>
+              <w:rFonts w:ascii="宋体" w:eastAsia="宋体" w:hAnsi="宋体" w:cs="宋体" w:hint="eastAsia"/>
               <w:szCs w:val="24"/>
             </w:rPr>
             <w:fldChar w:fldCharType="separate"/>
@@ -2518,7 +2491,7 @@
           </w:r>
           <w:r>
             <w:rPr>
-              <w:rFonts w:hint="eastAsia" w:ascii="宋体" w:hAnsi="宋体" w:eastAsia="宋体" w:cs="宋体"/>
+              <w:rFonts w:ascii="宋体" w:eastAsia="宋体" w:hAnsi="宋体" w:cs="宋体" w:hint="eastAsia"/>
               <w:szCs w:val="24"/>
             </w:rPr>
             <w:fldChar w:fldCharType="end"/>
@@ -2526,28 +2499,28 @@
         </w:p>
         <w:p>
           <w:pPr>
-            <w:pStyle w:val="17"/>
+            <w:pStyle w:val="TOC2"/>
             <w:tabs>
               <w:tab w:val="right" w:leader="dot" w:pos="8306"/>
             </w:tabs>
           </w:pPr>
           <w:r>
             <w:rPr>
-              <w:rFonts w:hint="eastAsia" w:ascii="宋体" w:hAnsi="宋体" w:eastAsia="宋体" w:cs="宋体"/>
+              <w:rFonts w:ascii="宋体" w:eastAsia="宋体" w:hAnsi="宋体" w:cs="宋体" w:hint="eastAsia"/>
               <w:szCs w:val="24"/>
             </w:rPr>
             <w:fldChar w:fldCharType="begin"/>
           </w:r>
           <w:r>
             <w:rPr>
-              <w:rFonts w:hint="eastAsia" w:ascii="宋体" w:hAnsi="宋体" w:eastAsia="宋体" w:cs="宋体"/>
+              <w:rFonts w:ascii="宋体" w:eastAsia="宋体" w:hAnsi="宋体" w:cs="宋体" w:hint="eastAsia"/>
               <w:szCs w:val="24"/>
             </w:rPr>
             <w:instrText xml:space="preserve"> HYPERLINK \l _Toc28862 </w:instrText>
           </w:r>
           <w:r>
             <w:rPr>
-              <w:rFonts w:hint="eastAsia" w:ascii="宋体" w:hAnsi="宋体" w:eastAsia="宋体" w:cs="宋体"/>
+              <w:rFonts w:ascii="宋体" w:eastAsia="宋体" w:hAnsi="宋体" w:cs="宋体" w:hint="eastAsia"/>
               <w:szCs w:val="24"/>
             </w:rPr>
             <w:fldChar w:fldCharType="separate"/>
@@ -2579,7 +2552,7 @@
           </w:r>
           <w:r>
             <w:rPr>
-              <w:rFonts w:hint="eastAsia" w:ascii="宋体" w:hAnsi="宋体" w:eastAsia="宋体" w:cs="宋体"/>
+              <w:rFonts w:ascii="宋体" w:eastAsia="宋体" w:hAnsi="宋体" w:cs="宋体" w:hint="eastAsia"/>
               <w:szCs w:val="24"/>
             </w:rPr>
             <w:fldChar w:fldCharType="end"/>
@@ -2587,28 +2560,28 @@
         </w:p>
         <w:p>
           <w:pPr>
-            <w:pStyle w:val="17"/>
+            <w:pStyle w:val="TOC2"/>
             <w:tabs>
               <w:tab w:val="right" w:leader="dot" w:pos="8306"/>
             </w:tabs>
           </w:pPr>
           <w:r>
             <w:rPr>
-              <w:rFonts w:hint="eastAsia" w:ascii="宋体" w:hAnsi="宋体" w:eastAsia="宋体" w:cs="宋体"/>
+              <w:rFonts w:ascii="宋体" w:eastAsia="宋体" w:hAnsi="宋体" w:cs="宋体" w:hint="eastAsia"/>
               <w:szCs w:val="24"/>
             </w:rPr>
             <w:fldChar w:fldCharType="begin"/>
           </w:r>
           <w:r>
             <w:rPr>
-              <w:rFonts w:hint="eastAsia" w:ascii="宋体" w:hAnsi="宋体" w:eastAsia="宋体" w:cs="宋体"/>
+              <w:rFonts w:ascii="宋体" w:eastAsia="宋体" w:hAnsi="宋体" w:cs="宋体" w:hint="eastAsia"/>
               <w:szCs w:val="24"/>
             </w:rPr>
             <w:instrText xml:space="preserve"> HYPERLINK \l _Toc18572 </w:instrText>
           </w:r>
           <w:r>
             <w:rPr>
-              <w:rFonts w:hint="eastAsia" w:ascii="宋体" w:hAnsi="宋体" w:eastAsia="宋体" w:cs="宋体"/>
+              <w:rFonts w:ascii="宋体" w:eastAsia="宋体" w:hAnsi="宋体" w:cs="宋体" w:hint="eastAsia"/>
               <w:szCs w:val="24"/>
             </w:rPr>
             <w:fldChar w:fldCharType="separate"/>
@@ -2640,7 +2613,7 @@
           </w:r>
           <w:r>
             <w:rPr>
-              <w:rFonts w:hint="eastAsia" w:ascii="宋体" w:hAnsi="宋体" w:eastAsia="宋体" w:cs="宋体"/>
+              <w:rFonts w:ascii="宋体" w:eastAsia="宋体" w:hAnsi="宋体" w:cs="宋体" w:hint="eastAsia"/>
               <w:szCs w:val="24"/>
             </w:rPr>
             <w:fldChar w:fldCharType="end"/>
@@ -2648,28 +2621,28 @@
         </w:p>
         <w:p>
           <w:pPr>
-            <w:pStyle w:val="16"/>
+            <w:pStyle w:val="TOC1"/>
             <w:tabs>
               <w:tab w:val="right" w:leader="dot" w:pos="8306"/>
             </w:tabs>
           </w:pPr>
           <w:r>
             <w:rPr>
-              <w:rFonts w:hint="eastAsia" w:ascii="宋体" w:hAnsi="宋体" w:eastAsia="宋体" w:cs="宋体"/>
+              <w:rFonts w:ascii="宋体" w:eastAsia="宋体" w:hAnsi="宋体" w:cs="宋体" w:hint="eastAsia"/>
               <w:szCs w:val="24"/>
             </w:rPr>
             <w:fldChar w:fldCharType="begin"/>
           </w:r>
           <w:r>
             <w:rPr>
-              <w:rFonts w:hint="eastAsia" w:ascii="宋体" w:hAnsi="宋体" w:eastAsia="宋体" w:cs="宋体"/>
+              <w:rFonts w:ascii="宋体" w:eastAsia="宋体" w:hAnsi="宋体" w:cs="宋体" w:hint="eastAsia"/>
               <w:szCs w:val="24"/>
             </w:rPr>
             <w:instrText xml:space="preserve"> HYPERLINK \l _Toc23300 </w:instrText>
           </w:r>
           <w:r>
             <w:rPr>
-              <w:rFonts w:hint="eastAsia" w:ascii="宋体" w:hAnsi="宋体" w:eastAsia="宋体" w:cs="宋体"/>
+              <w:rFonts w:ascii="宋体" w:eastAsia="宋体" w:hAnsi="宋体" w:cs="宋体" w:hint="eastAsia"/>
               <w:szCs w:val="24"/>
             </w:rPr>
             <w:fldChar w:fldCharType="separate"/>
@@ -2701,7 +2674,7 @@
           </w:r>
           <w:r>
             <w:rPr>
-              <w:rFonts w:hint="eastAsia" w:ascii="宋体" w:hAnsi="宋体" w:eastAsia="宋体" w:cs="宋体"/>
+              <w:rFonts w:ascii="宋体" w:eastAsia="宋体" w:hAnsi="宋体" w:cs="宋体" w:hint="eastAsia"/>
               <w:szCs w:val="24"/>
             </w:rPr>
             <w:fldChar w:fldCharType="end"/>
@@ -2709,28 +2682,28 @@
         </w:p>
         <w:p>
           <w:pPr>
-            <w:pStyle w:val="16"/>
+            <w:pStyle w:val="TOC1"/>
             <w:tabs>
               <w:tab w:val="right" w:leader="dot" w:pos="8306"/>
             </w:tabs>
           </w:pPr>
           <w:r>
             <w:rPr>
-              <w:rFonts w:hint="eastAsia" w:ascii="宋体" w:hAnsi="宋体" w:eastAsia="宋体" w:cs="宋体"/>
+              <w:rFonts w:ascii="宋体" w:eastAsia="宋体" w:hAnsi="宋体" w:cs="宋体" w:hint="eastAsia"/>
               <w:szCs w:val="24"/>
             </w:rPr>
             <w:fldChar w:fldCharType="begin"/>
           </w:r>
           <w:r>
             <w:rPr>
-              <w:rFonts w:hint="eastAsia" w:ascii="宋体" w:hAnsi="宋体" w:eastAsia="宋体" w:cs="宋体"/>
+              <w:rFonts w:ascii="宋体" w:eastAsia="宋体" w:hAnsi="宋体" w:cs="宋体" w:hint="eastAsia"/>
               <w:szCs w:val="24"/>
             </w:rPr>
             <w:instrText xml:space="preserve"> HYPERLINK \l _Toc26726 </w:instrText>
           </w:r>
           <w:r>
             <w:rPr>
-              <w:rFonts w:hint="eastAsia" w:ascii="宋体" w:hAnsi="宋体" w:eastAsia="宋体" w:cs="宋体"/>
+              <w:rFonts w:ascii="宋体" w:eastAsia="宋体" w:hAnsi="宋体" w:cs="宋体" w:hint="eastAsia"/>
               <w:szCs w:val="24"/>
             </w:rPr>
             <w:fldChar w:fldCharType="separate"/>
@@ -2762,7 +2735,7 @@
           </w:r>
           <w:r>
             <w:rPr>
-              <w:rFonts w:hint="eastAsia" w:ascii="宋体" w:hAnsi="宋体" w:eastAsia="宋体" w:cs="宋体"/>
+              <w:rFonts w:ascii="宋体" w:eastAsia="宋体" w:hAnsi="宋体" w:cs="宋体" w:hint="eastAsia"/>
               <w:szCs w:val="24"/>
             </w:rPr>
             <w:fldChar w:fldCharType="end"/>
@@ -2770,28 +2743,28 @@
         </w:p>
         <w:p>
           <w:pPr>
-            <w:pStyle w:val="16"/>
+            <w:pStyle w:val="TOC1"/>
             <w:tabs>
               <w:tab w:val="right" w:leader="dot" w:pos="8306"/>
             </w:tabs>
           </w:pPr>
           <w:r>
             <w:rPr>
-              <w:rFonts w:hint="eastAsia" w:ascii="宋体" w:hAnsi="宋体" w:eastAsia="宋体" w:cs="宋体"/>
+              <w:rFonts w:ascii="宋体" w:eastAsia="宋体" w:hAnsi="宋体" w:cs="宋体" w:hint="eastAsia"/>
               <w:szCs w:val="24"/>
             </w:rPr>
             <w:fldChar w:fldCharType="begin"/>
           </w:r>
           <w:r>
             <w:rPr>
-              <w:rFonts w:hint="eastAsia" w:ascii="宋体" w:hAnsi="宋体" w:eastAsia="宋体" w:cs="宋体"/>
+              <w:rFonts w:ascii="宋体" w:eastAsia="宋体" w:hAnsi="宋体" w:cs="宋体" w:hint="eastAsia"/>
               <w:szCs w:val="24"/>
             </w:rPr>
             <w:instrText xml:space="preserve"> HYPERLINK \l _Toc31375 </w:instrText>
           </w:r>
           <w:r>
             <w:rPr>
-              <w:rFonts w:hint="eastAsia" w:ascii="宋体" w:hAnsi="宋体" w:eastAsia="宋体" w:cs="宋体"/>
+              <w:rFonts w:ascii="宋体" w:eastAsia="宋体" w:hAnsi="宋体" w:cs="宋体" w:hint="eastAsia"/>
               <w:szCs w:val="24"/>
             </w:rPr>
             <w:fldChar w:fldCharType="separate"/>
@@ -2823,7 +2796,7 @@
           </w:r>
           <w:r>
             <w:rPr>
-              <w:rFonts w:hint="eastAsia" w:ascii="宋体" w:hAnsi="宋体" w:eastAsia="宋体" w:cs="宋体"/>
+              <w:rFonts w:ascii="宋体" w:eastAsia="宋体" w:hAnsi="宋体" w:cs="宋体" w:hint="eastAsia"/>
               <w:szCs w:val="24"/>
             </w:rPr>
             <w:fldChar w:fldCharType="end"/>
@@ -2831,28 +2804,28 @@
         </w:p>
         <w:p>
           <w:pPr>
-            <w:pStyle w:val="16"/>
+            <w:pStyle w:val="TOC1"/>
             <w:tabs>
               <w:tab w:val="right" w:leader="dot" w:pos="8306"/>
             </w:tabs>
           </w:pPr>
           <w:r>
             <w:rPr>
-              <w:rFonts w:hint="eastAsia" w:ascii="宋体" w:hAnsi="宋体" w:eastAsia="宋体" w:cs="宋体"/>
+              <w:rFonts w:ascii="宋体" w:eastAsia="宋体" w:hAnsi="宋体" w:cs="宋体" w:hint="eastAsia"/>
               <w:szCs w:val="24"/>
             </w:rPr>
             <w:fldChar w:fldCharType="begin"/>
           </w:r>
           <w:r>
             <w:rPr>
-              <w:rFonts w:hint="eastAsia" w:ascii="宋体" w:hAnsi="宋体" w:eastAsia="宋体" w:cs="宋体"/>
+              <w:rFonts w:ascii="宋体" w:eastAsia="宋体" w:hAnsi="宋体" w:cs="宋体" w:hint="eastAsia"/>
               <w:szCs w:val="24"/>
             </w:rPr>
             <w:instrText xml:space="preserve"> HYPERLINK \l _Toc15122 </w:instrText>
           </w:r>
           <w:r>
             <w:rPr>
-              <w:rFonts w:hint="eastAsia" w:ascii="宋体" w:hAnsi="宋体" w:eastAsia="宋体" w:cs="宋体"/>
+              <w:rFonts w:ascii="宋体" w:eastAsia="宋体" w:hAnsi="宋体" w:cs="宋体" w:hint="eastAsia"/>
               <w:szCs w:val="24"/>
             </w:rPr>
             <w:fldChar w:fldCharType="separate"/>
@@ -2884,7 +2857,7 @@
           </w:r>
           <w:r>
             <w:rPr>
-              <w:rFonts w:hint="eastAsia" w:ascii="宋体" w:hAnsi="宋体" w:eastAsia="宋体" w:cs="宋体"/>
+              <w:rFonts w:ascii="宋体" w:eastAsia="宋体" w:hAnsi="宋体" w:cs="宋体" w:hint="eastAsia"/>
               <w:szCs w:val="24"/>
             </w:rPr>
             <w:fldChar w:fldCharType="end"/>
@@ -2906,7 +2879,7 @@
             <w:snapToGrid w:val="0"/>
             <w:textAlignment w:val="baseline"/>
             <w:rPr>
-              <w:rFonts w:hint="eastAsia" w:ascii="宋体" w:hAnsi="宋体" w:eastAsia="宋体" w:cs="宋体"/>
+              <w:rFonts w:ascii="宋体" w:eastAsia="宋体" w:hAnsi="宋体" w:cs="宋体" w:hint="eastAsia"/>
               <w:snapToGrid w:val="0"/>
               <w:color w:val="000000"/>
               <w:kern w:val="0"/>
@@ -2917,7 +2890,7 @@
           </w:pPr>
           <w:r>
             <w:rPr>
-              <w:rFonts w:hint="eastAsia" w:ascii="宋体" w:hAnsi="宋体" w:eastAsia="宋体" w:cs="宋体"/>
+              <w:rFonts w:ascii="宋体" w:eastAsia="宋体" w:hAnsi="宋体" w:cs="宋体" w:hint="eastAsia"/>
               <w:szCs w:val="24"/>
             </w:rPr>
             <w:fldChar w:fldCharType="end"/>
@@ -2941,7 +2914,7 @@
         <w:snapToGrid w:val="0"/>
         <w:textAlignment w:val="baseline"/>
         <w:rPr>
-          <w:rFonts w:ascii="Arial" w:hAnsi="Arial" w:eastAsia="Arial" w:cs="Arial"/>
+          <w:rFonts w:ascii="Arial" w:eastAsia="Arial" w:hAnsi="Arial" w:cs="Arial"/>
           <w:snapToGrid w:val="0"/>
           <w:color w:val="000000"/>
           <w:kern w:val="0"/>
@@ -2952,7 +2925,7 @@
       </w:pPr>
       <w:r>
         <w:rPr>
-          <w:rFonts w:ascii="Arial" w:hAnsi="Arial" w:eastAsia="Arial" w:cs="Arial"/>
+          <w:rFonts w:ascii="Arial" w:eastAsia="Arial" w:hAnsi="Arial" w:cs="Arial"/>
           <w:snapToGrid w:val="0"/>
           <w:color w:val="000000"/>
           <w:kern w:val="0"/>
@@ -2965,7 +2938,7 @@
     </w:p>
     <w:p>
       <w:pPr>
-        <w:pStyle w:val="29"/>
+        <w:pStyle w:val="a1"/>
         <w:rPr>
           <w:rFonts w:hint="default"/>
           <w:lang w:val="en-US" w:eastAsia="zh-CN"/>
@@ -2988,80 +2961,45 @@
     </w:p>
     <w:p>
       <w:pPr>
-        <w:pStyle w:val="28"/>
+        <w:pStyle w:val="1"/>
         <w:bidi w:val="0"/>
         <w:rPr>
           <w:rFonts w:hint="default"/>
           <w:lang w:val="en-US" w:eastAsia="zh-CN"/>
         </w:rPr>
       </w:pPr>
-      <w:bookmarkStart w:id="2" w:name="_Toc989"/>
+      <w:bookmarkStart w:id="3" w:name="_Toc989"/>
       <w:r>
         <w:rPr>
           <w:rFonts w:hint="default"/>
           <w:lang w:val="en-US" w:eastAsia="zh-CN"/>
         </w:rPr>
         <w:t>知识管理体系建立与职责落实情况</w:t>
-      </w:r>
-      <w:bookmarkEnd w:id="2"/>
-    </w:p>
-    <w:p>
-      <w:pPr>
-        <w:pStyle w:val="30"/>
-        <w:bidi w:val="0"/>
-        <w:rPr>
-          <w:rFonts w:hint="default"/>
-          <w:lang w:val="en-US" w:eastAsia="zh-CN"/>
-        </w:rPr>
-      </w:pPr>
-      <w:bookmarkStart w:id="3" w:name="_Toc4258"/>
-      <w:r>
-        <w:rPr>
-          <w:rFonts w:hint="default"/>
-          <w:lang w:val="en-US" w:eastAsia="zh-CN"/>
-        </w:rPr>
-        <w:t>制度与规范落地</w:t>
       </w:r>
       <w:bookmarkEnd w:id="3"/>
     </w:p>
     <w:p>
       <w:pPr>
-        <w:pStyle w:val="29"/>
+        <w:pStyle w:val="2"/>
+        <w:bidi w:val="0"/>
         <w:rPr>
           <w:rFonts w:hint="default"/>
           <w:lang w:val="en-US" w:eastAsia="zh-CN"/>
         </w:rPr>
       </w:pPr>
-      <w:r>
-        <w:rPr>
-          <w:rFonts w:hint="default"/>
-          <w:lang w:val="en-US" w:eastAsia="zh-CN"/>
-        </w:rPr>
-        <w:t>已依据制度要求，明确了知识从“识别、提交、审核、发布、更新到归档”的全生命周期管理流程，并制定了配套的《知识提交表》模板及审核操作细则。</w:t>
-      </w:r>
-    </w:p>
-    <w:p>
-      <w:pPr>
-        <w:pStyle w:val="30"/>
-        <w:bidi w:val="0"/>
-        <w:rPr>
-          <w:rFonts w:hint="default"/>
-          <w:lang w:val="en-US" w:eastAsia="zh-CN"/>
-        </w:rPr>
-      </w:pPr>
-      <w:bookmarkStart w:id="4" w:name="_Toc29431"/>
-      <w:r>
-        <w:rPr>
-          <w:rFonts w:hint="default"/>
-          <w:lang w:val="en-US" w:eastAsia="zh-CN"/>
-        </w:rPr>
-        <w:t>管理职责明确</w:t>
+      <w:bookmarkStart w:id="4" w:name="_Toc4258"/>
+      <w:r>
+        <w:rPr>
+          <w:rFonts w:hint="default"/>
+          <w:lang w:val="en-US" w:eastAsia="zh-CN"/>
+        </w:rPr>
+        <w:t>制度与规范落地</w:t>
       </w:r>
       <w:bookmarkEnd w:id="4"/>
     </w:p>
     <w:p>
       <w:pPr>
-        <w:pStyle w:val="29"/>
+        <w:pStyle w:val="a1"/>
         <w:rPr>
           <w:rFonts w:hint="default"/>
           <w:lang w:val="en-US" w:eastAsia="zh-CN"/>
@@ -3072,138 +3010,138 @@
           <w:rFonts w:hint="default"/>
           <w:lang w:val="en-US" w:eastAsia="zh-CN"/>
         </w:rPr>
-        <w:t>服务知识专员岗位职责已落实到位，负责</w:t>
-      </w:r>
-      <w:r>
-        <w:rPr>
-          <w:rFonts w:hint="eastAsia"/>
-          <w:lang w:val="en-US" w:eastAsia="zh-CN"/>
-        </w:rPr>
-        <w:t>服务知识</w:t>
-      </w:r>
-      <w:r>
-        <w:rPr>
-          <w:rFonts w:hint="default"/>
-          <w:lang w:val="en-US" w:eastAsia="zh-CN"/>
-        </w:rPr>
-        <w:t>的日常维护、内容审核、权限管理及定期备份工作。</w:t>
+        <w:t>已依据制度要求，明确了知识从“识别、提交、审核、发布、更新到归档”的全生命周期管理流程，并制定了配套的《知识提交表》模板及审核操作细则。</w:t>
       </w:r>
     </w:p>
     <w:p>
       <w:pPr>
-        <w:pStyle w:val="29"/>
+        <w:pStyle w:val="2"/>
+        <w:bidi w:val="0"/>
         <w:rPr>
           <w:rFonts w:hint="default"/>
           <w:lang w:val="en-US" w:eastAsia="zh-CN"/>
         </w:rPr>
       </w:pPr>
-      <w:r>
-        <w:rPr>
-          <w:rFonts w:hint="default"/>
-          <w:lang w:val="en-US" w:eastAsia="zh-CN"/>
-        </w:rPr>
-        <w:t>各部门负责人承担本部门知识提交的初审责任，推动经验转化。</w:t>
-      </w:r>
-    </w:p>
-    <w:p>
-      <w:pPr>
-        <w:pStyle w:val="29"/>
-        <w:rPr>
-          <w:rFonts w:hint="default"/>
-          <w:lang w:val="en-US" w:eastAsia="zh-CN"/>
-        </w:rPr>
-      </w:pPr>
-      <w:r>
-        <w:rPr>
-          <w:rFonts w:hint="default"/>
-          <w:lang w:val="en-US" w:eastAsia="zh-CN"/>
-        </w:rPr>
-        <w:t>通过宣贯与培训，明确了全体运维人员作为“知识提交人”的角色与义务，倡导“人人贡献、人人分享”的文化。</w:t>
-      </w:r>
-    </w:p>
-    <w:p>
-      <w:pPr>
-        <w:pStyle w:val="28"/>
-        <w:bidi w:val="0"/>
-        <w:rPr>
-          <w:rFonts w:hint="default"/>
-          <w:lang w:val="en-US" w:eastAsia="zh-CN"/>
-        </w:rPr>
-      </w:pPr>
-      <w:bookmarkStart w:id="5" w:name="_Toc12864"/>
-      <w:r>
-        <w:rPr>
-          <w:rFonts w:hint="eastAsia"/>
-          <w:lang w:val="en-US" w:eastAsia="zh-CN"/>
-        </w:rPr>
-        <w:t>服务知识</w:t>
-      </w:r>
-      <w:r>
-        <w:rPr>
-          <w:rFonts w:hint="default"/>
-          <w:lang w:val="en-US" w:eastAsia="zh-CN"/>
-        </w:rPr>
-        <w:t>建设与内容运营情况</w:t>
+      <w:bookmarkStart w:id="5" w:name="_Toc29431"/>
+      <w:r>
+        <w:rPr>
+          <w:rFonts w:hint="default"/>
+          <w:lang w:val="en-US" w:eastAsia="zh-CN"/>
+        </w:rPr>
+        <w:t>管理职责明确</w:t>
       </w:r>
       <w:bookmarkEnd w:id="5"/>
     </w:p>
     <w:p>
       <w:pPr>
-        <w:pStyle w:val="30"/>
+        <w:pStyle w:val="a1"/>
+        <w:rPr>
+          <w:rFonts w:hint="default"/>
+          <w:lang w:val="en-US" w:eastAsia="zh-CN"/>
+        </w:rPr>
+      </w:pPr>
+      <w:r>
+        <w:rPr>
+          <w:rFonts w:hint="default"/>
+          <w:lang w:val="en-US" w:eastAsia="zh-CN"/>
+        </w:rPr>
+        <w:t>服务知识专员岗位职责已落实到位，负责</w:t>
+      </w:r>
+      <w:r>
+        <w:rPr>
+          <w:rFonts w:hint="eastAsia"/>
+          <w:lang w:val="en-US" w:eastAsia="zh-CN"/>
+        </w:rPr>
+        <w:t>服务知识</w:t>
+      </w:r>
+      <w:r>
+        <w:rPr>
+          <w:rFonts w:hint="default"/>
+          <w:lang w:val="en-US" w:eastAsia="zh-CN"/>
+        </w:rPr>
+        <w:t>的日常维护、内容审核、权限管理及定期备份工作。</w:t>
+      </w:r>
+    </w:p>
+    <w:p>
+      <w:pPr>
+        <w:pStyle w:val="a1"/>
+        <w:rPr>
+          <w:rFonts w:hint="default"/>
+          <w:lang w:val="en-US" w:eastAsia="zh-CN"/>
+        </w:rPr>
+      </w:pPr>
+      <w:r>
+        <w:rPr>
+          <w:rFonts w:hint="default"/>
+          <w:lang w:val="en-US" w:eastAsia="zh-CN"/>
+        </w:rPr>
+        <w:t>各部门负责人承担本部门知识提交的初审责任，推动经验转化。</w:t>
+      </w:r>
+    </w:p>
+    <w:p>
+      <w:pPr>
+        <w:pStyle w:val="a1"/>
+        <w:rPr>
+          <w:rFonts w:hint="default"/>
+          <w:lang w:val="en-US" w:eastAsia="zh-CN"/>
+        </w:rPr>
+      </w:pPr>
+      <w:r>
+        <w:rPr>
+          <w:rFonts w:hint="default"/>
+          <w:lang w:val="en-US" w:eastAsia="zh-CN"/>
+        </w:rPr>
+        <w:t>通过宣贯与培训，明确了全体运维人员作为“知识提交人”的角色与义务，倡导“人人贡献、人人分享”的文化。</w:t>
+      </w:r>
+    </w:p>
+    <w:p>
+      <w:pPr>
+        <w:pStyle w:val="1"/>
         <w:bidi w:val="0"/>
         <w:rPr>
           <w:rFonts w:hint="default"/>
           <w:lang w:val="en-US" w:eastAsia="zh-CN"/>
         </w:rPr>
       </w:pPr>
-      <w:bookmarkStart w:id="6" w:name="_Toc250"/>
-      <w:r>
-        <w:rPr>
-          <w:rFonts w:hint="default"/>
-          <w:lang w:val="en-US" w:eastAsia="zh-CN"/>
-        </w:rPr>
-        <w:t>系统平台搭建</w:t>
+      <w:bookmarkStart w:id="6" w:name="_Toc12864"/>
+      <w:r>
+        <w:rPr>
+          <w:rFonts w:hint="eastAsia"/>
+          <w:lang w:val="en-US" w:eastAsia="zh-CN"/>
+        </w:rPr>
+        <w:t>服务知识</w:t>
+      </w:r>
+      <w:r>
+        <w:rPr>
+          <w:rFonts w:hint="default"/>
+          <w:lang w:val="en-US" w:eastAsia="zh-CN"/>
+        </w:rPr>
+        <w:t>建设与内容运营情况</w:t>
       </w:r>
       <w:bookmarkEnd w:id="6"/>
     </w:p>
     <w:p>
       <w:pPr>
-        <w:pStyle w:val="29"/>
+        <w:pStyle w:val="2"/>
+        <w:bidi w:val="0"/>
         <w:rPr>
           <w:rFonts w:hint="default"/>
           <w:lang w:val="en-US" w:eastAsia="zh-CN"/>
         </w:rPr>
       </w:pPr>
-      <w:r>
-        <w:rPr>
-          <w:rFonts w:hint="default"/>
-          <w:lang w:val="en-US" w:eastAsia="zh-CN"/>
-        </w:rPr>
-        <w:t>已依据制度规范，建立了体系化的知识分类与归档机制。严格按照四大类（技术知识、运维文档、流程规范、培训资料）对知识内容进行系统化梳理与结构化存储，确保了知识体系的清晰性和完整性。通过实施统一的命名规范、关键词标签与多级目录管理，有效提升了知识的可检索性与复用效率，为知识的积累、共享与应用提供了坚实基础。</w:t>
-      </w:r>
-    </w:p>
-    <w:p>
-      <w:pPr>
-        <w:pStyle w:val="30"/>
-        <w:bidi w:val="0"/>
-        <w:rPr>
-          <w:rFonts w:hint="default"/>
-          <w:lang w:val="en-US" w:eastAsia="zh-CN"/>
-        </w:rPr>
-      </w:pPr>
-      <w:bookmarkStart w:id="7" w:name="_Toc28862"/>
-      <w:r>
-        <w:rPr>
-          <w:rFonts w:hint="default"/>
-          <w:lang w:val="en-US" w:eastAsia="zh-CN"/>
-        </w:rPr>
-        <w:t>知识内容积累</w:t>
+      <w:bookmarkStart w:id="7" w:name="_Toc250"/>
+      <w:r>
+        <w:rPr>
+          <w:rFonts w:hint="default"/>
+          <w:lang w:val="en-US" w:eastAsia="zh-CN"/>
+        </w:rPr>
+        <w:t>系统平台搭建</w:t>
       </w:r>
       <w:bookmarkEnd w:id="7"/>
     </w:p>
     <w:p>
       <w:pPr>
-        <w:pStyle w:val="29"/>
+        <w:pStyle w:val="a1"/>
         <w:rPr>
           <w:rFonts w:hint="default"/>
           <w:lang w:val="en-US" w:eastAsia="zh-CN"/>
@@ -3214,56 +3152,31 @@
           <w:rFonts w:hint="default"/>
           <w:lang w:val="en-US" w:eastAsia="zh-CN"/>
         </w:rPr>
-        <w:t>截至2025年11月，</w:t>
-      </w:r>
-      <w:r>
-        <w:rPr>
-          <w:rFonts w:hint="eastAsia"/>
-          <w:lang w:val="en-US" w:eastAsia="zh-CN"/>
-        </w:rPr>
-        <w:t>服务知识</w:t>
-      </w:r>
-      <w:r>
-        <w:rPr>
-          <w:rFonts w:hint="default"/>
-          <w:lang w:val="en-US" w:eastAsia="zh-CN"/>
-        </w:rPr>
-        <w:t>累计有效知识条目已达</w:t>
-      </w:r>
-      <w:r>
-        <w:rPr>
-          <w:rFonts w:hint="eastAsia"/>
-          <w:lang w:val="en-US" w:eastAsia="zh-CN"/>
-        </w:rPr>
-        <w:t>45</w:t>
-      </w:r>
-      <w:r>
-        <w:rPr>
-          <w:rFonts w:hint="default"/>
-          <w:lang w:val="en-US" w:eastAsia="zh-CN"/>
-        </w:rPr>
-        <w:t>条。其中：</w:t>
+        <w:t>已依据制度规范，建立了体系化的知识分类与归档机制。严格按照四大类（技术知识、运维文档、流程规范、培训资料）对知识内容进行系统化梳理与结构化存储，确保了知识体系的清晰性和完整性。通过实施统一的命名规范、关键词标签与多级目录管理，有效提升了知识的可检索性与复用效率，为知识的积累、共享与应用提供了坚实基础。</w:t>
       </w:r>
     </w:p>
     <w:p>
       <w:pPr>
-        <w:pStyle w:val="29"/>
+        <w:pStyle w:val="2"/>
+        <w:bidi w:val="0"/>
         <w:rPr>
           <w:rFonts w:hint="default"/>
           <w:lang w:val="en-US" w:eastAsia="zh-CN"/>
         </w:rPr>
       </w:pPr>
-      <w:r>
-        <w:rPr>
-          <w:rFonts w:hint="default"/>
-          <w:lang w:val="en-US" w:eastAsia="zh-CN"/>
-        </w:rPr>
-        <w:t>技术知识类与运维文档类条目占比最高，主要包括常见故障处理方案、系统配置指南及典型案例复盘，直接支撑一线运维工作。</w:t>
-      </w:r>
+      <w:bookmarkStart w:id="8" w:name="_Toc28862"/>
+      <w:r>
+        <w:rPr>
+          <w:rFonts w:hint="default"/>
+          <w:lang w:val="en-US" w:eastAsia="zh-CN"/>
+        </w:rPr>
+        <w:t>知识内容积累</w:t>
+      </w:r>
+      <w:bookmarkEnd w:id="8"/>
     </w:p>
     <w:p>
       <w:pPr>
-        <w:pStyle w:val="29"/>
+        <w:pStyle w:val="a1"/>
         <w:rPr>
           <w:rFonts w:hint="default"/>
           <w:lang w:val="en-US" w:eastAsia="zh-CN"/>
@@ -3274,13 +3187,73 @@
           <w:rFonts w:hint="default"/>
           <w:lang w:val="en-US" w:eastAsia="zh-CN"/>
         </w:rPr>
-        <w:t>流程规范类与培训资料类条目系统收录了标准作业程序与内部培训材料，为服务标准化与人员培训提供了基础。</w:t>
+        <w:t>截至2025年11月，</w:t>
+      </w:r>
+      <w:r>
+        <w:rPr>
+          <w:rFonts w:hint="eastAsia"/>
+          <w:lang w:val="en-US" w:eastAsia="zh-CN"/>
+        </w:rPr>
+        <w:t>服务知识</w:t>
+      </w:r>
+      <w:r>
+        <w:rPr>
+          <w:rFonts w:hint="default"/>
+          <w:lang w:val="en-US" w:eastAsia="zh-CN"/>
+        </w:rPr>
+        <w:t>累计有效知识条目已达</w:t>
+      </w:r>
+      <w:r>
+        <w:rPr>
+          <w:rFonts w:hint="eastAsia"/>
+          <w:lang w:val="en-US" w:eastAsia="zh-CN"/>
+        </w:rPr>
+        <w:t>45</w:t>
+      </w:r>
+      <w:r>
+        <w:rPr>
+          <w:rFonts w:hint="default"/>
+          <w:lang w:val="en-US" w:eastAsia="zh-CN"/>
+        </w:rPr>
+        <w:t>条。其中：</w:t>
       </w:r>
     </w:p>
     <w:p>
       <w:pPr>
-        <w:pStyle w:val="29"/>
-        <w:ind w:left="0" w:leftChars="0" w:right="0" w:rightChars="0" w:firstLine="0" w:firstLineChars="0"/>
+        <w:pStyle w:val="a1"/>
+        <w:rPr>
+          <w:rFonts w:hint="default"/>
+          <w:lang w:val="en-US" w:eastAsia="zh-CN"/>
+        </w:rPr>
+      </w:pPr>
+      <w:r>
+        <w:rPr>
+          <w:rFonts w:hint="default"/>
+          <w:lang w:val="en-US" w:eastAsia="zh-CN"/>
+        </w:rPr>
+        <w:t>技术知识类与运维文档类条目占比最高，主要包括常见故障处理方案、系统配置指南及典型案例复盘，直接支撑一线运维工作。</w:t>
+      </w:r>
+    </w:p>
+    <w:p>
+      <w:pPr>
+        <w:pStyle w:val="a1"/>
+        <w:rPr>
+          <w:rFonts w:hint="default"/>
+          <w:lang w:val="en-US" w:eastAsia="zh-CN"/>
+        </w:rPr>
+      </w:pPr>
+      <w:r>
+        <w:rPr>
+          <w:rFonts w:hint="default"/>
+          <w:lang w:val="en-US" w:eastAsia="zh-CN"/>
+        </w:rPr>
+        <w:t>流程规范类与培训资料类条目系统收录了标准作业程序与内部培训材料，为服务标准化与人员培训提供了基础。</w:t>
+      </w:r>
+    </w:p>
+    <w:p>
+      <w:pPr>
+        <w:pStyle w:val="a1"/>
+        <w:ind w:left="0" w:right="0" w:firstLine="0" w:leftChars="0" w:rightChars="0" w:firstLineChars="0"/>
         <w:jc w:val="center"/>
         <w:rPr>
           <w:rFonts w:hint="default"/>
@@ -3306,7 +3279,7 @@
                     </pic:cNvPicPr>
                   </pic:nvPicPr>
                   <pic:blipFill>
-                    <a:blip r:embed="rId10"/>
+                    <a:blip xmlns:r="http://schemas.openxmlformats.org/officeDocument/2006/relationships" r:embed="rId7"/>
                     <a:stretch>
                       <a:fillRect/>
                     </a:stretch>
@@ -3349,7 +3322,7 @@
                     </pic:cNvPicPr>
                   </pic:nvPicPr>
                   <pic:blipFill>
-                    <a:blip r:embed="rId11"/>
+                    <a:blip xmlns:r="http://schemas.openxmlformats.org/officeDocument/2006/relationships" r:embed="rId8"/>
                     <a:stretch>
                       <a:fillRect/>
                     </a:stretch>
@@ -3376,94 +3349,94 @@
     </w:p>
     <w:p>
       <w:pPr>
-        <w:pStyle w:val="30"/>
+        <w:pStyle w:val="2"/>
         <w:bidi w:val="0"/>
         <w:rPr>
           <w:rFonts w:hint="default"/>
           <w:lang w:val="en-US" w:eastAsia="zh-CN"/>
         </w:rPr>
       </w:pPr>
-      <w:bookmarkStart w:id="8" w:name="_Toc18572"/>
+      <w:bookmarkStart w:id="9" w:name="_Toc18572"/>
       <w:r>
         <w:rPr>
           <w:rFonts w:hint="default"/>
           <w:lang w:val="en-US" w:eastAsia="zh-CN"/>
         </w:rPr>
         <w:t>流程执行情况</w:t>
-      </w:r>
-      <w:bookmarkEnd w:id="8"/>
-    </w:p>
-    <w:p>
-      <w:pPr>
-        <w:pStyle w:val="29"/>
-        <w:rPr>
-          <w:rFonts w:hint="default"/>
-          <w:lang w:val="en-US" w:eastAsia="zh-CN"/>
-        </w:rPr>
-      </w:pPr>
-      <w:r>
-        <w:rPr>
-          <w:rFonts w:hint="default"/>
-          <w:lang w:val="en-US" w:eastAsia="zh-CN"/>
-        </w:rPr>
-        <w:t>提交与审核：知识提交均通过《知识提交表》发起，遵循“提交人→部门负责人→服务知识专员”的三级审核流程，确保内容准确性与格式规范性。</w:t>
-      </w:r>
-    </w:p>
-    <w:p>
-      <w:pPr>
-        <w:pStyle w:val="29"/>
-        <w:rPr>
-          <w:rFonts w:hint="default"/>
-          <w:lang w:val="en-US" w:eastAsia="zh-CN"/>
-        </w:rPr>
-      </w:pPr>
-      <w:r>
-        <w:rPr>
-          <w:rFonts w:hint="default"/>
-          <w:lang w:val="en-US" w:eastAsia="zh-CN"/>
-        </w:rPr>
-        <w:t>更新与维护：建立了知识内容定期复审机制，对因系统升级或流程变更而失效的知识，已发起修订或归档流程，确保知识时效性。</w:t>
-      </w:r>
-    </w:p>
-    <w:p>
-      <w:pPr>
-        <w:pStyle w:val="29"/>
-        <w:rPr>
-          <w:rFonts w:hint="default"/>
-          <w:lang w:val="en-US" w:eastAsia="zh-CN"/>
-        </w:rPr>
-      </w:pPr>
-      <w:r>
-        <w:rPr>
-          <w:rFonts w:hint="default"/>
-          <w:lang w:val="en-US" w:eastAsia="zh-CN"/>
-        </w:rPr>
-        <w:t>权限与安全：实现了全员可查阅、按角色控制编辑权限的安全策略，涉密信息均已按规定进行权限管控。</w:t>
-      </w:r>
-    </w:p>
-    <w:p>
-      <w:pPr>
-        <w:pStyle w:val="28"/>
-        <w:bidi w:val="0"/>
-        <w:rPr>
-          <w:rFonts w:hint="default"/>
-          <w:lang w:val="en-US" w:eastAsia="zh-CN"/>
-        </w:rPr>
-      </w:pPr>
-      <w:bookmarkStart w:id="9" w:name="_Toc23300"/>
-      <w:r>
-        <w:rPr>
-          <w:rFonts w:hint="default"/>
-          <w:lang w:val="en-US" w:eastAsia="zh-CN"/>
-        </w:rPr>
-        <w:t>核心考核指标达成情况</w:t>
       </w:r>
       <w:bookmarkEnd w:id="9"/>
     </w:p>
     <w:p>
       <w:pPr>
-        <w:pStyle w:val="29"/>
-        <w:ind w:left="0" w:leftChars="0" w:right="0" w:rightChars="0" w:firstLine="0" w:firstLineChars="0"/>
+        <w:pStyle w:val="a1"/>
+        <w:rPr>
+          <w:rFonts w:hint="default"/>
+          <w:lang w:val="en-US" w:eastAsia="zh-CN"/>
+        </w:rPr>
+      </w:pPr>
+      <w:r>
+        <w:rPr>
+          <w:rFonts w:hint="default"/>
+          <w:lang w:val="en-US" w:eastAsia="zh-CN"/>
+        </w:rPr>
+        <w:t>提交与审核：知识提交均通过《知识提交表》发起，遵循“提交人→部门负责人→服务知识专员”的三级审核流程，确保内容准确性与格式规范性。</w:t>
+      </w:r>
+    </w:p>
+    <w:p>
+      <w:pPr>
+        <w:pStyle w:val="a1"/>
+        <w:rPr>
+          <w:rFonts w:hint="default"/>
+          <w:lang w:val="en-US" w:eastAsia="zh-CN"/>
+        </w:rPr>
+      </w:pPr>
+      <w:r>
+        <w:rPr>
+          <w:rFonts w:hint="default"/>
+          <w:lang w:val="en-US" w:eastAsia="zh-CN"/>
+        </w:rPr>
+        <w:t>更新与维护：建立了知识内容定期复审机制，对因系统升级或流程变更而失效的知识，已发起修订或归档流程，确保知识时效性。</w:t>
+      </w:r>
+    </w:p>
+    <w:p>
+      <w:pPr>
+        <w:pStyle w:val="a1"/>
+        <w:rPr>
+          <w:rFonts w:hint="default"/>
+          <w:lang w:val="en-US" w:eastAsia="zh-CN"/>
+        </w:rPr>
+      </w:pPr>
+      <w:r>
+        <w:rPr>
+          <w:rFonts w:hint="default"/>
+          <w:lang w:val="en-US" w:eastAsia="zh-CN"/>
+        </w:rPr>
+        <w:t>权限与安全：实现了全员可查阅、按角色控制编辑权限的安全策略，涉密信息均已按规定进行权限管控。</w:t>
+      </w:r>
+    </w:p>
+    <w:p>
+      <w:pPr>
+        <w:pStyle w:val="1"/>
+        <w:bidi w:val="0"/>
+        <w:rPr>
+          <w:rFonts w:hint="default"/>
+          <w:lang w:val="en-US" w:eastAsia="zh-CN"/>
+        </w:rPr>
+      </w:pPr>
+      <w:bookmarkStart w:id="10" w:name="_Toc23300"/>
+      <w:r>
+        <w:rPr>
+          <w:rFonts w:hint="default"/>
+          <w:lang w:val="en-US" w:eastAsia="zh-CN"/>
+        </w:rPr>
+        <w:t>核心考核指标达成情况</w:t>
+      </w:r>
+      <w:bookmarkEnd w:id="10"/>
+    </w:p>
+    <w:p>
+      <w:pPr>
+        <w:pStyle w:val="a1"/>
+        <w:ind w:left="0" w:right="0" w:firstLine="0" w:leftChars="0" w:rightChars="0" w:firstLineChars="0"/>
         <w:jc w:val="center"/>
         <w:rPr>
           <w:rFonts w:hint="default"/>
@@ -3483,7 +3456,7 @@
             <wp:cNvGraphicFramePr/>
             <a:graphic xmlns:a="http://schemas.openxmlformats.org/drawingml/2006/main">
               <a:graphicData uri="http://schemas.openxmlformats.org/drawingml/2006/chart">
-                <c:chart xmlns:c="http://schemas.openxmlformats.org/drawingml/2006/chart" xmlns:r="http://schemas.openxmlformats.org/officeDocument/2006/relationships" r:id="rId12"/>
+                <c:chart xmlns:c="http://schemas.openxmlformats.org/drawingml/2006/chart" xmlns:r="http://schemas.openxmlformats.org/officeDocument/2006/relationships" r:id="rId9"/>
               </a:graphicData>
             </a:graphic>
           </wp:inline>
@@ -3492,7 +3465,7 @@
     </w:p>
     <w:p>
       <w:pPr>
-        <w:pStyle w:val="29"/>
+        <w:pStyle w:val="a1"/>
         <w:rPr>
           <w:rFonts w:hint="default"/>
           <w:lang w:val="en-US" w:eastAsia="zh-CN"/>
@@ -3508,7 +3481,7 @@
     </w:p>
     <w:p>
       <w:pPr>
-        <w:pStyle w:val="29"/>
+        <w:pStyle w:val="a1"/>
         <w:rPr>
           <w:rFonts w:hint="default"/>
           <w:lang w:val="en-US" w:eastAsia="zh-CN"/>
@@ -3524,7 +3497,7 @@
     </w:p>
     <w:p>
       <w:pPr>
-        <w:pStyle w:val="29"/>
+        <w:pStyle w:val="a1"/>
         <w:rPr>
           <w:rFonts w:hint="default"/>
           <w:lang w:val="en-US" w:eastAsia="zh-CN"/>
@@ -3540,7 +3513,7 @@
     </w:p>
     <w:p>
       <w:pPr>
-        <w:pStyle w:val="29"/>
+        <w:pStyle w:val="a1"/>
         <w:rPr>
           <w:rFonts w:hint="default"/>
           <w:lang w:val="en-US" w:eastAsia="zh-CN"/>
@@ -3556,7 +3529,7 @@
     </w:p>
     <w:p>
       <w:pPr>
-        <w:pStyle w:val="29"/>
+        <w:pStyle w:val="a1"/>
         <w:rPr>
           <w:rFonts w:hint="default"/>
           <w:lang w:val="en-US" w:eastAsia="zh-CN"/>
@@ -3572,123 +3545,26 @@
     </w:p>
     <w:p>
       <w:pPr>
-        <w:pStyle w:val="28"/>
+        <w:pStyle w:val="1"/>
         <w:bidi w:val="0"/>
         <w:rPr>
           <w:rFonts w:hint="default"/>
           <w:lang w:val="en-US" w:eastAsia="zh-CN"/>
         </w:rPr>
       </w:pPr>
-      <w:bookmarkStart w:id="10" w:name="_Toc26726"/>
+      <w:bookmarkStart w:id="11" w:name="_Toc26726"/>
       <w:r>
         <w:rPr>
           <w:rFonts w:hint="default"/>
           <w:lang w:val="en-US" w:eastAsia="zh-CN"/>
         </w:rPr>
         <w:t>取得的成效与价值</w:t>
-      </w:r>
-      <w:bookmarkEnd w:id="10"/>
-    </w:p>
-    <w:p>
-      <w:pPr>
-        <w:pStyle w:val="29"/>
-        <w:rPr>
-          <w:rFonts w:hint="default"/>
-          <w:lang w:val="en-US" w:eastAsia="zh-CN"/>
-        </w:rPr>
-      </w:pPr>
-      <w:r>
-        <w:rPr>
-          <w:rFonts w:hint="default"/>
-          <w:lang w:val="en-US" w:eastAsia="zh-CN"/>
-        </w:rPr>
-        <w:t>提升运维效率：常见问题的解决方案可直接从</w:t>
-      </w:r>
-      <w:r>
-        <w:rPr>
-          <w:rFonts w:hint="eastAsia"/>
-          <w:lang w:val="en-US" w:eastAsia="zh-CN"/>
-        </w:rPr>
-        <w:t>服务知识</w:t>
-      </w:r>
-      <w:r>
-        <w:rPr>
-          <w:rFonts w:hint="default"/>
-          <w:lang w:val="en-US" w:eastAsia="zh-CN"/>
-        </w:rPr>
-        <w:t>获取，一线解决率预估提升约20%，平均事件处理时长有所下降。</w:t>
-      </w:r>
-    </w:p>
-    <w:p>
-      <w:pPr>
-        <w:pStyle w:val="29"/>
-        <w:rPr>
-          <w:rFonts w:hint="default"/>
-          <w:lang w:val="en-US" w:eastAsia="zh-CN"/>
-        </w:rPr>
-      </w:pPr>
-      <w:r>
-        <w:rPr>
-          <w:rFonts w:hint="default"/>
-          <w:lang w:val="en-US" w:eastAsia="zh-CN"/>
-        </w:rPr>
-        <w:t>促进经验传承：通过将个人经验转化为组织资产，有效降低了因人员流动带来的知识流失风险，加速了新员工成长。</w:t>
-      </w:r>
-    </w:p>
-    <w:p>
-      <w:pPr>
-        <w:pStyle w:val="29"/>
-        <w:rPr>
-          <w:rFonts w:hint="default"/>
-          <w:lang w:val="en-US" w:eastAsia="zh-CN"/>
-        </w:rPr>
-      </w:pPr>
-      <w:r>
-        <w:rPr>
-          <w:rFonts w:hint="default"/>
-          <w:lang w:val="en-US" w:eastAsia="zh-CN"/>
-        </w:rPr>
-        <w:t>强化问题预防：对过往故障案例的复盘与共享，有助于识别潜在风险，推动从“被动救火”到“主动预防”的转变。</w:t>
-      </w:r>
-    </w:p>
-    <w:p>
-      <w:pPr>
-        <w:pStyle w:val="29"/>
-        <w:rPr>
-          <w:rFonts w:hint="default"/>
-          <w:lang w:val="en-US" w:eastAsia="zh-CN"/>
-        </w:rPr>
-      </w:pPr>
-      <w:r>
-        <w:rPr>
-          <w:rFonts w:hint="default"/>
-          <w:lang w:val="en-US" w:eastAsia="zh-CN"/>
-        </w:rPr>
-        <w:t>支持决策与培训：结构化的知识为管理决策提供了数据支持，分类培训资料也成为内部培训体系的重要组成。</w:t>
-      </w:r>
-    </w:p>
-    <w:p>
-      <w:pPr>
-        <w:pStyle w:val="28"/>
-        <w:bidi w:val="0"/>
-        <w:rPr>
-          <w:rFonts w:hint="default"/>
-          <w:lang w:val="en-US" w:eastAsia="zh-CN"/>
-        </w:rPr>
-      </w:pPr>
-      <w:bookmarkStart w:id="11" w:name="_Toc31375"/>
-      <w:r>
-        <w:rPr>
-          <w:rFonts w:hint="default"/>
-          <w:lang w:val="en-US" w:eastAsia="zh-CN"/>
-        </w:rPr>
-        <w:t>持续改进方向</w:t>
       </w:r>
       <w:bookmarkEnd w:id="11"/>
     </w:p>
     <w:p>
       <w:pPr>
-        <w:pStyle w:val="29"/>
+        <w:pStyle w:val="a1"/>
         <w:rPr>
           <w:rFonts w:hint="default"/>
           <w:lang w:val="en-US" w:eastAsia="zh-CN"/>
@@ -3699,12 +3575,26 @@
           <w:rFonts w:hint="default"/>
           <w:lang w:val="en-US" w:eastAsia="zh-CN"/>
         </w:rPr>
-        <w:t>深化内容质量：启动“精品知识”评选计划，激励提交高质量、高复用性的知识条目，并优化审核标准。</w:t>
+        <w:t>提升运维效率：常见问题的解决方案可直接从</w:t>
+      </w:r>
+      <w:r>
+        <w:rPr>
+          <w:rFonts w:hint="eastAsia"/>
+          <w:lang w:val="en-US" w:eastAsia="zh-CN"/>
+        </w:rPr>
+        <w:t>服务知识</w:t>
+      </w:r>
+      <w:r>
+        <w:rPr>
+          <w:rFonts w:hint="default"/>
+          <w:lang w:val="en-US" w:eastAsia="zh-CN"/>
+        </w:rPr>
+        <w:t>获取，一线解决率预估提升约20%，平均事件处理时长有所下降。</w:t>
       </w:r>
     </w:p>
     <w:p>
       <w:pPr>
-        <w:pStyle w:val="29"/>
+        <w:pStyle w:val="a1"/>
         <w:rPr>
           <w:rFonts w:hint="default"/>
           <w:lang w:val="en-US" w:eastAsia="zh-CN"/>
@@ -3715,12 +3605,12 @@
           <w:rFonts w:hint="default"/>
           <w:lang w:val="en-US" w:eastAsia="zh-CN"/>
         </w:rPr>
-        <w:t>提升使用体验：计划引入知识地图与智能搜索功能，提升知识检索的便捷性与准确性。</w:t>
+        <w:t>促进经验传承：通过将个人经验转化为组织资产，有效降低了因人员流动带来的知识流失风险，加速了新员工成长。</w:t>
       </w:r>
     </w:p>
     <w:p>
       <w:pPr>
-        <w:pStyle w:val="29"/>
+        <w:pStyle w:val="a1"/>
         <w:rPr>
           <w:rFonts w:hint="default"/>
           <w:lang w:val="en-US" w:eastAsia="zh-CN"/>
@@ -3731,12 +3621,12 @@
           <w:rFonts w:hint="default"/>
           <w:lang w:val="en-US" w:eastAsia="zh-CN"/>
         </w:rPr>
-        <w:t>加强推广与激励：将持续开展知识管理优秀部门与个人评选，并将知识贡献纳入相关岗位的绩效考核范畴，形成长效激励机制。</w:t>
+        <w:t>强化问题预防：对过往故障案例的复盘与共享，有助于识别潜在风险，推动从“被动救火”到“主动预防”的转变。</w:t>
       </w:r>
     </w:p>
     <w:p>
       <w:pPr>
-        <w:pStyle w:val="29"/>
+        <w:pStyle w:val="a1"/>
         <w:rPr>
           <w:rFonts w:hint="default"/>
           <w:lang w:val="en-US" w:eastAsia="zh-CN"/>
@@ -3747,31 +3637,114 @@
           <w:rFonts w:hint="default"/>
           <w:lang w:val="en-US" w:eastAsia="zh-CN"/>
         </w:rPr>
-        <w:t>推动跨部门共享：探索与研发、客服等部门的知识联动机制，扩大知识管理的价值半径。</w:t>
+        <w:t>支持决策与培训：结构化的知识为管理决策提供了数据支持，分类培训资料也成为内部培训体系的重要组成。</w:t>
       </w:r>
     </w:p>
     <w:p>
       <w:pPr>
-        <w:pStyle w:val="28"/>
+        <w:pStyle w:val="1"/>
         <w:bidi w:val="0"/>
         <w:rPr>
           <w:rFonts w:hint="default"/>
           <w:lang w:val="en-US" w:eastAsia="zh-CN"/>
         </w:rPr>
       </w:pPr>
-      <w:bookmarkStart w:id="12" w:name="_Toc15122"/>
-      <w:r>
-        <w:rPr>
-          <w:rFonts w:hint="default"/>
-          <w:lang w:val="en-US" w:eastAsia="zh-CN"/>
-        </w:rPr>
-        <w:t>总结</w:t>
+      <w:bookmarkStart w:id="12" w:name="_Toc31375"/>
+      <w:r>
+        <w:rPr>
+          <w:rFonts w:hint="default"/>
+          <w:lang w:val="en-US" w:eastAsia="zh-CN"/>
+        </w:rPr>
+        <w:t>持续改进方向</w:t>
       </w:r>
       <w:bookmarkEnd w:id="12"/>
     </w:p>
     <w:p>
       <w:pPr>
-        <w:pStyle w:val="29"/>
+        <w:pStyle w:val="a1"/>
+        <w:rPr>
+          <w:rFonts w:hint="default"/>
+          <w:lang w:val="en-US" w:eastAsia="zh-CN"/>
+        </w:rPr>
+      </w:pPr>
+      <w:r>
+        <w:rPr>
+          <w:rFonts w:hint="default"/>
+          <w:lang w:val="en-US" w:eastAsia="zh-CN"/>
+        </w:rPr>
+        <w:t>深化内容质量：启动“精品知识”评选计划，激励提交高质量、高复用性的知识条目，并优化审核标准。</w:t>
+      </w:r>
+    </w:p>
+    <w:p>
+      <w:pPr>
+        <w:pStyle w:val="a1"/>
+        <w:rPr>
+          <w:rFonts w:hint="default"/>
+          <w:lang w:val="en-US" w:eastAsia="zh-CN"/>
+        </w:rPr>
+      </w:pPr>
+      <w:r>
+        <w:rPr>
+          <w:rFonts w:hint="default"/>
+          <w:lang w:val="en-US" w:eastAsia="zh-CN"/>
+        </w:rPr>
+        <w:t>提升使用体验：计划引入知识地图与智能搜索功能，提升知识检索的便捷性与准确性。</w:t>
+      </w:r>
+    </w:p>
+    <w:p>
+      <w:pPr>
+        <w:pStyle w:val="a1"/>
+        <w:rPr>
+          <w:rFonts w:hint="default"/>
+          <w:lang w:val="en-US" w:eastAsia="zh-CN"/>
+        </w:rPr>
+      </w:pPr>
+      <w:r>
+        <w:rPr>
+          <w:rFonts w:hint="default"/>
+          <w:lang w:val="en-US" w:eastAsia="zh-CN"/>
+        </w:rPr>
+        <w:t>加强推广与激励：将持续开展知识管理优秀部门与个人评选，并将知识贡献纳入相关岗位的绩效考核范畴，形成长效激励机制。</w:t>
+      </w:r>
+    </w:p>
+    <w:p>
+      <w:pPr>
+        <w:pStyle w:val="a1"/>
+        <w:rPr>
+          <w:rFonts w:hint="default"/>
+          <w:lang w:val="en-US" w:eastAsia="zh-CN"/>
+        </w:rPr>
+      </w:pPr>
+      <w:r>
+        <w:rPr>
+          <w:rFonts w:hint="default"/>
+          <w:lang w:val="en-US" w:eastAsia="zh-CN"/>
+        </w:rPr>
+        <w:t>推动跨部门共享：探索与研发、客服等部门的知识联动机制，扩大知识管理的价值半径。</w:t>
+      </w:r>
+    </w:p>
+    <w:p>
+      <w:pPr>
+        <w:pStyle w:val="1"/>
+        <w:bidi w:val="0"/>
+        <w:rPr>
+          <w:rFonts w:hint="default"/>
+          <w:lang w:val="en-US" w:eastAsia="zh-CN"/>
+        </w:rPr>
+      </w:pPr>
+      <w:bookmarkStart w:id="13" w:name="_Toc15122"/>
+      <w:r>
+        <w:rPr>
+          <w:rFonts w:hint="default"/>
+          <w:lang w:val="en-US" w:eastAsia="zh-CN"/>
+        </w:rPr>
+        <w:t>总结</w:t>
+      </w:r>
+      <w:bookmarkEnd w:id="13"/>
+    </w:p>
+    <w:p>
+      <w:pPr>
+        <w:pStyle w:val="a1"/>
         <w:rPr>
           <w:rFonts w:hint="default"/>
           <w:lang w:val="en-US" w:eastAsia="zh-CN"/>
@@ -3786,73 +3759,23 @@
       </w:r>
     </w:p>
     <w:sectPr>
-      <w:headerReference r:id="rId5" w:type="default"/>
+      <w:headerReference w:type="default" r:id="rId10"/>
       <w:pgSz w:w="11906" w:h="16838"/>
       <w:pgMar w:top="1417" w:right="1800" w:bottom="1440" w:left="1800" w:header="1140" w:footer="992" w:gutter="0"/>
-      <w:cols w:space="425" w:num="1"/>
+      <w:cols w:num="1" w:space="425"/>
       <w:docGrid w:type="lines" w:linePitch="312" w:charSpace="0"/>
     </w:sectPr>
   </w:body>
 </w:document>
 </file>
 
-<file path=word/endnotes.xml><?xml version="1.0" encoding="utf-8"?>
-<w:endnotes xmlns:wpc="http://schemas.microsoft.com/office/word/2010/wordprocessingCanvas" xmlns:mc="http://schemas.openxmlformats.org/markup-compatibility/2006" xmlns:o="urn:schemas-microsoft-com:office:office" xmlns:r="http://schemas.openxmlformats.org/officeDocument/2006/relationships" xmlns:m="http://schemas.openxmlformats.org/officeDocument/2006/math" xmlns:v="urn:schemas-microsoft-com:vml" xmlns:wp14="http://schemas.microsoft.com/office/word/2010/wordprocessingDrawing" xmlns:wp="http://schemas.openxmlformats.org/drawingml/2006/wordprocessingDrawing" xmlns:w="http://schemas.openxmlformats.org/wordprocessingml/2006/main" xmlns:w14="http://schemas.microsoft.com/office/word/2010/wordml" xmlns:w15="http://schemas.microsoft.com/office/word/2012/wordml" xmlns:w10="urn:schemas-microsoft-com:office:word" xmlns:wpg="http://schemas.microsoft.com/office/word/2010/wordprocessingGroup" xmlns:wpi="http://schemas.microsoft.com/office/word/2010/wordprocessingInk" xmlns:wne="http://schemas.microsoft.com/office/word/2006/wordml" xmlns:wps="http://schemas.microsoft.com/office/word/2010/wordprocessingShape" xmlns:wpsCustomData="http://www.wps.cn/officeDocument/2013/wpsCustomData" mc:Ignorable="w14 w15 wp14">
-  <w:endnote w:type="separator" w:id="0">
-    <w:p>
-      <w:pPr>
-        <w:spacing w:line="240" w:lineRule="auto"/>
-      </w:pPr>
-      <w:r>
-        <w:separator/>
-      </w:r>
-    </w:p>
-  </w:endnote>
-  <w:endnote w:type="continuationSeparator" w:id="1">
-    <w:p>
-      <w:pPr>
-        <w:spacing w:line="240" w:lineRule="auto"/>
-      </w:pPr>
-      <w:r>
-        <w:continuationSeparator/>
-      </w:r>
-    </w:p>
-  </w:endnote>
-</w:endnotes>
-</file>
-
-<file path=word/footnotes.xml><?xml version="1.0" encoding="utf-8"?>
-<w:footnotes xmlns:wpc="http://schemas.microsoft.com/office/word/2010/wordprocessingCanvas" xmlns:mc="http://schemas.openxmlformats.org/markup-compatibility/2006" xmlns:o="urn:schemas-microsoft-com:office:office" xmlns:r="http://schemas.openxmlformats.org/officeDocument/2006/relationships" xmlns:m="http://schemas.openxmlformats.org/officeDocument/2006/math" xmlns:v="urn:schemas-microsoft-com:vml" xmlns:wp14="http://schemas.microsoft.com/office/word/2010/wordprocessingDrawing" xmlns:wp="http://schemas.openxmlformats.org/drawingml/2006/wordprocessingDrawing" xmlns:w="http://schemas.openxmlformats.org/wordprocessingml/2006/main" xmlns:w14="http://schemas.microsoft.com/office/word/2010/wordml" xmlns:w15="http://schemas.microsoft.com/office/word/2012/wordml" xmlns:w10="urn:schemas-microsoft-com:office:word" xmlns:wpg="http://schemas.microsoft.com/office/word/2010/wordprocessingGroup" xmlns:wpi="http://schemas.microsoft.com/office/word/2010/wordprocessingInk" xmlns:wne="http://schemas.microsoft.com/office/word/2006/wordml" xmlns:wps="http://schemas.microsoft.com/office/word/2010/wordprocessingShape" xmlns:wpsCustomData="http://www.wps.cn/officeDocument/2013/wpsCustomData" mc:Ignorable="w14 w15 wp14">
-  <w:footnote w:type="separator" w:id="0">
-    <w:p>
-      <w:pPr>
-        <w:spacing w:line="360" w:lineRule="auto"/>
-      </w:pPr>
-      <w:r>
-        <w:separator/>
-      </w:r>
-    </w:p>
-  </w:footnote>
-  <w:footnote w:type="continuationSeparator" w:id="1">
-    <w:p>
-      <w:pPr>
-        <w:spacing w:line="360" w:lineRule="auto"/>
-      </w:pPr>
-      <w:r>
-        <w:continuationSeparator/>
-      </w:r>
-    </w:p>
-  </w:footnote>
-</w:footnotes>
-</file>
-
 <file path=word/header1.xml><?xml version="1.0" encoding="utf-8"?>
-<w:hdr xmlns:wpc="http://schemas.microsoft.com/office/word/2010/wordprocessingCanvas" xmlns:mc="http://schemas.openxmlformats.org/markup-compatibility/2006" xmlns:o="urn:schemas-microsoft-com:office:office" xmlns:r="http://schemas.openxmlformats.org/officeDocument/2006/relationships" xmlns:m="http://schemas.openxmlformats.org/officeDocument/2006/math" xmlns:v="urn:schemas-microsoft-com:vml" xmlns:wp14="http://schemas.microsoft.com/office/word/2010/wordprocessingDrawing" xmlns:wp="http://schemas.openxmlformats.org/drawingml/2006/wordprocessingDrawing" xmlns:w10="urn:schemas-microsoft-com:office:word" xmlns:w="http://schemas.openxmlformats.org/wordprocessingml/2006/main" xmlns:w14="http://schemas.microsoft.com/office/word/2010/wordml" xmlns:w15="http://schemas.microsoft.com/office/word/2012/wordml" xmlns:wpg="http://schemas.microsoft.com/office/word/2010/wordprocessingGroup" xmlns:wpi="http://schemas.microsoft.com/office/word/2010/wordprocessingInk" xmlns:wne="http://schemas.microsoft.com/office/word/2006/wordml" xmlns:wps="http://schemas.microsoft.com/office/word/2010/wordprocessingShape" xmlns:wpsCustomData="http://www.wps.cn/officeDocument/2013/wpsCustomData" mc:Ignorable="w14 w15 wp14">
+<w:hdr xmlns:wpc="http://schemas.microsoft.com/office/word/2010/wordprocessingCanvas" xmlns:mc="http://schemas.openxmlformats.org/markup-compatibility/2006" xmlns:o="urn:schemas-microsoft-com:office:office" xmlns:r="http://schemas.openxmlformats.org/officeDocument/2006/relationships" xmlns:m="http://schemas.openxmlformats.org/officeDocument/2006/math" xmlns:v="urn:schemas-microsoft-com:vml" xmlns:wp14="http://schemas.microsoft.com/office/word/2010/wordprocessingDrawing" xmlns:wp="http://schemas.openxmlformats.org/drawingml/2006/wordprocessingDrawing" xmlns:w10="urn:schemas-microsoft-com:office:word" xmlns:w="http://schemas.openxmlformats.org/wordprocessingml/2006/main" xmlns:w14="http://schemas.microsoft.com/office/word/2010/wordml" xmlns:w15="http://schemas.microsoft.com/office/word/2012/wordml" xmlns:wne="http://schemas.microsoft.com/office/word/2006/wordml" xmlns:wpg="http://schemas.microsoft.com/office/word/2010/wordprocessingGroup" xmlns:wpi="http://schemas.microsoft.com/office/word/2010/wordprocessingInk" xmlns:wps="http://schemas.microsoft.com/office/word/2010/wordprocessingShape" mc:Ignorable="w14 w15 wp14">
   <w:p>
     <w:pPr>
-      <w:pStyle w:val="15"/>
+      <w:pStyle w:val="Header"/>
       <w:pBdr>
-        <w:bottom w:val="single" w:color="auto" w:sz="4" w:space="1"/>
+        <w:bottom w:val="single" w:sz="4" w:space="1" w:color="auto"/>
       </w:pBdr>
       <w:tabs>
         <w:tab w:val="left" w:pos="335"/>
@@ -3860,27 +3783,27 @@
       </w:tabs>
       <w:jc w:val="right"/>
       <w:rPr>
-        <w:rFonts w:hint="eastAsia" w:eastAsiaTheme="minorEastAsia"/>
+        <w:rFonts w:eastAsiaTheme="minorEastAsia" w:hint="eastAsia"/>
         <w:lang w:eastAsia="zh-CN"/>
       </w:rPr>
     </w:pPr>
     <w:r>
       <w:rPr>
-        <w:rFonts w:hint="eastAsia" w:eastAsiaTheme="minorEastAsia"/>
+        <w:rFonts w:eastAsiaTheme="minorEastAsia" w:hint="eastAsia"/>
         <w:lang w:val="en-US" w:eastAsia="zh-CN"/>
       </w:rPr>
       <w:tab/>
     </w:r>
     <w:r>
       <w:rPr>
-        <w:rFonts w:hint="eastAsia" w:eastAsiaTheme="minorEastAsia"/>
+        <w:rFonts w:eastAsiaTheme="minorEastAsia" w:hint="eastAsia"/>
         <w:lang w:val="en-US" w:eastAsia="zh-CN"/>
       </w:rPr>
       <w:tab/>
     </w:r>
     <w:r>
       <w:rPr>
-        <w:rFonts w:hint="eastAsia" w:eastAsiaTheme="minorEastAsia"/>
+        <w:rFonts w:eastAsiaTheme="minorEastAsia" w:hint="eastAsia"/>
         <w:lang w:val="en-US" w:eastAsia="zh-CN"/>
       </w:rPr>
       <w:t>江西通信产业服务有限公司</w:t>
@@ -3890,15 +3813,15 @@
 </file>
 
 <file path=word/numbering.xml><?xml version="1.0" encoding="utf-8"?>
-<w:numbering xmlns:wpc="http://schemas.microsoft.com/office/word/2010/wordprocessingCanvas" xmlns:mc="http://schemas.openxmlformats.org/markup-compatibility/2006" xmlns:o="urn:schemas-microsoft-com:office:office" xmlns:r="http://schemas.openxmlformats.org/officeDocument/2006/relationships" xmlns:m="http://schemas.openxmlformats.org/officeDocument/2006/math" xmlns:v="urn:schemas-microsoft-com:vml" xmlns:wp14="http://schemas.microsoft.com/office/word/2010/wordprocessingDrawing" xmlns:wp="http://schemas.openxmlformats.org/drawingml/2006/wordprocessingDrawing" xmlns:w10="urn:schemas-microsoft-com:office:word" xmlns:w="http://schemas.openxmlformats.org/wordprocessingml/2006/main" xmlns:w14="http://schemas.microsoft.com/office/word/2010/wordml" xmlns:wpg="http://schemas.microsoft.com/office/word/2010/wordprocessingGroup" xmlns:wpi="http://schemas.microsoft.com/office/word/2010/wordprocessingInk" xmlns:wne="http://schemas.microsoft.com/office/word/2006/wordml" xmlns:wps="http://schemas.microsoft.com/office/word/2010/wordprocessingShape" xmlns:wpsCustomData="http://www.wps.cn/officeDocument/2013/wpsCustomData" mc:Ignorable="w14 wp14">
+<w:numbering xmlns:wpc="http://schemas.microsoft.com/office/word/2010/wordprocessingCanvas" xmlns:mc="http://schemas.openxmlformats.org/markup-compatibility/2006" xmlns:o="urn:schemas-microsoft-com:office:office" xmlns:r="http://schemas.openxmlformats.org/officeDocument/2006/relationships" xmlns:m="http://schemas.openxmlformats.org/officeDocument/2006/math" xmlns:v="urn:schemas-microsoft-com:vml" xmlns:wp14="http://schemas.microsoft.com/office/word/2010/wordprocessingDrawing" xmlns:wp="http://schemas.openxmlformats.org/drawingml/2006/wordprocessingDrawing" xmlns:w10="urn:schemas-microsoft-com:office:word" xmlns:w="http://schemas.openxmlformats.org/wordprocessingml/2006/main" xmlns:w14="http://schemas.microsoft.com/office/word/2010/wordml" xmlns:w15="http://schemas.microsoft.com/office/word/2012/wordml" xmlns:wne="http://schemas.microsoft.com/office/word/2006/wordml" xmlns:wpg="http://schemas.microsoft.com/office/word/2010/wordprocessingGroup" xmlns:wpi="http://schemas.microsoft.com/office/word/2010/wordprocessingInk" xmlns:wps="http://schemas.microsoft.com/office/word/2010/wordprocessingShape" mc:Ignorable="w14 w15 wp14">
   <w:abstractNum w:abstractNumId="0">
     <w:nsid w:val="8E964DCE"/>
     <w:multiLevelType w:val="multilevel"/>
     <w:tmpl w:val="8E964DCE"/>
-    <w:lvl w:ilvl="0" w:tentative="0">
+    <w:lvl w:ilvl="0">
       <w:start w:val="1"/>
       <w:numFmt w:val="decimal"/>
-      <w:pStyle w:val="2"/>
+      <w:pStyle w:val="Heading1"/>
       <w:lvlText w:val="%1."/>
       <w:lvlJc w:val="left"/>
       <w:pPr>
@@ -3908,10 +3831,10 @@
         <w:rFonts w:hint="default"/>
       </w:rPr>
     </w:lvl>
-    <w:lvl w:ilvl="1" w:tentative="0">
+    <w:lvl w:ilvl="1">
       <w:start w:val="1"/>
       <w:numFmt w:val="decimal"/>
-      <w:pStyle w:val="3"/>
+      <w:pStyle w:val="Heading2"/>
       <w:lvlText w:val="%1.%2."/>
       <w:lvlJc w:val="left"/>
       <w:pPr>
@@ -3921,10 +3844,10 @@
         <w:rFonts w:hint="default"/>
       </w:rPr>
     </w:lvl>
-    <w:lvl w:ilvl="2" w:tentative="0">
+    <w:lvl w:ilvl="2">
       <w:start w:val="1"/>
       <w:numFmt w:val="decimal"/>
-      <w:pStyle w:val="4"/>
+      <w:pStyle w:val="Heading3"/>
       <w:lvlText w:val="%1.%2.%3."/>
       <w:lvlJc w:val="left"/>
       <w:pPr>
@@ -3934,10 +3857,10 @@
         <w:rFonts w:hint="default"/>
       </w:rPr>
     </w:lvl>
-    <w:lvl w:ilvl="3" w:tentative="0">
+    <w:lvl w:ilvl="3">
       <w:start w:val="1"/>
       <w:numFmt w:val="decimal"/>
-      <w:pStyle w:val="5"/>
+      <w:pStyle w:val="Heading4"/>
       <w:lvlText w:val="%1.%2.%3.%4."/>
       <w:lvlJc w:val="left"/>
       <w:pPr>
@@ -3947,10 +3870,10 @@
         <w:rFonts w:hint="default"/>
       </w:rPr>
     </w:lvl>
-    <w:lvl w:ilvl="4" w:tentative="0">
+    <w:lvl w:ilvl="4">
       <w:start w:val="1"/>
       <w:numFmt w:val="decimal"/>
-      <w:pStyle w:val="6"/>
+      <w:pStyle w:val="Heading5"/>
       <w:lvlText w:val="%1.%2.%3.%4.%5."/>
       <w:lvlJc w:val="left"/>
       <w:pPr>
@@ -3960,10 +3883,10 @@
         <w:rFonts w:hint="default"/>
       </w:rPr>
     </w:lvl>
-    <w:lvl w:ilvl="5" w:tentative="0">
+    <w:lvl w:ilvl="5">
       <w:start w:val="1"/>
       <w:numFmt w:val="decimal"/>
-      <w:pStyle w:val="7"/>
+      <w:pStyle w:val="Heading6"/>
       <w:lvlText w:val="%1.%2.%3.%4.%5.%6."/>
       <w:lvlJc w:val="left"/>
       <w:pPr>
@@ -3973,10 +3896,10 @@
         <w:rFonts w:hint="default"/>
       </w:rPr>
     </w:lvl>
-    <w:lvl w:ilvl="6" w:tentative="0">
+    <w:lvl w:ilvl="6">
       <w:start w:val="1"/>
       <w:numFmt w:val="decimal"/>
-      <w:pStyle w:val="8"/>
+      <w:pStyle w:val="Heading7"/>
       <w:lvlText w:val="%1.%2.%3.%4.%5.%6.%7."/>
       <w:lvlJc w:val="left"/>
       <w:pPr>
@@ -3986,10 +3909,10 @@
         <w:rFonts w:hint="default"/>
       </w:rPr>
     </w:lvl>
-    <w:lvl w:ilvl="7" w:tentative="0">
+    <w:lvl w:ilvl="7">
       <w:start w:val="1"/>
       <w:numFmt w:val="decimal"/>
-      <w:pStyle w:val="9"/>
+      <w:pStyle w:val="Heading8"/>
       <w:lvlText w:val="%1.%2.%3.%4.%5.%6.%7.%8."/>
       <w:lvlJc w:val="left"/>
       <w:pPr>
@@ -3999,10 +3922,10 @@
         <w:rFonts w:hint="default"/>
       </w:rPr>
     </w:lvl>
-    <w:lvl w:ilvl="8" w:tentative="0">
+    <w:lvl w:ilvl="8">
       <w:start w:val="1"/>
       <w:numFmt w:val="decimal"/>
-      <w:pStyle w:val="10"/>
+      <w:pStyle w:val="Heading9"/>
       <w:lvlText w:val="%1.%2.%3.%4.%5.%6.%7.%8.%9."/>
       <w:lvlJc w:val="left"/>
       <w:pPr>
@@ -4020,269 +3943,267 @@
 </file>
 
 <file path=word/styles.xml><?xml version="1.0" encoding="utf-8"?>
-<w:styles xmlns:mc="http://schemas.openxmlformats.org/markup-compatibility/2006" xmlns:o="urn:schemas-microsoft-com:office:office" xmlns:r="http://schemas.openxmlformats.org/officeDocument/2006/relationships" xmlns:m="http://schemas.openxmlformats.org/officeDocument/2006/math" xmlns:v="urn:schemas-microsoft-com:vml" xmlns:w="http://schemas.openxmlformats.org/wordprocessingml/2006/main" xmlns:w14="http://schemas.microsoft.com/office/word/2010/wordml" xmlns:w10="urn:schemas-microsoft-com:office:word" xmlns:sl="http://schemas.openxmlformats.org/schemaLibrary/2006/main" xmlns:wpsCustomData="http://www.wps.cn/officeDocument/2013/wpsCustomData" mc:Ignorable="w14">
+<w:styles xmlns:mc="http://schemas.openxmlformats.org/markup-compatibility/2006" xmlns:r="http://schemas.openxmlformats.org/officeDocument/2006/relationships" xmlns:w="http://schemas.openxmlformats.org/wordprocessingml/2006/main" xmlns:w14="http://schemas.microsoft.com/office/word/2010/wordml" xmlns:w15="http://schemas.microsoft.com/office/word/2012/wordml" mc:Ignorable="w14 w15">
   <w:docDefaults>
     <w:rPrDefault>
       <w:rPr>
-        <w:rFonts w:ascii="Times New Roman" w:hAnsi="Times New Roman" w:eastAsia="宋体" w:cs="Times New Roman"/>
+        <w:rFonts w:ascii="Times New Roman" w:eastAsia="宋体" w:hAnsi="Times New Roman" w:cs="Times New Roman"/>
       </w:rPr>
     </w:rPrDefault>
     <w:pPrDefault/>
   </w:docDefaults>
-  <w:latentStyles w:count="260" w:defQFormat="0" w:defUnhideWhenUsed="1" w:defSemiHidden="1" w:defUIPriority="99" w:defLockedState="0">
-    <w:lsdException w:qFormat="1" w:unhideWhenUsed="0" w:uiPriority="0" w:semiHidden="0" w:name="Normal"/>
-    <w:lsdException w:qFormat="1" w:unhideWhenUsed="0" w:uiPriority="0" w:semiHidden="0" w:name="heading 1"/>
-    <w:lsdException w:qFormat="1" w:uiPriority="0" w:semiHidden="0" w:name="heading 2"/>
-    <w:lsdException w:qFormat="1" w:uiPriority="0" w:name="heading 3"/>
-    <w:lsdException w:qFormat="1" w:uiPriority="0" w:semiHidden="0" w:name="heading 4"/>
-    <w:lsdException w:qFormat="1" w:uiPriority="0" w:name="heading 5"/>
-    <w:lsdException w:qFormat="1" w:uiPriority="0" w:name="heading 6"/>
-    <w:lsdException w:qFormat="1" w:uiPriority="0" w:name="heading 7"/>
-    <w:lsdException w:qFormat="1" w:uiPriority="0" w:name="heading 8"/>
-    <w:lsdException w:qFormat="1" w:uiPriority="0" w:name="heading 9"/>
-    <w:lsdException w:unhideWhenUsed="0" w:uiPriority="0" w:semiHidden="0" w:name="index 1"/>
-    <w:lsdException w:unhideWhenUsed="0" w:uiPriority="0" w:semiHidden="0" w:name="index 2"/>
-    <w:lsdException w:unhideWhenUsed="0" w:uiPriority="0" w:semiHidden="0" w:name="index 3"/>
-    <w:lsdException w:unhideWhenUsed="0" w:uiPriority="0" w:semiHidden="0" w:name="index 4"/>
-    <w:lsdException w:unhideWhenUsed="0" w:uiPriority="0" w:semiHidden="0" w:name="index 5"/>
-    <w:lsdException w:unhideWhenUsed="0" w:uiPriority="0" w:semiHidden="0" w:name="index 6"/>
-    <w:lsdException w:unhideWhenUsed="0" w:uiPriority="0" w:semiHidden="0" w:name="index 7"/>
-    <w:lsdException w:unhideWhenUsed="0" w:uiPriority="0" w:semiHidden="0" w:name="index 8"/>
-    <w:lsdException w:unhideWhenUsed="0" w:uiPriority="0" w:semiHidden="0" w:name="index 9"/>
-    <w:lsdException w:qFormat="1" w:unhideWhenUsed="0" w:uiPriority="0" w:semiHidden="0" w:name="toc 1"/>
-    <w:lsdException w:qFormat="1" w:unhideWhenUsed="0" w:uiPriority="0" w:semiHidden="0" w:name="toc 2"/>
-    <w:lsdException w:qFormat="1" w:unhideWhenUsed="0" w:uiPriority="0" w:semiHidden="0" w:name="toc 3"/>
-    <w:lsdException w:unhideWhenUsed="0" w:uiPriority="0" w:semiHidden="0" w:name="toc 4"/>
-    <w:lsdException w:unhideWhenUsed="0" w:uiPriority="0" w:semiHidden="0" w:name="toc 5"/>
-    <w:lsdException w:unhideWhenUsed="0" w:uiPriority="0" w:semiHidden="0" w:name="toc 6"/>
-    <w:lsdException w:unhideWhenUsed="0" w:uiPriority="0" w:semiHidden="0" w:name="toc 7"/>
-    <w:lsdException w:unhideWhenUsed="0" w:uiPriority="0" w:semiHidden="0" w:name="toc 8"/>
-    <w:lsdException w:unhideWhenUsed="0" w:uiPriority="0" w:semiHidden="0" w:name="toc 9"/>
-    <w:lsdException w:unhideWhenUsed="0" w:uiPriority="0" w:semiHidden="0" w:name="Normal Indent"/>
-    <w:lsdException w:unhideWhenUsed="0" w:uiPriority="0" w:semiHidden="0" w:name="footnote text"/>
-    <w:lsdException w:qFormat="1" w:unhideWhenUsed="0" w:uiPriority="0" w:semiHidden="0" w:name="annotation text"/>
-    <w:lsdException w:qFormat="1" w:unhideWhenUsed="0" w:uiPriority="0" w:semiHidden="0" w:name="header"/>
-    <w:lsdException w:qFormat="1" w:unhideWhenUsed="0" w:uiPriority="0" w:semiHidden="0" w:name="footer"/>
-    <w:lsdException w:unhideWhenUsed="0" w:uiPriority="0" w:semiHidden="0" w:name="index heading"/>
-    <w:lsdException w:qFormat="1" w:uiPriority="0" w:name="caption"/>
-    <w:lsdException w:unhideWhenUsed="0" w:uiPriority="0" w:semiHidden="0" w:name="table of figures"/>
-    <w:lsdException w:unhideWhenUsed="0" w:uiPriority="0" w:semiHidden="0" w:name="envelope address"/>
-    <w:lsdException w:unhideWhenUsed="0" w:uiPriority="0" w:semiHidden="0" w:name="envelope return"/>
-    <w:lsdException w:unhideWhenUsed="0" w:uiPriority="0" w:semiHidden="0" w:name="footnote reference"/>
-    <w:lsdException w:unhideWhenUsed="0" w:uiPriority="0" w:semiHidden="0" w:name="annotation reference"/>
-    <w:lsdException w:unhideWhenUsed="0" w:uiPriority="0" w:semiHidden="0" w:name="line number"/>
-    <w:lsdException w:unhideWhenUsed="0" w:uiPriority="0" w:semiHidden="0" w:name="page number"/>
-    <w:lsdException w:unhideWhenUsed="0" w:uiPriority="0" w:semiHidden="0" w:name="endnote reference"/>
-    <w:lsdException w:unhideWhenUsed="0" w:uiPriority="0" w:semiHidden="0" w:name="endnote text"/>
-    <w:lsdException w:unhideWhenUsed="0" w:uiPriority="0" w:semiHidden="0" w:name="table of authorities"/>
-    <w:lsdException w:unhideWhenUsed="0" w:uiPriority="0" w:semiHidden="0" w:name="macro"/>
-    <w:lsdException w:unhideWhenUsed="0" w:uiPriority="0" w:semiHidden="0" w:name="toa heading"/>
-    <w:lsdException w:unhideWhenUsed="0" w:uiPriority="0" w:semiHidden="0" w:name="List"/>
-    <w:lsdException w:unhideWhenUsed="0" w:uiPriority="0" w:semiHidden="0" w:name="List Bullet"/>
-    <w:lsdException w:unhideWhenUsed="0" w:uiPriority="0" w:semiHidden="0" w:name="List Number"/>
-    <w:lsdException w:unhideWhenUsed="0" w:uiPriority="0" w:semiHidden="0" w:name="List 2"/>
-    <w:lsdException w:unhideWhenUsed="0" w:uiPriority="0" w:semiHidden="0" w:name="List 3"/>
-    <w:lsdException w:unhideWhenUsed="0" w:uiPriority="0" w:semiHidden="0" w:name="List 4"/>
-    <w:lsdException w:unhideWhenUsed="0" w:uiPriority="0" w:semiHidden="0" w:name="List 5"/>
-    <w:lsdException w:unhideWhenUsed="0" w:uiPriority="0" w:semiHidden="0" w:name="List Bullet 2"/>
-    <w:lsdException w:unhideWhenUsed="0" w:uiPriority="0" w:semiHidden="0" w:name="List Bullet 3"/>
-    <w:lsdException w:unhideWhenUsed="0" w:uiPriority="0" w:semiHidden="0" w:name="List Bullet 4"/>
-    <w:lsdException w:unhideWhenUsed="0" w:uiPriority="0" w:semiHidden="0" w:name="List Bullet 5"/>
-    <w:lsdException w:unhideWhenUsed="0" w:uiPriority="0" w:semiHidden="0" w:name="List Number 2"/>
-    <w:lsdException w:unhideWhenUsed="0" w:uiPriority="0" w:semiHidden="0" w:name="List Number 3"/>
-    <w:lsdException w:unhideWhenUsed="0" w:uiPriority="0" w:semiHidden="0" w:name="List Number 4"/>
-    <w:lsdException w:unhideWhenUsed="0" w:uiPriority="0" w:semiHidden="0" w:name="List Number 5"/>
-    <w:lsdException w:qFormat="1" w:unhideWhenUsed="0" w:uiPriority="0" w:semiHidden="0" w:name="Title"/>
-    <w:lsdException w:unhideWhenUsed="0" w:uiPriority="0" w:semiHidden="0" w:name="Closing"/>
-    <w:lsdException w:unhideWhenUsed="0" w:uiPriority="0" w:semiHidden="0" w:name="Signature"/>
-    <w:lsdException w:qFormat="1" w:unhideWhenUsed="0" w:uiPriority="0" w:name="Default Paragraph Font"/>
-    <w:lsdException w:qFormat="1" w:unhideWhenUsed="0" w:uiPriority="0" w:name="Body Text"/>
-    <w:lsdException w:unhideWhenUsed="0" w:uiPriority="0" w:semiHidden="0" w:name="Body Text Indent"/>
-    <w:lsdException w:unhideWhenUsed="0" w:uiPriority="0" w:semiHidden="0" w:name="List Continue"/>
-    <w:lsdException w:unhideWhenUsed="0" w:uiPriority="0" w:semiHidden="0" w:name="List Continue 2"/>
-    <w:lsdException w:unhideWhenUsed="0" w:uiPriority="0" w:semiHidden="0" w:name="List Continue 3"/>
-    <w:lsdException w:unhideWhenUsed="0" w:uiPriority="0" w:semiHidden="0" w:name="List Continue 4"/>
-    <w:lsdException w:unhideWhenUsed="0" w:uiPriority="0" w:semiHidden="0" w:name="List Continue 5"/>
-    <w:lsdException w:unhideWhenUsed="0" w:uiPriority="0" w:semiHidden="0" w:name="Message Header"/>
-    <w:lsdException w:qFormat="1" w:unhideWhenUsed="0" w:uiPriority="0" w:semiHidden="0" w:name="Subtitle"/>
-    <w:lsdException w:unhideWhenUsed="0" w:uiPriority="0" w:semiHidden="0" w:name="Salutation"/>
-    <w:lsdException w:unhideWhenUsed="0" w:uiPriority="0" w:semiHidden="0" w:name="Date"/>
-    <w:lsdException w:unhideWhenUsed="0" w:uiPriority="0" w:semiHidden="0" w:name="Body Text First Indent"/>
-    <w:lsdException w:unhideWhenUsed="0" w:uiPriority="0" w:semiHidden="0" w:name="Body Text First Indent 2"/>
-    <w:lsdException w:uiPriority="99" w:name="Note Heading"/>
-    <w:lsdException w:unhideWhenUsed="0" w:uiPriority="0" w:semiHidden="0" w:name="Body Text 2"/>
-    <w:lsdException w:unhideWhenUsed="0" w:uiPriority="0" w:semiHidden="0" w:name="Body Text 3"/>
-    <w:lsdException w:unhideWhenUsed="0" w:uiPriority="0" w:semiHidden="0" w:name="Body Text Indent 2"/>
-    <w:lsdException w:unhideWhenUsed="0" w:uiPriority="0" w:semiHidden="0" w:name="Body Text Indent 3"/>
-    <w:lsdException w:unhideWhenUsed="0" w:uiPriority="0" w:semiHidden="0" w:name="Block Text"/>
-    <w:lsdException w:unhideWhenUsed="0" w:uiPriority="0" w:semiHidden="0" w:name="Hyperlink"/>
-    <w:lsdException w:unhideWhenUsed="0" w:uiPriority="0" w:semiHidden="0" w:name="FollowedHyperlink"/>
-    <w:lsdException w:qFormat="1" w:unhideWhenUsed="0" w:uiPriority="0" w:semiHidden="0" w:name="Strong"/>
-    <w:lsdException w:qFormat="1" w:unhideWhenUsed="0" w:uiPriority="0" w:semiHidden="0" w:name="Emphasis"/>
-    <w:lsdException w:unhideWhenUsed="0" w:uiPriority="0" w:semiHidden="0" w:name="Document Map"/>
-    <w:lsdException w:unhideWhenUsed="0" w:uiPriority="0" w:semiHidden="0" w:name="Plain Text"/>
-    <w:lsdException w:unhideWhenUsed="0" w:uiPriority="0" w:semiHidden="0" w:name="E-mail Signature"/>
-    <w:lsdException w:qFormat="1" w:unhideWhenUsed="0" w:uiPriority="0" w:semiHidden="0" w:name="Normal (Web)"/>
-    <w:lsdException w:unhideWhenUsed="0" w:uiPriority="0" w:semiHidden="0" w:name="HTML Acronym"/>
-    <w:lsdException w:unhideWhenUsed="0" w:uiPriority="0" w:semiHidden="0" w:name="HTML Address"/>
-    <w:lsdException w:unhideWhenUsed="0" w:uiPriority="0" w:semiHidden="0" w:name="HTML Cite"/>
-    <w:lsdException w:unhideWhenUsed="0" w:uiPriority="0" w:semiHidden="0" w:name="HTML Code"/>
-    <w:lsdException w:unhideWhenUsed="0" w:uiPriority="0" w:semiHidden="0" w:name="HTML Definition"/>
-    <w:lsdException w:unhideWhenUsed="0" w:uiPriority="0" w:semiHidden="0" w:name="HTML Keyboard"/>
-    <w:lsdException w:unhideWhenUsed="0" w:uiPriority="0" w:semiHidden="0" w:name="HTML Preformatted"/>
-    <w:lsdException w:unhideWhenUsed="0" w:uiPriority="0" w:semiHidden="0" w:name="HTML Sample"/>
-    <w:lsdException w:unhideWhenUsed="0" w:uiPriority="0" w:semiHidden="0" w:name="HTML Typewriter"/>
-    <w:lsdException w:unhideWhenUsed="0" w:uiPriority="0" w:semiHidden="0" w:name="HTML Variable"/>
-    <w:lsdException w:qFormat="1" w:unhideWhenUsed="0" w:uiPriority="0" w:name="Normal Table"/>
-    <w:lsdException w:unhideWhenUsed="0" w:uiPriority="0" w:semiHidden="0" w:name="annotation subject"/>
-    <w:lsdException w:unhideWhenUsed="0" w:uiPriority="0" w:semiHidden="0" w:name="Table Simple 1"/>
-    <w:lsdException w:unhideWhenUsed="0" w:uiPriority="0" w:semiHidden="0" w:name="Table Simple 2"/>
-    <w:lsdException w:unhideWhenUsed="0" w:uiPriority="0" w:semiHidden="0" w:name="Table Simple 3"/>
-    <w:lsdException w:unhideWhenUsed="0" w:uiPriority="0" w:semiHidden="0" w:name="Table Classic 1"/>
-    <w:lsdException w:unhideWhenUsed="0" w:uiPriority="0" w:semiHidden="0" w:name="Table Classic 2"/>
-    <w:lsdException w:unhideWhenUsed="0" w:uiPriority="0" w:semiHidden="0" w:name="Table Classic 3"/>
-    <w:lsdException w:unhideWhenUsed="0" w:uiPriority="0" w:semiHidden="0" w:name="Table Classic 4"/>
-    <w:lsdException w:unhideWhenUsed="0" w:uiPriority="0" w:semiHidden="0" w:name="Table Colorful 1"/>
-    <w:lsdException w:unhideWhenUsed="0" w:uiPriority="0" w:semiHidden="0" w:name="Table Colorful 2"/>
-    <w:lsdException w:unhideWhenUsed="0" w:uiPriority="0" w:semiHidden="0" w:name="Table Colorful 3"/>
-    <w:lsdException w:unhideWhenUsed="0" w:uiPriority="0" w:semiHidden="0" w:name="Table Columns 1"/>
-    <w:lsdException w:unhideWhenUsed="0" w:uiPriority="0" w:semiHidden="0" w:name="Table Columns 2"/>
-    <w:lsdException w:unhideWhenUsed="0" w:uiPriority="0" w:semiHidden="0" w:name="Table Columns 3"/>
-    <w:lsdException w:unhideWhenUsed="0" w:uiPriority="0" w:semiHidden="0" w:name="Table Columns 4"/>
-    <w:lsdException w:unhideWhenUsed="0" w:uiPriority="0" w:semiHidden="0" w:name="Table Columns 5"/>
-    <w:lsdException w:unhideWhenUsed="0" w:uiPriority="0" w:semiHidden="0" w:name="Table Grid 1"/>
-    <w:lsdException w:unhideWhenUsed="0" w:uiPriority="0" w:semiHidden="0" w:name="Table Grid 2"/>
-    <w:lsdException w:unhideWhenUsed="0" w:uiPriority="0" w:semiHidden="0" w:name="Table Grid 3"/>
-    <w:lsdException w:unhideWhenUsed="0" w:uiPriority="0" w:semiHidden="0" w:name="Table Grid 4"/>
-    <w:lsdException w:unhideWhenUsed="0" w:uiPriority="0" w:semiHidden="0" w:name="Table Grid 5"/>
-    <w:lsdException w:unhideWhenUsed="0" w:uiPriority="0" w:semiHidden="0" w:name="Table Grid 6"/>
-    <w:lsdException w:unhideWhenUsed="0" w:uiPriority="0" w:semiHidden="0" w:name="Table Grid 7"/>
-    <w:lsdException w:unhideWhenUsed="0" w:uiPriority="0" w:semiHidden="0" w:name="Table Grid 8"/>
-    <w:lsdException w:unhideWhenUsed="0" w:uiPriority="0" w:semiHidden="0" w:name="Table List 1"/>
-    <w:lsdException w:unhideWhenUsed="0" w:uiPriority="0" w:semiHidden="0" w:name="Table List 2"/>
-    <w:lsdException w:unhideWhenUsed="0" w:uiPriority="0" w:semiHidden="0" w:name="Table List 3"/>
-    <w:lsdException w:unhideWhenUsed="0" w:uiPriority="0" w:semiHidden="0" w:name="Table List 4"/>
-    <w:lsdException w:unhideWhenUsed="0" w:uiPriority="0" w:semiHidden="0" w:name="Table List 5"/>
-    <w:lsdException w:unhideWhenUsed="0" w:uiPriority="0" w:semiHidden="0" w:name="Table List 6"/>
-    <w:lsdException w:unhideWhenUsed="0" w:uiPriority="0" w:semiHidden="0" w:name="Table List 7"/>
-    <w:lsdException w:unhideWhenUsed="0" w:uiPriority="0" w:semiHidden="0" w:name="Table List 8"/>
-    <w:lsdException w:unhideWhenUsed="0" w:uiPriority="0" w:semiHidden="0" w:name="Table 3D effects 1"/>
-    <w:lsdException w:unhideWhenUsed="0" w:uiPriority="0" w:semiHidden="0" w:name="Table 3D effects 2"/>
-    <w:lsdException w:unhideWhenUsed="0" w:uiPriority="0" w:semiHidden="0" w:name="Table 3D effects 3"/>
-    <w:lsdException w:unhideWhenUsed="0" w:uiPriority="0" w:semiHidden="0" w:name="Table Contemporary"/>
-    <w:lsdException w:unhideWhenUsed="0" w:uiPriority="0" w:semiHidden="0" w:name="Table Elegant"/>
-    <w:lsdException w:unhideWhenUsed="0" w:uiPriority="0" w:semiHidden="0" w:name="Table Professional"/>
-    <w:lsdException w:unhideWhenUsed="0" w:uiPriority="0" w:semiHidden="0" w:name="Table Subtle 1"/>
-    <w:lsdException w:unhideWhenUsed="0" w:uiPriority="0" w:semiHidden="0" w:name="Table Subtle 2"/>
-    <w:lsdException w:unhideWhenUsed="0" w:uiPriority="0" w:semiHidden="0" w:name="Table Web 1"/>
-    <w:lsdException w:unhideWhenUsed="0" w:uiPriority="0" w:semiHidden="0" w:name="Table Web 2"/>
-    <w:lsdException w:unhideWhenUsed="0" w:uiPriority="0" w:semiHidden="0" w:name="Table Web 3"/>
-    <w:lsdException w:unhideWhenUsed="0" w:uiPriority="0" w:semiHidden="0" w:name="Balloon Text"/>
-    <w:lsdException w:qFormat="1" w:unhideWhenUsed="0" w:uiPriority="0" w:semiHidden="0" w:name="Table Grid"/>
-    <w:lsdException w:unhideWhenUsed="0" w:uiPriority="0" w:semiHidden="0" w:name="Table Theme"/>
-    <w:lsdException w:unhideWhenUsed="0" w:uiPriority="60" w:semiHidden="0" w:name="Light Shading"/>
-    <w:lsdException w:unhideWhenUsed="0" w:uiPriority="61" w:semiHidden="0" w:name="Light List"/>
-    <w:lsdException w:unhideWhenUsed="0" w:uiPriority="62" w:semiHidden="0" w:name="Light Grid"/>
-    <w:lsdException w:unhideWhenUsed="0" w:uiPriority="63" w:semiHidden="0" w:name="Medium Shading 1"/>
-    <w:lsdException w:unhideWhenUsed="0" w:uiPriority="64" w:semiHidden="0" w:name="Medium Shading 2"/>
-    <w:lsdException w:unhideWhenUsed="0" w:uiPriority="65" w:semiHidden="0" w:name="Medium List 1"/>
-    <w:lsdException w:unhideWhenUsed="0" w:uiPriority="66" w:semiHidden="0" w:name="Medium List 2"/>
-    <w:lsdException w:unhideWhenUsed="0" w:uiPriority="67" w:semiHidden="0" w:name="Medium Grid 1"/>
-    <w:lsdException w:unhideWhenUsed="0" w:uiPriority="68" w:semiHidden="0" w:name="Medium Grid 2"/>
-    <w:lsdException w:unhideWhenUsed="0" w:uiPriority="69" w:semiHidden="0" w:name="Medium Grid 3"/>
-    <w:lsdException w:unhideWhenUsed="0" w:uiPriority="70" w:semiHidden="0" w:name="Dark List"/>
-    <w:lsdException w:unhideWhenUsed="0" w:uiPriority="71" w:semiHidden="0" w:name="Colorful Shading"/>
-    <w:lsdException w:unhideWhenUsed="0" w:uiPriority="72" w:semiHidden="0" w:name="Colorful List"/>
-    <w:lsdException w:unhideWhenUsed="0" w:uiPriority="73" w:semiHidden="0" w:name="Colorful Grid"/>
-    <w:lsdException w:unhideWhenUsed="0" w:uiPriority="60" w:semiHidden="0" w:name="Light Shading Accent 1"/>
-    <w:lsdException w:unhideWhenUsed="0" w:uiPriority="61" w:semiHidden="0" w:name="Light List Accent 1"/>
-    <w:lsdException w:unhideWhenUsed="0" w:uiPriority="62" w:semiHidden="0" w:name="Light Grid Accent 1"/>
-    <w:lsdException w:unhideWhenUsed="0" w:uiPriority="63" w:semiHidden="0" w:name="Medium Shading 1 Accent 1"/>
-    <w:lsdException w:unhideWhenUsed="0" w:uiPriority="64" w:semiHidden="0" w:name="Medium Shading 2 Accent 1"/>
-    <w:lsdException w:unhideWhenUsed="0" w:uiPriority="65" w:semiHidden="0" w:name="Medium List 1 Accent 1"/>
-    <w:lsdException w:unhideWhenUsed="0" w:uiPriority="66" w:semiHidden="0" w:name="Medium List 2 Accent 1"/>
-    <w:lsdException w:unhideWhenUsed="0" w:uiPriority="67" w:semiHidden="0" w:name="Medium Grid 1 Accent 1"/>
-    <w:lsdException w:unhideWhenUsed="0" w:uiPriority="68" w:semiHidden="0" w:name="Medium Grid 2 Accent 1"/>
-    <w:lsdException w:unhideWhenUsed="0" w:uiPriority="69" w:semiHidden="0" w:name="Medium Grid 3 Accent 1"/>
-    <w:lsdException w:unhideWhenUsed="0" w:uiPriority="70" w:semiHidden="0" w:name="Dark List Accent 1"/>
-    <w:lsdException w:unhideWhenUsed="0" w:uiPriority="71" w:semiHidden="0" w:name="Colorful Shading Accent 1"/>
-    <w:lsdException w:unhideWhenUsed="0" w:uiPriority="72" w:semiHidden="0" w:name="Colorful List Accent 1"/>
-    <w:lsdException w:unhideWhenUsed="0" w:uiPriority="73" w:semiHidden="0" w:name="Colorful Grid Accent 1"/>
-    <w:lsdException w:unhideWhenUsed="0" w:uiPriority="60" w:semiHidden="0" w:name="Light Shading Accent 2"/>
-    <w:lsdException w:unhideWhenUsed="0" w:uiPriority="61" w:semiHidden="0" w:name="Light List Accent 2"/>
-    <w:lsdException w:unhideWhenUsed="0" w:uiPriority="62" w:semiHidden="0" w:name="Light Grid Accent 2"/>
-    <w:lsdException w:unhideWhenUsed="0" w:uiPriority="63" w:semiHidden="0" w:name="Medium Shading 1 Accent 2"/>
-    <w:lsdException w:unhideWhenUsed="0" w:uiPriority="64" w:semiHidden="0" w:name="Medium Shading 2 Accent 2"/>
-    <w:lsdException w:unhideWhenUsed="0" w:uiPriority="65" w:semiHidden="0" w:name="Medium List 1 Accent 2"/>
-    <w:lsdException w:unhideWhenUsed="0" w:uiPriority="66" w:semiHidden="0" w:name="Medium List 2 Accent 2"/>
-    <w:lsdException w:unhideWhenUsed="0" w:uiPriority="67" w:semiHidden="0" w:name="Medium Grid 1 Accent 2"/>
-    <w:lsdException w:unhideWhenUsed="0" w:uiPriority="68" w:semiHidden="0" w:name="Medium Grid 2 Accent 2"/>
-    <w:lsdException w:unhideWhenUsed="0" w:uiPriority="69" w:semiHidden="0" w:name="Medium Grid 3 Accent 2"/>
-    <w:lsdException w:unhideWhenUsed="0" w:uiPriority="70" w:semiHidden="0" w:name="Dark List Accent 2"/>
-    <w:lsdException w:unhideWhenUsed="0" w:uiPriority="71" w:semiHidden="0" w:name="Colorful Shading Accent 2"/>
-    <w:lsdException w:unhideWhenUsed="0" w:uiPriority="72" w:semiHidden="0" w:name="Colorful List Accent 2"/>
-    <w:lsdException w:unhideWhenUsed="0" w:uiPriority="73" w:semiHidden="0" w:name="Colorful Grid Accent 2"/>
-    <w:lsdException w:unhideWhenUsed="0" w:uiPriority="60" w:semiHidden="0" w:name="Light Shading Accent 3"/>
-    <w:lsdException w:unhideWhenUsed="0" w:uiPriority="61" w:semiHidden="0" w:name="Light List Accent 3"/>
-    <w:lsdException w:unhideWhenUsed="0" w:uiPriority="62" w:semiHidden="0" w:name="Light Grid Accent 3"/>
-    <w:lsdException w:unhideWhenUsed="0" w:uiPriority="63" w:semiHidden="0" w:name="Medium Shading 1 Accent 3"/>
-    <w:lsdException w:unhideWhenUsed="0" w:uiPriority="64" w:semiHidden="0" w:name="Medium Shading 2 Accent 3"/>
-    <w:lsdException w:unhideWhenUsed="0" w:uiPriority="65" w:semiHidden="0" w:name="Medium List 1 Accent 3"/>
-    <w:lsdException w:unhideWhenUsed="0" w:uiPriority="66" w:semiHidden="0" w:name="Medium List 2 Accent 3"/>
-    <w:lsdException w:unhideWhenUsed="0" w:uiPriority="67" w:semiHidden="0" w:name="Medium Grid 1 Accent 3"/>
-    <w:lsdException w:unhideWhenUsed="0" w:uiPriority="68" w:semiHidden="0" w:name="Medium Grid 2 Accent 3"/>
-    <w:lsdException w:unhideWhenUsed="0" w:uiPriority="69" w:semiHidden="0" w:name="Medium Grid 3 Accent 3"/>
-    <w:lsdException w:unhideWhenUsed="0" w:uiPriority="70" w:semiHidden="0" w:name="Dark List Accent 3"/>
-    <w:lsdException w:unhideWhenUsed="0" w:uiPriority="71" w:semiHidden="0" w:name="Colorful Shading Accent 3"/>
-    <w:lsdException w:unhideWhenUsed="0" w:uiPriority="72" w:semiHidden="0" w:name="Colorful List Accent 3"/>
-    <w:lsdException w:unhideWhenUsed="0" w:uiPriority="73" w:semiHidden="0" w:name="Colorful Grid Accent 3"/>
-    <w:lsdException w:unhideWhenUsed="0" w:uiPriority="60" w:semiHidden="0" w:name="Light Shading Accent 4"/>
-    <w:lsdException w:unhideWhenUsed="0" w:uiPriority="61" w:semiHidden="0" w:name="Light List Accent 4"/>
-    <w:lsdException w:unhideWhenUsed="0" w:uiPriority="62" w:semiHidden="0" w:name="Light Grid Accent 4"/>
-    <w:lsdException w:unhideWhenUsed="0" w:uiPriority="63" w:semiHidden="0" w:name="Medium Shading 1 Accent 4"/>
-    <w:lsdException w:unhideWhenUsed="0" w:uiPriority="64" w:semiHidden="0" w:name="Medium Shading 2 Accent 4"/>
-    <w:lsdException w:unhideWhenUsed="0" w:uiPriority="65" w:semiHidden="0" w:name="Medium List 1 Accent 4"/>
-    <w:lsdException w:unhideWhenUsed="0" w:uiPriority="66" w:semiHidden="0" w:name="Medium List 2 Accent 4"/>
-    <w:lsdException w:unhideWhenUsed="0" w:uiPriority="67" w:semiHidden="0" w:name="Medium Grid 1 Accent 4"/>
-    <w:lsdException w:unhideWhenUsed="0" w:uiPriority="68" w:semiHidden="0" w:name="Medium Grid 2 Accent 4"/>
-    <w:lsdException w:unhideWhenUsed="0" w:uiPriority="69" w:semiHidden="0" w:name="Medium Grid 3 Accent 4"/>
-    <w:lsdException w:unhideWhenUsed="0" w:uiPriority="70" w:semiHidden="0" w:name="Dark List Accent 4"/>
-    <w:lsdException w:unhideWhenUsed="0" w:uiPriority="71" w:semiHidden="0" w:name="Colorful Shading Accent 4"/>
-    <w:lsdException w:unhideWhenUsed="0" w:uiPriority="72" w:semiHidden="0" w:name="Colorful List Accent 4"/>
-    <w:lsdException w:unhideWhenUsed="0" w:uiPriority="73" w:semiHidden="0" w:name="Colorful Grid Accent 4"/>
-    <w:lsdException w:unhideWhenUsed="0" w:uiPriority="60" w:semiHidden="0" w:name="Light Shading Accent 5"/>
-    <w:lsdException w:unhideWhenUsed="0" w:uiPriority="61" w:semiHidden="0" w:name="Light List Accent 5"/>
-    <w:lsdException w:unhideWhenUsed="0" w:uiPriority="62" w:semiHidden="0" w:name="Light Grid Accent 5"/>
-    <w:lsdException w:unhideWhenUsed="0" w:uiPriority="63" w:semiHidden="0" w:name="Medium Shading 1 Accent 5"/>
-    <w:lsdException w:unhideWhenUsed="0" w:uiPriority="64" w:semiHidden="0" w:name="Medium Shading 2 Accent 5"/>
-    <w:lsdException w:unhideWhenUsed="0" w:uiPriority="65" w:semiHidden="0" w:name="Medium List 1 Accent 5"/>
-    <w:lsdException w:unhideWhenUsed="0" w:uiPriority="66" w:semiHidden="0" w:name="Medium List 2 Accent 5"/>
-    <w:lsdException w:unhideWhenUsed="0" w:uiPriority="67" w:semiHidden="0" w:name="Medium Grid 1 Accent 5"/>
-    <w:lsdException w:unhideWhenUsed="0" w:uiPriority="68" w:semiHidden="0" w:name="Medium Grid 2 Accent 5"/>
-    <w:lsdException w:unhideWhenUsed="0" w:uiPriority="69" w:semiHidden="0" w:name="Medium Grid 3 Accent 5"/>
-    <w:lsdException w:unhideWhenUsed="0" w:uiPriority="70" w:semiHidden="0" w:name="Dark List Accent 5"/>
-    <w:lsdException w:unhideWhenUsed="0" w:uiPriority="71" w:semiHidden="0" w:name="Colorful Shading Accent 5"/>
-    <w:lsdException w:unhideWhenUsed="0" w:uiPriority="72" w:semiHidden="0" w:name="Colorful List Accent 5"/>
-    <w:lsdException w:unhideWhenUsed="0" w:uiPriority="73" w:semiHidden="0" w:name="Colorful Grid Accent 5"/>
-    <w:lsdException w:unhideWhenUsed="0" w:uiPriority="60" w:semiHidden="0" w:name="Light Shading Accent 6"/>
-    <w:lsdException w:unhideWhenUsed="0" w:uiPriority="61" w:semiHidden="0" w:name="Light List Accent 6"/>
-    <w:lsdException w:unhideWhenUsed="0" w:uiPriority="62" w:semiHidden="0" w:name="Light Grid Accent 6"/>
-    <w:lsdException w:unhideWhenUsed="0" w:uiPriority="63" w:semiHidden="0" w:name="Medium Shading 1 Accent 6"/>
-    <w:lsdException w:unhideWhenUsed="0" w:uiPriority="64" w:semiHidden="0" w:name="Medium Shading 2 Accent 6"/>
-    <w:lsdException w:unhideWhenUsed="0" w:uiPriority="65" w:semiHidden="0" w:name="Medium List 1 Accent 6"/>
-    <w:lsdException w:unhideWhenUsed="0" w:uiPriority="66" w:semiHidden="0" w:name="Medium List 2 Accent 6"/>
-    <w:lsdException w:unhideWhenUsed="0" w:uiPriority="67" w:semiHidden="0" w:name="Medium Grid 1 Accent 6"/>
-    <w:lsdException w:unhideWhenUsed="0" w:uiPriority="68" w:semiHidden="0" w:name="Medium Grid 2 Accent 6"/>
-    <w:lsdException w:unhideWhenUsed="0" w:uiPriority="69" w:semiHidden="0" w:name="Medium Grid 3 Accent 6"/>
-    <w:lsdException w:unhideWhenUsed="0" w:uiPriority="70" w:semiHidden="0" w:name="Dark List Accent 6"/>
-    <w:lsdException w:unhideWhenUsed="0" w:uiPriority="71" w:semiHidden="0" w:name="Colorful Shading Accent 6"/>
-    <w:lsdException w:unhideWhenUsed="0" w:uiPriority="72" w:semiHidden="0" w:name="Colorful List Accent 6"/>
-    <w:lsdException w:unhideWhenUsed="0" w:uiPriority="73" w:semiHidden="0" w:name="Colorful Grid Accent 6"/>
+  <w:latentStyles w:defLockedState="0" w:defUIPriority="99" w:defSemiHidden="1" w:defUnhideWhenUsed="1" w:defQFormat="0" w:count="260">
+    <w:lsdException w:name="Normal" w:semiHidden="0" w:uiPriority="0" w:unhideWhenUsed="0" w:qFormat="1"/>
+    <w:lsdException w:name="heading 1" w:semiHidden="0" w:uiPriority="0" w:unhideWhenUsed="0" w:qFormat="1"/>
+    <w:lsdException w:name="heading 2" w:semiHidden="0" w:uiPriority="0" w:qFormat="1"/>
+    <w:lsdException w:name="heading 3" w:uiPriority="0" w:qFormat="1"/>
+    <w:lsdException w:name="heading 4" w:semiHidden="0" w:uiPriority="0" w:qFormat="1"/>
+    <w:lsdException w:name="heading 5" w:uiPriority="0" w:qFormat="1"/>
+    <w:lsdException w:name="heading 6" w:uiPriority="0" w:qFormat="1"/>
+    <w:lsdException w:name="heading 7" w:uiPriority="0" w:qFormat="1"/>
+    <w:lsdException w:name="heading 8" w:uiPriority="0" w:qFormat="1"/>
+    <w:lsdException w:name="heading 9" w:uiPriority="0" w:qFormat="1"/>
+    <w:lsdException w:name="index 1" w:semiHidden="0" w:uiPriority="0" w:unhideWhenUsed="0"/>
+    <w:lsdException w:name="index 2" w:semiHidden="0" w:uiPriority="0" w:unhideWhenUsed="0"/>
+    <w:lsdException w:name="index 3" w:semiHidden="0" w:uiPriority="0" w:unhideWhenUsed="0"/>
+    <w:lsdException w:name="index 4" w:semiHidden="0" w:uiPriority="0" w:unhideWhenUsed="0"/>
+    <w:lsdException w:name="index 5" w:semiHidden="0" w:uiPriority="0" w:unhideWhenUsed="0"/>
+    <w:lsdException w:name="index 6" w:semiHidden="0" w:uiPriority="0" w:unhideWhenUsed="0"/>
+    <w:lsdException w:name="index 7" w:semiHidden="0" w:uiPriority="0" w:unhideWhenUsed="0"/>
+    <w:lsdException w:name="index 8" w:semiHidden="0" w:uiPriority="0" w:unhideWhenUsed="0"/>
+    <w:lsdException w:name="index 9" w:semiHidden="0" w:uiPriority="0" w:unhideWhenUsed="0"/>
+    <w:lsdException w:name="toc 1" w:semiHidden="0" w:uiPriority="0" w:unhideWhenUsed="0" w:qFormat="1"/>
+    <w:lsdException w:name="toc 2" w:semiHidden="0" w:uiPriority="0" w:unhideWhenUsed="0" w:qFormat="1"/>
+    <w:lsdException w:name="toc 3" w:semiHidden="0" w:uiPriority="0" w:unhideWhenUsed="0" w:qFormat="1"/>
+    <w:lsdException w:name="toc 4" w:semiHidden="0" w:uiPriority="0" w:unhideWhenUsed="0"/>
+    <w:lsdException w:name="toc 5" w:semiHidden="0" w:uiPriority="0" w:unhideWhenUsed="0"/>
+    <w:lsdException w:name="toc 6" w:semiHidden="0" w:uiPriority="0" w:unhideWhenUsed="0"/>
+    <w:lsdException w:name="toc 7" w:semiHidden="0" w:uiPriority="0" w:unhideWhenUsed="0"/>
+    <w:lsdException w:name="toc 8" w:semiHidden="0" w:uiPriority="0" w:unhideWhenUsed="0"/>
+    <w:lsdException w:name="toc 9" w:semiHidden="0" w:uiPriority="0" w:unhideWhenUsed="0"/>
+    <w:lsdException w:name="Normal Indent" w:semiHidden="0" w:uiPriority="0" w:unhideWhenUsed="0"/>
+    <w:lsdException w:name="footnote text" w:semiHidden="0" w:uiPriority="0" w:unhideWhenUsed="0"/>
+    <w:lsdException w:name="annotation text" w:semiHidden="0" w:uiPriority="0" w:unhideWhenUsed="0" w:qFormat="1"/>
+    <w:lsdException w:name="header" w:semiHidden="0" w:uiPriority="0" w:unhideWhenUsed="0" w:qFormat="1"/>
+    <w:lsdException w:name="footer" w:semiHidden="0" w:uiPriority="0" w:unhideWhenUsed="0" w:qFormat="1"/>
+    <w:lsdException w:name="index heading" w:semiHidden="0" w:uiPriority="0" w:unhideWhenUsed="0"/>
+    <w:lsdException w:name="caption" w:uiPriority="0" w:qFormat="1"/>
+    <w:lsdException w:name="table of figures" w:semiHidden="0" w:uiPriority="0" w:unhideWhenUsed="0"/>
+    <w:lsdException w:name="envelope address" w:semiHidden="0" w:uiPriority="0" w:unhideWhenUsed="0"/>
+    <w:lsdException w:name="envelope return" w:semiHidden="0" w:uiPriority="0" w:unhideWhenUsed="0"/>
+    <w:lsdException w:name="footnote reference" w:semiHidden="0" w:uiPriority="0" w:unhideWhenUsed="0"/>
+    <w:lsdException w:name="annotation reference" w:semiHidden="0" w:uiPriority="0" w:unhideWhenUsed="0"/>
+    <w:lsdException w:name="line number" w:semiHidden="0" w:uiPriority="0" w:unhideWhenUsed="0"/>
+    <w:lsdException w:name="page number" w:semiHidden="0" w:uiPriority="0" w:unhideWhenUsed="0"/>
+    <w:lsdException w:name="endnote reference" w:semiHidden="0" w:uiPriority="0" w:unhideWhenUsed="0"/>
+    <w:lsdException w:name="endnote text" w:semiHidden="0" w:uiPriority="0" w:unhideWhenUsed="0"/>
+    <w:lsdException w:name="table of authorities" w:semiHidden="0" w:uiPriority="0" w:unhideWhenUsed="0"/>
+    <w:lsdException w:name="macro" w:semiHidden="0" w:uiPriority="0" w:unhideWhenUsed="0"/>
+    <w:lsdException w:name="toa heading" w:semiHidden="0" w:uiPriority="0" w:unhideWhenUsed="0"/>
+    <w:lsdException w:name="List" w:semiHidden="0" w:uiPriority="0" w:unhideWhenUsed="0"/>
+    <w:lsdException w:name="List Bullet" w:semiHidden="0" w:uiPriority="0" w:unhideWhenUsed="0"/>
+    <w:lsdException w:name="List Number" w:semiHidden="0" w:uiPriority="0" w:unhideWhenUsed="0"/>
+    <w:lsdException w:name="List 2" w:semiHidden="0" w:uiPriority="0" w:unhideWhenUsed="0"/>
+    <w:lsdException w:name="List 3" w:semiHidden="0" w:uiPriority="0" w:unhideWhenUsed="0"/>
+    <w:lsdException w:name="List 4" w:semiHidden="0" w:uiPriority="0" w:unhideWhenUsed="0"/>
+    <w:lsdException w:name="List 5" w:semiHidden="0" w:uiPriority="0" w:unhideWhenUsed="0"/>
+    <w:lsdException w:name="List Bullet 2" w:semiHidden="0" w:uiPriority="0" w:unhideWhenUsed="0"/>
+    <w:lsdException w:name="List Bullet 3" w:semiHidden="0" w:uiPriority="0" w:unhideWhenUsed="0"/>
+    <w:lsdException w:name="List Bullet 4" w:semiHidden="0" w:uiPriority="0" w:unhideWhenUsed="0"/>
+    <w:lsdException w:name="List Bullet 5" w:semiHidden="0" w:uiPriority="0" w:unhideWhenUsed="0"/>
+    <w:lsdException w:name="List Number 2" w:semiHidden="0" w:uiPriority="0" w:unhideWhenUsed="0"/>
+    <w:lsdException w:name="List Number 3" w:semiHidden="0" w:uiPriority="0" w:unhideWhenUsed="0"/>
+    <w:lsdException w:name="List Number 4" w:semiHidden="0" w:uiPriority="0" w:unhideWhenUsed="0"/>
+    <w:lsdException w:name="List Number 5" w:semiHidden="0" w:uiPriority="0" w:unhideWhenUsed="0"/>
+    <w:lsdException w:name="Title" w:semiHidden="0" w:uiPriority="0" w:unhideWhenUsed="0" w:qFormat="1"/>
+    <w:lsdException w:name="Closing" w:semiHidden="0" w:uiPriority="0" w:unhideWhenUsed="0"/>
+    <w:lsdException w:name="Signature" w:semiHidden="0" w:uiPriority="0" w:unhideWhenUsed="0"/>
+    <w:lsdException w:name="Default Paragraph Font" w:uiPriority="0" w:unhideWhenUsed="0" w:qFormat="1"/>
+    <w:lsdException w:name="Body Text" w:uiPriority="0" w:unhideWhenUsed="0" w:qFormat="1"/>
+    <w:lsdException w:name="Body Text Indent" w:semiHidden="0" w:uiPriority="0" w:unhideWhenUsed="0"/>
+    <w:lsdException w:name="List Continue" w:semiHidden="0" w:uiPriority="0" w:unhideWhenUsed="0"/>
+    <w:lsdException w:name="List Continue 2" w:semiHidden="0" w:uiPriority="0" w:unhideWhenUsed="0"/>
+    <w:lsdException w:name="List Continue 3" w:semiHidden="0" w:uiPriority="0" w:unhideWhenUsed="0"/>
+    <w:lsdException w:name="List Continue 4" w:semiHidden="0" w:uiPriority="0" w:unhideWhenUsed="0"/>
+    <w:lsdException w:name="List Continue 5" w:semiHidden="0" w:uiPriority="0" w:unhideWhenUsed="0"/>
+    <w:lsdException w:name="Message Header" w:semiHidden="0" w:uiPriority="0" w:unhideWhenUsed="0"/>
+    <w:lsdException w:name="Subtitle" w:semiHidden="0" w:uiPriority="0" w:unhideWhenUsed="0" w:qFormat="1"/>
+    <w:lsdException w:name="Salutation" w:semiHidden="0" w:uiPriority="0" w:unhideWhenUsed="0"/>
+    <w:lsdException w:name="Date" w:semiHidden="0" w:uiPriority="0" w:unhideWhenUsed="0"/>
+    <w:lsdException w:name="Body Text First Indent" w:semiHidden="0" w:uiPriority="0" w:unhideWhenUsed="0"/>
+    <w:lsdException w:name="Body Text First Indent 2" w:semiHidden="0" w:uiPriority="0" w:unhideWhenUsed="0"/>
+    <w:lsdException w:name="Body Text 2" w:semiHidden="0" w:uiPriority="0" w:unhideWhenUsed="0"/>
+    <w:lsdException w:name="Body Text 3" w:semiHidden="0" w:uiPriority="0" w:unhideWhenUsed="0"/>
+    <w:lsdException w:name="Body Text Indent 2" w:semiHidden="0" w:uiPriority="0" w:unhideWhenUsed="0"/>
+    <w:lsdException w:name="Body Text Indent 3" w:semiHidden="0" w:uiPriority="0" w:unhideWhenUsed="0"/>
+    <w:lsdException w:name="Block Text" w:semiHidden="0" w:uiPriority="0" w:unhideWhenUsed="0"/>
+    <w:lsdException w:name="Hyperlink" w:semiHidden="0" w:uiPriority="0" w:unhideWhenUsed="0"/>
+    <w:lsdException w:name="FollowedHyperlink" w:semiHidden="0" w:uiPriority="0" w:unhideWhenUsed="0"/>
+    <w:lsdException w:name="Strong" w:semiHidden="0" w:uiPriority="0" w:unhideWhenUsed="0" w:qFormat="1"/>
+    <w:lsdException w:name="Emphasis" w:semiHidden="0" w:uiPriority="0" w:unhideWhenUsed="0" w:qFormat="1"/>
+    <w:lsdException w:name="Document Map" w:semiHidden="0" w:uiPriority="0" w:unhideWhenUsed="0"/>
+    <w:lsdException w:name="Plain Text" w:semiHidden="0" w:uiPriority="0" w:unhideWhenUsed="0"/>
+    <w:lsdException w:name="E-mail Signature" w:semiHidden="0" w:uiPriority="0" w:unhideWhenUsed="0"/>
+    <w:lsdException w:name="Normal (Web)" w:semiHidden="0" w:uiPriority="0" w:unhideWhenUsed="0" w:qFormat="1"/>
+    <w:lsdException w:name="HTML Acronym" w:semiHidden="0" w:uiPriority="0" w:unhideWhenUsed="0"/>
+    <w:lsdException w:name="HTML Address" w:semiHidden="0" w:uiPriority="0" w:unhideWhenUsed="0"/>
+    <w:lsdException w:name="HTML Cite" w:semiHidden="0" w:uiPriority="0" w:unhideWhenUsed="0"/>
+    <w:lsdException w:name="HTML Code" w:semiHidden="0" w:uiPriority="0" w:unhideWhenUsed="0"/>
+    <w:lsdException w:name="HTML Definition" w:semiHidden="0" w:uiPriority="0" w:unhideWhenUsed="0"/>
+    <w:lsdException w:name="HTML Keyboard" w:semiHidden="0" w:uiPriority="0" w:unhideWhenUsed="0"/>
+    <w:lsdException w:name="HTML Preformatted" w:semiHidden="0" w:uiPriority="0" w:unhideWhenUsed="0"/>
+    <w:lsdException w:name="HTML Sample" w:semiHidden="0" w:uiPriority="0" w:unhideWhenUsed="0"/>
+    <w:lsdException w:name="HTML Typewriter" w:semiHidden="0" w:uiPriority="0" w:unhideWhenUsed="0"/>
+    <w:lsdException w:name="HTML Variable" w:semiHidden="0" w:uiPriority="0" w:unhideWhenUsed="0"/>
+    <w:lsdException w:name="Normal Table" w:uiPriority="0" w:unhideWhenUsed="0" w:qFormat="1"/>
+    <w:lsdException w:name="annotation subject" w:semiHidden="0" w:uiPriority="0" w:unhideWhenUsed="0"/>
+    <w:lsdException w:name="Table Simple 1" w:semiHidden="0" w:uiPriority="0" w:unhideWhenUsed="0"/>
+    <w:lsdException w:name="Table Simple 2" w:semiHidden="0" w:uiPriority="0" w:unhideWhenUsed="0"/>
+    <w:lsdException w:name="Table Simple 3" w:semiHidden="0" w:uiPriority="0" w:unhideWhenUsed="0"/>
+    <w:lsdException w:name="Table Classic 1" w:semiHidden="0" w:uiPriority="0" w:unhideWhenUsed="0"/>
+    <w:lsdException w:name="Table Classic 2" w:semiHidden="0" w:uiPriority="0" w:unhideWhenUsed="0"/>
+    <w:lsdException w:name="Table Classic 3" w:semiHidden="0" w:uiPriority="0" w:unhideWhenUsed="0"/>
+    <w:lsdException w:name="Table Classic 4" w:semiHidden="0" w:uiPriority="0" w:unhideWhenUsed="0"/>
+    <w:lsdException w:name="Table Colorful 1" w:semiHidden="0" w:uiPriority="0" w:unhideWhenUsed="0"/>
+    <w:lsdException w:name="Table Colorful 2" w:semiHidden="0" w:uiPriority="0" w:unhideWhenUsed="0"/>
+    <w:lsdException w:name="Table Colorful 3" w:semiHidden="0" w:uiPriority="0" w:unhideWhenUsed="0"/>
+    <w:lsdException w:name="Table Columns 1" w:semiHidden="0" w:uiPriority="0" w:unhideWhenUsed="0"/>
+    <w:lsdException w:name="Table Columns 2" w:semiHidden="0" w:uiPriority="0" w:unhideWhenUsed="0"/>
+    <w:lsdException w:name="Table Columns 3" w:semiHidden="0" w:uiPriority="0" w:unhideWhenUsed="0"/>
+    <w:lsdException w:name="Table Columns 4" w:semiHidden="0" w:uiPriority="0" w:unhideWhenUsed="0"/>
+    <w:lsdException w:name="Table Columns 5" w:semiHidden="0" w:uiPriority="0" w:unhideWhenUsed="0"/>
+    <w:lsdException w:name="Table Grid 1" w:semiHidden="0" w:uiPriority="0" w:unhideWhenUsed="0"/>
+    <w:lsdException w:name="Table Grid 2" w:semiHidden="0" w:uiPriority="0" w:unhideWhenUsed="0"/>
+    <w:lsdException w:name="Table Grid 3" w:semiHidden="0" w:uiPriority="0" w:unhideWhenUsed="0"/>
+    <w:lsdException w:name="Table Grid 4" w:semiHidden="0" w:uiPriority="0" w:unhideWhenUsed="0"/>
+    <w:lsdException w:name="Table Grid 5" w:semiHidden="0" w:uiPriority="0" w:unhideWhenUsed="0"/>
+    <w:lsdException w:name="Table Grid 6" w:semiHidden="0" w:uiPriority="0" w:unhideWhenUsed="0"/>
+    <w:lsdException w:name="Table Grid 7" w:semiHidden="0" w:uiPriority="0" w:unhideWhenUsed="0"/>
+    <w:lsdException w:name="Table Grid 8" w:semiHidden="0" w:uiPriority="0" w:unhideWhenUsed="0"/>
+    <w:lsdException w:name="Table List 1" w:semiHidden="0" w:uiPriority="0" w:unhideWhenUsed="0"/>
+    <w:lsdException w:name="Table List 2" w:semiHidden="0" w:uiPriority="0" w:unhideWhenUsed="0"/>
+    <w:lsdException w:name="Table List 3" w:semiHidden="0" w:uiPriority="0" w:unhideWhenUsed="0"/>
+    <w:lsdException w:name="Table List 4" w:semiHidden="0" w:uiPriority="0" w:unhideWhenUsed="0"/>
+    <w:lsdException w:name="Table List 5" w:semiHidden="0" w:uiPriority="0" w:unhideWhenUsed="0"/>
+    <w:lsdException w:name="Table List 6" w:semiHidden="0" w:uiPriority="0" w:unhideWhenUsed="0"/>
+    <w:lsdException w:name="Table List 7" w:semiHidden="0" w:uiPriority="0" w:unhideWhenUsed="0"/>
+    <w:lsdException w:name="Table List 8" w:semiHidden="0" w:uiPriority="0" w:unhideWhenUsed="0"/>
+    <w:lsdException w:name="Table 3D effects 1" w:semiHidden="0" w:uiPriority="0" w:unhideWhenUsed="0"/>
+    <w:lsdException w:name="Table 3D effects 2" w:semiHidden="0" w:uiPriority="0" w:unhideWhenUsed="0"/>
+    <w:lsdException w:name="Table 3D effects 3" w:semiHidden="0" w:uiPriority="0" w:unhideWhenUsed="0"/>
+    <w:lsdException w:name="Table Contemporary" w:semiHidden="0" w:uiPriority="0" w:unhideWhenUsed="0"/>
+    <w:lsdException w:name="Table Elegant" w:semiHidden="0" w:uiPriority="0" w:unhideWhenUsed="0"/>
+    <w:lsdException w:name="Table Professional" w:semiHidden="0" w:uiPriority="0" w:unhideWhenUsed="0"/>
+    <w:lsdException w:name="Table Subtle 1" w:semiHidden="0" w:uiPriority="0" w:unhideWhenUsed="0"/>
+    <w:lsdException w:name="Table Subtle 2" w:semiHidden="0" w:uiPriority="0" w:unhideWhenUsed="0"/>
+    <w:lsdException w:name="Table Web 1" w:semiHidden="0" w:uiPriority="0" w:unhideWhenUsed="0"/>
+    <w:lsdException w:name="Table Web 2" w:semiHidden="0" w:uiPriority="0" w:unhideWhenUsed="0"/>
+    <w:lsdException w:name="Table Web 3" w:semiHidden="0" w:uiPriority="0" w:unhideWhenUsed="0"/>
+    <w:lsdException w:name="Balloon Text" w:semiHidden="0" w:uiPriority="0" w:unhideWhenUsed="0"/>
+    <w:lsdException w:name="Table Grid" w:semiHidden="0" w:uiPriority="0" w:unhideWhenUsed="0" w:qFormat="1"/>
+    <w:lsdException w:name="Table Theme" w:semiHidden="0" w:uiPriority="0" w:unhideWhenUsed="0"/>
+    <w:lsdException w:name="Light Shading" w:semiHidden="0" w:uiPriority="60" w:unhideWhenUsed="0"/>
+    <w:lsdException w:name="Light List" w:semiHidden="0" w:uiPriority="61" w:unhideWhenUsed="0"/>
+    <w:lsdException w:name="Light Grid" w:semiHidden="0" w:uiPriority="62" w:unhideWhenUsed="0"/>
+    <w:lsdException w:name="Medium Shading 1" w:semiHidden="0" w:uiPriority="63" w:unhideWhenUsed="0"/>
+    <w:lsdException w:name="Medium Shading 2" w:semiHidden="0" w:uiPriority="64" w:unhideWhenUsed="0"/>
+    <w:lsdException w:name="Medium List 1" w:semiHidden="0" w:uiPriority="65" w:unhideWhenUsed="0"/>
+    <w:lsdException w:name="Medium List 2" w:semiHidden="0" w:uiPriority="66" w:unhideWhenUsed="0"/>
+    <w:lsdException w:name="Medium Grid 1" w:semiHidden="0" w:uiPriority="67" w:unhideWhenUsed="0"/>
+    <w:lsdException w:name="Medium Grid 2" w:semiHidden="0" w:uiPriority="68" w:unhideWhenUsed="0"/>
+    <w:lsdException w:name="Medium Grid 3" w:semiHidden="0" w:uiPriority="69" w:unhideWhenUsed="0"/>
+    <w:lsdException w:name="Dark List" w:semiHidden="0" w:uiPriority="70" w:unhideWhenUsed="0"/>
+    <w:lsdException w:name="Colorful Shading" w:semiHidden="0" w:uiPriority="71" w:unhideWhenUsed="0"/>
+    <w:lsdException w:name="Colorful List" w:semiHidden="0" w:uiPriority="72" w:unhideWhenUsed="0"/>
+    <w:lsdException w:name="Colorful Grid" w:semiHidden="0" w:uiPriority="73" w:unhideWhenUsed="0"/>
+    <w:lsdException w:name="Light Shading Accent 1" w:semiHidden="0" w:uiPriority="60" w:unhideWhenUsed="0"/>
+    <w:lsdException w:name="Light List Accent 1" w:semiHidden="0" w:uiPriority="61" w:unhideWhenUsed="0"/>
+    <w:lsdException w:name="Light Grid Accent 1" w:semiHidden="0" w:uiPriority="62" w:unhideWhenUsed="0"/>
+    <w:lsdException w:name="Medium Shading 1 Accent 1" w:semiHidden="0" w:uiPriority="63" w:unhideWhenUsed="0"/>
+    <w:lsdException w:name="Medium Shading 2 Accent 1" w:semiHidden="0" w:uiPriority="64" w:unhideWhenUsed="0"/>
+    <w:lsdException w:name="Medium List 1 Accent 1" w:semiHidden="0" w:uiPriority="65" w:unhideWhenUsed="0"/>
+    <w:lsdException w:name="Medium List 2 Accent 1" w:semiHidden="0" w:uiPriority="66" w:unhideWhenUsed="0"/>
+    <w:lsdException w:name="Medium Grid 1 Accent 1" w:semiHidden="0" w:uiPriority="67" w:unhideWhenUsed="0"/>
+    <w:lsdException w:name="Medium Grid 2 Accent 1" w:semiHidden="0" w:uiPriority="68" w:unhideWhenUsed="0"/>
+    <w:lsdException w:name="Medium Grid 3 Accent 1" w:semiHidden="0" w:uiPriority="69" w:unhideWhenUsed="0"/>
+    <w:lsdException w:name="Dark List Accent 1" w:semiHidden="0" w:uiPriority="70" w:unhideWhenUsed="0"/>
+    <w:lsdException w:name="Colorful Shading Accent 1" w:semiHidden="0" w:uiPriority="71" w:unhideWhenUsed="0"/>
+    <w:lsdException w:name="Colorful List Accent 1" w:semiHidden="0" w:uiPriority="72" w:unhideWhenUsed="0"/>
+    <w:lsdException w:name="Colorful Grid Accent 1" w:semiHidden="0" w:uiPriority="73" w:unhideWhenUsed="0"/>
+    <w:lsdException w:name="Light Shading Accent 2" w:semiHidden="0" w:uiPriority="60" w:unhideWhenUsed="0"/>
+    <w:lsdException w:name="Light List Accent 2" w:semiHidden="0" w:uiPriority="61" w:unhideWhenUsed="0"/>
+    <w:lsdException w:name="Light Grid Accent 2" w:semiHidden="0" w:uiPriority="62" w:unhideWhenUsed="0"/>
+    <w:lsdException w:name="Medium Shading 1 Accent 2" w:semiHidden="0" w:uiPriority="63" w:unhideWhenUsed="0"/>
+    <w:lsdException w:name="Medium Shading 2 Accent 2" w:semiHidden="0" w:uiPriority="64" w:unhideWhenUsed="0"/>
+    <w:lsdException w:name="Medium List 1 Accent 2" w:semiHidden="0" w:uiPriority="65" w:unhideWhenUsed="0"/>
+    <w:lsdException w:name="Medium List 2 Accent 2" w:semiHidden="0" w:uiPriority="66" w:unhideWhenUsed="0"/>
+    <w:lsdException w:name="Medium Grid 1 Accent 2" w:semiHidden="0" w:uiPriority="67" w:unhideWhenUsed="0"/>
+    <w:lsdException w:name="Medium Grid 2 Accent 2" w:semiHidden="0" w:uiPriority="68" w:unhideWhenUsed="0"/>
+    <w:lsdException w:name="Medium Grid 3 Accent 2" w:semiHidden="0" w:uiPriority="69" w:unhideWhenUsed="0"/>
+    <w:lsdException w:name="Dark List Accent 2" w:semiHidden="0" w:uiPriority="70" w:unhideWhenUsed="0"/>
+    <w:lsdException w:name="Colorful Shading Accent 2" w:semiHidden="0" w:uiPriority="71" w:unhideWhenUsed="0"/>
+    <w:lsdException w:name="Colorful List Accent 2" w:semiHidden="0" w:uiPriority="72" w:unhideWhenUsed="0"/>
+    <w:lsdException w:name="Colorful Grid Accent 2" w:semiHidden="0" w:uiPriority="73" w:unhideWhenUsed="0"/>
+    <w:lsdException w:name="Light Shading Accent 3" w:semiHidden="0" w:uiPriority="60" w:unhideWhenUsed="0"/>
+    <w:lsdException w:name="Light List Accent 3" w:semiHidden="0" w:uiPriority="61" w:unhideWhenUsed="0"/>
+    <w:lsdException w:name="Light Grid Accent 3" w:semiHidden="0" w:uiPriority="62" w:unhideWhenUsed="0"/>
+    <w:lsdException w:name="Medium Shading 1 Accent 3" w:semiHidden="0" w:uiPriority="63" w:unhideWhenUsed="0"/>
+    <w:lsdException w:name="Medium Shading 2 Accent 3" w:semiHidden="0" w:uiPriority="64" w:unhideWhenUsed="0"/>
+    <w:lsdException w:name="Medium List 1 Accent 3" w:semiHidden="0" w:uiPriority="65" w:unhideWhenUsed="0"/>
+    <w:lsdException w:name="Medium List 2 Accent 3" w:semiHidden="0" w:uiPriority="66" w:unhideWhenUsed="0"/>
+    <w:lsdException w:name="Medium Grid 1 Accent 3" w:semiHidden="0" w:uiPriority="67" w:unhideWhenUsed="0"/>
+    <w:lsdException w:name="Medium Grid 2 Accent 3" w:semiHidden="0" w:uiPriority="68" w:unhideWhenUsed="0"/>
+    <w:lsdException w:name="Medium Grid 3 Accent 3" w:semiHidden="0" w:uiPriority="69" w:unhideWhenUsed="0"/>
+    <w:lsdException w:name="Dark List Accent 3" w:semiHidden="0" w:uiPriority="70" w:unhideWhenUsed="0"/>
+    <w:lsdException w:name="Colorful Shading Accent 3" w:semiHidden="0" w:uiPriority="71" w:unhideWhenUsed="0"/>
+    <w:lsdException w:name="Colorful List Accent 3" w:semiHidden="0" w:uiPriority="72" w:unhideWhenUsed="0"/>
+    <w:lsdException w:name="Colorful Grid Accent 3" w:semiHidden="0" w:uiPriority="73" w:unhideWhenUsed="0"/>
+    <w:lsdException w:name="Light Shading Accent 4" w:semiHidden="0" w:uiPriority="60" w:unhideWhenUsed="0"/>
+    <w:lsdException w:name="Light List Accent 4" w:semiHidden="0" w:uiPriority="61" w:unhideWhenUsed="0"/>
+    <w:lsdException w:name="Light Grid Accent 4" w:semiHidden="0" w:uiPriority="62" w:unhideWhenUsed="0"/>
+    <w:lsdException w:name="Medium Shading 1 Accent 4" w:semiHidden="0" w:uiPriority="63" w:unhideWhenUsed="0"/>
+    <w:lsdException w:name="Medium Shading 2 Accent 4" w:semiHidden="0" w:uiPriority="64" w:unhideWhenUsed="0"/>
+    <w:lsdException w:name="Medium List 1 Accent 4" w:semiHidden="0" w:uiPriority="65" w:unhideWhenUsed="0"/>
+    <w:lsdException w:name="Medium List 2 Accent 4" w:semiHidden="0" w:uiPriority="66" w:unhideWhenUsed="0"/>
+    <w:lsdException w:name="Medium Grid 1 Accent 4" w:semiHidden="0" w:uiPriority="67" w:unhideWhenUsed="0"/>
+    <w:lsdException w:name="Medium Grid 2 Accent 4" w:semiHidden="0" w:uiPriority="68" w:unhideWhenUsed="0"/>
+    <w:lsdException w:name="Medium Grid 3 Accent 4" w:semiHidden="0" w:uiPriority="69" w:unhideWhenUsed="0"/>
+    <w:lsdException w:name="Dark List Accent 4" w:semiHidden="0" w:uiPriority="70" w:unhideWhenUsed="0"/>
+    <w:lsdException w:name="Colorful Shading Accent 4" w:semiHidden="0" w:uiPriority="71" w:unhideWhenUsed="0"/>
+    <w:lsdException w:name="Colorful List Accent 4" w:semiHidden="0" w:uiPriority="72" w:unhideWhenUsed="0"/>
+    <w:lsdException w:name="Colorful Grid Accent 4" w:semiHidden="0" w:uiPriority="73" w:unhideWhenUsed="0"/>
+    <w:lsdException w:name="Light Shading Accent 5" w:semiHidden="0" w:uiPriority="60" w:unhideWhenUsed="0"/>
+    <w:lsdException w:name="Light List Accent 5" w:semiHidden="0" w:uiPriority="61" w:unhideWhenUsed="0"/>
+    <w:lsdException w:name="Light Grid Accent 5" w:semiHidden="0" w:uiPriority="62" w:unhideWhenUsed="0"/>
+    <w:lsdException w:name="Medium Shading 1 Accent 5" w:semiHidden="0" w:uiPriority="63" w:unhideWhenUsed="0"/>
+    <w:lsdException w:name="Medium Shading 2 Accent 5" w:semiHidden="0" w:uiPriority="64" w:unhideWhenUsed="0"/>
+    <w:lsdException w:name="Medium List 1 Accent 5" w:semiHidden="0" w:uiPriority="65" w:unhideWhenUsed="0"/>
+    <w:lsdException w:name="Medium List 2 Accent 5" w:semiHidden="0" w:uiPriority="66" w:unhideWhenUsed="0"/>
+    <w:lsdException w:name="Medium Grid 1 Accent 5" w:semiHidden="0" w:uiPriority="67" w:unhideWhenUsed="0"/>
+    <w:lsdException w:name="Medium Grid 2 Accent 5" w:semiHidden="0" w:uiPriority="68" w:unhideWhenUsed="0"/>
+    <w:lsdException w:name="Medium Grid 3 Accent 5" w:semiHidden="0" w:uiPriority="69" w:unhideWhenUsed="0"/>
+    <w:lsdException w:name="Dark List Accent 5" w:semiHidden="0" w:uiPriority="70" w:unhideWhenUsed="0"/>
+    <w:lsdException w:name="Colorful Shading Accent 5" w:semiHidden="0" w:uiPriority="71" w:unhideWhenUsed="0"/>
+    <w:lsdException w:name="Colorful List Accent 5" w:semiHidden="0" w:uiPriority="72" w:unhideWhenUsed="0"/>
+    <w:lsdException w:name="Colorful Grid Accent 5" w:semiHidden="0" w:uiPriority="73" w:unhideWhenUsed="0"/>
+    <w:lsdException w:name="Light Shading Accent 6" w:semiHidden="0" w:uiPriority="60" w:unhideWhenUsed="0"/>
+    <w:lsdException w:name="Light List Accent 6" w:semiHidden="0" w:uiPriority="61" w:unhideWhenUsed="0"/>
+    <w:lsdException w:name="Light Grid Accent 6" w:semiHidden="0" w:uiPriority="62" w:unhideWhenUsed="0"/>
+    <w:lsdException w:name="Medium Shading 1 Accent 6" w:semiHidden="0" w:uiPriority="63" w:unhideWhenUsed="0"/>
+    <w:lsdException w:name="Medium Shading 2 Accent 6" w:semiHidden="0" w:uiPriority="64" w:unhideWhenUsed="0"/>
+    <w:lsdException w:name="Medium List 1 Accent 6" w:semiHidden="0" w:uiPriority="65" w:unhideWhenUsed="0"/>
+    <w:lsdException w:name="Medium List 2 Accent 6" w:semiHidden="0" w:uiPriority="66" w:unhideWhenUsed="0"/>
+    <w:lsdException w:name="Medium Grid 1 Accent 6" w:semiHidden="0" w:uiPriority="67" w:unhideWhenUsed="0"/>
+    <w:lsdException w:name="Medium Grid 2 Accent 6" w:semiHidden="0" w:uiPriority="68" w:unhideWhenUsed="0"/>
+    <w:lsdException w:name="Medium Grid 3 Accent 6" w:semiHidden="0" w:uiPriority="69" w:unhideWhenUsed="0"/>
+    <w:lsdException w:name="Dark List Accent 6" w:semiHidden="0" w:uiPriority="70" w:unhideWhenUsed="0"/>
+    <w:lsdException w:name="Colorful Shading Accent 6" w:semiHidden="0" w:uiPriority="71" w:unhideWhenUsed="0"/>
+    <w:lsdException w:name="Colorful List Accent 6" w:semiHidden="0" w:uiPriority="72" w:unhideWhenUsed="0"/>
+    <w:lsdException w:name="Colorful Grid Accent 6" w:semiHidden="0" w:uiPriority="73" w:unhideWhenUsed="0"/>
   </w:latentStyles>
-  <w:style w:type="paragraph" w:default="1" w:styleId="1">
+  <w:style w:type="paragraph" w:default="1" w:styleId="Normal">
     <w:name w:val="Normal"/>
     <w:qFormat/>
-    <w:uiPriority w:val="0"/>
     <w:pPr>
       <w:kinsoku w:val="0"/>
       <w:autoSpaceDE w:val="0"/>
@@ -4294,7 +4215,7 @@
       <w:textAlignment w:val="baseline"/>
     </w:pPr>
     <w:rPr>
-      <w:rFonts w:ascii="Arial" w:hAnsi="Arial" w:eastAsia="宋体" w:cs="Arial"/>
+      <w:rFonts w:ascii="Arial" w:eastAsia="宋体" w:hAnsi="Arial" w:cs="Arial"/>
       <w:snapToGrid w:val="0"/>
       <w:color w:val="000000"/>
       <w:kern w:val="0"/>
@@ -4303,12 +4224,11 @@
       <w:lang w:val="en-US" w:eastAsia="en-US" w:bidi="ar-SA"/>
     </w:rPr>
   </w:style>
-  <w:style w:type="paragraph" w:styleId="2">
+  <w:style w:type="paragraph" w:styleId="Heading1">
     <w:name w:val="heading 1"/>
-    <w:basedOn w:val="1"/>
-    <w:next w:val="1"/>
+    <w:basedOn w:val="Normal"/>
+    <w:next w:val="Normal"/>
     <w:qFormat/>
-    <w:uiPriority w:val="0"/>
     <w:pPr>
       <w:keepNext/>
       <w:keepLines/>
@@ -4326,13 +4246,12 @@
       <w:sz w:val="44"/>
     </w:rPr>
   </w:style>
-  <w:style w:type="paragraph" w:styleId="3">
+  <w:style w:type="paragraph" w:styleId="Heading2">
     <w:name w:val="heading 2"/>
-    <w:basedOn w:val="1"/>
-    <w:next w:val="1"/>
+    <w:basedOn w:val="Normal"/>
+    <w:next w:val="Normal"/>
     <w:unhideWhenUsed/>
     <w:qFormat/>
-    <w:uiPriority w:val="0"/>
     <w:pPr>
       <w:keepNext/>
       <w:keepLines/>
@@ -4345,19 +4264,18 @@
       <w:outlineLvl w:val="1"/>
     </w:pPr>
     <w:rPr>
-      <w:rFonts w:ascii="Arial" w:hAnsi="Arial" w:eastAsia="黑体"/>
+      <w:rFonts w:ascii="Arial" w:eastAsia="黑体" w:hAnsi="Arial"/>
       <w:b/>
       <w:sz w:val="32"/>
     </w:rPr>
   </w:style>
-  <w:style w:type="paragraph" w:styleId="4">
+  <w:style w:type="paragraph" w:styleId="Heading3">
     <w:name w:val="heading 3"/>
-    <w:basedOn w:val="1"/>
-    <w:next w:val="1"/>
+    <w:basedOn w:val="Normal"/>
+    <w:next w:val="Normal"/>
     <w:semiHidden/>
     <w:unhideWhenUsed/>
     <w:qFormat/>
-    <w:uiPriority w:val="0"/>
     <w:pPr>
       <w:keepNext/>
       <w:keepLines/>
@@ -4374,13 +4292,12 @@
       <w:sz w:val="32"/>
     </w:rPr>
   </w:style>
-  <w:style w:type="paragraph" w:styleId="5">
+  <w:style w:type="paragraph" w:styleId="Heading4">
     <w:name w:val="heading 4"/>
-    <w:basedOn w:val="1"/>
-    <w:next w:val="1"/>
+    <w:basedOn w:val="Normal"/>
+    <w:next w:val="Normal"/>
     <w:unhideWhenUsed/>
     <w:qFormat/>
-    <w:uiPriority w:val="0"/>
     <w:pPr>
       <w:keepNext/>
       <w:keepLines/>
@@ -4393,19 +4310,18 @@
       <w:outlineLvl w:val="3"/>
     </w:pPr>
     <w:rPr>
-      <w:rFonts w:ascii="Arial" w:hAnsi="Arial" w:eastAsia="黑体"/>
+      <w:rFonts w:ascii="Arial" w:eastAsia="黑体" w:hAnsi="Arial"/>
       <w:b/>
       <w:sz w:val="28"/>
     </w:rPr>
   </w:style>
-  <w:style w:type="paragraph" w:styleId="6">
+  <w:style w:type="paragraph" w:styleId="Heading5">
     <w:name w:val="heading 5"/>
-    <w:basedOn w:val="1"/>
-    <w:next w:val="1"/>
+    <w:basedOn w:val="Normal"/>
+    <w:next w:val="Normal"/>
     <w:semiHidden/>
     <w:unhideWhenUsed/>
     <w:qFormat/>
-    <w:uiPriority w:val="0"/>
     <w:pPr>
       <w:keepNext/>
       <w:keepLines/>
@@ -4422,14 +4338,13 @@
       <w:sz w:val="28"/>
     </w:rPr>
   </w:style>
-  <w:style w:type="paragraph" w:styleId="7">
+  <w:style w:type="paragraph" w:styleId="Heading6">
     <w:name w:val="heading 6"/>
-    <w:basedOn w:val="1"/>
-    <w:next w:val="1"/>
+    <w:basedOn w:val="Normal"/>
+    <w:next w:val="Normal"/>
     <w:semiHidden/>
     <w:unhideWhenUsed/>
     <w:qFormat/>
-    <w:uiPriority w:val="0"/>
     <w:pPr>
       <w:keepNext/>
       <w:keepLines/>
@@ -4442,19 +4357,18 @@
       <w:outlineLvl w:val="5"/>
     </w:pPr>
     <w:rPr>
-      <w:rFonts w:ascii="Arial" w:hAnsi="Arial" w:eastAsia="黑体"/>
+      <w:rFonts w:ascii="Arial" w:eastAsia="黑体" w:hAnsi="Arial"/>
       <w:b/>
       <w:sz w:val="24"/>
     </w:rPr>
   </w:style>
-  <w:style w:type="paragraph" w:styleId="8">
+  <w:style w:type="paragraph" w:styleId="Heading7">
     <w:name w:val="heading 7"/>
-    <w:basedOn w:val="1"/>
-    <w:next w:val="1"/>
+    <w:basedOn w:val="Normal"/>
+    <w:next w:val="Normal"/>
     <w:semiHidden/>
     <w:unhideWhenUsed/>
     <w:qFormat/>
-    <w:uiPriority w:val="0"/>
     <w:pPr>
       <w:keepNext/>
       <w:keepLines/>
@@ -4471,14 +4385,13 @@
       <w:sz w:val="24"/>
     </w:rPr>
   </w:style>
-  <w:style w:type="paragraph" w:styleId="9">
+  <w:style w:type="paragraph" w:styleId="Heading8">
     <w:name w:val="heading 8"/>
-    <w:basedOn w:val="1"/>
-    <w:next w:val="1"/>
+    <w:basedOn w:val="Normal"/>
+    <w:next w:val="Normal"/>
     <w:semiHidden/>
     <w:unhideWhenUsed/>
     <w:qFormat/>
-    <w:uiPriority w:val="0"/>
     <w:pPr>
       <w:keepNext/>
       <w:keepLines/>
@@ -4491,18 +4404,17 @@
       <w:outlineLvl w:val="7"/>
     </w:pPr>
     <w:rPr>
-      <w:rFonts w:ascii="Arial" w:hAnsi="Arial" w:eastAsia="黑体"/>
+      <w:rFonts w:ascii="Arial" w:eastAsia="黑体" w:hAnsi="Arial"/>
       <w:sz w:val="24"/>
     </w:rPr>
   </w:style>
-  <w:style w:type="paragraph" w:styleId="10">
+  <w:style w:type="paragraph" w:styleId="Heading9">
     <w:name w:val="heading 9"/>
-    <w:basedOn w:val="1"/>
-    <w:next w:val="1"/>
+    <w:basedOn w:val="Normal"/>
+    <w:next w:val="Normal"/>
     <w:semiHidden/>
     <w:unhideWhenUsed/>
     <w:qFormat/>
-    <w:uiPriority w:val="0"/>
     <w:pPr>
       <w:keepNext/>
       <w:keepLines/>
@@ -4515,21 +4427,19 @@
       <w:outlineLvl w:val="8"/>
     </w:pPr>
     <w:rPr>
-      <w:rFonts w:ascii="Arial" w:hAnsi="Arial" w:eastAsia="黑体"/>
+      <w:rFonts w:ascii="Arial" w:eastAsia="黑体" w:hAnsi="Arial"/>
       <w:sz w:val="21"/>
     </w:rPr>
   </w:style>
-  <w:style w:type="character" w:default="1" w:styleId="22">
+  <w:style w:type="character" w:default="1" w:styleId="DefaultParagraphFont">
     <w:name w:val="Default Paragraph Font"/>
     <w:semiHidden/>
     <w:qFormat/>
-    <w:uiPriority w:val="0"/>
   </w:style>
-  <w:style w:type="table" w:default="1" w:styleId="20">
+  <w:style w:type="table" w:default="1" w:styleId="TableNormal">
     <w:name w:val="Normal Table"/>
     <w:semiHidden/>
     <w:qFormat/>
-    <w:uiPriority w:val="0"/>
     <w:tblPr>
       <w:tblCellMar>
         <w:top w:w="0" w:type="dxa"/>
@@ -4539,43 +4449,39 @@
       </w:tblCellMar>
     </w:tblPr>
   </w:style>
-  <w:style w:type="paragraph" w:styleId="11">
+  <w:style w:type="paragraph" w:styleId="CommentText">
     <w:name w:val="annotation text"/>
-    <w:basedOn w:val="1"/>
+    <w:basedOn w:val="Normal"/>
     <w:qFormat/>
-    <w:uiPriority w:val="0"/>
     <w:pPr>
       <w:jc w:val="left"/>
     </w:pPr>
   </w:style>
-  <w:style w:type="paragraph" w:styleId="12">
+  <w:style w:type="paragraph" w:styleId="BodyText">
     <w:name w:val="Body Text"/>
-    <w:basedOn w:val="1"/>
+    <w:basedOn w:val="Normal"/>
     <w:semiHidden/>
     <w:qFormat/>
-    <w:uiPriority w:val="0"/>
     <w:rPr>
-      <w:rFonts w:ascii="Arial" w:hAnsi="Arial" w:eastAsia="Arial" w:cs="Arial"/>
+      <w:rFonts w:ascii="Arial" w:eastAsia="Arial" w:hAnsi="Arial" w:cs="Arial"/>
       <w:sz w:val="21"/>
       <w:szCs w:val="21"/>
       <w:lang w:val="en-US" w:eastAsia="en-US" w:bidi="ar-SA"/>
     </w:rPr>
   </w:style>
-  <w:style w:type="paragraph" w:styleId="13">
+  <w:style w:type="paragraph" w:styleId="TOC3">
     <w:name w:val="toc 3"/>
-    <w:basedOn w:val="1"/>
-    <w:next w:val="1"/>
+    <w:basedOn w:val="Normal"/>
+    <w:next w:val="Normal"/>
     <w:qFormat/>
-    <w:uiPriority w:val="0"/>
     <w:pPr>
       <w:ind w:left="840" w:leftChars="400"/>
     </w:pPr>
   </w:style>
-  <w:style w:type="paragraph" w:styleId="14">
+  <w:style w:type="paragraph" w:styleId="Footer">
     <w:name w:val="footer"/>
-    <w:basedOn w:val="1"/>
+    <w:basedOn w:val="Normal"/>
     <w:qFormat/>
-    <w:uiPriority w:val="0"/>
     <w:pPr>
       <w:tabs>
         <w:tab w:val="center" w:pos="4153"/>
@@ -4588,17 +4494,16 @@
       <w:sz w:val="18"/>
     </w:rPr>
   </w:style>
-  <w:style w:type="paragraph" w:styleId="15">
+  <w:style w:type="paragraph" w:styleId="Header">
     <w:name w:val="header"/>
-    <w:basedOn w:val="1"/>
+    <w:basedOn w:val="Normal"/>
     <w:qFormat/>
-    <w:uiPriority w:val="0"/>
     <w:pPr>
       <w:pBdr>
-        <w:top w:val="none" w:color="auto" w:sz="0" w:space="0"/>
-        <w:left w:val="none" w:color="auto" w:sz="0" w:space="0"/>
-        <w:bottom w:val="none" w:color="auto" w:sz="0" w:space="0"/>
-        <w:right w:val="none" w:color="auto" w:sz="0" w:space="0"/>
+        <w:top w:val="nil"/>
+        <w:left w:val="nil"/>
+        <w:bottom w:val="nil"/>
+        <w:right w:val="nil"/>
       </w:pBdr>
       <w:tabs>
         <w:tab w:val="center" w:pos="4153"/>
@@ -4613,41 +4518,37 @@
       <w:sz w:val="18"/>
     </w:rPr>
   </w:style>
-  <w:style w:type="paragraph" w:styleId="16">
+  <w:style w:type="paragraph" w:styleId="TOC1">
     <w:name w:val="toc 1"/>
-    <w:basedOn w:val="1"/>
-    <w:next w:val="1"/>
+    <w:basedOn w:val="Normal"/>
+    <w:next w:val="Normal"/>
     <w:qFormat/>
-    <w:uiPriority w:val="0"/>
     <w:rPr>
-      <w:rFonts w:ascii="Arial" w:hAnsi="Arial" w:eastAsia="Microsoft JhengHei"/>
+      <w:rFonts w:ascii="Arial" w:eastAsia="Microsoft JhengHei" w:hAnsi="Arial"/>
       <w:sz w:val="24"/>
     </w:rPr>
   </w:style>
-  <w:style w:type="paragraph" w:styleId="17">
+  <w:style w:type="paragraph" w:styleId="TOC2">
     <w:name w:val="toc 2"/>
-    <w:basedOn w:val="1"/>
-    <w:next w:val="1"/>
+    <w:basedOn w:val="Normal"/>
+    <w:next w:val="Normal"/>
     <w:qFormat/>
-    <w:uiPriority w:val="0"/>
     <w:pPr>
       <w:ind w:left="420" w:leftChars="200"/>
     </w:pPr>
   </w:style>
-  <w:style w:type="paragraph" w:styleId="18">
+  <w:style w:type="paragraph" w:styleId="NormalWeb">
     <w:name w:val="Normal (Web)"/>
-    <w:basedOn w:val="1"/>
+    <w:basedOn w:val="Normal"/>
     <w:qFormat/>
-    <w:uiPriority w:val="0"/>
     <w:rPr>
       <w:sz w:val="24"/>
     </w:rPr>
   </w:style>
-  <w:style w:type="paragraph" w:styleId="19">
+  <w:style w:type="paragraph" w:styleId="Title">
     <w:name w:val="Title"/>
-    <w:basedOn w:val="1"/>
+    <w:basedOn w:val="Normal"/>
     <w:qFormat/>
-    <w:uiPriority w:val="0"/>
     <w:pPr>
       <w:spacing w:before="240" w:beforeLines="0" w:beforeAutospacing="0" w:after="60" w:afterLines="0" w:afterAutospacing="0"/>
       <w:jc w:val="center"/>
@@ -4659,73 +4560,68 @@
       <w:sz w:val="32"/>
     </w:rPr>
   </w:style>
-  <w:style w:type="table" w:styleId="21">
+  <w:style w:type="table" w:styleId="TableGrid">
     <w:name w:val="Table Grid"/>
-    <w:basedOn w:val="20"/>
+    <w:basedOn w:val="TableNormal"/>
     <w:qFormat/>
-    <w:uiPriority w:val="0"/>
     <w:pPr>
       <w:widowControl w:val="0"/>
       <w:jc w:val="both"/>
     </w:pPr>
     <w:tblPr>
       <w:tblBorders>
-        <w:top w:val="single" w:color="auto" w:sz="4" w:space="0"/>
-        <w:left w:val="single" w:color="auto" w:sz="4" w:space="0"/>
-        <w:bottom w:val="single" w:color="auto" w:sz="4" w:space="0"/>
-        <w:right w:val="single" w:color="auto" w:sz="4" w:space="0"/>
-        <w:insideH w:val="single" w:color="auto" w:sz="4" w:space="0"/>
-        <w:insideV w:val="single" w:color="auto" w:sz="4" w:space="0"/>
+        <w:top w:val="single" w:sz="4" w:space="0" w:color="auto"/>
+        <w:left w:val="single" w:sz="4" w:space="0" w:color="auto"/>
+        <w:bottom w:val="single" w:sz="4" w:space="0" w:color="auto"/>
+        <w:right w:val="single" w:sz="4" w:space="0" w:color="auto"/>
+        <w:insideH w:val="single" w:sz="4" w:space="0" w:color="auto"/>
+        <w:insideV w:val="single" w:sz="4" w:space="0" w:color="auto"/>
       </w:tblBorders>
     </w:tblPr>
   </w:style>
-  <w:style w:type="character" w:styleId="23">
+  <w:style w:type="character" w:styleId="Strong">
     <w:name w:val="Strong"/>
-    <w:basedOn w:val="22"/>
+    <w:basedOn w:val="DefaultParagraphFont"/>
     <w:qFormat/>
-    <w:uiPriority w:val="0"/>
     <w:rPr>
       <w:b/>
     </w:rPr>
   </w:style>
-  <w:style w:type="paragraph" w:customStyle="1" w:styleId="24">
+  <w:style w:type="paragraph" w:customStyle="1" w:styleId="a">
     <w:name w:val="柴_公司名"/>
-    <w:basedOn w:val="19"/>
+    <w:basedOn w:val="Title"/>
     <w:qFormat/>
-    <w:uiPriority w:val="0"/>
     <w:pPr>
       <w:spacing w:after="600" w:afterLines="600"/>
     </w:pPr>
     <w:rPr>
-      <w:rFonts w:hint="eastAsia" w:ascii="宋体" w:hAnsi="宋体" w:eastAsia="宋体" w:cs="宋体"/>
+      <w:rFonts w:ascii="宋体" w:eastAsia="宋体" w:hAnsi="宋体" w:cs="宋体" w:hint="eastAsia"/>
       <w:bCs/>
       <w:spacing w:val="-6"/>
       <w:sz w:val="52"/>
       <w:szCs w:val="52"/>
     </w:rPr>
   </w:style>
-  <w:style w:type="paragraph" w:customStyle="1" w:styleId="25">
+  <w:style w:type="paragraph" w:customStyle="1" w:styleId="a0">
     <w:name w:val="柴_文档名"/>
-    <w:basedOn w:val="19"/>
+    <w:basedOn w:val="Title"/>
     <w:qFormat/>
-    <w:uiPriority w:val="0"/>
     <w:pPr>
       <w:spacing w:after="900" w:afterLines="900"/>
     </w:pPr>
     <w:rPr>
-      <w:rFonts w:ascii="黑体" w:hAnsi="黑体" w:eastAsia="黑体" w:cs="黑体"/>
+      <w:rFonts w:ascii="黑体" w:eastAsia="黑体" w:hAnsi="黑体" w:cs="黑体"/>
       <w:bCs/>
       <w:spacing w:val="-7"/>
       <w:sz w:val="52"/>
       <w:szCs w:val="52"/>
     </w:rPr>
   </w:style>
-  <w:style w:type="table" w:customStyle="1" w:styleId="26">
+  <w:style w:type="table" w:customStyle="1" w:styleId="TableNormal0">
     <w:name w:val="Table Normal_0"/>
     <w:semiHidden/>
     <w:unhideWhenUsed/>
     <w:qFormat/>
-    <w:uiPriority w:val="0"/>
     <w:tblPr>
       <w:tblCellMar>
         <w:top w:w="0" w:type="dxa"/>
@@ -4735,88 +4631,82 @@
       </w:tblCellMar>
     </w:tblPr>
   </w:style>
-  <w:style w:type="paragraph" w:customStyle="1" w:styleId="27">
+  <w:style w:type="paragraph" w:customStyle="1" w:styleId="TableText">
     <w:name w:val="Table Text"/>
-    <w:basedOn w:val="1"/>
+    <w:basedOn w:val="Normal"/>
     <w:semiHidden/>
     <w:qFormat/>
-    <w:uiPriority w:val="0"/>
     <w:rPr>
-      <w:rFonts w:ascii="宋体" w:hAnsi="宋体" w:eastAsia="宋体" w:cs="宋体"/>
+      <w:rFonts w:ascii="宋体" w:eastAsia="宋体" w:hAnsi="宋体" w:cs="宋体"/>
       <w:sz w:val="21"/>
       <w:szCs w:val="21"/>
       <w:lang w:val="en-US" w:eastAsia="en-US" w:bidi="ar-SA"/>
     </w:rPr>
   </w:style>
-  <w:style w:type="paragraph" w:customStyle="1" w:styleId="28">
+  <w:style w:type="paragraph" w:customStyle="1" w:styleId="1">
     <w:name w:val="柴_标题1"/>
-    <w:basedOn w:val="2"/>
-    <w:next w:val="29"/>
-    <w:link w:val="38"/>
+    <w:basedOn w:val="Heading1"/>
+    <w:next w:val="a1"/>
+    <w:link w:val="1Char"/>
     <w:qFormat/>
-    <w:uiPriority w:val="0"/>
     <w:pPr>
       <w:spacing w:before="100" w:after="90" w:line="360" w:lineRule="auto"/>
     </w:pPr>
     <w:rPr>
-      <w:rFonts w:ascii="Arial" w:hAnsi="Arial" w:eastAsia="宋体"/>
+      <w:rFonts w:ascii="Arial" w:eastAsia="宋体" w:hAnsi="Arial"/>
       <w:sz w:val="32"/>
     </w:rPr>
   </w:style>
-  <w:style w:type="paragraph" w:customStyle="1" w:styleId="29">
+  <w:style w:type="paragraph" w:customStyle="1" w:styleId="a1">
     <w:name w:val="柴_正文"/>
-    <w:basedOn w:val="12"/>
-    <w:link w:val="42"/>
+    <w:basedOn w:val="BodyText"/>
+    <w:link w:val="Char"/>
     <w:qFormat/>
-    <w:uiPriority w:val="0"/>
     <w:pPr>
       <w:spacing w:line="360" w:lineRule="auto"/>
       <w:ind w:firstLine="470" w:firstLineChars="200"/>
     </w:pPr>
     <w:rPr>
-      <w:rFonts w:ascii="Arial" w:hAnsi="Arial" w:eastAsia="宋体"/>
+      <w:rFonts w:ascii="Arial" w:eastAsia="宋体" w:hAnsi="Arial"/>
       <w:sz w:val="24"/>
       <w:lang w:eastAsia="zh-CN"/>
     </w:rPr>
   </w:style>
-  <w:style w:type="paragraph" w:customStyle="1" w:styleId="30">
+  <w:style w:type="paragraph" w:customStyle="1" w:styleId="2">
     <w:name w:val="柴_标题2"/>
-    <w:basedOn w:val="3"/>
-    <w:next w:val="29"/>
-    <w:link w:val="43"/>
+    <w:basedOn w:val="Heading2"/>
+    <w:next w:val="a1"/>
+    <w:link w:val="2Char"/>
     <w:qFormat/>
-    <w:uiPriority w:val="0"/>
     <w:pPr>
       <w:spacing w:line="360" w:lineRule="auto"/>
     </w:pPr>
     <w:rPr>
-      <w:rFonts w:ascii="Arial" w:hAnsi="Arial" w:eastAsia="宋体"/>
+      <w:rFonts w:ascii="Arial" w:eastAsia="宋体" w:hAnsi="Arial"/>
       <w:sz w:val="28"/>
     </w:rPr>
   </w:style>
-  <w:style w:type="paragraph" w:customStyle="1" w:styleId="31">
+  <w:style w:type="paragraph" w:customStyle="1" w:styleId="3">
     <w:name w:val="柴_标题3"/>
-    <w:basedOn w:val="4"/>
-    <w:next w:val="29"/>
+    <w:basedOn w:val="Heading3"/>
+    <w:next w:val="a1"/>
     <w:qFormat/>
-    <w:uiPriority w:val="0"/>
     <w:pPr>
       <w:spacing w:line="360" w:lineRule="auto"/>
       <w:ind w:left="0" w:firstLine="472" w:firstLineChars="200"/>
     </w:pPr>
     <w:rPr>
-      <w:rFonts w:ascii="宋体" w:hAnsi="宋体" w:eastAsia="宋体" w:cs="宋体"/>
+      <w:rFonts w:ascii="宋体" w:eastAsia="宋体" w:hAnsi="宋体" w:cs="宋体"/>
       <w:spacing w:val="-2"/>
       <w:sz w:val="24"/>
       <w:szCs w:val="24"/>
     </w:rPr>
   </w:style>
-  <w:style w:type="paragraph" w:customStyle="1" w:styleId="32">
+  <w:style w:type="paragraph" w:customStyle="1" w:styleId="a2">
     <w:name w:val="柴_目录"/>
-    <w:basedOn w:val="1"/>
-    <w:next w:val="12"/>
+    <w:basedOn w:val="Normal"/>
+    <w:next w:val="BodyText"/>
     <w:qFormat/>
-    <w:uiPriority w:val="0"/>
     <w:pPr>
       <w:tabs>
         <w:tab w:val="right" w:leader="dot" w:pos="8442"/>
@@ -4824,64 +4714,59 @@
       <w:ind w:left="0" w:leftChars="0"/>
     </w:pPr>
     <w:rPr>
-      <w:rFonts w:ascii="Arial" w:hAnsi="Arial" w:eastAsia="Microsoft JhengHei"/>
+      <w:rFonts w:ascii="Arial" w:eastAsia="Microsoft JhengHei" w:hAnsi="Arial"/>
       <w:sz w:val="24"/>
     </w:rPr>
   </w:style>
-  <w:style w:type="paragraph" w:customStyle="1" w:styleId="33">
+  <w:style w:type="paragraph" w:customStyle="1" w:styleId="WPSOffice1">
     <w:name w:val="WPSOffice手动目录 1"/>
     <w:qFormat/>
-    <w:uiPriority w:val="0"/>
     <w:pPr>
       <w:ind w:leftChars="0"/>
     </w:pPr>
     <w:rPr>
-      <w:rFonts w:ascii="Times New Roman" w:hAnsi="Times New Roman" w:eastAsia="宋体" w:cs="Times New Roman"/>
+      <w:rFonts w:ascii="Times New Roman" w:eastAsia="宋体" w:hAnsi="Times New Roman" w:cs="Times New Roman"/>
       <w:sz w:val="20"/>
       <w:szCs w:val="20"/>
     </w:rPr>
   </w:style>
-  <w:style w:type="paragraph" w:customStyle="1" w:styleId="34">
+  <w:style w:type="paragraph" w:customStyle="1" w:styleId="WPSOffice2">
     <w:name w:val="WPSOffice手动目录 2"/>
     <w:qFormat/>
-    <w:uiPriority w:val="0"/>
     <w:pPr>
       <w:ind w:leftChars="200"/>
     </w:pPr>
     <w:rPr>
-      <w:rFonts w:ascii="Times New Roman" w:hAnsi="Times New Roman" w:eastAsia="宋体" w:cs="Times New Roman"/>
+      <w:rFonts w:ascii="Times New Roman" w:eastAsia="宋体" w:hAnsi="Times New Roman" w:cs="Times New Roman"/>
       <w:sz w:val="20"/>
       <w:szCs w:val="20"/>
     </w:rPr>
   </w:style>
-  <w:style w:type="paragraph" w:customStyle="1" w:styleId="35">
+  <w:style w:type="paragraph" w:customStyle="1" w:styleId="WPSOffice3">
     <w:name w:val="WPSOffice手动目录 3"/>
     <w:qFormat/>
-    <w:uiPriority w:val="0"/>
     <w:pPr>
       <w:ind w:leftChars="400"/>
     </w:pPr>
     <w:rPr>
-      <w:rFonts w:ascii="Times New Roman" w:hAnsi="Times New Roman" w:eastAsia="宋体" w:cs="Times New Roman"/>
+      <w:rFonts w:ascii="Times New Roman" w:eastAsia="宋体" w:hAnsi="Times New Roman" w:cs="Times New Roman"/>
       <w:sz w:val="20"/>
       <w:szCs w:val="20"/>
     </w:rPr>
   </w:style>
-  <w:style w:type="paragraph" w:customStyle="1" w:styleId="36">
+  <w:style w:type="paragraph" w:customStyle="1" w:styleId="Compact">
     <w:name w:val="Compact"/>
-    <w:basedOn w:val="12"/>
+    <w:basedOn w:val="BodyText"/>
     <w:qFormat/>
-    <w:uiPriority w:val="0"/>
     <w:pPr>
       <w:spacing w:before="36" w:after="36"/>
     </w:pPr>
   </w:style>
-  <w:style w:type="table" w:customStyle="1" w:styleId="37">
+  <w:style w:type="table" w:customStyle="1" w:styleId="Table">
     <w:name w:val="Table"/>
     <w:semiHidden/>
     <w:unhideWhenUsed/>
     <w:qFormat/>
-    <w:uiPriority w:val="0"/>
     <w:tblPr>
       <w:tblCellMar>
         <w:top w:w="0" w:type="dxa"/>
@@ -4893,28 +4778,26 @@
     <w:tblStylePr w:type="firstRow">
       <w:tcPr>
         <w:tcBorders>
-          <w:bottom w:val="single" w:color="auto" w:sz="0" w:space="0"/>
+          <w:bottom w:val="single" w:sz="0" w:space="0" w:color="auto"/>
         </w:tcBorders>
         <w:vAlign w:val="bottom"/>
       </w:tcPr>
     </w:tblStylePr>
   </w:style>
-  <w:style w:type="character" w:customStyle="1" w:styleId="38">
+  <w:style w:type="character" w:customStyle="1" w:styleId="1Char">
     <w:name w:val="柴_标题1 Char"/>
-    <w:link w:val="28"/>
+    <w:link w:val="1"/>
     <w:qFormat/>
-    <w:uiPriority w:val="0"/>
     <w:rPr>
-      <w:rFonts w:ascii="Arial" w:hAnsi="Arial" w:eastAsia="宋体"/>
+      <w:rFonts w:ascii="Arial" w:eastAsia="宋体" w:hAnsi="Arial"/>
       <w:sz w:val="32"/>
     </w:rPr>
   </w:style>
-  <w:style w:type="table" w:customStyle="1" w:styleId="39">
+  <w:style w:type="table" w:customStyle="1" w:styleId="TableNormal1">
     <w:name w:val="Table Normal_1"/>
     <w:semiHidden/>
     <w:unhideWhenUsed/>
     <w:qFormat/>
-    <w:uiPriority w:val="0"/>
     <w:tblPr>
       <w:tblCellMar>
         <w:top w:w="0" w:type="dxa"/>
@@ -4924,11 +4807,10 @@
       </w:tblCellMar>
     </w:tblPr>
   </w:style>
-  <w:style w:type="paragraph" w:customStyle="1" w:styleId="40">
+  <w:style w:type="paragraph" w:customStyle="1" w:styleId="a3">
     <w:name w:val="柴_正文_无缩进"/>
-    <w:basedOn w:val="1"/>
+    <w:basedOn w:val="Normal"/>
     <w:qFormat/>
-    <w:uiPriority w:val="0"/>
     <w:pPr>
       <w:ind w:firstLine="0" w:firstLineChars="0"/>
     </w:pPr>
@@ -4938,42 +4820,39 @@
       <w:lang w:eastAsia="zh-CN"/>
     </w:rPr>
   </w:style>
-  <w:style w:type="paragraph" w:customStyle="1" w:styleId="41">
+  <w:style w:type="paragraph" w:customStyle="1" w:styleId="4">
     <w:name w:val="柴_标题4"/>
-    <w:basedOn w:val="5"/>
-    <w:next w:val="1"/>
+    <w:basedOn w:val="Heading4"/>
+    <w:next w:val="Normal"/>
     <w:qFormat/>
-    <w:uiPriority w:val="0"/>
     <w:pPr>
       <w:widowControl w:val="0"/>
       <w:spacing w:before="160" w:line="360" w:lineRule="auto"/>
-      <w:ind w:left="981" w:leftChars="300" w:hanging="862"/>
+      <w:ind w:left="981" w:hanging="862" w:leftChars="300"/>
     </w:pPr>
     <w:rPr>
-      <w:rFonts w:hint="eastAsia" w:ascii="Calibri" w:hAnsi="Calibri" w:eastAsia="宋体" w:cs="宋体"/>
+      <w:rFonts w:ascii="Calibri" w:eastAsia="宋体" w:hAnsi="Calibri" w:cs="宋体" w:hint="eastAsia"/>
       <w:sz w:val="24"/>
       <w:szCs w:val="24"/>
       <w:lang w:eastAsia="zh-CN" w:bidi="zh-CN"/>
     </w:rPr>
   </w:style>
-  <w:style w:type="character" w:customStyle="1" w:styleId="42">
+  <w:style w:type="character" w:customStyle="1" w:styleId="Char">
     <w:name w:val="柴_正文 Char"/>
-    <w:link w:val="29"/>
+    <w:link w:val="a1"/>
     <w:qFormat/>
-    <w:uiPriority w:val="0"/>
     <w:rPr>
-      <w:rFonts w:ascii="Arial" w:hAnsi="Arial" w:eastAsia="宋体"/>
+      <w:rFonts w:ascii="Arial" w:eastAsia="宋体" w:hAnsi="Arial"/>
       <w:sz w:val="24"/>
       <w:lang w:eastAsia="zh-CN"/>
     </w:rPr>
   </w:style>
-  <w:style w:type="character" w:customStyle="1" w:styleId="43">
+  <w:style w:type="character" w:customStyle="1" w:styleId="2Char">
     <w:name w:val="柴_标题2 Char"/>
-    <w:link w:val="30"/>
+    <w:link w:val="2"/>
     <w:qFormat/>
-    <w:uiPriority w:val="0"/>
     <w:rPr>
-      <w:rFonts w:ascii="Arial" w:hAnsi="Arial" w:eastAsia="宋体"/>
+      <w:rFonts w:ascii="Arial" w:eastAsia="宋体" w:hAnsi="Arial"/>
       <w:sz w:val="28"/>
     </w:rPr>
   </w:style>
@@ -5744,562 +5623,6 @@
 </c:chartSpace>
 </file>
 
-<file path=word/charts/colors1.xml><?xml version="1.0" encoding="utf-8"?>
-<cs:colorStyle xmlns:cs="http://schemas.microsoft.com/office/drawing/2012/chartStyle" xmlns:a="http://schemas.openxmlformats.org/drawingml/2006/main" meth="cycle" id="10">
-  <a:schemeClr val="accent1"/>
-  <a:schemeClr val="accent2"/>
-  <a:schemeClr val="accent3"/>
-  <a:schemeClr val="accent4"/>
-  <a:schemeClr val="accent5"/>
-  <a:schemeClr val="accent6"/>
-  <cs:variation/>
-  <cs:variation>
-    <a:lumMod val="60000"/>
-  </cs:variation>
-  <cs:variation>
-    <a:lumMod val="80000"/>
-    <a:lumOff val="20000"/>
-  </cs:variation>
-  <cs:variation>
-    <a:lumMod val="80000"/>
-  </cs:variation>
-  <cs:variation>
-    <a:lumMod val="60000"/>
-    <a:lumOff val="40000"/>
-  </cs:variation>
-  <cs:variation>
-    <a:lumMod val="50000"/>
-  </cs:variation>
-  <cs:variation>
-    <a:lumMod val="70000"/>
-    <a:lumOff val="30000"/>
-  </cs:variation>
-  <cs:variation>
-    <a:lumMod val="70000"/>
-  </cs:variation>
-  <cs:variation>
-    <a:lumMod val="50000"/>
-    <a:lumOff val="50000"/>
-  </cs:variation>
-</cs:colorStyle>
-</file>
-
-<file path=word/charts/style1.xml><?xml version="1.0" encoding="utf-8"?>
-<cs:chartStyle xmlns:cs="http://schemas.microsoft.com/office/drawing/2012/chartStyle" xmlns:a="http://schemas.openxmlformats.org/drawingml/2006/main" id="240">
-  <cs:axisTitle>
-    <cs:lnRef idx="0"/>
-    <cs:fillRef idx="0"/>
-    <cs:effectRef idx="0"/>
-    <cs:fontRef idx="minor">
-      <a:schemeClr val="tx1">
-        <a:lumMod val="65000"/>
-        <a:lumOff val="35000"/>
-      </a:schemeClr>
-    </cs:fontRef>
-    <cs:defRPr sz="1000" kern="1200"/>
-  </cs:axisTitle>
-  <cs:categoryAxis>
-    <cs:lnRef idx="0"/>
-    <cs:fillRef idx="0"/>
-    <cs:effectRef idx="0"/>
-    <cs:fontRef idx="minor">
-      <a:schemeClr val="tx1">
-        <a:lumMod val="65000"/>
-        <a:lumOff val="35000"/>
-      </a:schemeClr>
-    </cs:fontRef>
-    <cs:spPr>
-      <a:ln w="9525" cap="flat" cmpd="sng" algn="ctr">
-        <a:solidFill>
-          <a:schemeClr val="tx1">
-            <a:lumMod val="25000"/>
-            <a:lumOff val="75000"/>
-          </a:schemeClr>
-        </a:solidFill>
-        <a:round/>
-      </a:ln>
-    </cs:spPr>
-    <cs:defRPr sz="900" kern="1200"/>
-  </cs:categoryAxis>
-  <cs:chartArea mods="allowNoFillOverride allowNoLineOverride">
-    <cs:lnRef idx="0"/>
-    <cs:fillRef idx="0"/>
-    <cs:effectRef idx="0"/>
-    <cs:fontRef idx="minor">
-      <a:schemeClr val="tx1"/>
-    </cs:fontRef>
-    <cs:spPr>
-      <a:solidFill>
-        <a:schemeClr val="bg1"/>
-      </a:solidFill>
-      <a:ln w="9525" cap="flat" cmpd="sng" algn="ctr">
-        <a:solidFill>
-          <a:schemeClr val="tx1">
-            <a:lumMod val="15000"/>
-            <a:lumOff val="85000"/>
-          </a:schemeClr>
-        </a:solidFill>
-        <a:round/>
-      </a:ln>
-    </cs:spPr>
-    <cs:defRPr sz="1000" kern="1200"/>
-  </cs:chartArea>
-  <cs:dataLabel>
-    <cs:lnRef idx="0"/>
-    <cs:fillRef idx="0"/>
-    <cs:effectRef idx="0"/>
-    <cs:fontRef idx="minor">
-      <a:schemeClr val="tx1">
-        <a:lumMod val="75000"/>
-        <a:lumOff val="25000"/>
-      </a:schemeClr>
-    </cs:fontRef>
-    <cs:defRPr sz="900" kern="1200"/>
-  </cs:dataLabel>
-  <cs:dataLabelCallout>
-    <cs:lnRef idx="0"/>
-    <cs:fillRef idx="0"/>
-    <cs:effectRef idx="0"/>
-    <cs:fontRef idx="minor">
-      <a:schemeClr val="dk1">
-        <a:lumMod val="65000"/>
-        <a:lumOff val="35000"/>
-      </a:schemeClr>
-    </cs:fontRef>
-    <cs:spPr>
-      <a:solidFill>
-        <a:schemeClr val="lt1"/>
-      </a:solidFill>
-      <a:ln>
-        <a:solidFill>
-          <a:schemeClr val="dk1">
-            <a:lumMod val="25000"/>
-            <a:lumOff val="75000"/>
-          </a:schemeClr>
-        </a:solidFill>
-      </a:ln>
-    </cs:spPr>
-    <cs:defRPr sz="900" kern="1200"/>
-    <cs:bodyPr rot="0" spcFirstLastPara="1" vertOverflow="clip" horzOverflow="clip" vert="horz" wrap="square" lIns="36576" tIns="18288" rIns="36576" bIns="18288" anchor="ctr" anchorCtr="1">
-      <a:spAutoFit/>
-    </cs:bodyPr>
-  </cs:dataLabelCallout>
-  <cs:dataPoint>
-    <cs:lnRef idx="0"/>
-    <cs:fillRef idx="1">
-      <cs:styleClr val="auto"/>
-    </cs:fillRef>
-    <cs:effectRef idx="0"/>
-    <cs:fontRef idx="minor">
-      <a:schemeClr val="tx1"/>
-    </cs:fontRef>
-  </cs:dataPoint>
-  <cs:dataPoint3D>
-    <cs:lnRef idx="0"/>
-    <cs:fillRef idx="1">
-      <cs:styleClr val="auto"/>
-    </cs:fillRef>
-    <cs:effectRef idx="0"/>
-    <cs:fontRef idx="minor">
-      <a:schemeClr val="tx1"/>
-    </cs:fontRef>
-  </cs:dataPoint3D>
-  <cs:dataPointLine>
-    <cs:lnRef idx="0">
-      <cs:styleClr val="auto"/>
-    </cs:lnRef>
-    <cs:fillRef idx="1"/>
-    <cs:effectRef idx="0"/>
-    <cs:fontRef idx="minor">
-      <a:schemeClr val="tx1"/>
-    </cs:fontRef>
-    <cs:spPr>
-      <a:ln w="19050" cap="rnd">
-        <a:solidFill>
-          <a:schemeClr val="phClr"/>
-        </a:solidFill>
-        <a:round/>
-      </a:ln>
-    </cs:spPr>
-  </cs:dataPointLine>
-  <cs:dataPointMarker>
-    <cs:lnRef idx="0">
-      <cs:styleClr val="auto"/>
-    </cs:lnRef>
-    <cs:fillRef idx="1">
-      <cs:styleClr val="auto"/>
-    </cs:fillRef>
-    <cs:effectRef idx="0"/>
-    <cs:fontRef idx="minor">
-      <a:schemeClr val="tx1"/>
-    </cs:fontRef>
-    <cs:spPr>
-      <a:ln w="9525">
-        <a:solidFill>
-          <a:schemeClr val="phClr"/>
-        </a:solidFill>
-      </a:ln>
-    </cs:spPr>
-  </cs:dataPointMarker>
-  <cs:dataPointMarkerLayout symbol="circle" size="5"/>
-  <cs:dataPointWireframe>
-    <cs:lnRef idx="0">
-      <cs:styleClr val="auto"/>
-    </cs:lnRef>
-    <cs:fillRef idx="0"/>
-    <cs:effectRef idx="0"/>
-    <cs:fontRef idx="minor">
-      <a:schemeClr val="dk1"/>
-    </cs:fontRef>
-    <cs:spPr>
-      <a:ln w="9525" cap="rnd">
-        <a:solidFill>
-          <a:schemeClr val="phClr"/>
-        </a:solidFill>
-        <a:round/>
-      </a:ln>
-    </cs:spPr>
-  </cs:dataPointWireframe>
-  <cs:dataTable>
-    <cs:lnRef idx="0"/>
-    <cs:fillRef idx="0"/>
-    <cs:effectRef idx="0"/>
-    <cs:fontRef idx="minor">
-      <a:schemeClr val="tx1">
-        <a:lumMod val="65000"/>
-        <a:lumOff val="35000"/>
-      </a:schemeClr>
-    </cs:fontRef>
-    <cs:spPr>
-      <a:noFill/>
-      <a:ln w="9525" cap="flat" cmpd="sng" algn="ctr">
-        <a:solidFill>
-          <a:schemeClr val="tx1">
-            <a:lumMod val="15000"/>
-            <a:lumOff val="85000"/>
-          </a:schemeClr>
-        </a:solidFill>
-        <a:round/>
-      </a:ln>
-    </cs:spPr>
-    <cs:defRPr sz="900" kern="1200"/>
-  </cs:dataTable>
-  <cs:downBar>
-    <cs:lnRef idx="0"/>
-    <cs:fillRef idx="0"/>
-    <cs:effectRef idx="0"/>
-    <cs:fontRef idx="minor">
-      <a:schemeClr val="tx1"/>
-    </cs:fontRef>
-    <cs:spPr>
-      <a:solidFill>
-        <a:schemeClr val="dk1">
-          <a:lumMod val="75000"/>
-          <a:lumOff val="25000"/>
-        </a:schemeClr>
-      </a:solidFill>
-      <a:ln w="9525" cap="flat" cmpd="sng" algn="ctr">
-        <a:solidFill>
-          <a:schemeClr val="tx1">
-            <a:lumMod val="65000"/>
-            <a:lumOff val="35000"/>
-          </a:schemeClr>
-        </a:solidFill>
-        <a:round/>
-      </a:ln>
-    </cs:spPr>
-  </cs:downBar>
-  <cs:dropLine>
-    <cs:lnRef idx="0"/>
-    <cs:fillRef idx="0"/>
-    <cs:effectRef idx="0"/>
-    <cs:fontRef idx="minor">
-      <a:schemeClr val="tx1"/>
-    </cs:fontRef>
-    <cs:spPr>
-      <a:ln w="9525" cap="flat" cmpd="sng" algn="ctr">
-        <a:solidFill>
-          <a:schemeClr val="tx1">
-            <a:lumMod val="35000"/>
-            <a:lumOff val="65000"/>
-          </a:schemeClr>
-        </a:solidFill>
-        <a:round/>
-      </a:ln>
-    </cs:spPr>
-  </cs:dropLine>
-  <cs:errorBar>
-    <cs:lnRef idx="0"/>
-    <cs:fillRef idx="0"/>
-    <cs:effectRef idx="0"/>
-    <cs:fontRef idx="minor">
-      <a:schemeClr val="tx1"/>
-    </cs:fontRef>
-    <cs:spPr>
-      <a:ln w="9525" cap="flat" cmpd="sng" algn="ctr">
-        <a:solidFill>
-          <a:schemeClr val="tx1">
-            <a:lumMod val="65000"/>
-            <a:lumOff val="35000"/>
-          </a:schemeClr>
-        </a:solidFill>
-        <a:round/>
-      </a:ln>
-    </cs:spPr>
-  </cs:errorBar>
-  <cs:floor>
-    <cs:lnRef idx="0"/>
-    <cs:fillRef idx="0"/>
-    <cs:effectRef idx="0"/>
-    <cs:fontRef idx="minor">
-      <a:schemeClr val="tx1"/>
-    </cs:fontRef>
-    <cs:spPr>
-      <a:noFill/>
-      <a:ln>
-        <a:noFill/>
-      </a:ln>
-    </cs:spPr>
-  </cs:floor>
-  <cs:gridlineMajor>
-    <cs:lnRef idx="0"/>
-    <cs:fillRef idx="0"/>
-    <cs:effectRef idx="0"/>
-    <cs:fontRef idx="minor">
-      <a:schemeClr val="tx1"/>
-    </cs:fontRef>
-    <cs:spPr>
-      <a:ln w="9525" cap="flat" cmpd="sng" algn="ctr">
-        <a:solidFill>
-          <a:schemeClr val="tx1">
-            <a:lumMod val="15000"/>
-            <a:lumOff val="85000"/>
-          </a:schemeClr>
-        </a:solidFill>
-        <a:round/>
-      </a:ln>
-    </cs:spPr>
-  </cs:gridlineMajor>
-  <cs:gridlineMinor>
-    <cs:lnRef idx="0"/>
-    <cs:fillRef idx="0"/>
-    <cs:effectRef idx="0"/>
-    <cs:fontRef idx="minor">
-      <a:schemeClr val="tx1"/>
-    </cs:fontRef>
-    <cs:spPr>
-      <a:ln w="9525" cap="flat" cmpd="sng" algn="ctr">
-        <a:solidFill>
-          <a:schemeClr val="tx1">
-            <a:lumMod val="5000"/>
-            <a:lumOff val="95000"/>
-          </a:schemeClr>
-        </a:solidFill>
-        <a:round/>
-      </a:ln>
-    </cs:spPr>
-  </cs:gridlineMinor>
-  <cs:hiLoLine>
-    <cs:lnRef idx="0"/>
-    <cs:fillRef idx="0"/>
-    <cs:effectRef idx="0"/>
-    <cs:fontRef idx="minor">
-      <a:schemeClr val="tx1"/>
-    </cs:fontRef>
-    <cs:spPr>
-      <a:ln w="9525" cap="flat" cmpd="sng" algn="ctr">
-        <a:solidFill>
-          <a:schemeClr val="tx1">
-            <a:lumMod val="50000"/>
-            <a:lumOff val="50000"/>
-          </a:schemeClr>
-        </a:solidFill>
-        <a:round/>
-      </a:ln>
-    </cs:spPr>
-  </cs:hiLoLine>
-  <cs:leaderLine>
-    <cs:lnRef idx="0"/>
-    <cs:fillRef idx="0"/>
-    <cs:effectRef idx="0"/>
-    <cs:fontRef idx="minor">
-      <a:schemeClr val="tx1"/>
-    </cs:fontRef>
-    <cs:spPr>
-      <a:ln w="9525" cap="flat" cmpd="sng" algn="ctr">
-        <a:solidFill>
-          <a:schemeClr val="tx1">
-            <a:lumMod val="35000"/>
-            <a:lumOff val="65000"/>
-          </a:schemeClr>
-        </a:solidFill>
-        <a:round/>
-      </a:ln>
-    </cs:spPr>
-  </cs:leaderLine>
-  <cs:legend>
-    <cs:lnRef idx="0"/>
-    <cs:fillRef idx="0"/>
-    <cs:effectRef idx="0"/>
-    <cs:fontRef idx="minor">
-      <a:schemeClr val="tx1">
-        <a:lumMod val="65000"/>
-        <a:lumOff val="35000"/>
-      </a:schemeClr>
-    </cs:fontRef>
-    <cs:defRPr sz="900" kern="1200"/>
-  </cs:legend>
-  <cs:plotArea mods="allowNoFillOverride allowNoLineOverride">
-    <cs:lnRef idx="0"/>
-    <cs:fillRef idx="0"/>
-    <cs:effectRef idx="0"/>
-    <cs:fontRef idx="minor">
-      <a:schemeClr val="tx1"/>
-    </cs:fontRef>
-  </cs:plotArea>
-  <cs:plotArea3D mods="allowNoFillOverride allowNoLineOverride">
-    <cs:lnRef idx="0"/>
-    <cs:fillRef idx="0"/>
-    <cs:effectRef idx="0"/>
-    <cs:fontRef idx="minor">
-      <a:schemeClr val="tx1"/>
-    </cs:fontRef>
-  </cs:plotArea3D>
-  <cs:seriesAxis>
-    <cs:lnRef idx="0"/>
-    <cs:fillRef idx="0"/>
-    <cs:effectRef idx="0"/>
-    <cs:fontRef idx="minor">
-      <a:schemeClr val="tx1">
-        <a:lumMod val="65000"/>
-        <a:lumOff val="35000"/>
-      </a:schemeClr>
-    </cs:fontRef>
-    <cs:defRPr sz="900" kern="1200"/>
-  </cs:seriesAxis>
-  <cs:seriesLine>
-    <cs:lnRef idx="0"/>
-    <cs:fillRef idx="0"/>
-    <cs:effectRef idx="0"/>
-    <cs:fontRef idx="minor">
-      <a:schemeClr val="tx1"/>
-    </cs:fontRef>
-    <cs:spPr>
-      <a:ln w="9525" cap="flat" cmpd="sng" algn="ctr">
-        <a:solidFill>
-          <a:schemeClr val="tx1">
-            <a:lumMod val="35000"/>
-            <a:lumOff val="65000"/>
-          </a:schemeClr>
-        </a:solidFill>
-        <a:round/>
-      </a:ln>
-    </cs:spPr>
-  </cs:seriesLine>
-  <cs:title>
-    <cs:lnRef idx="0"/>
-    <cs:fillRef idx="0"/>
-    <cs:effectRef idx="0"/>
-    <cs:fontRef idx="minor">
-      <a:schemeClr val="tx1">
-        <a:lumMod val="65000"/>
-        <a:lumOff val="35000"/>
-      </a:schemeClr>
-    </cs:fontRef>
-    <cs:defRPr sz="1400" b="0" kern="1200" spc="0" baseline="0"/>
-  </cs:title>
-  <cs:trendline>
-    <cs:lnRef idx="0">
-      <cs:styleClr val="auto"/>
-    </cs:lnRef>
-    <cs:fillRef idx="0"/>
-    <cs:effectRef idx="0"/>
-    <cs:fontRef idx="minor">
-      <a:schemeClr val="tx1"/>
-    </cs:fontRef>
-    <cs:spPr>
-      <a:ln w="19050" cap="rnd">
-        <a:solidFill>
-          <a:schemeClr val="phClr"/>
-        </a:solidFill>
-        <a:prstDash val="sysDot"/>
-      </a:ln>
-    </cs:spPr>
-  </cs:trendline>
-  <cs:trendlineLabel>
-    <cs:lnRef idx="0"/>
-    <cs:fillRef idx="0"/>
-    <cs:effectRef idx="0"/>
-    <cs:fontRef idx="minor">
-      <a:schemeClr val="tx1">
-        <a:lumMod val="65000"/>
-        <a:lumOff val="35000"/>
-      </a:schemeClr>
-    </cs:fontRef>
-    <cs:defRPr sz="900" kern="1200"/>
-  </cs:trendlineLabel>
-  <cs:upBar>
-    <cs:lnRef idx="0"/>
-    <cs:fillRef idx="0"/>
-    <cs:effectRef idx="0"/>
-    <cs:fontRef idx="minor">
-      <a:schemeClr val="tx1"/>
-    </cs:fontRef>
-    <cs:spPr>
-      <a:solidFill>
-        <a:schemeClr val="lt1"/>
-      </a:solidFill>
-      <a:ln w="9525" cap="flat" cmpd="sng" algn="ctr">
-        <a:solidFill>
-          <a:schemeClr val="tx1">
-            <a:lumMod val="65000"/>
-            <a:lumOff val="35000"/>
-          </a:schemeClr>
-        </a:solidFill>
-        <a:round/>
-      </a:ln>
-    </cs:spPr>
-  </cs:upBar>
-  <cs:valueAxis>
-    <cs:lnRef idx="0"/>
-    <cs:fillRef idx="0"/>
-    <cs:effectRef idx="0"/>
-    <cs:fontRef idx="minor">
-      <a:schemeClr val="tx1">
-        <a:lumMod val="65000"/>
-        <a:lumOff val="35000"/>
-      </a:schemeClr>
-    </cs:fontRef>
-    <cs:spPr>
-      <a:ln w="9525" cap="flat" cmpd="sng" algn="ctr">
-        <a:solidFill>
-          <a:schemeClr val="tx1">
-            <a:lumMod val="25000"/>
-            <a:lumOff val="75000"/>
-          </a:schemeClr>
-        </a:solidFill>
-        <a:round/>
-      </a:ln>
-    </cs:spPr>
-    <cs:defRPr sz="900" kern="1200"/>
-  </cs:valueAxis>
-  <cs:wall>
-    <cs:lnRef idx="0"/>
-    <cs:fillRef idx="0"/>
-    <cs:effectRef idx="0"/>
-    <cs:fontRef idx="minor">
-      <a:schemeClr val="tx1"/>
-    </cs:fontRef>
-    <cs:spPr>
-      <a:noFill/>
-      <a:ln>
-        <a:noFill/>
-      </a:ln>
-    </cs:spPr>
-  </cs:wall>
-</cs:chartStyle>
-</file>
-
 <file path=word/theme/theme1.xml><?xml version="1.0" encoding="utf-8"?>
 <a:theme xmlns:a="http://schemas.openxmlformats.org/drawingml/2006/main" name="WPS">
   <a:themeElements>
@@ -6545,248 +5868,4 @@
   </a:themeElements>
   <a:objectDefaults/>
 </a:theme>
-</file>
-
-<file path=word/theme/themeOverride1.xml><?xml version="1.0" encoding="utf-8"?>
-<a:themeOverride xmlns:a="http://schemas.openxmlformats.org/drawingml/2006/main">
-  <a:clrScheme name="自定义 10">
-    <a:dk1>
-      <a:srgbClr val="000000"/>
-    </a:dk1>
-    <a:lt1>
-      <a:srgbClr val="FFFFFF"/>
-    </a:lt1>
-    <a:dk2>
-      <a:srgbClr val="44546A"/>
-    </a:dk2>
-    <a:lt2>
-      <a:srgbClr val="E7E6E6"/>
-    </a:lt2>
-    <a:accent1>
-      <a:srgbClr val="3875FF"/>
-    </a:accent1>
-    <a:accent2>
-      <a:srgbClr val="FCBE00"/>
-    </a:accent2>
-    <a:accent3>
-      <a:srgbClr val="73A1FF"/>
-    </a:accent3>
-    <a:accent4>
-      <a:srgbClr val="6FD5FF"/>
-    </a:accent4>
-    <a:accent5>
-      <a:srgbClr val="FC9400"/>
-    </a:accent5>
-    <a:accent6>
-      <a:srgbClr val="0093F0"/>
-    </a:accent6>
-    <a:hlink>
-      <a:srgbClr val="0026E5"/>
-    </a:hlink>
-    <a:folHlink>
-      <a:srgbClr val="7E1FAD"/>
-    </a:folHlink>
-  </a:clrScheme>
-  <a:fontScheme name="WPS">
-    <a:majorFont>
-      <a:latin typeface="Calibri Light"/>
-      <a:ea typeface=""/>
-      <a:cs typeface=""/>
-      <a:font script="Jpan" typeface="ＭＳ Ｐゴシック"/>
-      <a:font script="Hang" typeface="맑은 고딕"/>
-      <a:font script="Hans" typeface="宋体"/>
-      <a:font script="Hant" typeface="新細明體"/>
-      <a:font script="Arab" typeface="Times New Roman"/>
-      <a:font script="Hebr" typeface="Times New Roman"/>
-      <a:font script="Thai" typeface="Tahoma"/>
-      <a:font script="Ethi" typeface="Nyala"/>
-      <a:font script="Beng" typeface="Vrinda"/>
-      <a:font script="Gujr" typeface="Shruti"/>
-      <a:font script="Khmr" typeface="MoolBoran"/>
-      <a:font script="Knda" typeface="Tunga"/>
-      <a:font script="Guru" typeface="Raavi"/>
-      <a:font script="Cans" typeface="Euphemia"/>
-      <a:font script="Cher" typeface="Plantagenet Cherokee"/>
-      <a:font script="Yiii" typeface="Microsoft Yi Baiti"/>
-      <a:font script="Tibt" typeface="Microsoft Himalaya"/>
-      <a:font script="Thaa" typeface="MV Boli"/>
-      <a:font script="Deva" typeface="Mangal"/>
-      <a:font script="Telu" typeface="Gautami"/>
-      <a:font script="Taml" typeface="Latha"/>
-      <a:font script="Syrc" typeface="Estrangelo Edessa"/>
-      <a:font script="Orya" typeface="Kalinga"/>
-      <a:font script="Mlym" typeface="Kartika"/>
-      <a:font script="Laoo" typeface="DokChampa"/>
-      <a:font script="Sinh" typeface="Iskoola Pota"/>
-      <a:font script="Mong" typeface="Mongolian Baiti"/>
-      <a:font script="Viet" typeface="Times New Roman"/>
-      <a:font script="Uigh" typeface="Microsoft Uighur"/>
-      <a:font script="Geor" typeface="Sylfaen"/>
-    </a:majorFont>
-    <a:minorFont>
-      <a:latin typeface="Calibri"/>
-      <a:ea typeface=""/>
-      <a:cs typeface=""/>
-      <a:font script="Jpan" typeface="ＭＳ Ｐゴシック"/>
-      <a:font script="Hang" typeface="맑은 고딕"/>
-      <a:font script="Hans" typeface="宋体"/>
-      <a:font script="Hant" typeface="新細明體"/>
-      <a:font script="Arab" typeface="Arial"/>
-      <a:font script="Hebr" typeface="Arial"/>
-      <a:font script="Thai" typeface="Tahoma"/>
-      <a:font script="Ethi" typeface="Nyala"/>
-      <a:font script="Beng" typeface="Vrinda"/>
-      <a:font script="Gujr" typeface="Shruti"/>
-      <a:font script="Khmr" typeface="DaunPenh"/>
-      <a:font script="Knda" typeface="Tunga"/>
-      <a:font script="Guru" typeface="Raavi"/>
-      <a:font script="Cans" typeface="Euphemia"/>
-      <a:font script="Cher" typeface="Plantagenet Cherokee"/>
-      <a:font script="Yiii" typeface="Microsoft Yi Baiti"/>
-      <a:font script="Tibt" typeface="Microsoft Himalaya"/>
-      <a:font script="Thaa" typeface="MV Boli"/>
-      <a:font script="Deva" typeface="Mangal"/>
-      <a:font script="Telu" typeface="Gautami"/>
-      <a:font script="Taml" typeface="Latha"/>
-      <a:font script="Syrc" typeface="Estrangelo Edessa"/>
-      <a:font script="Orya" typeface="Kalinga"/>
-      <a:font script="Mlym" typeface="Kartika"/>
-      <a:font script="Laoo" typeface="DokChampa"/>
-      <a:font script="Sinh" typeface="Iskoola Pota"/>
-      <a:font script="Mong" typeface="Mongolian Baiti"/>
-      <a:font script="Viet" typeface="Arial"/>
-      <a:font script="Uigh" typeface="Microsoft Uighur"/>
-      <a:font script="Geor" typeface="Sylfaen"/>
-    </a:minorFont>
-  </a:fontScheme>
-  <a:fmtScheme name="WPS">
-    <a:fillStyleLst>
-      <a:solidFill>
-        <a:schemeClr val="phClr"/>
-      </a:solidFill>
-      <a:gradFill>
-        <a:gsLst>
-          <a:gs pos="0">
-            <a:schemeClr val="phClr">
-              <a:lumOff val="17500"/>
-            </a:schemeClr>
-          </a:gs>
-          <a:gs pos="100000">
-            <a:schemeClr val="phClr"/>
-          </a:gs>
-        </a:gsLst>
-        <a:lin ang="2700000" scaled="0"/>
-      </a:gradFill>
-      <a:gradFill>
-        <a:gsLst>
-          <a:gs pos="0">
-            <a:schemeClr val="phClr">
-              <a:hueOff val="-2520000"/>
-            </a:schemeClr>
-          </a:gs>
-          <a:gs pos="100000">
-            <a:schemeClr val="phClr"/>
-          </a:gs>
-        </a:gsLst>
-        <a:lin ang="2700000" scaled="0"/>
-      </a:gradFill>
-    </a:fillStyleLst>
-    <a:lnStyleLst>
-      <a:ln w="12700" cap="flat" cmpd="sng" algn="ctr">
-        <a:solidFill>
-          <a:schemeClr val="phClr"/>
-        </a:solidFill>
-        <a:prstDash val="solid"/>
-        <a:miter lim="800000"/>
-      </a:ln>
-      <a:ln w="12700" cap="flat" cmpd="sng" algn="ctr">
-        <a:solidFill>
-          <a:schemeClr val="phClr"/>
-        </a:solidFill>
-        <a:prstDash val="solid"/>
-        <a:miter lim="800000"/>
-      </a:ln>
-      <a:ln w="12700" cap="flat" cmpd="sng" algn="ctr">
-        <a:gradFill>
-          <a:gsLst>
-            <a:gs pos="0">
-              <a:schemeClr val="phClr">
-                <a:hueOff val="-4200000"/>
-              </a:schemeClr>
-            </a:gs>
-            <a:gs pos="100000">
-              <a:schemeClr val="phClr"/>
-            </a:gs>
-          </a:gsLst>
-          <a:lin ang="2700000" scaled="1"/>
-        </a:gradFill>
-        <a:prstDash val="solid"/>
-        <a:miter lim="800000"/>
-      </a:ln>
-    </a:lnStyleLst>
-    <a:effectStyleLst>
-      <a:effectStyle>
-        <a:effectLst>
-          <a:outerShdw blurRad="101600" dist="50800" dir="5400000" algn="ctr" rotWithShape="0">
-            <a:schemeClr val="phClr">
-              <a:alpha val="60000"/>
-            </a:schemeClr>
-          </a:outerShdw>
-        </a:effectLst>
-      </a:effectStyle>
-      <a:effectStyle>
-        <a:effectLst>
-          <a:reflection stA="50000" endA="300" endPos="40000" dist="25400" dir="5400000" sy="-100000" algn="bl" rotWithShape="0"/>
-        </a:effectLst>
-      </a:effectStyle>
-      <a:effectStyle>
-        <a:effectLst>
-          <a:outerShdw blurRad="57150" dist="19050" dir="5400000" algn="ctr" rotWithShape="0">
-            <a:srgbClr val="000000">
-              <a:alpha val="63000"/>
-            </a:srgbClr>
-          </a:outerShdw>
-        </a:effectLst>
-      </a:effectStyle>
-    </a:effectStyleLst>
-    <a:bgFillStyleLst>
-      <a:solidFill>
-        <a:schemeClr val="phClr"/>
-      </a:solidFill>
-      <a:solidFill>
-        <a:schemeClr val="phClr">
-          <a:tint val="95000"/>
-          <a:satMod val="170000"/>
-        </a:schemeClr>
-      </a:solidFill>
-      <a:gradFill rotWithShape="1">
-        <a:gsLst>
-          <a:gs pos="0">
-            <a:schemeClr val="phClr">
-              <a:tint val="93000"/>
-              <a:satMod val="150000"/>
-              <a:shade val="98000"/>
-              <a:lumMod val="102000"/>
-            </a:schemeClr>
-          </a:gs>
-          <a:gs pos="50000">
-            <a:schemeClr val="phClr">
-              <a:tint val="98000"/>
-              <a:satMod val="130000"/>
-              <a:shade val="90000"/>
-              <a:lumMod val="103000"/>
-            </a:schemeClr>
-          </a:gs>
-          <a:gs pos="100000">
-            <a:schemeClr val="phClr">
-              <a:shade val="63000"/>
-              <a:satMod val="120000"/>
-            </a:schemeClr>
-          </a:gs>
-        </a:gsLst>
-        <a:lin ang="5400000" scaled="0"/>
-      </a:gradFill>
-    </a:bgFillStyleLst>
-  </a:fmtScheme>
-</a:themeOverride>
 </file>
--- a/8.资源管理/2.运行记录类文件/JXTX-08-09-服务知识应用情况说明.docx
+++ b/8.资源管理/2.运行记录类文件/JXTX-08-09-服务知识应用情况说明.docx
@@ -1,11 +1,10 @@
 
 <file path=word/document.xml><?xml version="1.0" encoding="utf-8"?>
-<w:document xmlns:wpc="http://schemas.microsoft.com/office/word/2010/wordprocessingCanvas" xmlns:mc="http://schemas.openxmlformats.org/markup-compatibility/2006" xmlns:o="urn:schemas-microsoft-com:office:office" xmlns:r="http://schemas.openxmlformats.org/officeDocument/2006/relationships" xmlns:m="http://schemas.openxmlformats.org/officeDocument/2006/math" xmlns:v="urn:schemas-microsoft-com:vml" xmlns:wp14="http://schemas.microsoft.com/office/word/2010/wordprocessingDrawing" xmlns:wp="http://schemas.openxmlformats.org/drawingml/2006/wordprocessingDrawing" xmlns:w10="urn:schemas-microsoft-com:office:word" xmlns:w="http://schemas.openxmlformats.org/wordprocessingml/2006/main" xmlns:w14="http://schemas.microsoft.com/office/word/2010/wordml" xmlns:w15="http://schemas.microsoft.com/office/word/2012/wordml" xmlns:wne="http://schemas.microsoft.com/office/word/2006/wordml" xmlns:wpg="http://schemas.microsoft.com/office/word/2010/wordprocessingGroup" xmlns:wpi="http://schemas.microsoft.com/office/word/2010/wordprocessingInk" xmlns:wps="http://schemas.microsoft.com/office/word/2010/wordprocessingShape" mc:Ignorable="w14 w15 wp14">
-  <!-- Generated by Aspose.Words for .NET 13.3.0.1 -->
+<w:document xmlns:wpc="http://schemas.microsoft.com/office/word/2010/wordprocessingCanvas" xmlns:mc="http://schemas.openxmlformats.org/markup-compatibility/2006" xmlns:o="urn:schemas-microsoft-com:office:office" xmlns:r="http://schemas.openxmlformats.org/officeDocument/2006/relationships" xmlns:m="http://schemas.openxmlformats.org/officeDocument/2006/math" xmlns:v="urn:schemas-microsoft-com:vml" xmlns:wp14="http://schemas.microsoft.com/office/word/2010/wordprocessingDrawing" xmlns:wp="http://schemas.openxmlformats.org/drawingml/2006/wordprocessingDrawing" xmlns:w="http://schemas.openxmlformats.org/wordprocessingml/2006/main" xmlns:w14="http://schemas.microsoft.com/office/word/2010/wordml" xmlns:w10="urn:schemas-microsoft-com:office:word" xmlns:w15="http://schemas.microsoft.com/office/word/2012/wordml" xmlns:wpg="http://schemas.microsoft.com/office/word/2010/wordprocessingGroup" xmlns:wpi="http://schemas.microsoft.com/office/word/2010/wordprocessingInk" xmlns:wne="http://schemas.microsoft.com/office/word/2006/wordml" xmlns:wps="http://schemas.microsoft.com/office/word/2010/wordprocessingShape" xmlns:wpsCustomData="http://www.wps.cn/officeDocument/2013/wpsCustomData" mc:Ignorable="w14 w15 wp14">
   <w:body>
     <w:p>
       <w:pPr>
-        <w:pStyle w:val="a"/>
+        <w:pStyle w:val="24"/>
         <w:keepNext w:val="0"/>
         <w:keepLines w:val="0"/>
         <w:pageBreakBefore w:val="0"/>
@@ -22,10 +21,10 @@
         <w:spacing w:before="3120" w:beforeLines="1000"/>
         <w:textAlignment w:val="baseline"/>
       </w:pPr>
-      <w:bookmarkStart w:id="0" w:name="_Toc10900"/>
+      <w:bookmarkStart w:id="0" w:name="_Toc31218"/>
       <w:r>
         <w:drawing>
-          <wp:anchor distT="0" distB="0" distL="114300" distR="114300" simplePos="0" relativeHeight="251660288" behindDoc="1" locked="0" layoutInCell="1" allowOverlap="1">
+          <wp:anchor distT="0" distB="0" distL="114300" distR="114300" simplePos="0" relativeHeight="251661312" behindDoc="1" locked="0" layoutInCell="1" allowOverlap="1">
             <wp:simplePos x="0" y="0"/>
             <wp:positionH relativeFrom="column">
               <wp:posOffset>-19050</wp:posOffset>
@@ -50,7 +49,7 @@
                     </pic:cNvPicPr>
                   </pic:nvPicPr>
                   <pic:blipFill>
-                    <a:blip xmlns:r="http://schemas.openxmlformats.org/officeDocument/2006/relationships" r:embed="rId4"/>
+                    <a:blip r:embed="rId7"/>
                     <a:stretch>
                       <a:fillRect/>
                     </a:stretch>
@@ -76,7 +75,7 @@
       </w:r>
       <w:r>
         <w:drawing>
-          <wp:anchor distT="0" distB="0" distL="114300" distR="114300" simplePos="0" relativeHeight="251659264" behindDoc="1" locked="0" layoutInCell="1" allowOverlap="1">
+          <wp:anchor distT="0" distB="0" distL="114300" distR="114300" simplePos="0" relativeHeight="251660288" behindDoc="1" locked="0" layoutInCell="1" allowOverlap="1">
             <wp:simplePos x="0" y="0"/>
             <wp:positionH relativeFrom="column">
               <wp:posOffset>0</wp:posOffset>
@@ -101,7 +100,7 @@
                     </pic:cNvPicPr>
                   </pic:nvPicPr>
                   <pic:blipFill>
-                    <a:blip xmlns:r="http://schemas.openxmlformats.org/officeDocument/2006/relationships" r:embed="rId5"/>
+                    <a:blip r:embed="rId8"/>
                     <a:stretch>
                       <a:fillRect/>
                     </a:stretch>
@@ -131,7 +130,7 @@
           <w:lang w:val="en-US" w:eastAsia="zh-CN"/>
         </w:rPr>
         <w:drawing>
-          <wp:anchor distT="0" distB="0" distL="114300" distR="114300" simplePos="0" relativeHeight="251658240" behindDoc="1" locked="0" layoutInCell="1" allowOverlap="1">
+          <wp:anchor distT="0" distB="0" distL="114300" distR="114300" simplePos="0" relativeHeight="251659264" behindDoc="1" locked="0" layoutInCell="1" allowOverlap="1">
             <wp:simplePos x="0" y="0"/>
             <wp:positionH relativeFrom="column">
               <wp:posOffset>635</wp:posOffset>
@@ -156,7 +155,7 @@
                     </pic:cNvPicPr>
                   </pic:nvPicPr>
                   <pic:blipFill>
-                    <a:blip xmlns:r="http://schemas.openxmlformats.org/officeDocument/2006/relationships" r:embed="rId6">
+                    <a:blip r:embed="rId9">
                       <a:alphaModFix amt="58000"/>
                       <a:lum contrast="-52000"/>
                     </a:blip>
@@ -190,7 +189,7 @@
     </w:p>
     <w:p>
       <w:pPr>
-        <w:pStyle w:val="a0"/>
+        <w:pStyle w:val="25"/>
         <w:keepNext w:val="0"/>
         <w:keepLines w:val="0"/>
         <w:pageBreakBefore w:val="0"/>
@@ -211,7 +210,7 @@
           <w:lang w:val="en-US" w:eastAsia="zh-CN"/>
         </w:rPr>
       </w:pPr>
-      <w:bookmarkStart w:id="1" w:name="_Toc11428"/>
+      <w:bookmarkStart w:id="1" w:name="_Toc26704"/>
       <w:r>
         <w:rPr>
           <w:rFonts w:hint="eastAsia"/>
@@ -237,11 +236,11 @@
         <w:adjustRightInd w:val="0"/>
         <w:snapToGrid w:val="0"/>
         <w:spacing w:after="624" w:afterLines="200" w:line="219" w:lineRule="auto"/>
-        <w:ind w:left="0" w:right="0" w:firstLine="0" w:leftChars="0" w:rightChars="0" w:firstLineChars="0"/>
+        <w:ind w:left="0" w:leftChars="0" w:right="0" w:rightChars="0" w:firstLine="0" w:firstLineChars="0"/>
         <w:jc w:val="center"/>
         <w:textAlignment w:val="baseline"/>
         <w:rPr>
-          <w:rFonts w:ascii="宋体" w:eastAsia="宋体" w:hAnsi="宋体" w:cs="宋体" w:hint="eastAsia"/>
+          <w:rFonts w:hint="eastAsia" w:ascii="宋体" w:hAnsi="宋体" w:eastAsia="宋体" w:cs="宋体"/>
           <w:sz w:val="24"/>
           <w:szCs w:val="24"/>
           <w:lang w:val="en-US" w:eastAsia="zh-CN"/>
@@ -249,7 +248,7 @@
       </w:pPr>
       <w:r>
         <w:rPr>
-          <w:rFonts w:ascii="宋体" w:eastAsia="宋体" w:hAnsi="宋体" w:cs="宋体"/>
+          <w:rFonts w:ascii="宋体" w:hAnsi="宋体" w:eastAsia="宋体" w:cs="宋体"/>
           <w:b/>
           <w:bCs/>
           <w:spacing w:val="-3"/>
@@ -260,7 +259,7 @@
       </w:r>
       <w:r>
         <w:rPr>
-          <w:rFonts w:ascii="宋体" w:eastAsia="宋体" w:hAnsi="宋体" w:cs="宋体" w:hint="eastAsia"/>
+          <w:rFonts w:hint="eastAsia" w:ascii="宋体" w:hAnsi="宋体" w:eastAsia="宋体" w:cs="宋体"/>
           <w:b/>
           <w:bCs/>
           <w:spacing w:val="-3"/>
@@ -272,7 +271,7 @@
       </w:r>
       <w:r>
         <w:rPr>
-          <w:rFonts w:ascii="宋体" w:eastAsia="宋体" w:hAnsi="宋体" w:cs="宋体"/>
+          <w:rFonts w:ascii="宋体" w:hAnsi="宋体" w:eastAsia="宋体" w:cs="宋体"/>
           <w:b/>
           <w:bCs/>
           <w:spacing w:val="-3"/>
@@ -283,7 +282,7 @@
       </w:r>
       <w:r>
         <w:rPr>
-          <w:rFonts w:ascii="宋体" w:hAnsi="宋体" w:cs="宋体" w:hint="eastAsia"/>
+          <w:rFonts w:hint="eastAsia" w:ascii="宋体" w:hAnsi="宋体" w:cs="宋体"/>
           <w:b/>
           <w:bCs/>
           <w:spacing w:val="-3"/>
@@ -295,7 +294,7 @@
       </w:r>
       <w:r>
         <w:rPr>
-          <w:rFonts w:ascii="宋体" w:eastAsia="宋体" w:hAnsi="宋体" w:cs="宋体"/>
+          <w:rFonts w:ascii="宋体" w:hAnsi="宋体" w:eastAsia="宋体" w:cs="宋体"/>
           <w:b/>
           <w:bCs/>
           <w:spacing w:val="-3"/>
@@ -306,7 +305,7 @@
       </w:r>
       <w:r>
         <w:rPr>
-          <w:rFonts w:ascii="宋体" w:hAnsi="宋体" w:cs="宋体" w:hint="eastAsia"/>
+          <w:rFonts w:hint="eastAsia" w:ascii="宋体" w:hAnsi="宋体" w:cs="宋体"/>
           <w:b/>
           <w:bCs/>
           <w:spacing w:val="-3"/>
@@ -319,17 +318,18 @@
     </w:p>
     <w:tbl>
       <w:tblPr>
-        <w:tblStyle w:val="TableGrid"/>
+        <w:tblStyle w:val="21"/>
         <w:tblW w:w="0" w:type="auto"/>
         <w:jc w:val="center"/>
         <w:tblBorders>
-          <w:top w:val="nil"/>
-          <w:left w:val="nil"/>
-          <w:bottom w:val="nil"/>
-          <w:right w:val="nil"/>
-          <w:insideH w:val="nil"/>
-          <w:insideV w:val="nil"/>
+          <w:top w:val="none" w:color="auto" w:sz="0" w:space="0"/>
+          <w:left w:val="none" w:color="auto" w:sz="0" w:space="0"/>
+          <w:bottom w:val="none" w:color="auto" w:sz="0" w:space="0"/>
+          <w:right w:val="none" w:color="auto" w:sz="0" w:space="0"/>
+          <w:insideH w:val="none" w:color="auto" w:sz="0" w:space="0"/>
+          <w:insideV w:val="none" w:color="auto" w:sz="0" w:space="0"/>
         </w:tblBorders>
+        <w:tblLayout w:type="autofit"/>
         <w:tblCellMar>
           <w:top w:w="0" w:type="dxa"/>
           <w:left w:w="108" w:type="dxa"/>
@@ -343,15 +343,13 @@
       </w:tblGrid>
       <w:tr>
         <w:tblPrEx>
-          <w:tblW w:w="0" w:type="auto"/>
-          <w:jc w:val="center"/>
           <w:tblBorders>
-            <w:top w:val="nil"/>
-            <w:left w:val="nil"/>
-            <w:bottom w:val="nil"/>
-            <w:right w:val="nil"/>
-            <w:insideH w:val="nil"/>
-            <w:insideV w:val="nil"/>
+            <w:top w:val="none" w:color="auto" w:sz="0" w:space="0"/>
+            <w:left w:val="none" w:color="auto" w:sz="0" w:space="0"/>
+            <w:bottom w:val="none" w:color="auto" w:sz="0" w:space="0"/>
+            <w:right w:val="none" w:color="auto" w:sz="0" w:space="0"/>
+            <w:insideH w:val="none" w:color="auto" w:sz="0" w:space="0"/>
+            <w:insideV w:val="none" w:color="auto" w:sz="0" w:space="0"/>
           </w:tblBorders>
           <w:tblCellMar>
             <w:top w:w="0" w:type="dxa"/>
@@ -361,7 +359,7 @@
           </w:tblCellMar>
         </w:tblPrEx>
         <w:trPr>
-          <w:trHeight w:val="810"/>
+          <w:trHeight w:val="810" w:hRule="atLeast"/>
           <w:jc w:val="center"/>
         </w:trPr>
         <w:tc>
@@ -377,6 +375,7 @@
               <w:kinsoku w:val="0"/>
               <w:wordWrap/>
               <w:overflowPunct/>
+              <w:topLinePunct w:val="0"/>
               <w:autoSpaceDE w:val="0"/>
               <w:autoSpaceDN w:val="0"/>
               <w:bidi w:val="0"/>
@@ -399,7 +398,7 @@
             </w:r>
             <w:r>
               <w:rPr>
-                <w:rFonts w:asciiTheme="minorAscii" w:eastAsiaTheme="minorEastAsia" w:hAnsiTheme="minorAscii" w:hint="default"/>
+                <w:rFonts w:hint="default" w:asciiTheme="minorAscii" w:hAnsiTheme="minorAscii" w:eastAsiaTheme="minorEastAsia"/>
                 <w:spacing w:val="227"/>
                 <w:sz w:val="21"/>
                 <w:vertAlign w:val="baseline"/>
@@ -431,6 +430,7 @@
               <w:kinsoku w:val="0"/>
               <w:wordWrap/>
               <w:overflowPunct/>
+              <w:topLinePunct w:val="0"/>
               <w:autoSpaceDE w:val="0"/>
               <w:autoSpaceDN w:val="0"/>
               <w:bidi w:val="0"/>
@@ -453,7 +453,7 @@
             </w:r>
             <w:r>
               <w:rPr>
-                <w:rFonts w:asciiTheme="minorAscii" w:eastAsiaTheme="minorEastAsia" w:hAnsiTheme="minorAscii" w:hint="eastAsia"/>
+                <w:rFonts w:hint="eastAsia" w:asciiTheme="minorAscii" w:hAnsiTheme="minorAscii" w:eastAsiaTheme="minorEastAsia"/>
                 <w:spacing w:val="227"/>
                 <w:sz w:val="21"/>
                 <w:vertAlign w:val="baseline"/>
@@ -475,8 +475,14 @@
       </w:tr>
       <w:tr>
         <w:tblPrEx>
-          <w:tblW w:w="0" w:type="auto"/>
-          <w:jc w:val="center"/>
+          <w:tblBorders>
+            <w:top w:val="none" w:color="auto" w:sz="0" w:space="0"/>
+            <w:left w:val="none" w:color="auto" w:sz="0" w:space="0"/>
+            <w:bottom w:val="none" w:color="auto" w:sz="0" w:space="0"/>
+            <w:right w:val="none" w:color="auto" w:sz="0" w:space="0"/>
+            <w:insideH w:val="none" w:color="auto" w:sz="0" w:space="0"/>
+            <w:insideV w:val="none" w:color="auto" w:sz="0" w:space="0"/>
+          </w:tblBorders>
           <w:tblCellMar>
             <w:top w:w="0" w:type="dxa"/>
             <w:left w:w="108" w:type="dxa"/>
@@ -485,7 +491,7 @@
           </w:tblCellMar>
         </w:tblPrEx>
         <w:trPr>
-          <w:trHeight w:val="810"/>
+          <w:trHeight w:val="810" w:hRule="atLeast"/>
           <w:jc w:val="center"/>
         </w:trPr>
         <w:tc>
@@ -502,6 +508,7 @@
               <w:kinsoku w:val="0"/>
               <w:wordWrap/>
               <w:overflowPunct/>
+              <w:topLinePunct w:val="0"/>
               <w:autoSpaceDE w:val="0"/>
               <w:autoSpaceDN w:val="0"/>
               <w:bidi w:val="0"/>
@@ -509,7 +516,7 @@
               <w:snapToGrid w:val="0"/>
               <w:textAlignment w:val="baseline"/>
               <w:rPr>
-                <w:rFonts w:ascii="Arial" w:eastAsia="Arial" w:hAnsi="Arial" w:cs="Arial" w:hint="default"/>
+                <w:rFonts w:hint="default" w:ascii="Arial" w:hAnsi="Arial" w:eastAsia="Arial" w:cs="Arial"/>
                 <w:snapToGrid w:val="0"/>
                 <w:color w:val="000000"/>
                 <w:kern w:val="0"/>
@@ -541,7 +548,7 @@
             </w:r>
             <w:r>
               <w:rPr>
-                <w:rFonts w:asciiTheme="minorAscii" w:eastAsiaTheme="minorEastAsia" w:hAnsiTheme="minorAscii" w:hint="default"/>
+                <w:rFonts w:hint="default" w:asciiTheme="minorAscii" w:hAnsiTheme="minorAscii" w:eastAsiaTheme="minorEastAsia"/>
                 <w:spacing w:val="227"/>
                 <w:sz w:val="21"/>
                 <w:vertAlign w:val="baseline"/>
@@ -587,6 +594,7 @@
               <w:kinsoku w:val="0"/>
               <w:wordWrap/>
               <w:overflowPunct/>
+              <w:topLinePunct w:val="0"/>
               <w:autoSpaceDE w:val="0"/>
               <w:autoSpaceDN w:val="0"/>
               <w:bidi w:val="0"/>
@@ -594,7 +602,7 @@
               <w:snapToGrid w:val="0"/>
               <w:textAlignment w:val="baseline"/>
               <w:rPr>
-                <w:rFonts w:ascii="Arial" w:eastAsia="Arial" w:hAnsi="Arial" w:cs="Arial" w:hint="default"/>
+                <w:rFonts w:hint="default" w:ascii="Arial" w:hAnsi="Arial" w:eastAsia="Arial" w:cs="Arial"/>
                 <w:snapToGrid w:val="0"/>
                 <w:color w:val="000000"/>
                 <w:kern w:val="0"/>
@@ -614,7 +622,7 @@
             </w:r>
             <w:r>
               <w:rPr>
-                <w:rFonts w:asciiTheme="minorAscii" w:eastAsiaTheme="minorEastAsia" w:hAnsiTheme="minorAscii" w:hint="eastAsia"/>
+                <w:rFonts w:hint="eastAsia" w:asciiTheme="minorAscii" w:hAnsiTheme="minorAscii" w:eastAsiaTheme="minorEastAsia"/>
                 <w:spacing w:val="227"/>
                 <w:sz w:val="21"/>
                 <w:vertAlign w:val="baseline"/>
@@ -636,8 +644,14 @@
       </w:tr>
       <w:tr>
         <w:tblPrEx>
-          <w:tblW w:w="0" w:type="auto"/>
-          <w:jc w:val="center"/>
+          <w:tblBorders>
+            <w:top w:val="none" w:color="auto" w:sz="0" w:space="0"/>
+            <w:left w:val="none" w:color="auto" w:sz="0" w:space="0"/>
+            <w:bottom w:val="none" w:color="auto" w:sz="0" w:space="0"/>
+            <w:right w:val="none" w:color="auto" w:sz="0" w:space="0"/>
+            <w:insideH w:val="none" w:color="auto" w:sz="0" w:space="0"/>
+            <w:insideV w:val="none" w:color="auto" w:sz="0" w:space="0"/>
+          </w:tblBorders>
           <w:tblCellMar>
             <w:top w:w="0" w:type="dxa"/>
             <w:left w:w="108" w:type="dxa"/>
@@ -646,7 +660,7 @@
           </w:tblCellMar>
         </w:tblPrEx>
         <w:trPr>
-          <w:trHeight w:val="635"/>
+          <w:trHeight w:val="635" w:hRule="atLeast"/>
           <w:jc w:val="center"/>
         </w:trPr>
         <w:tc>
@@ -662,6 +676,7 @@
               <w:kinsoku w:val="0"/>
               <w:wordWrap/>
               <w:overflowPunct/>
+              <w:topLinePunct w:val="0"/>
               <w:autoSpaceDE w:val="0"/>
               <w:autoSpaceDN w:val="0"/>
               <w:bidi w:val="0"/>
@@ -696,7 +711,7 @@
             </w:r>
             <w:r>
               <w:rPr>
-                <w:rFonts w:asciiTheme="minorAscii" w:eastAsiaTheme="minorEastAsia" w:hAnsiTheme="minorAscii" w:hint="eastAsia"/>
+                <w:rFonts w:hint="eastAsia" w:asciiTheme="minorAscii" w:hAnsiTheme="minorAscii" w:eastAsiaTheme="minorEastAsia"/>
                 <w:spacing w:val="227"/>
                 <w:sz w:val="21"/>
                 <w:vertAlign w:val="baseline"/>
@@ -727,6 +742,7 @@
               <w:kinsoku w:val="0"/>
               <w:wordWrap/>
               <w:overflowPunct/>
+              <w:topLinePunct w:val="0"/>
               <w:autoSpaceDE w:val="0"/>
               <w:autoSpaceDN w:val="0"/>
               <w:bidi w:val="0"/>
@@ -749,7 +765,7 @@
             </w:r>
             <w:r>
               <w:rPr>
-                <w:rFonts w:asciiTheme="minorAscii" w:eastAsiaTheme="minorEastAsia" w:hAnsiTheme="minorAscii" w:hint="eastAsia"/>
+                <w:rFonts w:hint="eastAsia" w:asciiTheme="minorAscii" w:hAnsiTheme="minorAscii" w:eastAsiaTheme="minorEastAsia"/>
                 <w:spacing w:val="227"/>
                 <w:sz w:val="21"/>
                 <w:vertAlign w:val="baseline"/>
@@ -779,6 +795,7 @@
         <w:kinsoku w:val="0"/>
         <w:wordWrap/>
         <w:overflowPunct/>
+        <w:topLinePunct w:val="0"/>
         <w:autoSpaceDE w:val="0"/>
         <w:autoSpaceDN w:val="0"/>
         <w:bidi w:val="0"/>
@@ -799,6 +816,7 @@
         <w:kinsoku w:val="0"/>
         <w:wordWrap/>
         <w:overflowPunct/>
+        <w:topLinePunct w:val="0"/>
         <w:autoSpaceDE w:val="0"/>
         <w:autoSpaceDN w:val="0"/>
         <w:bidi w:val="0"/>
@@ -808,14 +826,14 @@
         <w:ind w:left="3634"/>
         <w:textAlignment w:val="baseline"/>
         <w:rPr>
-          <w:rFonts w:ascii="宋体" w:eastAsia="宋体" w:hAnsi="宋体" w:cs="宋体"/>
+          <w:rFonts w:ascii="宋体" w:hAnsi="宋体" w:eastAsia="宋体" w:cs="宋体"/>
           <w:sz w:val="31"/>
           <w:szCs w:val="31"/>
         </w:rPr>
       </w:pPr>
       <w:r>
         <w:rPr>
-          <w:rFonts w:ascii="宋体" w:eastAsia="宋体" w:hAnsi="宋体" w:cs="宋体"/>
+          <w:rFonts w:ascii="宋体" w:hAnsi="宋体" w:eastAsia="宋体" w:cs="宋体"/>
           <w:b/>
           <w:bCs/>
           <w:spacing w:val="4"/>
@@ -827,16 +845,16 @@
     </w:p>
     <w:tbl>
       <w:tblPr>
-        <w:tblStyle w:val="TableNormal0"/>
+        <w:tblStyle w:val="26"/>
         <w:tblW w:w="8214" w:type="dxa"/>
         <w:jc w:val="center"/>
         <w:tblBorders>
-          <w:top w:val="single" w:sz="2" w:space="0" w:color="000000"/>
-          <w:left w:val="single" w:sz="2" w:space="0" w:color="000000"/>
-          <w:bottom w:val="single" w:sz="2" w:space="0" w:color="000000"/>
-          <w:right w:val="single" w:sz="2" w:space="0" w:color="000000"/>
-          <w:insideH w:val="single" w:sz="2" w:space="0" w:color="000000"/>
-          <w:insideV w:val="single" w:sz="2" w:space="0" w:color="000000"/>
+          <w:top w:val="single" w:color="000000" w:sz="2" w:space="0"/>
+          <w:left w:val="single" w:color="000000" w:sz="2" w:space="0"/>
+          <w:bottom w:val="single" w:color="000000" w:sz="2" w:space="0"/>
+          <w:right w:val="single" w:color="000000" w:sz="2" w:space="0"/>
+          <w:insideH w:val="single" w:color="000000" w:sz="2" w:space="0"/>
+          <w:insideV w:val="single" w:color="000000" w:sz="2" w:space="0"/>
         </w:tblBorders>
         <w:tblLayout w:type="fixed"/>
         <w:tblCellMar>
@@ -856,17 +874,14 @@
       </w:tblGrid>
       <w:tr>
         <w:tblPrEx>
-          <w:tblW w:w="8214" w:type="dxa"/>
-          <w:jc w:val="center"/>
           <w:tblBorders>
-            <w:top w:val="single" w:sz="2" w:space="0" w:color="000000"/>
-            <w:left w:val="single" w:sz="2" w:space="0" w:color="000000"/>
-            <w:bottom w:val="single" w:sz="2" w:space="0" w:color="000000"/>
-            <w:right w:val="single" w:sz="2" w:space="0" w:color="000000"/>
-            <w:insideH w:val="single" w:sz="2" w:space="0" w:color="000000"/>
-            <w:insideV w:val="single" w:sz="2" w:space="0" w:color="000000"/>
+            <w:top w:val="single" w:color="000000" w:sz="2" w:space="0"/>
+            <w:left w:val="single" w:color="000000" w:sz="2" w:space="0"/>
+            <w:bottom w:val="single" w:color="000000" w:sz="2" w:space="0"/>
+            <w:right w:val="single" w:color="000000" w:sz="2" w:space="0"/>
+            <w:insideH w:val="single" w:color="000000" w:sz="2" w:space="0"/>
+            <w:insideV w:val="single" w:color="000000" w:sz="2" w:space="0"/>
           </w:tblBorders>
-          <w:tblLayout w:type="fixed"/>
           <w:tblCellMar>
             <w:top w:w="0" w:type="dxa"/>
             <w:left w:w="0" w:type="dxa"/>
@@ -875,7 +890,7 @@
           </w:tblCellMar>
         </w:tblPrEx>
         <w:trPr>
-          <w:trHeight w:val="593"/>
+          <w:trHeight w:val="593" w:hRule="atLeast"/>
           <w:jc w:val="center"/>
         </w:trPr>
         <w:tc>
@@ -891,24 +906,25 @@
               <w:kinsoku w:val="0"/>
               <w:wordWrap/>
               <w:overflowPunct/>
+              <w:topLinePunct w:val="0"/>
               <w:autoSpaceDE w:val="0"/>
               <w:autoSpaceDN w:val="0"/>
               <w:bidi w:val="0"/>
               <w:adjustRightInd w:val="0"/>
               <w:snapToGrid w:val="0"/>
               <w:spacing w:before="176" w:line="228" w:lineRule="auto"/>
-              <w:ind w:left="0" w:right="0" w:firstLine="0" w:leftChars="0" w:rightChars="0" w:firstLineChars="0"/>
+              <w:ind w:left="0" w:leftChars="0" w:right="0" w:rightChars="0" w:firstLine="0" w:firstLineChars="0"/>
               <w:jc w:val="center"/>
               <w:textAlignment w:val="baseline"/>
               <w:rPr>
-                <w:rFonts w:ascii="宋体" w:eastAsia="宋体" w:hAnsi="宋体" w:cs="宋体"/>
+                <w:rFonts w:ascii="宋体" w:hAnsi="宋体" w:eastAsia="宋体" w:cs="宋体"/>
                 <w:sz w:val="20"/>
                 <w:szCs w:val="20"/>
               </w:rPr>
             </w:pPr>
             <w:r>
               <w:rPr>
-                <w:rFonts w:ascii="宋体" w:hAnsi="宋体" w:cs="宋体" w:hint="eastAsia"/>
+                <w:rFonts w:hint="eastAsia" w:ascii="宋体" w:hAnsi="宋体" w:cs="宋体"/>
                 <w:spacing w:val="-14"/>
                 <w:sz w:val="20"/>
                 <w:szCs w:val="20"/>
@@ -918,7 +934,7 @@
             </w:r>
             <w:r>
               <w:rPr>
-                <w:rFonts w:ascii="宋体" w:eastAsia="宋体" w:hAnsi="宋体" w:cs="宋体"/>
+                <w:rFonts w:ascii="宋体" w:hAnsi="宋体" w:eastAsia="宋体" w:cs="宋体"/>
                 <w:spacing w:val="-14"/>
                 <w:sz w:val="20"/>
                 <w:szCs w:val="20"/>
@@ -940,24 +956,25 @@
               <w:kinsoku w:val="0"/>
               <w:wordWrap/>
               <w:overflowPunct/>
+              <w:topLinePunct w:val="0"/>
               <w:autoSpaceDE w:val="0"/>
               <w:autoSpaceDN w:val="0"/>
               <w:bidi w:val="0"/>
               <w:adjustRightInd w:val="0"/>
               <w:snapToGrid w:val="0"/>
               <w:spacing w:before="175" w:line="227" w:lineRule="auto"/>
-              <w:ind w:left="0" w:right="0" w:firstLine="0" w:leftChars="0" w:rightChars="0" w:firstLineChars="0"/>
+              <w:ind w:left="0" w:leftChars="0" w:right="0" w:rightChars="0" w:firstLine="0" w:firstLineChars="0"/>
               <w:jc w:val="center"/>
               <w:textAlignment w:val="baseline"/>
               <w:rPr>
-                <w:rFonts w:ascii="宋体" w:eastAsia="宋体" w:hAnsi="宋体" w:cs="宋体"/>
+                <w:rFonts w:ascii="宋体" w:hAnsi="宋体" w:eastAsia="宋体" w:cs="宋体"/>
                 <w:sz w:val="20"/>
                 <w:szCs w:val="20"/>
               </w:rPr>
             </w:pPr>
             <w:r>
               <w:rPr>
-                <w:rFonts w:ascii="宋体" w:eastAsia="宋体" w:hAnsi="宋体" w:cs="宋体"/>
+                <w:rFonts w:ascii="宋体" w:hAnsi="宋体" w:eastAsia="宋体" w:cs="宋体"/>
                 <w:spacing w:val="4"/>
                 <w:sz w:val="20"/>
                 <w:szCs w:val="20"/>
@@ -979,24 +996,25 @@
               <w:kinsoku w:val="0"/>
               <w:wordWrap/>
               <w:overflowPunct/>
+              <w:topLinePunct w:val="0"/>
               <w:autoSpaceDE w:val="0"/>
               <w:autoSpaceDN w:val="0"/>
               <w:bidi w:val="0"/>
               <w:adjustRightInd w:val="0"/>
               <w:snapToGrid w:val="0"/>
               <w:spacing w:before="175" w:line="228" w:lineRule="auto"/>
-              <w:ind w:left="0" w:right="0" w:firstLine="0" w:leftChars="0" w:rightChars="0" w:firstLineChars="0"/>
+              <w:ind w:left="0" w:leftChars="0" w:right="0" w:rightChars="0" w:firstLine="0" w:firstLineChars="0"/>
               <w:jc w:val="center"/>
               <w:textAlignment w:val="baseline"/>
               <w:rPr>
-                <w:rFonts w:ascii="宋体" w:eastAsia="宋体" w:hAnsi="宋体" w:cs="宋体"/>
+                <w:rFonts w:ascii="宋体" w:hAnsi="宋体" w:eastAsia="宋体" w:cs="宋体"/>
                 <w:sz w:val="20"/>
                 <w:szCs w:val="20"/>
               </w:rPr>
             </w:pPr>
             <w:r>
               <w:rPr>
-                <w:rFonts w:ascii="宋体" w:eastAsia="宋体" w:hAnsi="宋体" w:cs="宋体"/>
+                <w:rFonts w:ascii="宋体" w:hAnsi="宋体" w:eastAsia="宋体" w:cs="宋体"/>
                 <w:spacing w:val="7"/>
                 <w:sz w:val="20"/>
                 <w:szCs w:val="20"/>
@@ -1018,17 +1036,18 @@
               <w:kinsoku w:val="0"/>
               <w:wordWrap/>
               <w:overflowPunct/>
+              <w:topLinePunct w:val="0"/>
               <w:autoSpaceDE w:val="0"/>
               <w:autoSpaceDN w:val="0"/>
               <w:bidi w:val="0"/>
               <w:adjustRightInd w:val="0"/>
               <w:snapToGrid w:val="0"/>
               <w:spacing w:before="175" w:line="228" w:lineRule="auto"/>
-              <w:ind w:left="0" w:right="0" w:firstLine="0" w:leftChars="0" w:rightChars="0" w:firstLineChars="0"/>
+              <w:ind w:left="0" w:leftChars="0" w:right="0" w:rightChars="0" w:firstLine="0" w:firstLineChars="0"/>
               <w:jc w:val="center"/>
               <w:textAlignment w:val="baseline"/>
               <w:rPr>
-                <w:rFonts w:ascii="宋体" w:eastAsia="宋体" w:hAnsi="宋体" w:cs="宋体" w:hint="eastAsia"/>
+                <w:rFonts w:hint="eastAsia" w:ascii="宋体" w:hAnsi="宋体" w:eastAsia="宋体" w:cs="宋体"/>
                 <w:spacing w:val="7"/>
                 <w:sz w:val="20"/>
                 <w:szCs w:val="20"/>
@@ -1037,7 +1056,7 @@
             </w:pPr>
             <w:r>
               <w:rPr>
-                <w:rFonts w:ascii="宋体" w:hAnsi="宋体" w:cs="宋体" w:hint="eastAsia"/>
+                <w:rFonts w:hint="eastAsia" w:ascii="宋体" w:hAnsi="宋体" w:cs="宋体"/>
                 <w:spacing w:val="7"/>
                 <w:sz w:val="20"/>
                 <w:szCs w:val="20"/>
@@ -1060,17 +1079,18 @@
               <w:kinsoku w:val="0"/>
               <w:wordWrap/>
               <w:overflowPunct/>
+              <w:topLinePunct w:val="0"/>
               <w:autoSpaceDE w:val="0"/>
               <w:autoSpaceDN w:val="0"/>
               <w:bidi w:val="0"/>
               <w:adjustRightInd w:val="0"/>
               <w:snapToGrid w:val="0"/>
               <w:spacing w:before="175" w:line="228" w:lineRule="auto"/>
-              <w:ind w:left="0" w:right="0" w:firstLine="0" w:leftChars="0" w:rightChars="0" w:firstLineChars="0"/>
+              <w:ind w:left="0" w:leftChars="0" w:right="0" w:rightChars="0" w:firstLine="0" w:firstLineChars="0"/>
               <w:jc w:val="center"/>
               <w:textAlignment w:val="baseline"/>
               <w:rPr>
-                <w:rFonts w:ascii="宋体" w:hAnsi="宋体" w:cs="宋体" w:hint="default"/>
+                <w:rFonts w:hint="default" w:ascii="宋体" w:hAnsi="宋体" w:cs="宋体"/>
                 <w:spacing w:val="7"/>
                 <w:sz w:val="20"/>
                 <w:szCs w:val="20"/>
@@ -1079,7 +1099,7 @@
             </w:pPr>
             <w:r>
               <w:rPr>
-                <w:rFonts w:ascii="宋体" w:hAnsi="宋体" w:cs="宋体" w:hint="eastAsia"/>
+                <w:rFonts w:hint="eastAsia" w:ascii="宋体" w:hAnsi="宋体" w:cs="宋体"/>
                 <w:spacing w:val="7"/>
                 <w:sz w:val="20"/>
                 <w:szCs w:val="20"/>
@@ -1102,24 +1122,25 @@
               <w:kinsoku w:val="0"/>
               <w:wordWrap/>
               <w:overflowPunct/>
+              <w:topLinePunct w:val="0"/>
               <w:autoSpaceDE w:val="0"/>
               <w:autoSpaceDN w:val="0"/>
               <w:bidi w:val="0"/>
               <w:adjustRightInd w:val="0"/>
               <w:snapToGrid w:val="0"/>
               <w:spacing w:before="176" w:line="229" w:lineRule="auto"/>
-              <w:ind w:left="0" w:right="0" w:firstLine="0" w:leftChars="0" w:rightChars="0" w:firstLineChars="0"/>
+              <w:ind w:left="0" w:leftChars="0" w:right="0" w:rightChars="0" w:firstLine="0" w:firstLineChars="0"/>
               <w:jc w:val="center"/>
               <w:textAlignment w:val="baseline"/>
               <w:rPr>
-                <w:rFonts w:ascii="宋体" w:eastAsia="宋体" w:hAnsi="宋体" w:cs="宋体"/>
+                <w:rFonts w:ascii="宋体" w:hAnsi="宋体" w:eastAsia="宋体" w:cs="宋体"/>
                 <w:sz w:val="20"/>
                 <w:szCs w:val="20"/>
               </w:rPr>
             </w:pPr>
             <w:r>
               <w:rPr>
-                <w:rFonts w:ascii="宋体" w:eastAsia="宋体" w:hAnsi="宋体" w:cs="宋体"/>
+                <w:rFonts w:ascii="宋体" w:hAnsi="宋体" w:eastAsia="宋体" w:cs="宋体"/>
                 <w:spacing w:val="7"/>
                 <w:sz w:val="20"/>
                 <w:szCs w:val="20"/>
@@ -1131,9 +1152,14 @@
       </w:tr>
       <w:tr>
         <w:tblPrEx>
-          <w:tblW w:w="8214" w:type="dxa"/>
-          <w:jc w:val="center"/>
-          <w:tblLayout w:type="fixed"/>
+          <w:tblBorders>
+            <w:top w:val="single" w:color="000000" w:sz="2" w:space="0"/>
+            <w:left w:val="single" w:color="000000" w:sz="2" w:space="0"/>
+            <w:bottom w:val="single" w:color="000000" w:sz="2" w:space="0"/>
+            <w:right w:val="single" w:color="000000" w:sz="2" w:space="0"/>
+            <w:insideH w:val="single" w:color="000000" w:sz="2" w:space="0"/>
+            <w:insideV w:val="single" w:color="000000" w:sz="2" w:space="0"/>
+          </w:tblBorders>
           <w:tblCellMar>
             <w:top w:w="0" w:type="dxa"/>
             <w:left w:w="0" w:type="dxa"/>
@@ -1142,7 +1168,7 @@
           </w:tblCellMar>
         </w:tblPrEx>
         <w:trPr>
-          <w:trHeight w:val="516"/>
+          <w:trHeight w:val="516" w:hRule="atLeast"/>
           <w:jc w:val="center"/>
         </w:trPr>
         <w:tc>
@@ -1158,17 +1184,18 @@
               <w:kinsoku w:val="0"/>
               <w:wordWrap/>
               <w:overflowPunct/>
+              <w:topLinePunct w:val="0"/>
               <w:autoSpaceDE w:val="0"/>
               <w:autoSpaceDN w:val="0"/>
               <w:bidi w:val="0"/>
               <w:adjustRightInd w:val="0"/>
               <w:snapToGrid w:val="0"/>
               <w:spacing w:before="173" w:line="267" w:lineRule="exact"/>
-              <w:ind w:left="0" w:right="0" w:firstLine="0" w:leftChars="0" w:rightChars="0" w:firstLineChars="0"/>
+              <w:ind w:left="0" w:leftChars="0" w:right="0" w:rightChars="0" w:firstLine="0" w:firstLineChars="0"/>
               <w:jc w:val="center"/>
               <w:textAlignment w:val="baseline"/>
               <w:rPr>
-                <w:rFonts w:ascii="宋体" w:eastAsia="宋体" w:hAnsi="宋体" w:cs="宋体" w:hint="default"/>
+                <w:rFonts w:hint="default" w:ascii="宋体" w:hAnsi="宋体" w:eastAsia="宋体" w:cs="宋体"/>
                 <w:sz w:val="20"/>
                 <w:szCs w:val="20"/>
                 <w:lang w:val="en-US"/>
@@ -1176,7 +1203,7 @@
             </w:pPr>
             <w:r>
               <w:rPr>
-                <w:rFonts w:ascii="宋体" w:eastAsia="宋体" w:hAnsi="宋体" w:cs="宋体"/>
+                <w:rFonts w:ascii="宋体" w:hAnsi="宋体" w:eastAsia="宋体" w:cs="宋体"/>
                 <w:spacing w:val="3"/>
                 <w:position w:val="1"/>
                 <w:sz w:val="20"/>
@@ -1186,7 +1213,7 @@
             </w:r>
             <w:r>
               <w:rPr>
-                <w:rFonts w:ascii="宋体" w:hAnsi="宋体" w:cs="宋体" w:hint="eastAsia"/>
+                <w:rFonts w:hint="eastAsia" w:ascii="宋体" w:hAnsi="宋体" w:cs="宋体"/>
                 <w:spacing w:val="3"/>
                 <w:position w:val="1"/>
                 <w:sz w:val="20"/>
@@ -1197,7 +1224,7 @@
             </w:r>
             <w:r>
               <w:rPr>
-                <w:rFonts w:ascii="宋体" w:eastAsia="宋体" w:hAnsi="宋体" w:cs="宋体"/>
+                <w:rFonts w:ascii="宋体" w:hAnsi="宋体" w:eastAsia="宋体" w:cs="宋体"/>
                 <w:spacing w:val="3"/>
                 <w:position w:val="1"/>
                 <w:sz w:val="20"/>
@@ -1207,7 +1234,7 @@
             </w:r>
             <w:r>
               <w:rPr>
-                <w:rFonts w:ascii="宋体" w:hAnsi="宋体" w:cs="宋体" w:hint="eastAsia"/>
+                <w:rFonts w:hint="eastAsia" w:ascii="宋体" w:hAnsi="宋体" w:cs="宋体"/>
                 <w:spacing w:val="3"/>
                 <w:position w:val="1"/>
                 <w:sz w:val="20"/>
@@ -1231,24 +1258,25 @@
               <w:kinsoku w:val="0"/>
               <w:wordWrap/>
               <w:overflowPunct/>
+              <w:topLinePunct w:val="0"/>
               <w:autoSpaceDE w:val="0"/>
               <w:autoSpaceDN w:val="0"/>
               <w:bidi w:val="0"/>
               <w:adjustRightInd w:val="0"/>
               <w:snapToGrid w:val="0"/>
               <w:spacing w:before="173" w:line="267" w:lineRule="exact"/>
-              <w:ind w:left="0" w:right="0" w:firstLine="0" w:leftChars="0" w:rightChars="0" w:firstLineChars="0"/>
+              <w:ind w:left="0" w:leftChars="0" w:right="0" w:rightChars="0" w:firstLine="0" w:firstLineChars="0"/>
               <w:jc w:val="center"/>
               <w:textAlignment w:val="baseline"/>
               <w:rPr>
-                <w:rFonts w:ascii="宋体" w:eastAsia="宋体" w:hAnsi="宋体" w:cs="宋体"/>
+                <w:rFonts w:ascii="宋体" w:hAnsi="宋体" w:eastAsia="宋体" w:cs="宋体"/>
                 <w:sz w:val="20"/>
                 <w:szCs w:val="20"/>
               </w:rPr>
             </w:pPr>
             <w:r>
               <w:rPr>
-                <w:rFonts w:ascii="宋体" w:eastAsia="宋体" w:hAnsi="宋体" w:cs="宋体"/>
+                <w:rFonts w:ascii="宋体" w:hAnsi="宋体" w:eastAsia="宋体" w:cs="宋体"/>
                 <w:spacing w:val="4"/>
                 <w:position w:val="1"/>
                 <w:sz w:val="20"/>
@@ -1271,24 +1299,25 @@
               <w:kinsoku w:val="0"/>
               <w:wordWrap/>
               <w:overflowPunct/>
+              <w:topLinePunct w:val="0"/>
               <w:autoSpaceDE w:val="0"/>
               <w:autoSpaceDN w:val="0"/>
               <w:bidi w:val="0"/>
               <w:adjustRightInd w:val="0"/>
               <w:snapToGrid w:val="0"/>
               <w:spacing w:before="172" w:line="228" w:lineRule="auto"/>
-              <w:ind w:left="0" w:right="0" w:firstLine="0" w:leftChars="0" w:rightChars="0" w:firstLineChars="0"/>
+              <w:ind w:left="0" w:leftChars="0" w:right="0" w:rightChars="0" w:firstLine="0" w:firstLineChars="0"/>
               <w:jc w:val="center"/>
               <w:textAlignment w:val="baseline"/>
               <w:rPr>
-                <w:rFonts w:ascii="宋体" w:eastAsia="宋体" w:hAnsi="宋体" w:cs="宋体"/>
+                <w:rFonts w:ascii="宋体" w:hAnsi="宋体" w:eastAsia="宋体" w:cs="宋体"/>
                 <w:sz w:val="20"/>
                 <w:szCs w:val="20"/>
               </w:rPr>
             </w:pPr>
             <w:r>
               <w:rPr>
-                <w:rFonts w:ascii="宋体" w:eastAsia="宋体" w:hAnsi="宋体" w:cs="宋体"/>
+                <w:rFonts w:ascii="宋体" w:hAnsi="宋体" w:eastAsia="宋体" w:cs="宋体"/>
                 <w:spacing w:val="200"/>
                 <w:kern w:val="0"/>
                 <w:sz w:val="20"/>
@@ -1298,7 +1327,7 @@
             </w:r>
             <w:r>
               <w:rPr>
-                <w:rFonts w:ascii="宋体" w:eastAsia="宋体" w:hAnsi="宋体" w:cs="宋体"/>
+                <w:rFonts w:ascii="宋体" w:hAnsi="宋体" w:eastAsia="宋体" w:cs="宋体"/>
                 <w:spacing w:val="0"/>
                 <w:kern w:val="0"/>
                 <w:sz w:val="20"/>
@@ -1321,17 +1350,18 @@
               <w:kinsoku w:val="0"/>
               <w:wordWrap/>
               <w:overflowPunct/>
+              <w:topLinePunct w:val="0"/>
               <w:autoSpaceDE w:val="0"/>
               <w:autoSpaceDN w:val="0"/>
               <w:bidi w:val="0"/>
               <w:adjustRightInd w:val="0"/>
               <w:snapToGrid w:val="0"/>
               <w:spacing w:before="173" w:line="229" w:lineRule="auto"/>
-              <w:ind w:left="0" w:right="0" w:firstLine="0" w:leftChars="0" w:rightChars="0" w:firstLineChars="0"/>
+              <w:ind w:left="0" w:leftChars="0" w:right="0" w:rightChars="0" w:firstLine="0" w:firstLineChars="0"/>
               <w:jc w:val="center"/>
               <w:textAlignment w:val="baseline"/>
               <w:rPr>
-                <w:rFonts w:ascii="宋体" w:eastAsia="宋体" w:hAnsi="宋体" w:cs="宋体"/>
+                <w:rFonts w:ascii="宋体" w:hAnsi="宋体" w:eastAsia="宋体" w:cs="宋体"/>
                 <w:spacing w:val="200"/>
                 <w:kern w:val="0"/>
                 <w:sz w:val="20"/>
@@ -1340,7 +1370,7 @@
             </w:pPr>
             <w:r>
               <w:rPr>
-                <w:rFonts w:asciiTheme="minorAscii" w:eastAsiaTheme="minorEastAsia" w:hAnsiTheme="minorAscii" w:hint="eastAsia"/>
+                <w:rFonts w:hint="eastAsia" w:asciiTheme="minorAscii" w:hAnsiTheme="minorAscii" w:eastAsiaTheme="minorEastAsia"/>
                 <w:spacing w:val="0"/>
                 <w:kern w:val="0"/>
                 <w:sz w:val="21"/>
@@ -1364,17 +1394,18 @@
               <w:kinsoku w:val="0"/>
               <w:wordWrap/>
               <w:overflowPunct/>
+              <w:topLinePunct w:val="0"/>
               <w:autoSpaceDE w:val="0"/>
               <w:autoSpaceDN w:val="0"/>
               <w:bidi w:val="0"/>
               <w:adjustRightInd w:val="0"/>
               <w:snapToGrid w:val="0"/>
               <w:spacing w:before="172" w:line="228" w:lineRule="auto"/>
-              <w:ind w:left="0" w:right="0" w:firstLine="0" w:leftChars="0" w:rightChars="0" w:firstLineChars="0"/>
+              <w:ind w:left="0" w:leftChars="0" w:right="0" w:rightChars="0" w:firstLine="0" w:firstLineChars="0"/>
               <w:jc w:val="center"/>
               <w:textAlignment w:val="baseline"/>
               <w:rPr>
-                <w:rFonts w:ascii="宋体" w:eastAsia="宋体" w:hAnsi="宋体" w:cs="宋体"/>
+                <w:rFonts w:ascii="宋体" w:hAnsi="宋体" w:eastAsia="宋体" w:cs="宋体"/>
                 <w:spacing w:val="200"/>
                 <w:kern w:val="0"/>
                 <w:sz w:val="20"/>
@@ -1383,7 +1414,7 @@
             </w:pPr>
             <w:r>
               <w:rPr>
-                <w:rFonts w:ascii="宋体" w:eastAsia="宋体" w:hAnsi="宋体" w:cs="宋体" w:hint="eastAsia"/>
+                <w:rFonts w:hint="eastAsia" w:ascii="宋体" w:hAnsi="宋体" w:eastAsia="宋体" w:cs="宋体"/>
                 <w:spacing w:val="200"/>
                 <w:kern w:val="0"/>
                 <w:sz w:val="20"/>
@@ -1393,7 +1424,7 @@
             </w:r>
             <w:r>
               <w:rPr>
-                <w:rFonts w:asciiTheme="minorAscii" w:eastAsiaTheme="minorEastAsia" w:hAnsiTheme="minorAscii" w:hint="eastAsia"/>
+                <w:rFonts w:hint="eastAsia" w:asciiTheme="minorAscii" w:hAnsiTheme="minorAscii" w:eastAsiaTheme="minorEastAsia"/>
                 <w:spacing w:val="0"/>
                 <w:kern w:val="0"/>
                 <w:sz w:val="21"/>
@@ -1417,24 +1448,25 @@
               <w:kinsoku w:val="0"/>
               <w:wordWrap/>
               <w:overflowPunct/>
+              <w:topLinePunct w:val="0"/>
               <w:autoSpaceDE w:val="0"/>
               <w:autoSpaceDN w:val="0"/>
               <w:bidi w:val="0"/>
               <w:adjustRightInd w:val="0"/>
               <w:snapToGrid w:val="0"/>
               <w:spacing w:before="173" w:line="229" w:lineRule="auto"/>
-              <w:ind w:left="0" w:right="0" w:firstLine="0" w:leftChars="0" w:rightChars="0" w:firstLineChars="0"/>
+              <w:ind w:left="0" w:leftChars="0" w:right="0" w:rightChars="0" w:firstLine="0" w:firstLineChars="0"/>
               <w:jc w:val="center"/>
               <w:textAlignment w:val="baseline"/>
               <w:rPr>
-                <w:rFonts w:ascii="宋体" w:eastAsia="宋体" w:hAnsi="宋体" w:cs="宋体"/>
+                <w:rFonts w:ascii="宋体" w:hAnsi="宋体" w:eastAsia="宋体" w:cs="宋体"/>
                 <w:sz w:val="20"/>
                 <w:szCs w:val="20"/>
               </w:rPr>
             </w:pPr>
             <w:r>
               <w:rPr>
-                <w:rFonts w:asciiTheme="minorAscii" w:eastAsiaTheme="minorEastAsia" w:hAnsiTheme="minorAscii" w:hint="eastAsia"/>
+                <w:rFonts w:hint="eastAsia" w:asciiTheme="minorAscii" w:hAnsiTheme="minorAscii" w:eastAsiaTheme="minorEastAsia"/>
                 <w:spacing w:val="0"/>
                 <w:kern w:val="0"/>
                 <w:sz w:val="21"/>
@@ -1448,9 +1480,14 @@
       </w:tr>
       <w:tr>
         <w:tblPrEx>
-          <w:tblW w:w="8214" w:type="dxa"/>
-          <w:jc w:val="center"/>
-          <w:tblLayout w:type="fixed"/>
+          <w:tblBorders>
+            <w:top w:val="single" w:color="000000" w:sz="2" w:space="0"/>
+            <w:left w:val="single" w:color="000000" w:sz="2" w:space="0"/>
+            <w:bottom w:val="single" w:color="000000" w:sz="2" w:space="0"/>
+            <w:right w:val="single" w:color="000000" w:sz="2" w:space="0"/>
+            <w:insideH w:val="single" w:color="000000" w:sz="2" w:space="0"/>
+            <w:insideV w:val="single" w:color="000000" w:sz="2" w:space="0"/>
+          </w:tblBorders>
           <w:tblCellMar>
             <w:top w:w="0" w:type="dxa"/>
             <w:left w:w="0" w:type="dxa"/>
@@ -1459,7 +1496,7 @@
           </w:tblCellMar>
         </w:tblPrEx>
         <w:trPr>
-          <w:trHeight w:val="556"/>
+          <w:trHeight w:val="556" w:hRule="atLeast"/>
           <w:jc w:val="center"/>
         </w:trPr>
         <w:tc>
@@ -1468,7 +1505,7 @@
           </w:tcPr>
           <w:p>
             <w:pPr>
-              <w:pStyle w:val="TableText"/>
+              <w:pStyle w:val="27"/>
               <w:keepNext w:val="0"/>
               <w:keepLines w:val="0"/>
               <w:pageBreakBefore w:val="0"/>
@@ -1476,12 +1513,13 @@
               <w:kinsoku w:val="0"/>
               <w:wordWrap/>
               <w:overflowPunct/>
+              <w:topLinePunct w:val="0"/>
               <w:autoSpaceDE w:val="0"/>
               <w:autoSpaceDN w:val="0"/>
               <w:bidi w:val="0"/>
               <w:adjustRightInd w:val="0"/>
               <w:snapToGrid w:val="0"/>
-              <w:ind w:left="0" w:right="0" w:firstLine="0" w:leftChars="0" w:rightChars="0" w:firstLineChars="0"/>
+              <w:ind w:left="0" w:leftChars="0" w:right="0" w:rightChars="0" w:firstLine="0" w:firstLineChars="0"/>
               <w:jc w:val="center"/>
               <w:textAlignment w:val="baseline"/>
             </w:pPr>
@@ -1493,7 +1531,7 @@
           </w:tcPr>
           <w:p>
             <w:pPr>
-              <w:pStyle w:val="TableText"/>
+              <w:pStyle w:val="27"/>
               <w:keepNext w:val="0"/>
               <w:keepLines w:val="0"/>
               <w:pageBreakBefore w:val="0"/>
@@ -1501,12 +1539,13 @@
               <w:kinsoku w:val="0"/>
               <w:wordWrap/>
               <w:overflowPunct/>
+              <w:topLinePunct w:val="0"/>
               <w:autoSpaceDE w:val="0"/>
               <w:autoSpaceDN w:val="0"/>
               <w:bidi w:val="0"/>
               <w:adjustRightInd w:val="0"/>
               <w:snapToGrid w:val="0"/>
-              <w:ind w:left="0" w:right="0" w:firstLine="0" w:leftChars="0" w:rightChars="0" w:firstLineChars="0"/>
+              <w:ind w:left="0" w:leftChars="0" w:right="0" w:rightChars="0" w:firstLine="0" w:firstLineChars="0"/>
               <w:jc w:val="center"/>
               <w:textAlignment w:val="baseline"/>
             </w:pPr>
@@ -1518,7 +1557,7 @@
           </w:tcPr>
           <w:p>
             <w:pPr>
-              <w:pStyle w:val="TableText"/>
+              <w:pStyle w:val="27"/>
               <w:keepNext w:val="0"/>
               <w:keepLines w:val="0"/>
               <w:pageBreakBefore w:val="0"/>
@@ -1526,12 +1565,13 @@
               <w:kinsoku w:val="0"/>
               <w:wordWrap/>
               <w:overflowPunct/>
+              <w:topLinePunct w:val="0"/>
               <w:autoSpaceDE w:val="0"/>
               <w:autoSpaceDN w:val="0"/>
               <w:bidi w:val="0"/>
               <w:adjustRightInd w:val="0"/>
               <w:snapToGrid w:val="0"/>
-              <w:ind w:left="0" w:right="0" w:firstLine="0" w:leftChars="0" w:rightChars="0" w:firstLineChars="0"/>
+              <w:ind w:left="0" w:leftChars="0" w:right="0" w:rightChars="0" w:firstLine="0" w:firstLineChars="0"/>
               <w:jc w:val="center"/>
               <w:textAlignment w:val="baseline"/>
             </w:pPr>
@@ -1543,7 +1583,7 @@
           </w:tcPr>
           <w:p>
             <w:pPr>
-              <w:pStyle w:val="TableText"/>
+              <w:pStyle w:val="27"/>
               <w:keepNext w:val="0"/>
               <w:keepLines w:val="0"/>
               <w:pageBreakBefore w:val="0"/>
@@ -1551,12 +1591,13 @@
               <w:kinsoku w:val="0"/>
               <w:wordWrap/>
               <w:overflowPunct/>
+              <w:topLinePunct w:val="0"/>
               <w:autoSpaceDE w:val="0"/>
               <w:autoSpaceDN w:val="0"/>
               <w:bidi w:val="0"/>
               <w:adjustRightInd w:val="0"/>
               <w:snapToGrid w:val="0"/>
-              <w:ind w:left="0" w:right="0" w:firstLine="0" w:leftChars="0" w:rightChars="0" w:firstLineChars="0"/>
+              <w:ind w:left="0" w:leftChars="0" w:right="0" w:rightChars="0" w:firstLine="0" w:firstLineChars="0"/>
               <w:jc w:val="center"/>
               <w:textAlignment w:val="baseline"/>
             </w:pPr>
@@ -1568,7 +1609,7 @@
           </w:tcPr>
           <w:p>
             <w:pPr>
-              <w:pStyle w:val="TableText"/>
+              <w:pStyle w:val="27"/>
               <w:keepNext w:val="0"/>
               <w:keepLines w:val="0"/>
               <w:pageBreakBefore w:val="0"/>
@@ -1576,12 +1617,13 @@
               <w:kinsoku w:val="0"/>
               <w:wordWrap/>
               <w:overflowPunct/>
+              <w:topLinePunct w:val="0"/>
               <w:autoSpaceDE w:val="0"/>
               <w:autoSpaceDN w:val="0"/>
               <w:bidi w:val="0"/>
               <w:adjustRightInd w:val="0"/>
               <w:snapToGrid w:val="0"/>
-              <w:ind w:left="0" w:right="0" w:firstLine="0" w:leftChars="0" w:rightChars="0" w:firstLineChars="0"/>
+              <w:ind w:left="0" w:leftChars="0" w:right="0" w:rightChars="0" w:firstLine="0" w:firstLineChars="0"/>
               <w:jc w:val="center"/>
               <w:textAlignment w:val="baseline"/>
             </w:pPr>
@@ -1593,7 +1635,7 @@
           </w:tcPr>
           <w:p>
             <w:pPr>
-              <w:pStyle w:val="TableText"/>
+              <w:pStyle w:val="27"/>
               <w:keepNext w:val="0"/>
               <w:keepLines w:val="0"/>
               <w:pageBreakBefore w:val="0"/>
@@ -1601,12 +1643,13 @@
               <w:kinsoku w:val="0"/>
               <w:wordWrap/>
               <w:overflowPunct/>
+              <w:topLinePunct w:val="0"/>
               <w:autoSpaceDE w:val="0"/>
               <w:autoSpaceDN w:val="0"/>
               <w:bidi w:val="0"/>
               <w:adjustRightInd w:val="0"/>
               <w:snapToGrid w:val="0"/>
-              <w:ind w:left="0" w:right="0" w:firstLine="0" w:leftChars="0" w:rightChars="0" w:firstLineChars="0"/>
+              <w:ind w:left="0" w:leftChars="0" w:right="0" w:rightChars="0" w:firstLine="0" w:firstLineChars="0"/>
               <w:jc w:val="center"/>
               <w:textAlignment w:val="baseline"/>
             </w:pPr>
@@ -1615,9 +1658,14 @@
       </w:tr>
       <w:tr>
         <w:tblPrEx>
-          <w:tblW w:w="8214" w:type="dxa"/>
-          <w:jc w:val="center"/>
-          <w:tblLayout w:type="fixed"/>
+          <w:tblBorders>
+            <w:top w:val="single" w:color="000000" w:sz="2" w:space="0"/>
+            <w:left w:val="single" w:color="000000" w:sz="2" w:space="0"/>
+            <w:bottom w:val="single" w:color="000000" w:sz="2" w:space="0"/>
+            <w:right w:val="single" w:color="000000" w:sz="2" w:space="0"/>
+            <w:insideH w:val="single" w:color="000000" w:sz="2" w:space="0"/>
+            <w:insideV w:val="single" w:color="000000" w:sz="2" w:space="0"/>
+          </w:tblBorders>
           <w:tblCellMar>
             <w:top w:w="0" w:type="dxa"/>
             <w:left w:w="0" w:type="dxa"/>
@@ -1626,7 +1674,7 @@
           </w:tblCellMar>
         </w:tblPrEx>
         <w:trPr>
-          <w:trHeight w:val="556"/>
+          <w:trHeight w:val="556" w:hRule="atLeast"/>
           <w:jc w:val="center"/>
         </w:trPr>
         <w:tc>
@@ -1635,7 +1683,7 @@
           </w:tcPr>
           <w:p>
             <w:pPr>
-              <w:pStyle w:val="TableText"/>
+              <w:pStyle w:val="27"/>
               <w:keepNext w:val="0"/>
               <w:keepLines w:val="0"/>
               <w:pageBreakBefore w:val="0"/>
@@ -1643,12 +1691,13 @@
               <w:kinsoku w:val="0"/>
               <w:wordWrap/>
               <w:overflowPunct/>
+              <w:topLinePunct w:val="0"/>
               <w:autoSpaceDE w:val="0"/>
               <w:autoSpaceDN w:val="0"/>
               <w:bidi w:val="0"/>
               <w:adjustRightInd w:val="0"/>
               <w:snapToGrid w:val="0"/>
-              <w:ind w:left="0" w:right="0" w:firstLine="0" w:leftChars="0" w:rightChars="0" w:firstLineChars="0"/>
+              <w:ind w:left="0" w:leftChars="0" w:right="0" w:rightChars="0" w:firstLine="0" w:firstLineChars="0"/>
               <w:jc w:val="center"/>
               <w:textAlignment w:val="baseline"/>
             </w:pPr>
@@ -1660,7 +1709,7 @@
           </w:tcPr>
           <w:p>
             <w:pPr>
-              <w:pStyle w:val="TableText"/>
+              <w:pStyle w:val="27"/>
               <w:keepNext w:val="0"/>
               <w:keepLines w:val="0"/>
               <w:pageBreakBefore w:val="0"/>
@@ -1668,12 +1717,13 @@
               <w:kinsoku w:val="0"/>
               <w:wordWrap/>
               <w:overflowPunct/>
+              <w:topLinePunct w:val="0"/>
               <w:autoSpaceDE w:val="0"/>
               <w:autoSpaceDN w:val="0"/>
               <w:bidi w:val="0"/>
               <w:adjustRightInd w:val="0"/>
               <w:snapToGrid w:val="0"/>
-              <w:ind w:left="0" w:right="0" w:firstLine="0" w:leftChars="0" w:rightChars="0" w:firstLineChars="0"/>
+              <w:ind w:left="0" w:leftChars="0" w:right="0" w:rightChars="0" w:firstLine="0" w:firstLineChars="0"/>
               <w:jc w:val="center"/>
               <w:textAlignment w:val="baseline"/>
             </w:pPr>
@@ -1685,7 +1735,7 @@
           </w:tcPr>
           <w:p>
             <w:pPr>
-              <w:pStyle w:val="TableText"/>
+              <w:pStyle w:val="27"/>
               <w:keepNext w:val="0"/>
               <w:keepLines w:val="0"/>
               <w:pageBreakBefore w:val="0"/>
@@ -1693,12 +1743,13 @@
               <w:kinsoku w:val="0"/>
               <w:wordWrap/>
               <w:overflowPunct/>
+              <w:topLinePunct w:val="0"/>
               <w:autoSpaceDE w:val="0"/>
               <w:autoSpaceDN w:val="0"/>
               <w:bidi w:val="0"/>
               <w:adjustRightInd w:val="0"/>
               <w:snapToGrid w:val="0"/>
-              <w:ind w:left="0" w:right="0" w:firstLine="0" w:leftChars="0" w:rightChars="0" w:firstLineChars="0"/>
+              <w:ind w:left="0" w:leftChars="0" w:right="0" w:rightChars="0" w:firstLine="0" w:firstLineChars="0"/>
               <w:jc w:val="center"/>
               <w:textAlignment w:val="baseline"/>
             </w:pPr>
@@ -1710,7 +1761,7 @@
           </w:tcPr>
           <w:p>
             <w:pPr>
-              <w:pStyle w:val="TableText"/>
+              <w:pStyle w:val="27"/>
               <w:keepNext w:val="0"/>
               <w:keepLines w:val="0"/>
               <w:pageBreakBefore w:val="0"/>
@@ -1718,12 +1769,13 @@
               <w:kinsoku w:val="0"/>
               <w:wordWrap/>
               <w:overflowPunct/>
+              <w:topLinePunct w:val="0"/>
               <w:autoSpaceDE w:val="0"/>
               <w:autoSpaceDN w:val="0"/>
               <w:bidi w:val="0"/>
               <w:adjustRightInd w:val="0"/>
               <w:snapToGrid w:val="0"/>
-              <w:ind w:left="0" w:right="0" w:firstLine="0" w:leftChars="0" w:rightChars="0" w:firstLineChars="0"/>
+              <w:ind w:left="0" w:leftChars="0" w:right="0" w:rightChars="0" w:firstLine="0" w:firstLineChars="0"/>
               <w:jc w:val="center"/>
               <w:textAlignment w:val="baseline"/>
             </w:pPr>
@@ -1735,7 +1787,7 @@
           </w:tcPr>
           <w:p>
             <w:pPr>
-              <w:pStyle w:val="TableText"/>
+              <w:pStyle w:val="27"/>
               <w:keepNext w:val="0"/>
               <w:keepLines w:val="0"/>
               <w:pageBreakBefore w:val="0"/>
@@ -1743,12 +1795,13 @@
               <w:kinsoku w:val="0"/>
               <w:wordWrap/>
               <w:overflowPunct/>
+              <w:topLinePunct w:val="0"/>
               <w:autoSpaceDE w:val="0"/>
               <w:autoSpaceDN w:val="0"/>
               <w:bidi w:val="0"/>
               <w:adjustRightInd w:val="0"/>
               <w:snapToGrid w:val="0"/>
-              <w:ind w:left="0" w:right="0" w:firstLine="0" w:leftChars="0" w:rightChars="0" w:firstLineChars="0"/>
+              <w:ind w:left="0" w:leftChars="0" w:right="0" w:rightChars="0" w:firstLine="0" w:firstLineChars="0"/>
               <w:jc w:val="center"/>
               <w:textAlignment w:val="baseline"/>
             </w:pPr>
@@ -1760,7 +1813,7 @@
           </w:tcPr>
           <w:p>
             <w:pPr>
-              <w:pStyle w:val="TableText"/>
+              <w:pStyle w:val="27"/>
               <w:keepNext w:val="0"/>
               <w:keepLines w:val="0"/>
               <w:pageBreakBefore w:val="0"/>
@@ -1768,12 +1821,13 @@
               <w:kinsoku w:val="0"/>
               <w:wordWrap/>
               <w:overflowPunct/>
+              <w:topLinePunct w:val="0"/>
               <w:autoSpaceDE w:val="0"/>
               <w:autoSpaceDN w:val="0"/>
               <w:bidi w:val="0"/>
               <w:adjustRightInd w:val="0"/>
               <w:snapToGrid w:val="0"/>
-              <w:ind w:left="0" w:right="0" w:firstLine="0" w:leftChars="0" w:rightChars="0" w:firstLineChars="0"/>
+              <w:ind w:left="0" w:leftChars="0" w:right="0" w:rightChars="0" w:firstLine="0" w:firstLineChars="0"/>
               <w:jc w:val="center"/>
               <w:textAlignment w:val="baseline"/>
             </w:pPr>
@@ -1782,9 +1836,14 @@
       </w:tr>
       <w:tr>
         <w:tblPrEx>
-          <w:tblW w:w="8214" w:type="dxa"/>
-          <w:jc w:val="center"/>
-          <w:tblLayout w:type="fixed"/>
+          <w:tblBorders>
+            <w:top w:val="single" w:color="000000" w:sz="2" w:space="0"/>
+            <w:left w:val="single" w:color="000000" w:sz="2" w:space="0"/>
+            <w:bottom w:val="single" w:color="000000" w:sz="2" w:space="0"/>
+            <w:right w:val="single" w:color="000000" w:sz="2" w:space="0"/>
+            <w:insideH w:val="single" w:color="000000" w:sz="2" w:space="0"/>
+            <w:insideV w:val="single" w:color="000000" w:sz="2" w:space="0"/>
+          </w:tblBorders>
           <w:tblCellMar>
             <w:top w:w="0" w:type="dxa"/>
             <w:left w:w="0" w:type="dxa"/>
@@ -1793,7 +1852,7 @@
           </w:tblCellMar>
         </w:tblPrEx>
         <w:trPr>
-          <w:trHeight w:val="557"/>
+          <w:trHeight w:val="557" w:hRule="atLeast"/>
           <w:jc w:val="center"/>
         </w:trPr>
         <w:tc>
@@ -1802,7 +1861,7 @@
           </w:tcPr>
           <w:p>
             <w:pPr>
-              <w:pStyle w:val="TableText"/>
+              <w:pStyle w:val="27"/>
               <w:keepNext w:val="0"/>
               <w:keepLines w:val="0"/>
               <w:pageBreakBefore w:val="0"/>
@@ -1810,12 +1869,13 @@
               <w:kinsoku w:val="0"/>
               <w:wordWrap/>
               <w:overflowPunct/>
+              <w:topLinePunct w:val="0"/>
               <w:autoSpaceDE w:val="0"/>
               <w:autoSpaceDN w:val="0"/>
               <w:bidi w:val="0"/>
               <w:adjustRightInd w:val="0"/>
               <w:snapToGrid w:val="0"/>
-              <w:ind w:left="0" w:right="0" w:firstLine="0" w:leftChars="0" w:rightChars="0" w:firstLineChars="0"/>
+              <w:ind w:left="0" w:leftChars="0" w:right="0" w:rightChars="0" w:firstLine="0" w:firstLineChars="0"/>
               <w:jc w:val="center"/>
               <w:textAlignment w:val="baseline"/>
             </w:pPr>
@@ -1827,7 +1887,7 @@
           </w:tcPr>
           <w:p>
             <w:pPr>
-              <w:pStyle w:val="TableText"/>
+              <w:pStyle w:val="27"/>
               <w:keepNext w:val="0"/>
               <w:keepLines w:val="0"/>
               <w:pageBreakBefore w:val="0"/>
@@ -1835,12 +1895,13 @@
               <w:kinsoku w:val="0"/>
               <w:wordWrap/>
               <w:overflowPunct/>
+              <w:topLinePunct w:val="0"/>
               <w:autoSpaceDE w:val="0"/>
               <w:autoSpaceDN w:val="0"/>
               <w:bidi w:val="0"/>
               <w:adjustRightInd w:val="0"/>
               <w:snapToGrid w:val="0"/>
-              <w:ind w:left="0" w:right="0" w:firstLine="0" w:leftChars="0" w:rightChars="0" w:firstLineChars="0"/>
+              <w:ind w:left="0" w:leftChars="0" w:right="0" w:rightChars="0" w:firstLine="0" w:firstLineChars="0"/>
               <w:jc w:val="center"/>
               <w:textAlignment w:val="baseline"/>
             </w:pPr>
@@ -1852,7 +1913,7 @@
           </w:tcPr>
           <w:p>
             <w:pPr>
-              <w:pStyle w:val="TableText"/>
+              <w:pStyle w:val="27"/>
               <w:keepNext w:val="0"/>
               <w:keepLines w:val="0"/>
               <w:pageBreakBefore w:val="0"/>
@@ -1860,12 +1921,13 @@
               <w:kinsoku w:val="0"/>
               <w:wordWrap/>
               <w:overflowPunct/>
+              <w:topLinePunct w:val="0"/>
               <w:autoSpaceDE w:val="0"/>
               <w:autoSpaceDN w:val="0"/>
               <w:bidi w:val="0"/>
               <w:adjustRightInd w:val="0"/>
               <w:snapToGrid w:val="0"/>
-              <w:ind w:left="0" w:right="0" w:firstLine="0" w:leftChars="0" w:rightChars="0" w:firstLineChars="0"/>
+              <w:ind w:left="0" w:leftChars="0" w:right="0" w:rightChars="0" w:firstLine="0" w:firstLineChars="0"/>
               <w:jc w:val="center"/>
               <w:textAlignment w:val="baseline"/>
             </w:pPr>
@@ -1877,7 +1939,7 @@
           </w:tcPr>
           <w:p>
             <w:pPr>
-              <w:pStyle w:val="TableText"/>
+              <w:pStyle w:val="27"/>
               <w:keepNext w:val="0"/>
               <w:keepLines w:val="0"/>
               <w:pageBreakBefore w:val="0"/>
@@ -1885,12 +1947,13 @@
               <w:kinsoku w:val="0"/>
               <w:wordWrap/>
               <w:overflowPunct/>
+              <w:topLinePunct w:val="0"/>
               <w:autoSpaceDE w:val="0"/>
               <w:autoSpaceDN w:val="0"/>
               <w:bidi w:val="0"/>
               <w:adjustRightInd w:val="0"/>
               <w:snapToGrid w:val="0"/>
-              <w:ind w:left="0" w:right="0" w:firstLine="0" w:leftChars="0" w:rightChars="0" w:firstLineChars="0"/>
+              <w:ind w:left="0" w:leftChars="0" w:right="0" w:rightChars="0" w:firstLine="0" w:firstLineChars="0"/>
               <w:jc w:val="center"/>
               <w:textAlignment w:val="baseline"/>
             </w:pPr>
@@ -1902,7 +1965,7 @@
           </w:tcPr>
           <w:p>
             <w:pPr>
-              <w:pStyle w:val="TableText"/>
+              <w:pStyle w:val="27"/>
               <w:keepNext w:val="0"/>
               <w:keepLines w:val="0"/>
               <w:pageBreakBefore w:val="0"/>
@@ -1910,12 +1973,13 @@
               <w:kinsoku w:val="0"/>
               <w:wordWrap/>
               <w:overflowPunct/>
+              <w:topLinePunct w:val="0"/>
               <w:autoSpaceDE w:val="0"/>
               <w:autoSpaceDN w:val="0"/>
               <w:bidi w:val="0"/>
               <w:adjustRightInd w:val="0"/>
               <w:snapToGrid w:val="0"/>
-              <w:ind w:left="0" w:right="0" w:firstLine="0" w:leftChars="0" w:rightChars="0" w:firstLineChars="0"/>
+              <w:ind w:left="0" w:leftChars="0" w:right="0" w:rightChars="0" w:firstLine="0" w:firstLineChars="0"/>
               <w:jc w:val="center"/>
               <w:textAlignment w:val="baseline"/>
             </w:pPr>
@@ -1927,7 +1991,7 @@
           </w:tcPr>
           <w:p>
             <w:pPr>
-              <w:pStyle w:val="TableText"/>
+              <w:pStyle w:val="27"/>
               <w:keepNext w:val="0"/>
               <w:keepLines w:val="0"/>
               <w:pageBreakBefore w:val="0"/>
@@ -1935,12 +1999,13 @@
               <w:kinsoku w:val="0"/>
               <w:wordWrap/>
               <w:overflowPunct/>
+              <w:topLinePunct w:val="0"/>
               <w:autoSpaceDE w:val="0"/>
               <w:autoSpaceDN w:val="0"/>
               <w:bidi w:val="0"/>
               <w:adjustRightInd w:val="0"/>
               <w:snapToGrid w:val="0"/>
-              <w:ind w:left="0" w:right="0" w:firstLine="0" w:leftChars="0" w:rightChars="0" w:firstLineChars="0"/>
+              <w:ind w:left="0" w:leftChars="0" w:right="0" w:rightChars="0" w:firstLine="0" w:firstLineChars="0"/>
               <w:jc w:val="center"/>
               <w:textAlignment w:val="baseline"/>
             </w:pPr>
@@ -1957,6 +2022,7 @@
         <w:kinsoku w:val="0"/>
         <w:wordWrap/>
         <w:overflowPunct/>
+        <w:topLinePunct w:val="0"/>
         <w:autoSpaceDE w:val="0"/>
         <w:autoSpaceDN w:val="0"/>
         <w:bidi w:val="0"/>
@@ -1971,7 +2037,7 @@
     <w:sdt>
       <w:sdtPr>
         <w:rPr>
-          <w:rFonts w:ascii="宋体" w:eastAsia="宋体" w:hAnsi="宋体" w:cs="Arial"/>
+          <w:rFonts w:ascii="宋体" w:hAnsi="宋体" w:eastAsia="宋体" w:cs="Arial"/>
           <w:snapToGrid w:val="0"/>
           <w:color w:val="000000"/>
           <w:kern w:val="0"/>
@@ -1987,7 +2053,7 @@
       </w:sdtPr>
       <w:sdtEndPr>
         <w:rPr>
-          <w:rFonts w:ascii="宋体" w:eastAsia="宋体" w:hAnsi="宋体" w:cs="宋体" w:hint="eastAsia"/>
+          <w:rFonts w:hint="eastAsia" w:ascii="宋体" w:hAnsi="宋体" w:eastAsia="宋体" w:cs="宋体"/>
           <w:snapToGrid w:val="0"/>
           <w:color w:val="000000"/>
           <w:kern w:val="0"/>
@@ -2006,24 +2072,25 @@
             <w:kinsoku w:val="0"/>
             <w:wordWrap/>
             <w:overflowPunct/>
+            <w:topLinePunct w:val="0"/>
             <w:autoSpaceDE w:val="0"/>
             <w:autoSpaceDN w:val="0"/>
             <w:bidi w:val="0"/>
             <w:adjustRightInd w:val="0"/>
             <w:snapToGrid w:val="0"/>
             <w:spacing w:before="0" w:beforeLines="0" w:after="0" w:afterLines="0" w:line="240" w:lineRule="auto"/>
-            <w:ind w:left="0" w:right="0" w:firstLine="0" w:leftChars="0" w:rightChars="0" w:firstLineChars="0"/>
+            <w:ind w:left="0" w:leftChars="0" w:right="0" w:rightChars="0" w:firstLine="0" w:firstLineChars="0"/>
             <w:jc w:val="center"/>
             <w:textAlignment w:val="baseline"/>
             <w:rPr>
-              <w:rFonts w:ascii="宋体" w:eastAsia="宋体" w:hAnsi="宋体" w:cs="宋体" w:hint="eastAsia"/>
+              <w:rFonts w:hint="eastAsia" w:ascii="宋体" w:hAnsi="宋体" w:eastAsia="宋体" w:cs="宋体"/>
               <w:sz w:val="24"/>
               <w:szCs w:val="24"/>
             </w:rPr>
           </w:pPr>
           <w:r>
             <w:rPr>
-              <w:rFonts w:ascii="宋体" w:eastAsia="宋体" w:hAnsi="宋体" w:cs="宋体" w:hint="eastAsia"/>
+              <w:rFonts w:hint="eastAsia" w:ascii="宋体" w:hAnsi="宋体" w:eastAsia="宋体" w:cs="宋体"/>
               <w:sz w:val="24"/>
               <w:szCs w:val="24"/>
             </w:rPr>
@@ -2032,16 +2099,16 @@
         </w:p>
         <w:p>
           <w:pPr>
-            <w:pStyle w:val="TOC1"/>
+            <w:pStyle w:val="16"/>
             <w:tabs>
               <w:tab w:val="right" w:leader="dot" w:pos="8306"/>
             </w:tabs>
           </w:pPr>
-          <w:bookmarkStart w:id="2" w:name="_GoBack"/>
-          <w:bookmarkEnd w:id="2"/>
-          <w:r>
-            <w:rPr>
-              <w:rFonts w:ascii="宋体" w:eastAsia="宋体" w:hAnsi="宋体" w:cs="宋体" w:hint="eastAsia"/>
+          <w:bookmarkStart w:id="13" w:name="_GoBack"/>
+          <w:bookmarkEnd w:id="13"/>
+          <w:r>
+            <w:rPr>
+              <w:rFonts w:hint="eastAsia" w:ascii="宋体" w:hAnsi="宋体" w:eastAsia="宋体" w:cs="宋体"/>
               <w:sz w:val="24"/>
               <w:szCs w:val="24"/>
             </w:rPr>
@@ -2049,7 +2116,7 @@
           </w:r>
           <w:r>
             <w:rPr>
-              <w:rFonts w:ascii="宋体" w:eastAsia="宋体" w:hAnsi="宋体" w:cs="宋体" w:hint="eastAsia"/>
+              <w:rFonts w:hint="eastAsia" w:ascii="宋体" w:hAnsi="宋体" w:eastAsia="宋体" w:cs="宋体"/>
               <w:sz w:val="24"/>
               <w:szCs w:val="24"/>
             </w:rPr>
@@ -2057,7 +2124,7 @@
           </w:r>
           <w:r>
             <w:rPr>
-              <w:rFonts w:ascii="宋体" w:eastAsia="宋体" w:hAnsi="宋体" w:cs="宋体" w:hint="eastAsia"/>
+              <w:rFonts w:hint="eastAsia" w:ascii="宋体" w:hAnsi="宋体" w:eastAsia="宋体" w:cs="宋体"/>
               <w:sz w:val="24"/>
               <w:szCs w:val="24"/>
             </w:rPr>
@@ -2065,21 +2132,21 @@
           </w:r>
           <w:r>
             <w:rPr>
-              <w:rFonts w:ascii="宋体" w:eastAsia="宋体" w:hAnsi="宋体" w:cs="宋体" w:hint="eastAsia"/>
+              <w:rFonts w:hint="eastAsia" w:ascii="宋体" w:hAnsi="宋体" w:eastAsia="宋体" w:cs="宋体"/>
               <w:szCs w:val="24"/>
             </w:rPr>
             <w:fldChar w:fldCharType="begin"/>
           </w:r>
           <w:r>
             <w:rPr>
-              <w:rFonts w:ascii="宋体" w:eastAsia="宋体" w:hAnsi="宋体" w:cs="宋体" w:hint="eastAsia"/>
+              <w:rFonts w:hint="eastAsia" w:ascii="宋体" w:hAnsi="宋体" w:eastAsia="宋体" w:cs="宋体"/>
               <w:szCs w:val="24"/>
             </w:rPr>
-            <w:instrText xml:space="preserve"> HYPERLINK \l _Toc10900 </w:instrText>
-          </w:r>
-          <w:r>
-            <w:rPr>
-              <w:rFonts w:ascii="宋体" w:eastAsia="宋体" w:hAnsi="宋体" w:cs="宋体" w:hint="eastAsia"/>
+            <w:instrText xml:space="preserve"> HYPERLINK \l _Toc31218 </w:instrText>
+          </w:r>
+          <w:r>
+            <w:rPr>
+              <w:rFonts w:hint="eastAsia" w:ascii="宋体" w:hAnsi="宋体" w:eastAsia="宋体" w:cs="宋体"/>
               <w:szCs w:val="24"/>
             </w:rPr>
             <w:fldChar w:fldCharType="separate"/>
@@ -2098,7 +2165,7 @@
             <w:fldChar w:fldCharType="begin"/>
           </w:r>
           <w:r>
-            <w:instrText xml:space="preserve"> PAGEREF _Toc10900 \h </w:instrText>
+            <w:instrText xml:space="preserve"> PAGEREF _Toc31218 \h </w:instrText>
           </w:r>
           <w:r>
             <w:fldChar w:fldCharType="separate"/>
@@ -2111,7 +2178,7 @@
           </w:r>
           <w:r>
             <w:rPr>
-              <w:rFonts w:ascii="宋体" w:eastAsia="宋体" w:hAnsi="宋体" w:cs="宋体" w:hint="eastAsia"/>
+              <w:rFonts w:hint="eastAsia" w:ascii="宋体" w:hAnsi="宋体" w:eastAsia="宋体" w:cs="宋体"/>
               <w:szCs w:val="24"/>
             </w:rPr>
             <w:fldChar w:fldCharType="end"/>
@@ -2119,28 +2186,28 @@
         </w:p>
         <w:p>
           <w:pPr>
-            <w:pStyle w:val="TOC1"/>
+            <w:pStyle w:val="16"/>
             <w:tabs>
               <w:tab w:val="right" w:leader="dot" w:pos="8306"/>
             </w:tabs>
           </w:pPr>
           <w:r>
             <w:rPr>
-              <w:rFonts w:ascii="宋体" w:eastAsia="宋体" w:hAnsi="宋体" w:cs="宋体" w:hint="eastAsia"/>
+              <w:rFonts w:hint="eastAsia" w:ascii="宋体" w:hAnsi="宋体" w:eastAsia="宋体" w:cs="宋体"/>
               <w:szCs w:val="24"/>
             </w:rPr>
             <w:fldChar w:fldCharType="begin"/>
           </w:r>
           <w:r>
             <w:rPr>
-              <w:rFonts w:ascii="宋体" w:eastAsia="宋体" w:hAnsi="宋体" w:cs="宋体" w:hint="eastAsia"/>
+              <w:rFonts w:hint="eastAsia" w:ascii="宋体" w:hAnsi="宋体" w:eastAsia="宋体" w:cs="宋体"/>
               <w:szCs w:val="24"/>
             </w:rPr>
-            <w:instrText xml:space="preserve"> HYPERLINK \l _Toc11428 </w:instrText>
-          </w:r>
-          <w:r>
-            <w:rPr>
-              <w:rFonts w:ascii="宋体" w:eastAsia="宋体" w:hAnsi="宋体" w:cs="宋体" w:hint="eastAsia"/>
+            <w:instrText xml:space="preserve"> HYPERLINK \l _Toc26704 </w:instrText>
+          </w:r>
+          <w:r>
+            <w:rPr>
+              <w:rFonts w:hint="eastAsia" w:ascii="宋体" w:hAnsi="宋体" w:eastAsia="宋体" w:cs="宋体"/>
               <w:szCs w:val="24"/>
             </w:rPr>
             <w:fldChar w:fldCharType="separate"/>
@@ -2159,7 +2226,7 @@
             <w:fldChar w:fldCharType="begin"/>
           </w:r>
           <w:r>
-            <w:instrText xml:space="preserve"> PAGEREF _Toc11428 \h </w:instrText>
+            <w:instrText xml:space="preserve"> PAGEREF _Toc26704 \h </w:instrText>
           </w:r>
           <w:r>
             <w:fldChar w:fldCharType="separate"/>
@@ -2172,7 +2239,7 @@
           </w:r>
           <w:r>
             <w:rPr>
-              <w:rFonts w:ascii="宋体" w:eastAsia="宋体" w:hAnsi="宋体" w:cs="宋体" w:hint="eastAsia"/>
+              <w:rFonts w:hint="eastAsia" w:ascii="宋体" w:hAnsi="宋体" w:eastAsia="宋体" w:cs="宋体"/>
               <w:szCs w:val="24"/>
             </w:rPr>
             <w:fldChar w:fldCharType="end"/>
@@ -2180,28 +2247,28 @@
         </w:p>
         <w:p>
           <w:pPr>
-            <w:pStyle w:val="TOC1"/>
+            <w:pStyle w:val="16"/>
             <w:tabs>
               <w:tab w:val="right" w:leader="dot" w:pos="8306"/>
             </w:tabs>
           </w:pPr>
           <w:r>
             <w:rPr>
-              <w:rFonts w:ascii="宋体" w:eastAsia="宋体" w:hAnsi="宋体" w:cs="宋体" w:hint="eastAsia"/>
+              <w:rFonts w:hint="eastAsia" w:ascii="宋体" w:hAnsi="宋体" w:eastAsia="宋体" w:cs="宋体"/>
               <w:szCs w:val="24"/>
             </w:rPr>
             <w:fldChar w:fldCharType="begin"/>
           </w:r>
           <w:r>
             <w:rPr>
-              <w:rFonts w:ascii="宋体" w:eastAsia="宋体" w:hAnsi="宋体" w:cs="宋体" w:hint="eastAsia"/>
+              <w:rFonts w:hint="eastAsia" w:ascii="宋体" w:hAnsi="宋体" w:eastAsia="宋体" w:cs="宋体"/>
               <w:szCs w:val="24"/>
             </w:rPr>
-            <w:instrText xml:space="preserve"> HYPERLINK \l _Toc989 </w:instrText>
-          </w:r>
-          <w:r>
-            <w:rPr>
-              <w:rFonts w:ascii="宋体" w:eastAsia="宋体" w:hAnsi="宋体" w:cs="宋体" w:hint="eastAsia"/>
+            <w:instrText xml:space="preserve"> HYPERLINK \l _Toc4818 </w:instrText>
+          </w:r>
+          <w:r>
+            <w:rPr>
+              <w:rFonts w:hint="eastAsia" w:ascii="宋体" w:hAnsi="宋体" w:eastAsia="宋体" w:cs="宋体"/>
               <w:szCs w:val="24"/>
             </w:rPr>
             <w:fldChar w:fldCharType="separate"/>
@@ -2220,7 +2287,7 @@
             <w:fldChar w:fldCharType="begin"/>
           </w:r>
           <w:r>
-            <w:instrText xml:space="preserve"> PAGEREF _Toc989 \h </w:instrText>
+            <w:instrText xml:space="preserve"> PAGEREF _Toc4818 \h </w:instrText>
           </w:r>
           <w:r>
             <w:fldChar w:fldCharType="separate"/>
@@ -2233,7 +2300,7 @@
           </w:r>
           <w:r>
             <w:rPr>
-              <w:rFonts w:ascii="宋体" w:eastAsia="宋体" w:hAnsi="宋体" w:cs="宋体" w:hint="eastAsia"/>
+              <w:rFonts w:hint="eastAsia" w:ascii="宋体" w:hAnsi="宋体" w:eastAsia="宋体" w:cs="宋体"/>
               <w:szCs w:val="24"/>
             </w:rPr>
             <w:fldChar w:fldCharType="end"/>
@@ -2241,28 +2308,28 @@
         </w:p>
         <w:p>
           <w:pPr>
-            <w:pStyle w:val="TOC2"/>
+            <w:pStyle w:val="17"/>
             <w:tabs>
               <w:tab w:val="right" w:leader="dot" w:pos="8306"/>
             </w:tabs>
           </w:pPr>
           <w:r>
             <w:rPr>
-              <w:rFonts w:ascii="宋体" w:eastAsia="宋体" w:hAnsi="宋体" w:cs="宋体" w:hint="eastAsia"/>
+              <w:rFonts w:hint="eastAsia" w:ascii="宋体" w:hAnsi="宋体" w:eastAsia="宋体" w:cs="宋体"/>
               <w:szCs w:val="24"/>
             </w:rPr>
             <w:fldChar w:fldCharType="begin"/>
           </w:r>
           <w:r>
             <w:rPr>
-              <w:rFonts w:ascii="宋体" w:eastAsia="宋体" w:hAnsi="宋体" w:cs="宋体" w:hint="eastAsia"/>
+              <w:rFonts w:hint="eastAsia" w:ascii="宋体" w:hAnsi="宋体" w:eastAsia="宋体" w:cs="宋体"/>
               <w:szCs w:val="24"/>
             </w:rPr>
-            <w:instrText xml:space="preserve"> HYPERLINK \l _Toc4258 </w:instrText>
-          </w:r>
-          <w:r>
-            <w:rPr>
-              <w:rFonts w:ascii="宋体" w:eastAsia="宋体" w:hAnsi="宋体" w:cs="宋体" w:hint="eastAsia"/>
+            <w:instrText xml:space="preserve"> HYPERLINK \l _Toc8166 </w:instrText>
+          </w:r>
+          <w:r>
+            <w:rPr>
+              <w:rFonts w:hint="eastAsia" w:ascii="宋体" w:hAnsi="宋体" w:eastAsia="宋体" w:cs="宋体"/>
               <w:szCs w:val="24"/>
             </w:rPr>
             <w:fldChar w:fldCharType="separate"/>
@@ -2281,7 +2348,7 @@
             <w:fldChar w:fldCharType="begin"/>
           </w:r>
           <w:r>
-            <w:instrText xml:space="preserve"> PAGEREF _Toc4258 \h </w:instrText>
+            <w:instrText xml:space="preserve"> PAGEREF _Toc8166 \h </w:instrText>
           </w:r>
           <w:r>
             <w:fldChar w:fldCharType="separate"/>
@@ -2294,7 +2361,7 @@
           </w:r>
           <w:r>
             <w:rPr>
-              <w:rFonts w:ascii="宋体" w:eastAsia="宋体" w:hAnsi="宋体" w:cs="宋体" w:hint="eastAsia"/>
+              <w:rFonts w:hint="eastAsia" w:ascii="宋体" w:hAnsi="宋体" w:eastAsia="宋体" w:cs="宋体"/>
               <w:szCs w:val="24"/>
             </w:rPr>
             <w:fldChar w:fldCharType="end"/>
@@ -2302,28 +2369,28 @@
         </w:p>
         <w:p>
           <w:pPr>
-            <w:pStyle w:val="TOC2"/>
+            <w:pStyle w:val="17"/>
             <w:tabs>
               <w:tab w:val="right" w:leader="dot" w:pos="8306"/>
             </w:tabs>
           </w:pPr>
           <w:r>
             <w:rPr>
-              <w:rFonts w:ascii="宋体" w:eastAsia="宋体" w:hAnsi="宋体" w:cs="宋体" w:hint="eastAsia"/>
+              <w:rFonts w:hint="eastAsia" w:ascii="宋体" w:hAnsi="宋体" w:eastAsia="宋体" w:cs="宋体"/>
               <w:szCs w:val="24"/>
             </w:rPr>
             <w:fldChar w:fldCharType="begin"/>
           </w:r>
           <w:r>
             <w:rPr>
-              <w:rFonts w:ascii="宋体" w:eastAsia="宋体" w:hAnsi="宋体" w:cs="宋体" w:hint="eastAsia"/>
+              <w:rFonts w:hint="eastAsia" w:ascii="宋体" w:hAnsi="宋体" w:eastAsia="宋体" w:cs="宋体"/>
               <w:szCs w:val="24"/>
             </w:rPr>
-            <w:instrText xml:space="preserve"> HYPERLINK \l _Toc29431 </w:instrText>
-          </w:r>
-          <w:r>
-            <w:rPr>
-              <w:rFonts w:ascii="宋体" w:eastAsia="宋体" w:hAnsi="宋体" w:cs="宋体" w:hint="eastAsia"/>
+            <w:instrText xml:space="preserve"> HYPERLINK \l _Toc19085 </w:instrText>
+          </w:r>
+          <w:r>
+            <w:rPr>
+              <w:rFonts w:hint="eastAsia" w:ascii="宋体" w:hAnsi="宋体" w:eastAsia="宋体" w:cs="宋体"/>
               <w:szCs w:val="24"/>
             </w:rPr>
             <w:fldChar w:fldCharType="separate"/>
@@ -2342,7 +2409,7 @@
             <w:fldChar w:fldCharType="begin"/>
           </w:r>
           <w:r>
-            <w:instrText xml:space="preserve"> PAGEREF _Toc29431 \h </w:instrText>
+            <w:instrText xml:space="preserve"> PAGEREF _Toc19085 \h </w:instrText>
           </w:r>
           <w:r>
             <w:fldChar w:fldCharType="separate"/>
@@ -2355,7 +2422,7 @@
           </w:r>
           <w:r>
             <w:rPr>
-              <w:rFonts w:ascii="宋体" w:eastAsia="宋体" w:hAnsi="宋体" w:cs="宋体" w:hint="eastAsia"/>
+              <w:rFonts w:hint="eastAsia" w:ascii="宋体" w:hAnsi="宋体" w:eastAsia="宋体" w:cs="宋体"/>
               <w:szCs w:val="24"/>
             </w:rPr>
             <w:fldChar w:fldCharType="end"/>
@@ -2363,28 +2430,28 @@
         </w:p>
         <w:p>
           <w:pPr>
-            <w:pStyle w:val="TOC1"/>
+            <w:pStyle w:val="16"/>
             <w:tabs>
               <w:tab w:val="right" w:leader="dot" w:pos="8306"/>
             </w:tabs>
           </w:pPr>
           <w:r>
             <w:rPr>
-              <w:rFonts w:ascii="宋体" w:eastAsia="宋体" w:hAnsi="宋体" w:cs="宋体" w:hint="eastAsia"/>
+              <w:rFonts w:hint="eastAsia" w:ascii="宋体" w:hAnsi="宋体" w:eastAsia="宋体" w:cs="宋体"/>
               <w:szCs w:val="24"/>
             </w:rPr>
             <w:fldChar w:fldCharType="begin"/>
           </w:r>
           <w:r>
             <w:rPr>
-              <w:rFonts w:ascii="宋体" w:eastAsia="宋体" w:hAnsi="宋体" w:cs="宋体" w:hint="eastAsia"/>
+              <w:rFonts w:hint="eastAsia" w:ascii="宋体" w:hAnsi="宋体" w:eastAsia="宋体" w:cs="宋体"/>
               <w:szCs w:val="24"/>
             </w:rPr>
-            <w:instrText xml:space="preserve"> HYPERLINK \l _Toc12864 </w:instrText>
-          </w:r>
-          <w:r>
-            <w:rPr>
-              <w:rFonts w:ascii="宋体" w:eastAsia="宋体" w:hAnsi="宋体" w:cs="宋体" w:hint="eastAsia"/>
+            <w:instrText xml:space="preserve"> HYPERLINK \l _Toc11749 </w:instrText>
+          </w:r>
+          <w:r>
+            <w:rPr>
+              <w:rFonts w:hint="eastAsia" w:ascii="宋体" w:hAnsi="宋体" w:eastAsia="宋体" w:cs="宋体"/>
               <w:szCs w:val="24"/>
             </w:rPr>
             <w:fldChar w:fldCharType="separate"/>
@@ -2417,7 +2484,7 @@
             <w:fldChar w:fldCharType="begin"/>
           </w:r>
           <w:r>
-            <w:instrText xml:space="preserve"> PAGEREF _Toc12864 \h </w:instrText>
+            <w:instrText xml:space="preserve"> PAGEREF _Toc11749 \h </w:instrText>
           </w:r>
           <w:r>
             <w:fldChar w:fldCharType="separate"/>
@@ -2430,7 +2497,7 @@
           </w:r>
           <w:r>
             <w:rPr>
-              <w:rFonts w:ascii="宋体" w:eastAsia="宋体" w:hAnsi="宋体" w:cs="宋体" w:hint="eastAsia"/>
+              <w:rFonts w:hint="eastAsia" w:ascii="宋体" w:hAnsi="宋体" w:eastAsia="宋体" w:cs="宋体"/>
               <w:szCs w:val="24"/>
             </w:rPr>
             <w:fldChar w:fldCharType="end"/>
@@ -2438,28 +2505,28 @@
         </w:p>
         <w:p>
           <w:pPr>
-            <w:pStyle w:val="TOC2"/>
+            <w:pStyle w:val="17"/>
             <w:tabs>
               <w:tab w:val="right" w:leader="dot" w:pos="8306"/>
             </w:tabs>
           </w:pPr>
           <w:r>
             <w:rPr>
-              <w:rFonts w:ascii="宋体" w:eastAsia="宋体" w:hAnsi="宋体" w:cs="宋体" w:hint="eastAsia"/>
+              <w:rFonts w:hint="eastAsia" w:ascii="宋体" w:hAnsi="宋体" w:eastAsia="宋体" w:cs="宋体"/>
               <w:szCs w:val="24"/>
             </w:rPr>
             <w:fldChar w:fldCharType="begin"/>
           </w:r>
           <w:r>
             <w:rPr>
-              <w:rFonts w:ascii="宋体" w:eastAsia="宋体" w:hAnsi="宋体" w:cs="宋体" w:hint="eastAsia"/>
+              <w:rFonts w:hint="eastAsia" w:ascii="宋体" w:hAnsi="宋体" w:eastAsia="宋体" w:cs="宋体"/>
               <w:szCs w:val="24"/>
             </w:rPr>
-            <w:instrText xml:space="preserve"> HYPERLINK \l _Toc250 </w:instrText>
-          </w:r>
-          <w:r>
-            <w:rPr>
-              <w:rFonts w:ascii="宋体" w:eastAsia="宋体" w:hAnsi="宋体" w:cs="宋体" w:hint="eastAsia"/>
+            <w:instrText xml:space="preserve"> HYPERLINK \l _Toc3881 </w:instrText>
+          </w:r>
+          <w:r>
+            <w:rPr>
+              <w:rFonts w:hint="eastAsia" w:ascii="宋体" w:hAnsi="宋体" w:eastAsia="宋体" w:cs="宋体"/>
               <w:szCs w:val="24"/>
             </w:rPr>
             <w:fldChar w:fldCharType="separate"/>
@@ -2478,7 +2545,7 @@
             <w:fldChar w:fldCharType="begin"/>
           </w:r>
           <w:r>
-            <w:instrText xml:space="preserve"> PAGEREF _Toc250 \h </w:instrText>
+            <w:instrText xml:space="preserve"> PAGEREF _Toc3881 \h </w:instrText>
           </w:r>
           <w:r>
             <w:fldChar w:fldCharType="separate"/>
@@ -2491,7 +2558,7 @@
           </w:r>
           <w:r>
             <w:rPr>
-              <w:rFonts w:ascii="宋体" w:eastAsia="宋体" w:hAnsi="宋体" w:cs="宋体" w:hint="eastAsia"/>
+              <w:rFonts w:hint="eastAsia" w:ascii="宋体" w:hAnsi="宋体" w:eastAsia="宋体" w:cs="宋体"/>
               <w:szCs w:val="24"/>
             </w:rPr>
             <w:fldChar w:fldCharType="end"/>
@@ -2499,28 +2566,28 @@
         </w:p>
         <w:p>
           <w:pPr>
-            <w:pStyle w:val="TOC2"/>
+            <w:pStyle w:val="17"/>
             <w:tabs>
               <w:tab w:val="right" w:leader="dot" w:pos="8306"/>
             </w:tabs>
           </w:pPr>
           <w:r>
             <w:rPr>
-              <w:rFonts w:ascii="宋体" w:eastAsia="宋体" w:hAnsi="宋体" w:cs="宋体" w:hint="eastAsia"/>
+              <w:rFonts w:hint="eastAsia" w:ascii="宋体" w:hAnsi="宋体" w:eastAsia="宋体" w:cs="宋体"/>
               <w:szCs w:val="24"/>
             </w:rPr>
             <w:fldChar w:fldCharType="begin"/>
           </w:r>
           <w:r>
             <w:rPr>
-              <w:rFonts w:ascii="宋体" w:eastAsia="宋体" w:hAnsi="宋体" w:cs="宋体" w:hint="eastAsia"/>
+              <w:rFonts w:hint="eastAsia" w:ascii="宋体" w:hAnsi="宋体" w:eastAsia="宋体" w:cs="宋体"/>
               <w:szCs w:val="24"/>
             </w:rPr>
-            <w:instrText xml:space="preserve"> HYPERLINK \l _Toc28862 </w:instrText>
-          </w:r>
-          <w:r>
-            <w:rPr>
-              <w:rFonts w:ascii="宋体" w:eastAsia="宋体" w:hAnsi="宋体" w:cs="宋体" w:hint="eastAsia"/>
+            <w:instrText xml:space="preserve"> HYPERLINK \l _Toc27108 </w:instrText>
+          </w:r>
+          <w:r>
+            <w:rPr>
+              <w:rFonts w:hint="eastAsia" w:ascii="宋体" w:hAnsi="宋体" w:eastAsia="宋体" w:cs="宋体"/>
               <w:szCs w:val="24"/>
             </w:rPr>
             <w:fldChar w:fldCharType="separate"/>
@@ -2539,7 +2606,7 @@
             <w:fldChar w:fldCharType="begin"/>
           </w:r>
           <w:r>
-            <w:instrText xml:space="preserve"> PAGEREF _Toc28862 \h </w:instrText>
+            <w:instrText xml:space="preserve"> PAGEREF _Toc27108 \h </w:instrText>
           </w:r>
           <w:r>
             <w:fldChar w:fldCharType="separate"/>
@@ -2552,7 +2619,7 @@
           </w:r>
           <w:r>
             <w:rPr>
-              <w:rFonts w:ascii="宋体" w:eastAsia="宋体" w:hAnsi="宋体" w:cs="宋体" w:hint="eastAsia"/>
+              <w:rFonts w:hint="eastAsia" w:ascii="宋体" w:hAnsi="宋体" w:eastAsia="宋体" w:cs="宋体"/>
               <w:szCs w:val="24"/>
             </w:rPr>
             <w:fldChar w:fldCharType="end"/>
@@ -2560,28 +2627,28 @@
         </w:p>
         <w:p>
           <w:pPr>
-            <w:pStyle w:val="TOC2"/>
+            <w:pStyle w:val="17"/>
             <w:tabs>
               <w:tab w:val="right" w:leader="dot" w:pos="8306"/>
             </w:tabs>
           </w:pPr>
           <w:r>
             <w:rPr>
-              <w:rFonts w:ascii="宋体" w:eastAsia="宋体" w:hAnsi="宋体" w:cs="宋体" w:hint="eastAsia"/>
+              <w:rFonts w:hint="eastAsia" w:ascii="宋体" w:hAnsi="宋体" w:eastAsia="宋体" w:cs="宋体"/>
               <w:szCs w:val="24"/>
             </w:rPr>
             <w:fldChar w:fldCharType="begin"/>
           </w:r>
           <w:r>
             <w:rPr>
-              <w:rFonts w:ascii="宋体" w:eastAsia="宋体" w:hAnsi="宋体" w:cs="宋体" w:hint="eastAsia"/>
+              <w:rFonts w:hint="eastAsia" w:ascii="宋体" w:hAnsi="宋体" w:eastAsia="宋体" w:cs="宋体"/>
               <w:szCs w:val="24"/>
             </w:rPr>
-            <w:instrText xml:space="preserve"> HYPERLINK \l _Toc18572 </w:instrText>
-          </w:r>
-          <w:r>
-            <w:rPr>
-              <w:rFonts w:ascii="宋体" w:eastAsia="宋体" w:hAnsi="宋体" w:cs="宋体" w:hint="eastAsia"/>
+            <w:instrText xml:space="preserve"> HYPERLINK \l _Toc15563 </w:instrText>
+          </w:r>
+          <w:r>
+            <w:rPr>
+              <w:rFonts w:hint="eastAsia" w:ascii="宋体" w:hAnsi="宋体" w:eastAsia="宋体" w:cs="宋体"/>
               <w:szCs w:val="24"/>
             </w:rPr>
             <w:fldChar w:fldCharType="separate"/>
@@ -2600,7 +2667,7 @@
             <w:fldChar w:fldCharType="begin"/>
           </w:r>
           <w:r>
-            <w:instrText xml:space="preserve"> PAGEREF _Toc18572 \h </w:instrText>
+            <w:instrText xml:space="preserve"> PAGEREF _Toc15563 \h </w:instrText>
           </w:r>
           <w:r>
             <w:fldChar w:fldCharType="separate"/>
@@ -2613,7 +2680,7 @@
           </w:r>
           <w:r>
             <w:rPr>
-              <w:rFonts w:ascii="宋体" w:eastAsia="宋体" w:hAnsi="宋体" w:cs="宋体" w:hint="eastAsia"/>
+              <w:rFonts w:hint="eastAsia" w:ascii="宋体" w:hAnsi="宋体" w:eastAsia="宋体" w:cs="宋体"/>
               <w:szCs w:val="24"/>
             </w:rPr>
             <w:fldChar w:fldCharType="end"/>
@@ -2621,28 +2688,28 @@
         </w:p>
         <w:p>
           <w:pPr>
-            <w:pStyle w:val="TOC1"/>
+            <w:pStyle w:val="16"/>
             <w:tabs>
               <w:tab w:val="right" w:leader="dot" w:pos="8306"/>
             </w:tabs>
           </w:pPr>
           <w:r>
             <w:rPr>
-              <w:rFonts w:ascii="宋体" w:eastAsia="宋体" w:hAnsi="宋体" w:cs="宋体" w:hint="eastAsia"/>
+              <w:rFonts w:hint="eastAsia" w:ascii="宋体" w:hAnsi="宋体" w:eastAsia="宋体" w:cs="宋体"/>
               <w:szCs w:val="24"/>
             </w:rPr>
             <w:fldChar w:fldCharType="begin"/>
           </w:r>
           <w:r>
             <w:rPr>
-              <w:rFonts w:ascii="宋体" w:eastAsia="宋体" w:hAnsi="宋体" w:cs="宋体" w:hint="eastAsia"/>
+              <w:rFonts w:hint="eastAsia" w:ascii="宋体" w:hAnsi="宋体" w:eastAsia="宋体" w:cs="宋体"/>
               <w:szCs w:val="24"/>
             </w:rPr>
-            <w:instrText xml:space="preserve"> HYPERLINK \l _Toc23300 </w:instrText>
-          </w:r>
-          <w:r>
-            <w:rPr>
-              <w:rFonts w:ascii="宋体" w:eastAsia="宋体" w:hAnsi="宋体" w:cs="宋体" w:hint="eastAsia"/>
+            <w:instrText xml:space="preserve"> HYPERLINK \l _Toc16061 </w:instrText>
+          </w:r>
+          <w:r>
+            <w:rPr>
+              <w:rFonts w:hint="eastAsia" w:ascii="宋体" w:hAnsi="宋体" w:eastAsia="宋体" w:cs="宋体"/>
               <w:szCs w:val="24"/>
             </w:rPr>
             <w:fldChar w:fldCharType="separate"/>
@@ -2661,20 +2728,20 @@
             <w:fldChar w:fldCharType="begin"/>
           </w:r>
           <w:r>
-            <w:instrText xml:space="preserve"> PAGEREF _Toc23300 \h </w:instrText>
+            <w:instrText xml:space="preserve"> PAGEREF _Toc16061 \h </w:instrText>
           </w:r>
           <w:r>
             <w:fldChar w:fldCharType="separate"/>
           </w:r>
           <w:r>
-            <w:t>6</w:t>
+            <w:t>5</w:t>
           </w:r>
           <w:r>
             <w:fldChar w:fldCharType="end"/>
           </w:r>
           <w:r>
             <w:rPr>
-              <w:rFonts w:ascii="宋体" w:eastAsia="宋体" w:hAnsi="宋体" w:cs="宋体" w:hint="eastAsia"/>
+              <w:rFonts w:hint="eastAsia" w:ascii="宋体" w:hAnsi="宋体" w:eastAsia="宋体" w:cs="宋体"/>
               <w:szCs w:val="24"/>
             </w:rPr>
             <w:fldChar w:fldCharType="end"/>
@@ -2682,28 +2749,28 @@
         </w:p>
         <w:p>
           <w:pPr>
-            <w:pStyle w:val="TOC1"/>
+            <w:pStyle w:val="16"/>
             <w:tabs>
               <w:tab w:val="right" w:leader="dot" w:pos="8306"/>
             </w:tabs>
           </w:pPr>
           <w:r>
             <w:rPr>
-              <w:rFonts w:ascii="宋体" w:eastAsia="宋体" w:hAnsi="宋体" w:cs="宋体" w:hint="eastAsia"/>
+              <w:rFonts w:hint="eastAsia" w:ascii="宋体" w:hAnsi="宋体" w:eastAsia="宋体" w:cs="宋体"/>
               <w:szCs w:val="24"/>
             </w:rPr>
             <w:fldChar w:fldCharType="begin"/>
           </w:r>
           <w:r>
             <w:rPr>
-              <w:rFonts w:ascii="宋体" w:eastAsia="宋体" w:hAnsi="宋体" w:cs="宋体" w:hint="eastAsia"/>
+              <w:rFonts w:hint="eastAsia" w:ascii="宋体" w:hAnsi="宋体" w:eastAsia="宋体" w:cs="宋体"/>
               <w:szCs w:val="24"/>
             </w:rPr>
-            <w:instrText xml:space="preserve"> HYPERLINK \l _Toc26726 </w:instrText>
-          </w:r>
-          <w:r>
-            <w:rPr>
-              <w:rFonts w:ascii="宋体" w:eastAsia="宋体" w:hAnsi="宋体" w:cs="宋体" w:hint="eastAsia"/>
+            <w:instrText xml:space="preserve"> HYPERLINK \l _Toc7457 </w:instrText>
+          </w:r>
+          <w:r>
+            <w:rPr>
+              <w:rFonts w:hint="eastAsia" w:ascii="宋体" w:hAnsi="宋体" w:eastAsia="宋体" w:cs="宋体"/>
               <w:szCs w:val="24"/>
             </w:rPr>
             <w:fldChar w:fldCharType="separate"/>
@@ -2722,7 +2789,7 @@
             <w:fldChar w:fldCharType="begin"/>
           </w:r>
           <w:r>
-            <w:instrText xml:space="preserve"> PAGEREF _Toc26726 \h </w:instrText>
+            <w:instrText xml:space="preserve"> PAGEREF _Toc7457 \h </w:instrText>
           </w:r>
           <w:r>
             <w:fldChar w:fldCharType="separate"/>
@@ -2735,7 +2802,7 @@
           </w:r>
           <w:r>
             <w:rPr>
-              <w:rFonts w:ascii="宋体" w:eastAsia="宋体" w:hAnsi="宋体" w:cs="宋体" w:hint="eastAsia"/>
+              <w:rFonts w:hint="eastAsia" w:ascii="宋体" w:hAnsi="宋体" w:eastAsia="宋体" w:cs="宋体"/>
               <w:szCs w:val="24"/>
             </w:rPr>
             <w:fldChar w:fldCharType="end"/>
@@ -2743,28 +2810,28 @@
         </w:p>
         <w:p>
           <w:pPr>
-            <w:pStyle w:val="TOC1"/>
+            <w:pStyle w:val="16"/>
             <w:tabs>
               <w:tab w:val="right" w:leader="dot" w:pos="8306"/>
             </w:tabs>
           </w:pPr>
           <w:r>
             <w:rPr>
-              <w:rFonts w:ascii="宋体" w:eastAsia="宋体" w:hAnsi="宋体" w:cs="宋体" w:hint="eastAsia"/>
+              <w:rFonts w:hint="eastAsia" w:ascii="宋体" w:hAnsi="宋体" w:eastAsia="宋体" w:cs="宋体"/>
               <w:szCs w:val="24"/>
             </w:rPr>
             <w:fldChar w:fldCharType="begin"/>
           </w:r>
           <w:r>
             <w:rPr>
-              <w:rFonts w:ascii="宋体" w:eastAsia="宋体" w:hAnsi="宋体" w:cs="宋体" w:hint="eastAsia"/>
+              <w:rFonts w:hint="eastAsia" w:ascii="宋体" w:hAnsi="宋体" w:eastAsia="宋体" w:cs="宋体"/>
               <w:szCs w:val="24"/>
             </w:rPr>
-            <w:instrText xml:space="preserve"> HYPERLINK \l _Toc31375 </w:instrText>
-          </w:r>
-          <w:r>
-            <w:rPr>
-              <w:rFonts w:ascii="宋体" w:eastAsia="宋体" w:hAnsi="宋体" w:cs="宋体" w:hint="eastAsia"/>
+            <w:instrText xml:space="preserve"> HYPERLINK \l _Toc6328 </w:instrText>
+          </w:r>
+          <w:r>
+            <w:rPr>
+              <w:rFonts w:hint="eastAsia" w:ascii="宋体" w:hAnsi="宋体" w:eastAsia="宋体" w:cs="宋体"/>
               <w:szCs w:val="24"/>
             </w:rPr>
             <w:fldChar w:fldCharType="separate"/>
@@ -2783,7 +2850,7 @@
             <w:fldChar w:fldCharType="begin"/>
           </w:r>
           <w:r>
-            <w:instrText xml:space="preserve"> PAGEREF _Toc31375 \h </w:instrText>
+            <w:instrText xml:space="preserve"> PAGEREF _Toc6328 \h </w:instrText>
           </w:r>
           <w:r>
             <w:fldChar w:fldCharType="separate"/>
@@ -2796,7 +2863,7 @@
           </w:r>
           <w:r>
             <w:rPr>
-              <w:rFonts w:ascii="宋体" w:eastAsia="宋体" w:hAnsi="宋体" w:cs="宋体" w:hint="eastAsia"/>
+              <w:rFonts w:hint="eastAsia" w:ascii="宋体" w:hAnsi="宋体" w:eastAsia="宋体" w:cs="宋体"/>
               <w:szCs w:val="24"/>
             </w:rPr>
             <w:fldChar w:fldCharType="end"/>
@@ -2804,28 +2871,28 @@
         </w:p>
         <w:p>
           <w:pPr>
-            <w:pStyle w:val="TOC1"/>
+            <w:pStyle w:val="16"/>
             <w:tabs>
               <w:tab w:val="right" w:leader="dot" w:pos="8306"/>
             </w:tabs>
           </w:pPr>
           <w:r>
             <w:rPr>
-              <w:rFonts w:ascii="宋体" w:eastAsia="宋体" w:hAnsi="宋体" w:cs="宋体" w:hint="eastAsia"/>
+              <w:rFonts w:hint="eastAsia" w:ascii="宋体" w:hAnsi="宋体" w:eastAsia="宋体" w:cs="宋体"/>
               <w:szCs w:val="24"/>
             </w:rPr>
             <w:fldChar w:fldCharType="begin"/>
           </w:r>
           <w:r>
             <w:rPr>
-              <w:rFonts w:ascii="宋体" w:eastAsia="宋体" w:hAnsi="宋体" w:cs="宋体" w:hint="eastAsia"/>
+              <w:rFonts w:hint="eastAsia" w:ascii="宋体" w:hAnsi="宋体" w:eastAsia="宋体" w:cs="宋体"/>
               <w:szCs w:val="24"/>
             </w:rPr>
-            <w:instrText xml:space="preserve"> HYPERLINK \l _Toc15122 </w:instrText>
-          </w:r>
-          <w:r>
-            <w:rPr>
-              <w:rFonts w:ascii="宋体" w:eastAsia="宋体" w:hAnsi="宋体" w:cs="宋体" w:hint="eastAsia"/>
+            <w:instrText xml:space="preserve"> HYPERLINK \l _Toc22366 </w:instrText>
+          </w:r>
+          <w:r>
+            <w:rPr>
+              <w:rFonts w:hint="eastAsia" w:ascii="宋体" w:hAnsi="宋体" w:eastAsia="宋体" w:cs="宋体"/>
               <w:szCs w:val="24"/>
             </w:rPr>
             <w:fldChar w:fldCharType="separate"/>
@@ -2844,7 +2911,7 @@
             <w:fldChar w:fldCharType="begin"/>
           </w:r>
           <w:r>
-            <w:instrText xml:space="preserve"> PAGEREF _Toc15122 \h </w:instrText>
+            <w:instrText xml:space="preserve"> PAGEREF _Toc22366 \h </w:instrText>
           </w:r>
           <w:r>
             <w:fldChar w:fldCharType="separate"/>
@@ -2857,7 +2924,7 @@
           </w:r>
           <w:r>
             <w:rPr>
-              <w:rFonts w:ascii="宋体" w:eastAsia="宋体" w:hAnsi="宋体" w:cs="宋体" w:hint="eastAsia"/>
+              <w:rFonts w:hint="eastAsia" w:ascii="宋体" w:hAnsi="宋体" w:eastAsia="宋体" w:cs="宋体"/>
               <w:szCs w:val="24"/>
             </w:rPr>
             <w:fldChar w:fldCharType="end"/>
@@ -2872,6 +2939,7 @@
             <w:kinsoku w:val="0"/>
             <w:wordWrap/>
             <w:overflowPunct/>
+            <w:topLinePunct w:val="0"/>
             <w:autoSpaceDE w:val="0"/>
             <w:autoSpaceDN w:val="0"/>
             <w:bidi w:val="0"/>
@@ -2879,7 +2947,7 @@
             <w:snapToGrid w:val="0"/>
             <w:textAlignment w:val="baseline"/>
             <w:rPr>
-              <w:rFonts w:ascii="宋体" w:eastAsia="宋体" w:hAnsi="宋体" w:cs="宋体" w:hint="eastAsia"/>
+              <w:rFonts w:hint="eastAsia" w:ascii="宋体" w:hAnsi="宋体" w:eastAsia="宋体" w:cs="宋体"/>
               <w:snapToGrid w:val="0"/>
               <w:color w:val="000000"/>
               <w:kern w:val="0"/>
@@ -2890,7 +2958,7 @@
           </w:pPr>
           <w:r>
             <w:rPr>
-              <w:rFonts w:ascii="宋体" w:eastAsia="宋体" w:hAnsi="宋体" w:cs="宋体" w:hint="eastAsia"/>
+              <w:rFonts w:hint="eastAsia" w:ascii="宋体" w:hAnsi="宋体" w:eastAsia="宋体" w:cs="宋体"/>
               <w:szCs w:val="24"/>
             </w:rPr>
             <w:fldChar w:fldCharType="end"/>
@@ -2907,6 +2975,7 @@
         <w:kinsoku w:val="0"/>
         <w:wordWrap/>
         <w:overflowPunct/>
+        <w:topLinePunct w:val="0"/>
         <w:autoSpaceDE w:val="0"/>
         <w:autoSpaceDN w:val="0"/>
         <w:bidi w:val="0"/>
@@ -2914,7 +2983,7 @@
         <w:snapToGrid w:val="0"/>
         <w:textAlignment w:val="baseline"/>
         <w:rPr>
-          <w:rFonts w:ascii="Arial" w:eastAsia="Arial" w:hAnsi="Arial" w:cs="Arial"/>
+          <w:rFonts w:ascii="Arial" w:hAnsi="Arial" w:eastAsia="Arial" w:cs="Arial"/>
           <w:snapToGrid w:val="0"/>
           <w:color w:val="000000"/>
           <w:kern w:val="0"/>
@@ -2925,7 +2994,7 @@
       </w:pPr>
       <w:r>
         <w:rPr>
-          <w:rFonts w:ascii="Arial" w:eastAsia="Arial" w:hAnsi="Arial" w:cs="Arial"/>
+          <w:rFonts w:ascii="Arial" w:hAnsi="Arial" w:eastAsia="Arial" w:cs="Arial"/>
           <w:snapToGrid w:val="0"/>
           <w:color w:val="000000"/>
           <w:kern w:val="0"/>
@@ -2938,7 +3007,21 @@
     </w:p>
     <w:p>
       <w:pPr>
-        <w:pStyle w:val="a1"/>
+        <w:pStyle w:val="29"/>
+        <w:keepNext w:val="0"/>
+        <w:keepLines w:val="0"/>
+        <w:pageBreakBefore w:val="0"/>
+        <w:widowControl w:val="0"/>
+        <w:kinsoku w:val="0"/>
+        <w:wordWrap/>
+        <w:overflowPunct/>
+        <w:topLinePunct w:val="0"/>
+        <w:autoSpaceDE w:val="0"/>
+        <w:autoSpaceDN w:val="0"/>
+        <w:bidi w:val="0"/>
+        <w:adjustRightInd w:val="0"/>
+        <w:snapToGrid w:val="0"/>
+        <w:textAlignment w:val="baseline"/>
         <w:rPr>
           <w:rFonts w:hint="default"/>
           <w:lang w:val="en-US" w:eastAsia="zh-CN"/>
@@ -2961,45 +3044,147 @@
     </w:p>
     <w:p>
       <w:pPr>
-        <w:pStyle w:val="1"/>
+        <w:pStyle w:val="28"/>
+        <w:keepNext w:val="0"/>
+        <w:keepLines w:val="0"/>
+        <w:pageBreakBefore w:val="0"/>
+        <w:widowControl w:val="0"/>
+        <w:kinsoku w:val="0"/>
+        <w:wordWrap/>
+        <w:overflowPunct/>
+        <w:topLinePunct w:val="0"/>
+        <w:autoSpaceDE w:val="0"/>
+        <w:autoSpaceDN w:val="0"/>
         <w:bidi w:val="0"/>
+        <w:adjustRightInd w:val="0"/>
+        <w:snapToGrid w:val="0"/>
+        <w:textAlignment w:val="baseline"/>
         <w:rPr>
           <w:rFonts w:hint="default"/>
           <w:lang w:val="en-US" w:eastAsia="zh-CN"/>
         </w:rPr>
       </w:pPr>
-      <w:bookmarkStart w:id="3" w:name="_Toc989"/>
+      <w:bookmarkStart w:id="2" w:name="_Toc4818"/>
       <w:r>
         <w:rPr>
           <w:rFonts w:hint="default"/>
           <w:lang w:val="en-US" w:eastAsia="zh-CN"/>
         </w:rPr>
         <w:t>知识管理体系建立与职责落实情况</w:t>
+      </w:r>
+      <w:bookmarkEnd w:id="2"/>
+    </w:p>
+    <w:p>
+      <w:pPr>
+        <w:pStyle w:val="30"/>
+        <w:keepNext w:val="0"/>
+        <w:keepLines w:val="0"/>
+        <w:pageBreakBefore w:val="0"/>
+        <w:widowControl w:val="0"/>
+        <w:kinsoku w:val="0"/>
+        <w:wordWrap/>
+        <w:overflowPunct/>
+        <w:topLinePunct w:val="0"/>
+        <w:autoSpaceDE w:val="0"/>
+        <w:autoSpaceDN w:val="0"/>
+        <w:bidi w:val="0"/>
+        <w:adjustRightInd w:val="0"/>
+        <w:snapToGrid w:val="0"/>
+        <w:textAlignment w:val="baseline"/>
+        <w:rPr>
+          <w:rFonts w:hint="default"/>
+          <w:lang w:val="en-US" w:eastAsia="zh-CN"/>
+        </w:rPr>
+      </w:pPr>
+      <w:bookmarkStart w:id="3" w:name="_Toc8166"/>
+      <w:r>
+        <w:rPr>
+          <w:rFonts w:hint="default"/>
+          <w:lang w:val="en-US" w:eastAsia="zh-CN"/>
+        </w:rPr>
+        <w:t>制度与规范落地</w:t>
       </w:r>
       <w:bookmarkEnd w:id="3"/>
     </w:p>
     <w:p>
       <w:pPr>
-        <w:pStyle w:val="2"/>
+        <w:pStyle w:val="29"/>
+        <w:keepNext w:val="0"/>
+        <w:keepLines w:val="0"/>
+        <w:pageBreakBefore w:val="0"/>
+        <w:widowControl w:val="0"/>
+        <w:kinsoku w:val="0"/>
+        <w:wordWrap/>
+        <w:overflowPunct/>
+        <w:topLinePunct w:val="0"/>
+        <w:autoSpaceDE w:val="0"/>
+        <w:autoSpaceDN w:val="0"/>
         <w:bidi w:val="0"/>
+        <w:adjustRightInd w:val="0"/>
+        <w:snapToGrid w:val="0"/>
+        <w:textAlignment w:val="baseline"/>
         <w:rPr>
           <w:rFonts w:hint="default"/>
           <w:lang w:val="en-US" w:eastAsia="zh-CN"/>
         </w:rPr>
       </w:pPr>
-      <w:bookmarkStart w:id="4" w:name="_Toc4258"/>
-      <w:r>
-        <w:rPr>
-          <w:rFonts w:hint="default"/>
-          <w:lang w:val="en-US" w:eastAsia="zh-CN"/>
-        </w:rPr>
-        <w:t>制度与规范落地</w:t>
+      <w:r>
+        <w:rPr>
+          <w:rFonts w:hint="default"/>
+          <w:lang w:val="en-US" w:eastAsia="zh-CN"/>
+        </w:rPr>
+        <w:t>已依据制度要求，明确了知识从“识别、提交、审核、发布、更新到归档”的全生命周期管理流程，并制定了配套的《知识提交表》模板及审核操作细则。</w:t>
+      </w:r>
+    </w:p>
+    <w:p>
+      <w:pPr>
+        <w:pStyle w:val="30"/>
+        <w:keepNext w:val="0"/>
+        <w:keepLines w:val="0"/>
+        <w:pageBreakBefore w:val="0"/>
+        <w:widowControl w:val="0"/>
+        <w:kinsoku w:val="0"/>
+        <w:wordWrap/>
+        <w:overflowPunct/>
+        <w:topLinePunct w:val="0"/>
+        <w:autoSpaceDE w:val="0"/>
+        <w:autoSpaceDN w:val="0"/>
+        <w:bidi w:val="0"/>
+        <w:adjustRightInd w:val="0"/>
+        <w:snapToGrid w:val="0"/>
+        <w:textAlignment w:val="baseline"/>
+        <w:rPr>
+          <w:rFonts w:hint="default"/>
+          <w:lang w:val="en-US" w:eastAsia="zh-CN"/>
+        </w:rPr>
+      </w:pPr>
+      <w:bookmarkStart w:id="4" w:name="_Toc19085"/>
+      <w:r>
+        <w:rPr>
+          <w:rFonts w:hint="default"/>
+          <w:lang w:val="en-US" w:eastAsia="zh-CN"/>
+        </w:rPr>
+        <w:t>管理职责明确</w:t>
       </w:r>
       <w:bookmarkEnd w:id="4"/>
     </w:p>
     <w:p>
       <w:pPr>
-        <w:pStyle w:val="a1"/>
+        <w:pStyle w:val="29"/>
+        <w:keepNext w:val="0"/>
+        <w:keepLines w:val="0"/>
+        <w:pageBreakBefore w:val="0"/>
+        <w:widowControl w:val="0"/>
+        <w:kinsoku w:val="0"/>
+        <w:wordWrap/>
+        <w:overflowPunct/>
+        <w:topLinePunct w:val="0"/>
+        <w:autoSpaceDE w:val="0"/>
+        <w:autoSpaceDN w:val="0"/>
+        <w:bidi w:val="0"/>
+        <w:adjustRightInd w:val="0"/>
+        <w:snapToGrid w:val="0"/>
+        <w:textAlignment w:val="baseline"/>
         <w:rPr>
           <w:rFonts w:hint="default"/>
           <w:lang w:val="en-US" w:eastAsia="zh-CN"/>
@@ -3010,138 +3195,233 @@
           <w:rFonts w:hint="default"/>
           <w:lang w:val="en-US" w:eastAsia="zh-CN"/>
         </w:rPr>
-        <w:t>已依据制度要求，明确了知识从“识别、提交、审核、发布、更新到归档”的全生命周期管理流程，并制定了配套的《知识提交表》模板及审核操作细则。</w:t>
+        <w:t>服务知识专员岗位职责已落实到位，负责</w:t>
+      </w:r>
+      <w:r>
+        <w:rPr>
+          <w:rFonts w:hint="eastAsia"/>
+          <w:lang w:val="en-US" w:eastAsia="zh-CN"/>
+        </w:rPr>
+        <w:t>服务知识</w:t>
+      </w:r>
+      <w:r>
+        <w:rPr>
+          <w:rFonts w:hint="default"/>
+          <w:lang w:val="en-US" w:eastAsia="zh-CN"/>
+        </w:rPr>
+        <w:t>的日常维护、内容审核、权限管理及定期备份工作。</w:t>
       </w:r>
     </w:p>
     <w:p>
       <w:pPr>
-        <w:pStyle w:val="2"/>
+        <w:pStyle w:val="29"/>
+        <w:keepNext w:val="0"/>
+        <w:keepLines w:val="0"/>
+        <w:pageBreakBefore w:val="0"/>
+        <w:widowControl w:val="0"/>
+        <w:kinsoku w:val="0"/>
+        <w:wordWrap/>
+        <w:overflowPunct/>
+        <w:topLinePunct w:val="0"/>
+        <w:autoSpaceDE w:val="0"/>
+        <w:autoSpaceDN w:val="0"/>
         <w:bidi w:val="0"/>
+        <w:adjustRightInd w:val="0"/>
+        <w:snapToGrid w:val="0"/>
+        <w:textAlignment w:val="baseline"/>
         <w:rPr>
           <w:rFonts w:hint="default"/>
           <w:lang w:val="en-US" w:eastAsia="zh-CN"/>
         </w:rPr>
       </w:pPr>
-      <w:bookmarkStart w:id="5" w:name="_Toc29431"/>
-      <w:r>
-        <w:rPr>
-          <w:rFonts w:hint="default"/>
-          <w:lang w:val="en-US" w:eastAsia="zh-CN"/>
-        </w:rPr>
-        <w:t>管理职责明确</w:t>
+      <w:r>
+        <w:rPr>
+          <w:rFonts w:hint="default"/>
+          <w:lang w:val="en-US" w:eastAsia="zh-CN"/>
+        </w:rPr>
+        <w:t>各部门负责人承担本部门知识提交的初审责任，推动经验转化。</w:t>
+      </w:r>
+    </w:p>
+    <w:p>
+      <w:pPr>
+        <w:pStyle w:val="29"/>
+        <w:keepNext w:val="0"/>
+        <w:keepLines w:val="0"/>
+        <w:pageBreakBefore w:val="0"/>
+        <w:widowControl w:val="0"/>
+        <w:kinsoku w:val="0"/>
+        <w:wordWrap/>
+        <w:overflowPunct/>
+        <w:topLinePunct w:val="0"/>
+        <w:autoSpaceDE w:val="0"/>
+        <w:autoSpaceDN w:val="0"/>
+        <w:bidi w:val="0"/>
+        <w:adjustRightInd w:val="0"/>
+        <w:snapToGrid w:val="0"/>
+        <w:textAlignment w:val="baseline"/>
+        <w:rPr>
+          <w:rFonts w:hint="default"/>
+          <w:lang w:val="en-US" w:eastAsia="zh-CN"/>
+        </w:rPr>
+      </w:pPr>
+      <w:r>
+        <w:rPr>
+          <w:rFonts w:hint="default"/>
+          <w:lang w:val="en-US" w:eastAsia="zh-CN"/>
+        </w:rPr>
+        <w:t>通过宣贯与培训，明确了全体运维人员作为“知识提交人”的角色与义务，倡导“人人贡献、人人分享”的文化。</w:t>
+      </w:r>
+    </w:p>
+    <w:p>
+      <w:pPr>
+        <w:pStyle w:val="28"/>
+        <w:keepNext w:val="0"/>
+        <w:keepLines w:val="0"/>
+        <w:pageBreakBefore w:val="0"/>
+        <w:widowControl w:val="0"/>
+        <w:kinsoku w:val="0"/>
+        <w:wordWrap/>
+        <w:overflowPunct/>
+        <w:topLinePunct w:val="0"/>
+        <w:autoSpaceDE w:val="0"/>
+        <w:autoSpaceDN w:val="0"/>
+        <w:bidi w:val="0"/>
+        <w:adjustRightInd w:val="0"/>
+        <w:snapToGrid w:val="0"/>
+        <w:textAlignment w:val="baseline"/>
+        <w:rPr>
+          <w:rFonts w:hint="default"/>
+          <w:lang w:val="en-US" w:eastAsia="zh-CN"/>
+        </w:rPr>
+      </w:pPr>
+      <w:bookmarkStart w:id="5" w:name="_Toc11749"/>
+      <w:r>
+        <w:rPr>
+          <w:rFonts w:hint="eastAsia"/>
+          <w:lang w:val="en-US" w:eastAsia="zh-CN"/>
+        </w:rPr>
+        <w:t>服务知识</w:t>
+      </w:r>
+      <w:r>
+        <w:rPr>
+          <w:rFonts w:hint="default"/>
+          <w:lang w:val="en-US" w:eastAsia="zh-CN"/>
+        </w:rPr>
+        <w:t>建设与内容运营情况</w:t>
       </w:r>
       <w:bookmarkEnd w:id="5"/>
     </w:p>
     <w:p>
       <w:pPr>
-        <w:pStyle w:val="a1"/>
+        <w:pStyle w:val="30"/>
+        <w:keepNext w:val="0"/>
+        <w:keepLines w:val="0"/>
+        <w:pageBreakBefore w:val="0"/>
+        <w:widowControl w:val="0"/>
+        <w:kinsoku w:val="0"/>
+        <w:wordWrap/>
+        <w:overflowPunct/>
+        <w:topLinePunct w:val="0"/>
+        <w:autoSpaceDE w:val="0"/>
+        <w:autoSpaceDN w:val="0"/>
+        <w:bidi w:val="0"/>
+        <w:adjustRightInd w:val="0"/>
+        <w:snapToGrid w:val="0"/>
+        <w:textAlignment w:val="baseline"/>
         <w:rPr>
           <w:rFonts w:hint="default"/>
           <w:lang w:val="en-US" w:eastAsia="zh-CN"/>
         </w:rPr>
       </w:pPr>
-      <w:r>
-        <w:rPr>
-          <w:rFonts w:hint="default"/>
-          <w:lang w:val="en-US" w:eastAsia="zh-CN"/>
-        </w:rPr>
-        <w:t>服务知识专员岗位职责已落实到位，负责</w:t>
-      </w:r>
-      <w:r>
-        <w:rPr>
-          <w:rFonts w:hint="eastAsia"/>
-          <w:lang w:val="en-US" w:eastAsia="zh-CN"/>
-        </w:rPr>
-        <w:t>服务知识</w:t>
-      </w:r>
-      <w:r>
-        <w:rPr>
-          <w:rFonts w:hint="default"/>
-          <w:lang w:val="en-US" w:eastAsia="zh-CN"/>
-        </w:rPr>
-        <w:t>的日常维护、内容审核、权限管理及定期备份工作。</w:t>
-      </w:r>
-    </w:p>
-    <w:p>
-      <w:pPr>
-        <w:pStyle w:val="a1"/>
-        <w:rPr>
-          <w:rFonts w:hint="default"/>
-          <w:lang w:val="en-US" w:eastAsia="zh-CN"/>
-        </w:rPr>
-      </w:pPr>
-      <w:r>
-        <w:rPr>
-          <w:rFonts w:hint="default"/>
-          <w:lang w:val="en-US" w:eastAsia="zh-CN"/>
-        </w:rPr>
-        <w:t>各部门负责人承担本部门知识提交的初审责任，推动经验转化。</w:t>
-      </w:r>
-    </w:p>
-    <w:p>
-      <w:pPr>
-        <w:pStyle w:val="a1"/>
-        <w:rPr>
-          <w:rFonts w:hint="default"/>
-          <w:lang w:val="en-US" w:eastAsia="zh-CN"/>
-        </w:rPr>
-      </w:pPr>
-      <w:r>
-        <w:rPr>
-          <w:rFonts w:hint="default"/>
-          <w:lang w:val="en-US" w:eastAsia="zh-CN"/>
-        </w:rPr>
-        <w:t>通过宣贯与培训，明确了全体运维人员作为“知识提交人”的角色与义务，倡导“人人贡献、人人分享”的文化。</w:t>
-      </w:r>
-    </w:p>
-    <w:p>
-      <w:pPr>
-        <w:pStyle w:val="1"/>
-        <w:bidi w:val="0"/>
-        <w:rPr>
-          <w:rFonts w:hint="default"/>
-          <w:lang w:val="en-US" w:eastAsia="zh-CN"/>
-        </w:rPr>
-      </w:pPr>
-      <w:bookmarkStart w:id="6" w:name="_Toc12864"/>
-      <w:r>
-        <w:rPr>
-          <w:rFonts w:hint="eastAsia"/>
-          <w:lang w:val="en-US" w:eastAsia="zh-CN"/>
-        </w:rPr>
-        <w:t>服务知识</w:t>
-      </w:r>
-      <w:r>
-        <w:rPr>
-          <w:rFonts w:hint="default"/>
-          <w:lang w:val="en-US" w:eastAsia="zh-CN"/>
-        </w:rPr>
-        <w:t>建设与内容运营情况</w:t>
+      <w:bookmarkStart w:id="6" w:name="_Toc3881"/>
+      <w:r>
+        <w:rPr>
+          <w:rFonts w:hint="default"/>
+          <w:lang w:val="en-US" w:eastAsia="zh-CN"/>
+        </w:rPr>
+        <w:t>系统平台搭建</w:t>
       </w:r>
       <w:bookmarkEnd w:id="6"/>
     </w:p>
     <w:p>
       <w:pPr>
-        <w:pStyle w:val="2"/>
+        <w:pStyle w:val="29"/>
+        <w:keepNext w:val="0"/>
+        <w:keepLines w:val="0"/>
+        <w:pageBreakBefore w:val="0"/>
+        <w:widowControl w:val="0"/>
+        <w:kinsoku w:val="0"/>
+        <w:wordWrap/>
+        <w:overflowPunct/>
+        <w:topLinePunct w:val="0"/>
+        <w:autoSpaceDE w:val="0"/>
+        <w:autoSpaceDN w:val="0"/>
         <w:bidi w:val="0"/>
+        <w:adjustRightInd w:val="0"/>
+        <w:snapToGrid w:val="0"/>
+        <w:textAlignment w:val="baseline"/>
         <w:rPr>
           <w:rFonts w:hint="default"/>
           <w:lang w:val="en-US" w:eastAsia="zh-CN"/>
         </w:rPr>
       </w:pPr>
-      <w:bookmarkStart w:id="7" w:name="_Toc250"/>
-      <w:r>
-        <w:rPr>
-          <w:rFonts w:hint="default"/>
-          <w:lang w:val="en-US" w:eastAsia="zh-CN"/>
-        </w:rPr>
-        <w:t>系统平台搭建</w:t>
+      <w:r>
+        <w:rPr>
+          <w:rFonts w:hint="default"/>
+          <w:lang w:val="en-US" w:eastAsia="zh-CN"/>
+        </w:rPr>
+        <w:t>已依据制度规范，建立了体系化的知识分类与归档机制。严格按照四大类（技术知识、运维文档、流程规范、培训资料）对知识内容进行系统化梳理与结构化存储，确保了知识体系的清晰性和完整性。通过实施统一的命名规范、关键词标签与多级目录管理，有效提升了知识的可检索性与复用效率，为知识的积累、共享与应用提供了坚实基础。</w:t>
+      </w:r>
+    </w:p>
+    <w:p>
+      <w:pPr>
+        <w:pStyle w:val="30"/>
+        <w:keepNext w:val="0"/>
+        <w:keepLines w:val="0"/>
+        <w:pageBreakBefore w:val="0"/>
+        <w:widowControl w:val="0"/>
+        <w:kinsoku w:val="0"/>
+        <w:wordWrap/>
+        <w:overflowPunct/>
+        <w:topLinePunct w:val="0"/>
+        <w:autoSpaceDE w:val="0"/>
+        <w:autoSpaceDN w:val="0"/>
+        <w:bidi w:val="0"/>
+        <w:adjustRightInd w:val="0"/>
+        <w:snapToGrid w:val="0"/>
+        <w:textAlignment w:val="baseline"/>
+        <w:rPr>
+          <w:rFonts w:hint="default"/>
+          <w:lang w:val="en-US" w:eastAsia="zh-CN"/>
+        </w:rPr>
+      </w:pPr>
+      <w:bookmarkStart w:id="7" w:name="_Toc27108"/>
+      <w:r>
+        <w:rPr>
+          <w:rFonts w:hint="default"/>
+          <w:lang w:val="en-US" w:eastAsia="zh-CN"/>
+        </w:rPr>
+        <w:t>知识内容积累</w:t>
       </w:r>
       <w:bookmarkEnd w:id="7"/>
     </w:p>
     <w:p>
       <w:pPr>
-        <w:pStyle w:val="a1"/>
+        <w:pStyle w:val="29"/>
+        <w:keepNext w:val="0"/>
+        <w:keepLines w:val="0"/>
+        <w:pageBreakBefore w:val="0"/>
+        <w:widowControl w:val="0"/>
+        <w:kinsoku w:val="0"/>
+        <w:wordWrap/>
+        <w:overflowPunct/>
+        <w:topLinePunct w:val="0"/>
+        <w:autoSpaceDE w:val="0"/>
+        <w:autoSpaceDN w:val="0"/>
+        <w:bidi w:val="0"/>
+        <w:adjustRightInd w:val="0"/>
+        <w:snapToGrid w:val="0"/>
+        <w:textAlignment w:val="baseline"/>
         <w:rPr>
           <w:rFonts w:hint="default"/>
           <w:lang w:val="en-US" w:eastAsia="zh-CN"/>
@@ -3152,31 +3432,84 @@
           <w:rFonts w:hint="default"/>
           <w:lang w:val="en-US" w:eastAsia="zh-CN"/>
         </w:rPr>
-        <w:t>已依据制度规范，建立了体系化的知识分类与归档机制。严格按照四大类（技术知识、运维文档、流程规范、培训资料）对知识内容进行系统化梳理与结构化存储，确保了知识体系的清晰性和完整性。通过实施统一的命名规范、关键词标签与多级目录管理，有效提升了知识的可检索性与复用效率，为知识的积累、共享与应用提供了坚实基础。</w:t>
+        <w:t>截至2025年11月，</w:t>
+      </w:r>
+      <w:r>
+        <w:rPr>
+          <w:rFonts w:hint="eastAsia"/>
+          <w:lang w:val="en-US" w:eastAsia="zh-CN"/>
+        </w:rPr>
+        <w:t>服务知识</w:t>
+      </w:r>
+      <w:r>
+        <w:rPr>
+          <w:rFonts w:hint="default"/>
+          <w:lang w:val="en-US" w:eastAsia="zh-CN"/>
+        </w:rPr>
+        <w:t>累计有效知识条目已达</w:t>
+      </w:r>
+      <w:r>
+        <w:rPr>
+          <w:rFonts w:hint="eastAsia"/>
+          <w:lang w:val="en-US" w:eastAsia="zh-CN"/>
+        </w:rPr>
+        <w:t>45</w:t>
+      </w:r>
+      <w:r>
+        <w:rPr>
+          <w:rFonts w:hint="default"/>
+          <w:lang w:val="en-US" w:eastAsia="zh-CN"/>
+        </w:rPr>
+        <w:t>条。其中：</w:t>
       </w:r>
     </w:p>
     <w:p>
       <w:pPr>
-        <w:pStyle w:val="2"/>
+        <w:pStyle w:val="29"/>
+        <w:keepNext w:val="0"/>
+        <w:keepLines w:val="0"/>
+        <w:pageBreakBefore w:val="0"/>
+        <w:widowControl w:val="0"/>
+        <w:kinsoku w:val="0"/>
+        <w:wordWrap/>
+        <w:overflowPunct/>
+        <w:topLinePunct w:val="0"/>
+        <w:autoSpaceDE w:val="0"/>
+        <w:autoSpaceDN w:val="0"/>
         <w:bidi w:val="0"/>
+        <w:adjustRightInd w:val="0"/>
+        <w:snapToGrid w:val="0"/>
+        <w:textAlignment w:val="baseline"/>
         <w:rPr>
           <w:rFonts w:hint="default"/>
           <w:lang w:val="en-US" w:eastAsia="zh-CN"/>
         </w:rPr>
       </w:pPr>
-      <w:bookmarkStart w:id="8" w:name="_Toc28862"/>
-      <w:r>
-        <w:rPr>
-          <w:rFonts w:hint="default"/>
-          <w:lang w:val="en-US" w:eastAsia="zh-CN"/>
-        </w:rPr>
-        <w:t>知识内容积累</w:t>
-      </w:r>
-      <w:bookmarkEnd w:id="8"/>
+      <w:r>
+        <w:rPr>
+          <w:rFonts w:hint="default"/>
+          <w:lang w:val="en-US" w:eastAsia="zh-CN"/>
+        </w:rPr>
+        <w:t>技术知识类与运维文档类条目占比最高，主要包括常见故障处理方案、系统配置指南及典型案例复盘，直接支撑一线运维工作。</w:t>
+      </w:r>
     </w:p>
     <w:p>
       <w:pPr>
-        <w:pStyle w:val="a1"/>
+        <w:pStyle w:val="29"/>
+        <w:keepNext w:val="0"/>
+        <w:keepLines w:val="0"/>
+        <w:pageBreakBefore w:val="0"/>
+        <w:widowControl w:val="0"/>
+        <w:kinsoku w:val="0"/>
+        <w:wordWrap/>
+        <w:overflowPunct/>
+        <w:topLinePunct w:val="0"/>
+        <w:autoSpaceDE w:val="0"/>
+        <w:autoSpaceDN w:val="0"/>
+        <w:bidi w:val="0"/>
+        <w:adjustRightInd w:val="0"/>
+        <w:snapToGrid w:val="0"/>
+        <w:textAlignment w:val="baseline"/>
         <w:rPr>
           <w:rFonts w:hint="default"/>
           <w:lang w:val="en-US" w:eastAsia="zh-CN"/>
@@ -3187,85 +3520,35 @@
           <w:rFonts w:hint="default"/>
           <w:lang w:val="en-US" w:eastAsia="zh-CN"/>
         </w:rPr>
-        <w:t>截至2025年11月，</w:t>
-      </w:r>
-      <w:r>
-        <w:rPr>
-          <w:rFonts w:hint="eastAsia"/>
-          <w:lang w:val="en-US" w:eastAsia="zh-CN"/>
-        </w:rPr>
-        <w:t>服务知识</w:t>
-      </w:r>
-      <w:r>
-        <w:rPr>
-          <w:rFonts w:hint="default"/>
-          <w:lang w:val="en-US" w:eastAsia="zh-CN"/>
-        </w:rPr>
-        <w:t>累计有效知识条目已达</w:t>
-      </w:r>
-      <w:r>
-        <w:rPr>
-          <w:rFonts w:hint="eastAsia"/>
-          <w:lang w:val="en-US" w:eastAsia="zh-CN"/>
-        </w:rPr>
-        <w:t>45</w:t>
-      </w:r>
-      <w:r>
-        <w:rPr>
-          <w:rFonts w:hint="default"/>
-          <w:lang w:val="en-US" w:eastAsia="zh-CN"/>
-        </w:rPr>
-        <w:t>条。其中：</w:t>
+        <w:t>流程规范类与培训资料类条目系统收录了标准作业程序与内部培训材料，为服务标准化与人员培训提供了基础。</w:t>
       </w:r>
     </w:p>
     <w:p>
       <w:pPr>
-        <w:pStyle w:val="a1"/>
-        <w:rPr>
-          <w:rFonts w:hint="default"/>
-          <w:lang w:val="en-US" w:eastAsia="zh-CN"/>
-        </w:rPr>
-      </w:pPr>
-      <w:r>
-        <w:rPr>
-          <w:rFonts w:hint="default"/>
-          <w:lang w:val="en-US" w:eastAsia="zh-CN"/>
-        </w:rPr>
-        <w:t>技术知识类与运维文档类条目占比最高，主要包括常见故障处理方案、系统配置指南及典型案例复盘，直接支撑一线运维工作。</w:t>
-      </w:r>
-    </w:p>
-    <w:p>
-      <w:pPr>
-        <w:pStyle w:val="a1"/>
-        <w:rPr>
-          <w:rFonts w:hint="default"/>
-          <w:lang w:val="en-US" w:eastAsia="zh-CN"/>
-        </w:rPr>
-      </w:pPr>
-      <w:r>
-        <w:rPr>
-          <w:rFonts w:hint="default"/>
-          <w:lang w:val="en-US" w:eastAsia="zh-CN"/>
-        </w:rPr>
-        <w:t>流程规范类与培训资料类条目系统收录了标准作业程序与内部培训材料，为服务标准化与人员培训提供了基础。</w:t>
-      </w:r>
-    </w:p>
-    <w:p>
-      <w:pPr>
-        <w:pStyle w:val="a1"/>
-        <w:ind w:left="0" w:right="0" w:firstLine="0" w:leftChars="0" w:rightChars="0" w:firstLineChars="0"/>
+        <w:pStyle w:val="29"/>
+        <w:keepNext w:val="0"/>
+        <w:keepLines w:val="0"/>
+        <w:pageBreakBefore w:val="0"/>
+        <w:widowControl w:val="0"/>
+        <w:kinsoku w:val="0"/>
+        <w:wordWrap/>
+        <w:overflowPunct/>
+        <w:topLinePunct w:val="0"/>
+        <w:autoSpaceDE w:val="0"/>
+        <w:autoSpaceDN w:val="0"/>
+        <w:bidi w:val="0"/>
+        <w:adjustRightInd w:val="0"/>
+        <w:snapToGrid w:val="0"/>
+        <w:ind w:left="0" w:leftChars="0" w:right="0" w:rightChars="0" w:firstLine="0" w:firstLineChars="0"/>
         <w:jc w:val="center"/>
-        <w:rPr>
-          <w:rFonts w:hint="default"/>
-          <w:lang w:val="en-US" w:eastAsia="zh-CN"/>
-        </w:rPr>
+        <w:textAlignment w:val="baseline"/>
       </w:pPr>
       <w:r>
         <w:drawing>
           <wp:inline distT="0" distB="0" distL="114300" distR="114300">
-            <wp:extent cx="5262245" cy="2797175"/>
-            <wp:effectExtent l="0" t="0" r="10795" b="6985"/>
-            <wp:docPr id="13" name="图片 1"/>
+            <wp:extent cx="5271135" cy="2056765"/>
+            <wp:effectExtent l="0" t="0" r="1905" b="635"/>
+            <wp:docPr id="1" name="图片 1"/>
             <wp:cNvGraphicFramePr>
               <a:graphicFrameLocks xmlns:a="http://schemas.openxmlformats.org/drawingml/2006/main" noChangeAspect="1"/>
             </wp:cNvGraphicFramePr>
@@ -3273,13 +3556,13 @@
               <a:graphicData uri="http://schemas.openxmlformats.org/drawingml/2006/picture">
                 <pic:pic xmlns:pic="http://schemas.openxmlformats.org/drawingml/2006/picture">
                   <pic:nvPicPr>
-                    <pic:cNvPr id="13" name="图片 1"/>
+                    <pic:cNvPr id="1" name="图片 1"/>
                     <pic:cNvPicPr>
                       <a:picLocks noChangeAspect="1"/>
                     </pic:cNvPicPr>
                   </pic:nvPicPr>
                   <pic:blipFill>
-                    <a:blip xmlns:r="http://schemas.openxmlformats.org/officeDocument/2006/relationships" r:embed="rId7"/>
+                    <a:blip r:embed="rId10"/>
                     <a:stretch>
                       <a:fillRect/>
                     </a:stretch>
@@ -3287,7 +3570,7 @@
                   <pic:spPr>
                     <a:xfrm>
                       <a:off x="0" y="0"/>
-                      <a:ext cx="5262245" cy="2797175"/>
+                      <a:ext cx="5271135" cy="2056765"/>
                     </a:xfrm>
                     <a:prstGeom prst="rect">
                       <a:avLst/>
@@ -3303,12 +3586,37 @@
           </wp:inline>
         </w:drawing>
       </w:r>
+    </w:p>
+    <w:p>
+      <w:pPr>
+        <w:pStyle w:val="29"/>
+        <w:keepNext w:val="0"/>
+        <w:keepLines w:val="0"/>
+        <w:pageBreakBefore w:val="0"/>
+        <w:widowControl w:val="0"/>
+        <w:kinsoku w:val="0"/>
+        <w:wordWrap/>
+        <w:overflowPunct/>
+        <w:topLinePunct w:val="0"/>
+        <w:autoSpaceDE w:val="0"/>
+        <w:autoSpaceDN w:val="0"/>
+        <w:bidi w:val="0"/>
+        <w:adjustRightInd w:val="0"/>
+        <w:snapToGrid w:val="0"/>
+        <w:ind w:left="0" w:leftChars="0" w:right="0" w:rightChars="0" w:firstLine="0" w:firstLineChars="0"/>
+        <w:jc w:val="center"/>
+        <w:textAlignment w:val="baseline"/>
+        <w:rPr>
+          <w:rFonts w:hint="default"/>
+          <w:lang w:val="en-US" w:eastAsia="zh-CN"/>
+        </w:rPr>
+      </w:pPr>
       <w:r>
         <w:drawing>
           <wp:inline distT="0" distB="0" distL="114300" distR="114300">
-            <wp:extent cx="5266055" cy="2665730"/>
-            <wp:effectExtent l="0" t="0" r="6985" b="1270"/>
-            <wp:docPr id="14" name="图片 2"/>
+            <wp:extent cx="5262245" cy="1522095"/>
+            <wp:effectExtent l="0" t="0" r="10795" b="1905"/>
+            <wp:docPr id="3" name="图片 1"/>
             <wp:cNvGraphicFramePr>
               <a:graphicFrameLocks xmlns:a="http://schemas.openxmlformats.org/drawingml/2006/main" noChangeAspect="1"/>
             </wp:cNvGraphicFramePr>
@@ -3316,13 +3624,13 @@
               <a:graphicData uri="http://schemas.openxmlformats.org/drawingml/2006/picture">
                 <pic:pic xmlns:pic="http://schemas.openxmlformats.org/drawingml/2006/picture">
                   <pic:nvPicPr>
-                    <pic:cNvPr id="14" name="图片 2"/>
+                    <pic:cNvPr id="3" name="图片 1"/>
                     <pic:cNvPicPr>
                       <a:picLocks noChangeAspect="1"/>
                     </pic:cNvPicPr>
                   </pic:nvPicPr>
                   <pic:blipFill>
-                    <a:blip xmlns:r="http://schemas.openxmlformats.org/officeDocument/2006/relationships" r:embed="rId8"/>
+                    <a:blip r:embed="rId11"/>
                     <a:stretch>
                       <a:fillRect/>
                     </a:stretch>
@@ -3330,7 +3638,7 @@
                   <pic:spPr>
                     <a:xfrm>
                       <a:off x="0" y="0"/>
-                      <a:ext cx="5266055" cy="2665730"/>
+                      <a:ext cx="5262245" cy="1522095"/>
                     </a:xfrm>
                     <a:prstGeom prst="rect">
                       <a:avLst/>
@@ -3349,95 +3657,177 @@
     </w:p>
     <w:p>
       <w:pPr>
-        <w:pStyle w:val="2"/>
+        <w:pStyle w:val="30"/>
+        <w:keepNext w:val="0"/>
+        <w:keepLines w:val="0"/>
+        <w:pageBreakBefore w:val="0"/>
+        <w:widowControl w:val="0"/>
+        <w:kinsoku w:val="0"/>
+        <w:wordWrap/>
+        <w:overflowPunct/>
+        <w:topLinePunct w:val="0"/>
+        <w:autoSpaceDE w:val="0"/>
+        <w:autoSpaceDN w:val="0"/>
         <w:bidi w:val="0"/>
+        <w:adjustRightInd w:val="0"/>
+        <w:snapToGrid w:val="0"/>
+        <w:textAlignment w:val="baseline"/>
         <w:rPr>
           <w:rFonts w:hint="default"/>
           <w:lang w:val="en-US" w:eastAsia="zh-CN"/>
         </w:rPr>
       </w:pPr>
-      <w:bookmarkStart w:id="9" w:name="_Toc18572"/>
+      <w:bookmarkStart w:id="8" w:name="_Toc15563"/>
       <w:r>
         <w:rPr>
           <w:rFonts w:hint="default"/>
           <w:lang w:val="en-US" w:eastAsia="zh-CN"/>
         </w:rPr>
         <w:t>流程执行情况</w:t>
+      </w:r>
+      <w:bookmarkEnd w:id="8"/>
+    </w:p>
+    <w:p>
+      <w:pPr>
+        <w:pStyle w:val="29"/>
+        <w:keepNext w:val="0"/>
+        <w:keepLines w:val="0"/>
+        <w:pageBreakBefore w:val="0"/>
+        <w:widowControl w:val="0"/>
+        <w:kinsoku w:val="0"/>
+        <w:wordWrap/>
+        <w:overflowPunct/>
+        <w:topLinePunct w:val="0"/>
+        <w:autoSpaceDE w:val="0"/>
+        <w:autoSpaceDN w:val="0"/>
+        <w:bidi w:val="0"/>
+        <w:adjustRightInd w:val="0"/>
+        <w:snapToGrid w:val="0"/>
+        <w:textAlignment w:val="baseline"/>
+        <w:rPr>
+          <w:rFonts w:hint="default"/>
+          <w:lang w:val="en-US" w:eastAsia="zh-CN"/>
+        </w:rPr>
+      </w:pPr>
+      <w:r>
+        <w:rPr>
+          <w:rFonts w:hint="default"/>
+          <w:lang w:val="en-US" w:eastAsia="zh-CN"/>
+        </w:rPr>
+        <w:t>提交与审核：知识提交均通过《知识提交表》发起，遵循“提交人→部门负责人→服务知识专员”的三级审核流程，确保内容准确性与格式规范性。</w:t>
+      </w:r>
+    </w:p>
+    <w:p>
+      <w:pPr>
+        <w:pStyle w:val="29"/>
+        <w:keepNext w:val="0"/>
+        <w:keepLines w:val="0"/>
+        <w:pageBreakBefore w:val="0"/>
+        <w:widowControl w:val="0"/>
+        <w:kinsoku w:val="0"/>
+        <w:wordWrap/>
+        <w:overflowPunct/>
+        <w:topLinePunct w:val="0"/>
+        <w:autoSpaceDE w:val="0"/>
+        <w:autoSpaceDN w:val="0"/>
+        <w:bidi w:val="0"/>
+        <w:adjustRightInd w:val="0"/>
+        <w:snapToGrid w:val="0"/>
+        <w:textAlignment w:val="baseline"/>
+        <w:rPr>
+          <w:rFonts w:hint="default"/>
+          <w:lang w:val="en-US" w:eastAsia="zh-CN"/>
+        </w:rPr>
+      </w:pPr>
+      <w:r>
+        <w:rPr>
+          <w:rFonts w:hint="default"/>
+          <w:lang w:val="en-US" w:eastAsia="zh-CN"/>
+        </w:rPr>
+        <w:t>更新与维护：建立了知识内容定期复审机制，对因系统升级或流程变更而失效的知识，已发起修订或归档流程，确保知识时效性。</w:t>
+      </w:r>
+    </w:p>
+    <w:p>
+      <w:pPr>
+        <w:pStyle w:val="29"/>
+        <w:keepNext w:val="0"/>
+        <w:keepLines w:val="0"/>
+        <w:pageBreakBefore w:val="0"/>
+        <w:widowControl w:val="0"/>
+        <w:kinsoku w:val="0"/>
+        <w:wordWrap/>
+        <w:overflowPunct/>
+        <w:topLinePunct w:val="0"/>
+        <w:autoSpaceDE w:val="0"/>
+        <w:autoSpaceDN w:val="0"/>
+        <w:bidi w:val="0"/>
+        <w:adjustRightInd w:val="0"/>
+        <w:snapToGrid w:val="0"/>
+        <w:textAlignment w:val="baseline"/>
+        <w:rPr>
+          <w:rFonts w:hint="default"/>
+          <w:lang w:val="en-US" w:eastAsia="zh-CN"/>
+        </w:rPr>
+      </w:pPr>
+      <w:r>
+        <w:rPr>
+          <w:rFonts w:hint="default"/>
+          <w:lang w:val="en-US" w:eastAsia="zh-CN"/>
+        </w:rPr>
+        <w:t>权限与安全：实现了全员可查阅、按角色控制编辑权限的安全策略，涉密信息均已按规定进行权限管控。</w:t>
+      </w:r>
+    </w:p>
+    <w:p>
+      <w:pPr>
+        <w:pStyle w:val="28"/>
+        <w:keepNext w:val="0"/>
+        <w:keepLines w:val="0"/>
+        <w:pageBreakBefore w:val="0"/>
+        <w:widowControl w:val="0"/>
+        <w:kinsoku w:val="0"/>
+        <w:wordWrap/>
+        <w:overflowPunct/>
+        <w:topLinePunct w:val="0"/>
+        <w:autoSpaceDE w:val="0"/>
+        <w:autoSpaceDN w:val="0"/>
+        <w:bidi w:val="0"/>
+        <w:adjustRightInd w:val="0"/>
+        <w:snapToGrid w:val="0"/>
+        <w:textAlignment w:val="baseline"/>
+        <w:rPr>
+          <w:rFonts w:hint="default"/>
+          <w:lang w:val="en-US" w:eastAsia="zh-CN"/>
+        </w:rPr>
+      </w:pPr>
+      <w:bookmarkStart w:id="9" w:name="_Toc16061"/>
+      <w:r>
+        <w:rPr>
+          <w:rFonts w:hint="default"/>
+          <w:lang w:val="en-US" w:eastAsia="zh-CN"/>
+        </w:rPr>
+        <w:t>核心考核指标达成情况</w:t>
       </w:r>
       <w:bookmarkEnd w:id="9"/>
     </w:p>
     <w:p>
       <w:pPr>
-        <w:pStyle w:val="a1"/>
-        <w:rPr>
-          <w:rFonts w:hint="default"/>
-          <w:lang w:val="en-US" w:eastAsia="zh-CN"/>
-        </w:rPr>
-      </w:pPr>
-      <w:r>
-        <w:rPr>
-          <w:rFonts w:hint="default"/>
-          <w:lang w:val="en-US" w:eastAsia="zh-CN"/>
-        </w:rPr>
-        <w:t>提交与审核：知识提交均通过《知识提交表》发起，遵循“提交人→部门负责人→服务知识专员”的三级审核流程，确保内容准确性与格式规范性。</w:t>
-      </w:r>
-    </w:p>
-    <w:p>
-      <w:pPr>
-        <w:pStyle w:val="a1"/>
-        <w:rPr>
-          <w:rFonts w:hint="default"/>
-          <w:lang w:val="en-US" w:eastAsia="zh-CN"/>
-        </w:rPr>
-      </w:pPr>
-      <w:r>
-        <w:rPr>
-          <w:rFonts w:hint="default"/>
-          <w:lang w:val="en-US" w:eastAsia="zh-CN"/>
-        </w:rPr>
-        <w:t>更新与维护：建立了知识内容定期复审机制，对因系统升级或流程变更而失效的知识，已发起修订或归档流程，确保知识时效性。</w:t>
-      </w:r>
-    </w:p>
-    <w:p>
-      <w:pPr>
-        <w:pStyle w:val="a1"/>
-        <w:rPr>
-          <w:rFonts w:hint="default"/>
-          <w:lang w:val="en-US" w:eastAsia="zh-CN"/>
-        </w:rPr>
-      </w:pPr>
-      <w:r>
-        <w:rPr>
-          <w:rFonts w:hint="default"/>
-          <w:lang w:val="en-US" w:eastAsia="zh-CN"/>
-        </w:rPr>
-        <w:t>权限与安全：实现了全员可查阅、按角色控制编辑权限的安全策略，涉密信息均已按规定进行权限管控。</w:t>
-      </w:r>
-    </w:p>
-    <w:p>
-      <w:pPr>
-        <w:pStyle w:val="1"/>
+        <w:pStyle w:val="29"/>
+        <w:keepNext w:val="0"/>
+        <w:keepLines w:val="0"/>
+        <w:pageBreakBefore w:val="0"/>
+        <w:widowControl w:val="0"/>
+        <w:kinsoku w:val="0"/>
+        <w:wordWrap/>
+        <w:overflowPunct/>
+        <w:topLinePunct w:val="0"/>
+        <w:autoSpaceDE w:val="0"/>
+        <w:autoSpaceDN w:val="0"/>
         <w:bidi w:val="0"/>
-        <w:rPr>
-          <w:rFonts w:hint="default"/>
-          <w:lang w:val="en-US" w:eastAsia="zh-CN"/>
-        </w:rPr>
-      </w:pPr>
-      <w:bookmarkStart w:id="10" w:name="_Toc23300"/>
-      <w:r>
-        <w:rPr>
-          <w:rFonts w:hint="default"/>
-          <w:lang w:val="en-US" w:eastAsia="zh-CN"/>
-        </w:rPr>
-        <w:t>核心考核指标达成情况</w:t>
-      </w:r>
-      <w:bookmarkEnd w:id="10"/>
-    </w:p>
-    <w:p>
-      <w:pPr>
-        <w:pStyle w:val="a1"/>
-        <w:ind w:left="0" w:right="0" w:firstLine="0" w:leftChars="0" w:rightChars="0" w:firstLineChars="0"/>
+        <w:adjustRightInd w:val="0"/>
+        <w:snapToGrid w:val="0"/>
+        <w:ind w:left="0" w:leftChars="0" w:right="0" w:rightChars="0" w:firstLine="0" w:firstLineChars="0"/>
         <w:jc w:val="center"/>
+        <w:textAlignment w:val="baseline"/>
         <w:rPr>
           <w:rFonts w:hint="default"/>
           <w:lang w:val="en-US" w:eastAsia="zh-CN"/>
@@ -3456,7 +3846,7 @@
             <wp:cNvGraphicFramePr/>
             <a:graphic xmlns:a="http://schemas.openxmlformats.org/drawingml/2006/main">
               <a:graphicData uri="http://schemas.openxmlformats.org/drawingml/2006/chart">
-                <c:chart xmlns:c="http://schemas.openxmlformats.org/drawingml/2006/chart" xmlns:r="http://schemas.openxmlformats.org/officeDocument/2006/relationships" r:id="rId9"/>
+                <c:chart xmlns:c="http://schemas.openxmlformats.org/drawingml/2006/chart" xmlns:r="http://schemas.openxmlformats.org/officeDocument/2006/relationships" r:id="rId12"/>
               </a:graphicData>
             </a:graphic>
           </wp:inline>
@@ -3465,7 +3855,21 @@
     </w:p>
     <w:p>
       <w:pPr>
-        <w:pStyle w:val="a1"/>
+        <w:pStyle w:val="29"/>
+        <w:keepNext w:val="0"/>
+        <w:keepLines w:val="0"/>
+        <w:pageBreakBefore w:val="0"/>
+        <w:widowControl w:val="0"/>
+        <w:kinsoku w:val="0"/>
+        <w:wordWrap/>
+        <w:overflowPunct/>
+        <w:topLinePunct w:val="0"/>
+        <w:autoSpaceDE w:val="0"/>
+        <w:autoSpaceDN w:val="0"/>
+        <w:bidi w:val="0"/>
+        <w:adjustRightInd w:val="0"/>
+        <w:snapToGrid w:val="0"/>
+        <w:textAlignment w:val="baseline"/>
         <w:rPr>
           <w:rFonts w:hint="default"/>
           <w:lang w:val="en-US" w:eastAsia="zh-CN"/>
@@ -3481,7 +3885,21 @@
     </w:p>
     <w:p>
       <w:pPr>
-        <w:pStyle w:val="a1"/>
+        <w:pStyle w:val="29"/>
+        <w:keepNext w:val="0"/>
+        <w:keepLines w:val="0"/>
+        <w:pageBreakBefore w:val="0"/>
+        <w:widowControl w:val="0"/>
+        <w:kinsoku w:val="0"/>
+        <w:wordWrap/>
+        <w:overflowPunct/>
+        <w:topLinePunct w:val="0"/>
+        <w:autoSpaceDE w:val="0"/>
+        <w:autoSpaceDN w:val="0"/>
+        <w:bidi w:val="0"/>
+        <w:adjustRightInd w:val="0"/>
+        <w:snapToGrid w:val="0"/>
+        <w:textAlignment w:val="baseline"/>
         <w:rPr>
           <w:rFonts w:hint="default"/>
           <w:lang w:val="en-US" w:eastAsia="zh-CN"/>
@@ -3497,7 +3915,21 @@
     </w:p>
     <w:p>
       <w:pPr>
-        <w:pStyle w:val="a1"/>
+        <w:pStyle w:val="29"/>
+        <w:keepNext w:val="0"/>
+        <w:keepLines w:val="0"/>
+        <w:pageBreakBefore w:val="0"/>
+        <w:widowControl w:val="0"/>
+        <w:kinsoku w:val="0"/>
+        <w:wordWrap/>
+        <w:overflowPunct/>
+        <w:topLinePunct w:val="0"/>
+        <w:autoSpaceDE w:val="0"/>
+        <w:autoSpaceDN w:val="0"/>
+        <w:bidi w:val="0"/>
+        <w:adjustRightInd w:val="0"/>
+        <w:snapToGrid w:val="0"/>
+        <w:textAlignment w:val="baseline"/>
         <w:rPr>
           <w:rFonts w:hint="default"/>
           <w:lang w:val="en-US" w:eastAsia="zh-CN"/>
@@ -3513,7 +3945,21 @@
     </w:p>
     <w:p>
       <w:pPr>
-        <w:pStyle w:val="a1"/>
+        <w:pStyle w:val="29"/>
+        <w:keepNext w:val="0"/>
+        <w:keepLines w:val="0"/>
+        <w:pageBreakBefore w:val="0"/>
+        <w:widowControl w:val="0"/>
+        <w:kinsoku w:val="0"/>
+        <w:wordWrap/>
+        <w:overflowPunct/>
+        <w:topLinePunct w:val="0"/>
+        <w:autoSpaceDE w:val="0"/>
+        <w:autoSpaceDN w:val="0"/>
+        <w:bidi w:val="0"/>
+        <w:adjustRightInd w:val="0"/>
+        <w:snapToGrid w:val="0"/>
+        <w:textAlignment w:val="baseline"/>
         <w:rPr>
           <w:rFonts w:hint="default"/>
           <w:lang w:val="en-US" w:eastAsia="zh-CN"/>
@@ -3529,7 +3975,21 @@
     </w:p>
     <w:p>
       <w:pPr>
-        <w:pStyle w:val="a1"/>
+        <w:pStyle w:val="29"/>
+        <w:keepNext w:val="0"/>
+        <w:keepLines w:val="0"/>
+        <w:pageBreakBefore w:val="0"/>
+        <w:widowControl w:val="0"/>
+        <w:kinsoku w:val="0"/>
+        <w:wordWrap/>
+        <w:overflowPunct/>
+        <w:topLinePunct w:val="0"/>
+        <w:autoSpaceDE w:val="0"/>
+        <w:autoSpaceDN w:val="0"/>
+        <w:bidi w:val="0"/>
+        <w:adjustRightInd w:val="0"/>
+        <w:snapToGrid w:val="0"/>
+        <w:textAlignment w:val="baseline"/>
         <w:rPr>
           <w:rFonts w:hint="default"/>
           <w:lang w:val="en-US" w:eastAsia="zh-CN"/>
@@ -3545,26 +4005,219 @@
     </w:p>
     <w:p>
       <w:pPr>
-        <w:pStyle w:val="1"/>
+        <w:pStyle w:val="28"/>
+        <w:keepNext w:val="0"/>
+        <w:keepLines w:val="0"/>
+        <w:pageBreakBefore w:val="0"/>
+        <w:widowControl w:val="0"/>
+        <w:kinsoku w:val="0"/>
+        <w:wordWrap/>
+        <w:overflowPunct/>
+        <w:topLinePunct w:val="0"/>
+        <w:autoSpaceDE w:val="0"/>
+        <w:autoSpaceDN w:val="0"/>
         <w:bidi w:val="0"/>
+        <w:adjustRightInd w:val="0"/>
+        <w:snapToGrid w:val="0"/>
+        <w:textAlignment w:val="baseline"/>
         <w:rPr>
           <w:rFonts w:hint="default"/>
           <w:lang w:val="en-US" w:eastAsia="zh-CN"/>
         </w:rPr>
       </w:pPr>
-      <w:bookmarkStart w:id="11" w:name="_Toc26726"/>
+      <w:bookmarkStart w:id="10" w:name="_Toc7457"/>
       <w:r>
         <w:rPr>
           <w:rFonts w:hint="default"/>
           <w:lang w:val="en-US" w:eastAsia="zh-CN"/>
         </w:rPr>
         <w:t>取得的成效与价值</w:t>
+      </w:r>
+      <w:bookmarkEnd w:id="10"/>
+    </w:p>
+    <w:p>
+      <w:pPr>
+        <w:pStyle w:val="29"/>
+        <w:keepNext w:val="0"/>
+        <w:keepLines w:val="0"/>
+        <w:pageBreakBefore w:val="0"/>
+        <w:widowControl w:val="0"/>
+        <w:kinsoku w:val="0"/>
+        <w:wordWrap/>
+        <w:overflowPunct/>
+        <w:topLinePunct w:val="0"/>
+        <w:autoSpaceDE w:val="0"/>
+        <w:autoSpaceDN w:val="0"/>
+        <w:bidi w:val="0"/>
+        <w:adjustRightInd w:val="0"/>
+        <w:snapToGrid w:val="0"/>
+        <w:textAlignment w:val="baseline"/>
+        <w:rPr>
+          <w:rFonts w:hint="default"/>
+          <w:lang w:val="en-US" w:eastAsia="zh-CN"/>
+        </w:rPr>
+      </w:pPr>
+      <w:r>
+        <w:rPr>
+          <w:rFonts w:hint="default"/>
+          <w:lang w:val="en-US" w:eastAsia="zh-CN"/>
+        </w:rPr>
+        <w:t>提升运维效率：常见问题的解决方案可直接从</w:t>
+      </w:r>
+      <w:r>
+        <w:rPr>
+          <w:rFonts w:hint="eastAsia"/>
+          <w:lang w:val="en-US" w:eastAsia="zh-CN"/>
+        </w:rPr>
+        <w:t>服务知识</w:t>
+      </w:r>
+      <w:r>
+        <w:rPr>
+          <w:rFonts w:hint="default"/>
+          <w:lang w:val="en-US" w:eastAsia="zh-CN"/>
+        </w:rPr>
+        <w:t>获取，一线解决率预估提升约20%，平均事件处理时长有所下降。</w:t>
+      </w:r>
+    </w:p>
+    <w:p>
+      <w:pPr>
+        <w:pStyle w:val="29"/>
+        <w:keepNext w:val="0"/>
+        <w:keepLines w:val="0"/>
+        <w:pageBreakBefore w:val="0"/>
+        <w:widowControl w:val="0"/>
+        <w:kinsoku w:val="0"/>
+        <w:wordWrap/>
+        <w:overflowPunct/>
+        <w:topLinePunct w:val="0"/>
+        <w:autoSpaceDE w:val="0"/>
+        <w:autoSpaceDN w:val="0"/>
+        <w:bidi w:val="0"/>
+        <w:adjustRightInd w:val="0"/>
+        <w:snapToGrid w:val="0"/>
+        <w:textAlignment w:val="baseline"/>
+        <w:rPr>
+          <w:rFonts w:hint="default"/>
+          <w:lang w:val="en-US" w:eastAsia="zh-CN"/>
+        </w:rPr>
+      </w:pPr>
+      <w:r>
+        <w:rPr>
+          <w:rFonts w:hint="default"/>
+          <w:lang w:val="en-US" w:eastAsia="zh-CN"/>
+        </w:rPr>
+        <w:t>促进经验传承：通过将个人经验转化为组织资产，有效降低了因人员流动带来的知识流失风险，加速了新员工成长。</w:t>
+      </w:r>
+    </w:p>
+    <w:p>
+      <w:pPr>
+        <w:pStyle w:val="29"/>
+        <w:keepNext w:val="0"/>
+        <w:keepLines w:val="0"/>
+        <w:pageBreakBefore w:val="0"/>
+        <w:widowControl w:val="0"/>
+        <w:kinsoku w:val="0"/>
+        <w:wordWrap/>
+        <w:overflowPunct/>
+        <w:topLinePunct w:val="0"/>
+        <w:autoSpaceDE w:val="0"/>
+        <w:autoSpaceDN w:val="0"/>
+        <w:bidi w:val="0"/>
+        <w:adjustRightInd w:val="0"/>
+        <w:snapToGrid w:val="0"/>
+        <w:textAlignment w:val="baseline"/>
+        <w:rPr>
+          <w:rFonts w:hint="default"/>
+          <w:lang w:val="en-US" w:eastAsia="zh-CN"/>
+        </w:rPr>
+      </w:pPr>
+      <w:r>
+        <w:rPr>
+          <w:rFonts w:hint="default"/>
+          <w:lang w:val="en-US" w:eastAsia="zh-CN"/>
+        </w:rPr>
+        <w:t>强化问题预防：对过往故障案例的复盘与共享，有助于识别潜在风险，推动从“被动救火”到“主动预防”的转变。</w:t>
+      </w:r>
+    </w:p>
+    <w:p>
+      <w:pPr>
+        <w:pStyle w:val="29"/>
+        <w:keepNext w:val="0"/>
+        <w:keepLines w:val="0"/>
+        <w:pageBreakBefore w:val="0"/>
+        <w:widowControl w:val="0"/>
+        <w:kinsoku w:val="0"/>
+        <w:wordWrap/>
+        <w:overflowPunct/>
+        <w:topLinePunct w:val="0"/>
+        <w:autoSpaceDE w:val="0"/>
+        <w:autoSpaceDN w:val="0"/>
+        <w:bidi w:val="0"/>
+        <w:adjustRightInd w:val="0"/>
+        <w:snapToGrid w:val="0"/>
+        <w:textAlignment w:val="baseline"/>
+        <w:rPr>
+          <w:rFonts w:hint="default"/>
+          <w:lang w:val="en-US" w:eastAsia="zh-CN"/>
+        </w:rPr>
+      </w:pPr>
+      <w:r>
+        <w:rPr>
+          <w:rFonts w:hint="default"/>
+          <w:lang w:val="en-US" w:eastAsia="zh-CN"/>
+        </w:rPr>
+        <w:t>支持决策与培训：结构化的知识为管理决策提供了数据支持，分类培训资料也成为内部培训体系的重要组成。</w:t>
+      </w:r>
+    </w:p>
+    <w:p>
+      <w:pPr>
+        <w:pStyle w:val="28"/>
+        <w:keepNext w:val="0"/>
+        <w:keepLines w:val="0"/>
+        <w:pageBreakBefore w:val="0"/>
+        <w:widowControl w:val="0"/>
+        <w:kinsoku w:val="0"/>
+        <w:wordWrap/>
+        <w:overflowPunct/>
+        <w:topLinePunct w:val="0"/>
+        <w:autoSpaceDE w:val="0"/>
+        <w:autoSpaceDN w:val="0"/>
+        <w:bidi w:val="0"/>
+        <w:adjustRightInd w:val="0"/>
+        <w:snapToGrid w:val="0"/>
+        <w:textAlignment w:val="baseline"/>
+        <w:rPr>
+          <w:rFonts w:hint="default"/>
+          <w:lang w:val="en-US" w:eastAsia="zh-CN"/>
+        </w:rPr>
+      </w:pPr>
+      <w:bookmarkStart w:id="11" w:name="_Toc6328"/>
+      <w:r>
+        <w:rPr>
+          <w:rFonts w:hint="default"/>
+          <w:lang w:val="en-US" w:eastAsia="zh-CN"/>
+        </w:rPr>
+        <w:t>持续改进方向</w:t>
       </w:r>
       <w:bookmarkEnd w:id="11"/>
     </w:p>
     <w:p>
       <w:pPr>
-        <w:pStyle w:val="a1"/>
+        <w:pStyle w:val="29"/>
+        <w:keepNext w:val="0"/>
+        <w:keepLines w:val="0"/>
+        <w:pageBreakBefore w:val="0"/>
+        <w:widowControl w:val="0"/>
+        <w:kinsoku w:val="0"/>
+        <w:wordWrap/>
+        <w:overflowPunct/>
+        <w:topLinePunct w:val="0"/>
+        <w:autoSpaceDE w:val="0"/>
+        <w:autoSpaceDN w:val="0"/>
+        <w:bidi w:val="0"/>
+        <w:adjustRightInd w:val="0"/>
+        <w:snapToGrid w:val="0"/>
+        <w:textAlignment w:val="baseline"/>
         <w:rPr>
           <w:rFonts w:hint="default"/>
           <w:lang w:val="en-US" w:eastAsia="zh-CN"/>
@@ -3575,26 +4228,26 @@
           <w:rFonts w:hint="default"/>
           <w:lang w:val="en-US" w:eastAsia="zh-CN"/>
         </w:rPr>
-        <w:t>提升运维效率：常见问题的解决方案可直接从</w:t>
-      </w:r>
-      <w:r>
-        <w:rPr>
-          <w:rFonts w:hint="eastAsia"/>
-          <w:lang w:val="en-US" w:eastAsia="zh-CN"/>
-        </w:rPr>
-        <w:t>服务知识</w:t>
-      </w:r>
-      <w:r>
-        <w:rPr>
-          <w:rFonts w:hint="default"/>
-          <w:lang w:val="en-US" w:eastAsia="zh-CN"/>
-        </w:rPr>
-        <w:t>获取，一线解决率预估提升约20%，平均事件处理时长有所下降。</w:t>
+        <w:t>深化内容质量：启动“精品知识”评选计划，激励提交高质量、高复用性的知识条目，并优化审核标准。</w:t>
       </w:r>
     </w:p>
     <w:p>
       <w:pPr>
-        <w:pStyle w:val="a1"/>
+        <w:pStyle w:val="29"/>
+        <w:keepNext w:val="0"/>
+        <w:keepLines w:val="0"/>
+        <w:pageBreakBefore w:val="0"/>
+        <w:widowControl w:val="0"/>
+        <w:kinsoku w:val="0"/>
+        <w:wordWrap/>
+        <w:overflowPunct/>
+        <w:topLinePunct w:val="0"/>
+        <w:autoSpaceDE w:val="0"/>
+        <w:autoSpaceDN w:val="0"/>
+        <w:bidi w:val="0"/>
+        <w:adjustRightInd w:val="0"/>
+        <w:snapToGrid w:val="0"/>
+        <w:textAlignment w:val="baseline"/>
         <w:rPr>
           <w:rFonts w:hint="default"/>
           <w:lang w:val="en-US" w:eastAsia="zh-CN"/>
@@ -3605,12 +4258,26 @@
           <w:rFonts w:hint="default"/>
           <w:lang w:val="en-US" w:eastAsia="zh-CN"/>
         </w:rPr>
-        <w:t>促进经验传承：通过将个人经验转化为组织资产，有效降低了因人员流动带来的知识流失风险，加速了新员工成长。</w:t>
+        <w:t>提升使用体验：计划引入知识地图与智能搜索功能，提升知识检索的便捷性与准确性。</w:t>
       </w:r>
     </w:p>
     <w:p>
       <w:pPr>
-        <w:pStyle w:val="a1"/>
+        <w:pStyle w:val="29"/>
+        <w:keepNext w:val="0"/>
+        <w:keepLines w:val="0"/>
+        <w:pageBreakBefore w:val="0"/>
+        <w:widowControl w:val="0"/>
+        <w:kinsoku w:val="0"/>
+        <w:wordWrap/>
+        <w:overflowPunct/>
+        <w:topLinePunct w:val="0"/>
+        <w:autoSpaceDE w:val="0"/>
+        <w:autoSpaceDN w:val="0"/>
+        <w:bidi w:val="0"/>
+        <w:adjustRightInd w:val="0"/>
+        <w:snapToGrid w:val="0"/>
+        <w:textAlignment w:val="baseline"/>
         <w:rPr>
           <w:rFonts w:hint="default"/>
           <w:lang w:val="en-US" w:eastAsia="zh-CN"/>
@@ -3621,12 +4288,26 @@
           <w:rFonts w:hint="default"/>
           <w:lang w:val="en-US" w:eastAsia="zh-CN"/>
         </w:rPr>
-        <w:t>强化问题预防：对过往故障案例的复盘与共享，有助于识别潜在风险，推动从“被动救火”到“主动预防”的转变。</w:t>
+        <w:t>加强推广与激励：将持续开展知识管理优秀部门与个人评选，并将知识贡献纳入相关岗位的绩效考核范畴，形成长效激励机制。</w:t>
       </w:r>
     </w:p>
     <w:p>
       <w:pPr>
-        <w:pStyle w:val="a1"/>
+        <w:pStyle w:val="29"/>
+        <w:keepNext w:val="0"/>
+        <w:keepLines w:val="0"/>
+        <w:pageBreakBefore w:val="0"/>
+        <w:widowControl w:val="0"/>
+        <w:kinsoku w:val="0"/>
+        <w:wordWrap/>
+        <w:overflowPunct/>
+        <w:topLinePunct w:val="0"/>
+        <w:autoSpaceDE w:val="0"/>
+        <w:autoSpaceDN w:val="0"/>
+        <w:bidi w:val="0"/>
+        <w:adjustRightInd w:val="0"/>
+        <w:snapToGrid w:val="0"/>
+        <w:textAlignment w:val="baseline"/>
         <w:rPr>
           <w:rFonts w:hint="default"/>
           <w:lang w:val="en-US" w:eastAsia="zh-CN"/>
@@ -3637,114 +4318,58 @@
           <w:rFonts w:hint="default"/>
           <w:lang w:val="en-US" w:eastAsia="zh-CN"/>
         </w:rPr>
-        <w:t>支持决策与培训：结构化的知识为管理决策提供了数据支持，分类培训资料也成为内部培训体系的重要组成。</w:t>
+        <w:t>推动跨部门共享：探索与研发、客服等部门的知识联动机制，扩大知识管理的价值半径。</w:t>
       </w:r>
     </w:p>
     <w:p>
       <w:pPr>
-        <w:pStyle w:val="1"/>
+        <w:pStyle w:val="28"/>
+        <w:keepNext w:val="0"/>
+        <w:keepLines w:val="0"/>
+        <w:pageBreakBefore w:val="0"/>
+        <w:widowControl w:val="0"/>
+        <w:kinsoku w:val="0"/>
+        <w:wordWrap/>
+        <w:overflowPunct/>
+        <w:topLinePunct w:val="0"/>
+        <w:autoSpaceDE w:val="0"/>
+        <w:autoSpaceDN w:val="0"/>
         <w:bidi w:val="0"/>
+        <w:adjustRightInd w:val="0"/>
+        <w:snapToGrid w:val="0"/>
+        <w:textAlignment w:val="baseline"/>
         <w:rPr>
           <w:rFonts w:hint="default"/>
           <w:lang w:val="en-US" w:eastAsia="zh-CN"/>
         </w:rPr>
       </w:pPr>
-      <w:bookmarkStart w:id="12" w:name="_Toc31375"/>
-      <w:r>
-        <w:rPr>
-          <w:rFonts w:hint="default"/>
-          <w:lang w:val="en-US" w:eastAsia="zh-CN"/>
-        </w:rPr>
-        <w:t>持续改进方向</w:t>
+      <w:bookmarkStart w:id="12" w:name="_Toc22366"/>
+      <w:r>
+        <w:rPr>
+          <w:rFonts w:hint="default"/>
+          <w:lang w:val="en-US" w:eastAsia="zh-CN"/>
+        </w:rPr>
+        <w:t>总结</w:t>
       </w:r>
       <w:bookmarkEnd w:id="12"/>
     </w:p>
     <w:p>
       <w:pPr>
-        <w:pStyle w:val="a1"/>
-        <w:rPr>
-          <w:rFonts w:hint="default"/>
-          <w:lang w:val="en-US" w:eastAsia="zh-CN"/>
-        </w:rPr>
-      </w:pPr>
-      <w:r>
-        <w:rPr>
-          <w:rFonts w:hint="default"/>
-          <w:lang w:val="en-US" w:eastAsia="zh-CN"/>
-        </w:rPr>
-        <w:t>深化内容质量：启动“精品知识”评选计划，激励提交高质量、高复用性的知识条目，并优化审核标准。</w:t>
-      </w:r>
-    </w:p>
-    <w:p>
-      <w:pPr>
-        <w:pStyle w:val="a1"/>
-        <w:rPr>
-          <w:rFonts w:hint="default"/>
-          <w:lang w:val="en-US" w:eastAsia="zh-CN"/>
-        </w:rPr>
-      </w:pPr>
-      <w:r>
-        <w:rPr>
-          <w:rFonts w:hint="default"/>
-          <w:lang w:val="en-US" w:eastAsia="zh-CN"/>
-        </w:rPr>
-        <w:t>提升使用体验：计划引入知识地图与智能搜索功能，提升知识检索的便捷性与准确性。</w:t>
-      </w:r>
-    </w:p>
-    <w:p>
-      <w:pPr>
-        <w:pStyle w:val="a1"/>
-        <w:rPr>
-          <w:rFonts w:hint="default"/>
-          <w:lang w:val="en-US" w:eastAsia="zh-CN"/>
-        </w:rPr>
-      </w:pPr>
-      <w:r>
-        <w:rPr>
-          <w:rFonts w:hint="default"/>
-          <w:lang w:val="en-US" w:eastAsia="zh-CN"/>
-        </w:rPr>
-        <w:t>加强推广与激励：将持续开展知识管理优秀部门与个人评选，并将知识贡献纳入相关岗位的绩效考核范畴，形成长效激励机制。</w:t>
-      </w:r>
-    </w:p>
-    <w:p>
-      <w:pPr>
-        <w:pStyle w:val="a1"/>
-        <w:rPr>
-          <w:rFonts w:hint="default"/>
-          <w:lang w:val="en-US" w:eastAsia="zh-CN"/>
-        </w:rPr>
-      </w:pPr>
-      <w:r>
-        <w:rPr>
-          <w:rFonts w:hint="default"/>
-          <w:lang w:val="en-US" w:eastAsia="zh-CN"/>
-        </w:rPr>
-        <w:t>推动跨部门共享：探索与研发、客服等部门的知识联动机制，扩大知识管理的价值半径。</w:t>
-      </w:r>
-    </w:p>
-    <w:p>
-      <w:pPr>
-        <w:pStyle w:val="1"/>
+        <w:pStyle w:val="29"/>
+        <w:keepNext w:val="0"/>
+        <w:keepLines w:val="0"/>
+        <w:pageBreakBefore w:val="0"/>
+        <w:widowControl w:val="0"/>
+        <w:kinsoku w:val="0"/>
+        <w:wordWrap/>
+        <w:overflowPunct/>
+        <w:topLinePunct w:val="0"/>
+        <w:autoSpaceDE w:val="0"/>
+        <w:autoSpaceDN w:val="0"/>
         <w:bidi w:val="0"/>
-        <w:rPr>
-          <w:rFonts w:hint="default"/>
-          <w:lang w:val="en-US" w:eastAsia="zh-CN"/>
-        </w:rPr>
-      </w:pPr>
-      <w:bookmarkStart w:id="13" w:name="_Toc15122"/>
-      <w:r>
-        <w:rPr>
-          <w:rFonts w:hint="default"/>
-          <w:lang w:val="en-US" w:eastAsia="zh-CN"/>
-        </w:rPr>
-        <w:t>总结</w:t>
-      </w:r>
-      <w:bookmarkEnd w:id="13"/>
-    </w:p>
-    <w:p>
-      <w:pPr>
-        <w:pStyle w:val="a1"/>
+        <w:adjustRightInd w:val="0"/>
+        <w:snapToGrid w:val="0"/>
+        <w:textAlignment w:val="baseline"/>
         <w:rPr>
           <w:rFonts w:hint="default"/>
           <w:lang w:val="en-US" w:eastAsia="zh-CN"/>
@@ -3759,23 +4384,73 @@
       </w:r>
     </w:p>
     <w:sectPr>
-      <w:headerReference w:type="default" r:id="rId10"/>
+      <w:headerReference r:id="rId5" w:type="default"/>
       <w:pgSz w:w="11906" w:h="16838"/>
       <w:pgMar w:top="1417" w:right="1800" w:bottom="1440" w:left="1800" w:header="1140" w:footer="992" w:gutter="0"/>
-      <w:cols w:num="1" w:space="425"/>
+      <w:cols w:space="425" w:num="1"/>
       <w:docGrid w:type="lines" w:linePitch="312" w:charSpace="0"/>
     </w:sectPr>
   </w:body>
 </w:document>
 </file>
 
+<file path=word/endnotes.xml><?xml version="1.0" encoding="utf-8"?>
+<w:endnotes xmlns:wpc="http://schemas.microsoft.com/office/word/2010/wordprocessingCanvas" xmlns:mc="http://schemas.openxmlformats.org/markup-compatibility/2006" xmlns:o="urn:schemas-microsoft-com:office:office" xmlns:r="http://schemas.openxmlformats.org/officeDocument/2006/relationships" xmlns:m="http://schemas.openxmlformats.org/officeDocument/2006/math" xmlns:v="urn:schemas-microsoft-com:vml" xmlns:wp14="http://schemas.microsoft.com/office/word/2010/wordprocessingDrawing" xmlns:wp="http://schemas.openxmlformats.org/drawingml/2006/wordprocessingDrawing" xmlns:w="http://schemas.openxmlformats.org/wordprocessingml/2006/main" xmlns:w14="http://schemas.microsoft.com/office/word/2010/wordml" xmlns:w15="http://schemas.microsoft.com/office/word/2012/wordml" xmlns:w10="urn:schemas-microsoft-com:office:word" xmlns:wpg="http://schemas.microsoft.com/office/word/2010/wordprocessingGroup" xmlns:wpi="http://schemas.microsoft.com/office/word/2010/wordprocessingInk" xmlns:wne="http://schemas.microsoft.com/office/word/2006/wordml" xmlns:wps="http://schemas.microsoft.com/office/word/2010/wordprocessingShape" xmlns:wpsCustomData="http://www.wps.cn/officeDocument/2013/wpsCustomData" mc:Ignorable="w14 w15 wp14">
+  <w:endnote w:type="separator" w:id="0">
+    <w:p>
+      <w:pPr>
+        <w:spacing w:line="240" w:lineRule="auto"/>
+      </w:pPr>
+      <w:r>
+        <w:separator/>
+      </w:r>
+    </w:p>
+  </w:endnote>
+  <w:endnote w:type="continuationSeparator" w:id="1">
+    <w:p>
+      <w:pPr>
+        <w:spacing w:line="240" w:lineRule="auto"/>
+      </w:pPr>
+      <w:r>
+        <w:continuationSeparator/>
+      </w:r>
+    </w:p>
+  </w:endnote>
+</w:endnotes>
+</file>
+
+<file path=word/footnotes.xml><?xml version="1.0" encoding="utf-8"?>
+<w:footnotes xmlns:wpc="http://schemas.microsoft.com/office/word/2010/wordprocessingCanvas" xmlns:mc="http://schemas.openxmlformats.org/markup-compatibility/2006" xmlns:o="urn:schemas-microsoft-com:office:office" xmlns:r="http://schemas.openxmlformats.org/officeDocument/2006/relationships" xmlns:m="http://schemas.openxmlformats.org/officeDocument/2006/math" xmlns:v="urn:schemas-microsoft-com:vml" xmlns:wp14="http://schemas.microsoft.com/office/word/2010/wordprocessingDrawing" xmlns:wp="http://schemas.openxmlformats.org/drawingml/2006/wordprocessingDrawing" xmlns:w="http://schemas.openxmlformats.org/wordprocessingml/2006/main" xmlns:w14="http://schemas.microsoft.com/office/word/2010/wordml" xmlns:w15="http://schemas.microsoft.com/office/word/2012/wordml" xmlns:w10="urn:schemas-microsoft-com:office:word" xmlns:wpg="http://schemas.microsoft.com/office/word/2010/wordprocessingGroup" xmlns:wpi="http://schemas.microsoft.com/office/word/2010/wordprocessingInk" xmlns:wne="http://schemas.microsoft.com/office/word/2006/wordml" xmlns:wps="http://schemas.microsoft.com/office/word/2010/wordprocessingShape" xmlns:wpsCustomData="http://www.wps.cn/officeDocument/2013/wpsCustomData" mc:Ignorable="w14 w15 wp14">
+  <w:footnote w:type="separator" w:id="0">
+    <w:p>
+      <w:pPr>
+        <w:spacing w:line="360" w:lineRule="auto"/>
+      </w:pPr>
+      <w:r>
+        <w:separator/>
+      </w:r>
+    </w:p>
+  </w:footnote>
+  <w:footnote w:type="continuationSeparator" w:id="1">
+    <w:p>
+      <w:pPr>
+        <w:spacing w:line="360" w:lineRule="auto"/>
+      </w:pPr>
+      <w:r>
+        <w:continuationSeparator/>
+      </w:r>
+    </w:p>
+  </w:footnote>
+</w:footnotes>
+</file>
+
 <file path=word/header1.xml><?xml version="1.0" encoding="utf-8"?>
-<w:hdr xmlns:wpc="http://schemas.microsoft.com/office/word/2010/wordprocessingCanvas" xmlns:mc="http://schemas.openxmlformats.org/markup-compatibility/2006" xmlns:o="urn:schemas-microsoft-com:office:office" xmlns:r="http://schemas.openxmlformats.org/officeDocument/2006/relationships" xmlns:m="http://schemas.openxmlformats.org/officeDocument/2006/math" xmlns:v="urn:schemas-microsoft-com:vml" xmlns:wp14="http://schemas.microsoft.com/office/word/2010/wordprocessingDrawing" xmlns:wp="http://schemas.openxmlformats.org/drawingml/2006/wordprocessingDrawing" xmlns:w10="urn:schemas-microsoft-com:office:word" xmlns:w="http://schemas.openxmlformats.org/wordprocessingml/2006/main" xmlns:w14="http://schemas.microsoft.com/office/word/2010/wordml" xmlns:w15="http://schemas.microsoft.com/office/word/2012/wordml" xmlns:wne="http://schemas.microsoft.com/office/word/2006/wordml" xmlns:wpg="http://schemas.microsoft.com/office/word/2010/wordprocessingGroup" xmlns:wpi="http://schemas.microsoft.com/office/word/2010/wordprocessingInk" xmlns:wps="http://schemas.microsoft.com/office/word/2010/wordprocessingShape" mc:Ignorable="w14 w15 wp14">
+<w:hdr xmlns:wpc="http://schemas.microsoft.com/office/word/2010/wordprocessingCanvas" xmlns:mc="http://schemas.openxmlformats.org/markup-compatibility/2006" xmlns:o="urn:schemas-microsoft-com:office:office" xmlns:r="http://schemas.openxmlformats.org/officeDocument/2006/relationships" xmlns:m="http://schemas.openxmlformats.org/officeDocument/2006/math" xmlns:v="urn:schemas-microsoft-com:vml" xmlns:wp14="http://schemas.microsoft.com/office/word/2010/wordprocessingDrawing" xmlns:wp="http://schemas.openxmlformats.org/drawingml/2006/wordprocessingDrawing" xmlns:w10="urn:schemas-microsoft-com:office:word" xmlns:w="http://schemas.openxmlformats.org/wordprocessingml/2006/main" xmlns:w14="http://schemas.microsoft.com/office/word/2010/wordml" xmlns:w15="http://schemas.microsoft.com/office/word/2012/wordml" xmlns:wpg="http://schemas.microsoft.com/office/word/2010/wordprocessingGroup" xmlns:wpi="http://schemas.microsoft.com/office/word/2010/wordprocessingInk" xmlns:wne="http://schemas.microsoft.com/office/word/2006/wordml" xmlns:wps="http://schemas.microsoft.com/office/word/2010/wordprocessingShape" xmlns:wpsCustomData="http://www.wps.cn/officeDocument/2013/wpsCustomData" mc:Ignorable="w14 w15 wp14">
   <w:p>
     <w:pPr>
-      <w:pStyle w:val="Header"/>
+      <w:pStyle w:val="15"/>
       <w:pBdr>
-        <w:bottom w:val="single" w:sz="4" w:space="1" w:color="auto"/>
+        <w:bottom w:val="single" w:color="auto" w:sz="4" w:space="1"/>
       </w:pBdr>
       <w:tabs>
         <w:tab w:val="left" w:pos="335"/>
@@ -3783,27 +4458,27 @@
       </w:tabs>
       <w:jc w:val="right"/>
       <w:rPr>
-        <w:rFonts w:eastAsiaTheme="minorEastAsia" w:hint="eastAsia"/>
+        <w:rFonts w:hint="eastAsia" w:eastAsiaTheme="minorEastAsia"/>
         <w:lang w:eastAsia="zh-CN"/>
       </w:rPr>
     </w:pPr>
     <w:r>
       <w:rPr>
-        <w:rFonts w:eastAsiaTheme="minorEastAsia" w:hint="eastAsia"/>
+        <w:rFonts w:hint="eastAsia" w:eastAsiaTheme="minorEastAsia"/>
         <w:lang w:val="en-US" w:eastAsia="zh-CN"/>
       </w:rPr>
       <w:tab/>
     </w:r>
     <w:r>
       <w:rPr>
-        <w:rFonts w:eastAsiaTheme="minorEastAsia" w:hint="eastAsia"/>
+        <w:rFonts w:hint="eastAsia" w:eastAsiaTheme="minorEastAsia"/>
         <w:lang w:val="en-US" w:eastAsia="zh-CN"/>
       </w:rPr>
       <w:tab/>
     </w:r>
     <w:r>
       <w:rPr>
-        <w:rFonts w:eastAsiaTheme="minorEastAsia" w:hint="eastAsia"/>
+        <w:rFonts w:hint="eastAsia" w:eastAsiaTheme="minorEastAsia"/>
         <w:lang w:val="en-US" w:eastAsia="zh-CN"/>
       </w:rPr>
       <w:t>江西通信产业服务有限公司</w:t>
@@ -3813,15 +4488,15 @@
 </file>
 
 <file path=word/numbering.xml><?xml version="1.0" encoding="utf-8"?>
-<w:numbering xmlns:wpc="http://schemas.microsoft.com/office/word/2010/wordprocessingCanvas" xmlns:mc="http://schemas.openxmlformats.org/markup-compatibility/2006" xmlns:o="urn:schemas-microsoft-com:office:office" xmlns:r="http://schemas.openxmlformats.org/officeDocument/2006/relationships" xmlns:m="http://schemas.openxmlformats.org/officeDocument/2006/math" xmlns:v="urn:schemas-microsoft-com:vml" xmlns:wp14="http://schemas.microsoft.com/office/word/2010/wordprocessingDrawing" xmlns:wp="http://schemas.openxmlformats.org/drawingml/2006/wordprocessingDrawing" xmlns:w10="urn:schemas-microsoft-com:office:word" xmlns:w="http://schemas.openxmlformats.org/wordprocessingml/2006/main" xmlns:w14="http://schemas.microsoft.com/office/word/2010/wordml" xmlns:w15="http://schemas.microsoft.com/office/word/2012/wordml" xmlns:wne="http://schemas.microsoft.com/office/word/2006/wordml" xmlns:wpg="http://schemas.microsoft.com/office/word/2010/wordprocessingGroup" xmlns:wpi="http://schemas.microsoft.com/office/word/2010/wordprocessingInk" xmlns:wps="http://schemas.microsoft.com/office/word/2010/wordprocessingShape" mc:Ignorable="w14 w15 wp14">
+<w:numbering xmlns:wpc="http://schemas.microsoft.com/office/word/2010/wordprocessingCanvas" xmlns:mc="http://schemas.openxmlformats.org/markup-compatibility/2006" xmlns:o="urn:schemas-microsoft-com:office:office" xmlns:r="http://schemas.openxmlformats.org/officeDocument/2006/relationships" xmlns:m="http://schemas.openxmlformats.org/officeDocument/2006/math" xmlns:v="urn:schemas-microsoft-com:vml" xmlns:wp14="http://schemas.microsoft.com/office/word/2010/wordprocessingDrawing" xmlns:wp="http://schemas.openxmlformats.org/drawingml/2006/wordprocessingDrawing" xmlns:w10="urn:schemas-microsoft-com:office:word" xmlns:w="http://schemas.openxmlformats.org/wordprocessingml/2006/main" xmlns:w14="http://schemas.microsoft.com/office/word/2010/wordml" xmlns:wpg="http://schemas.microsoft.com/office/word/2010/wordprocessingGroup" xmlns:wpi="http://schemas.microsoft.com/office/word/2010/wordprocessingInk" xmlns:wne="http://schemas.microsoft.com/office/word/2006/wordml" xmlns:wps="http://schemas.microsoft.com/office/word/2010/wordprocessingShape" xmlns:wpsCustomData="http://www.wps.cn/officeDocument/2013/wpsCustomData" mc:Ignorable="w14 wp14">
   <w:abstractNum w:abstractNumId="0">
     <w:nsid w:val="8E964DCE"/>
     <w:multiLevelType w:val="multilevel"/>
     <w:tmpl w:val="8E964DCE"/>
-    <w:lvl w:ilvl="0">
+    <w:lvl w:ilvl="0" w:tentative="0">
       <w:start w:val="1"/>
       <w:numFmt w:val="decimal"/>
-      <w:pStyle w:val="Heading1"/>
+      <w:pStyle w:val="2"/>
       <w:lvlText w:val="%1."/>
       <w:lvlJc w:val="left"/>
       <w:pPr>
@@ -3831,10 +4506,10 @@
         <w:rFonts w:hint="default"/>
       </w:rPr>
     </w:lvl>
-    <w:lvl w:ilvl="1">
+    <w:lvl w:ilvl="1" w:tentative="0">
       <w:start w:val="1"/>
       <w:numFmt w:val="decimal"/>
-      <w:pStyle w:val="Heading2"/>
+      <w:pStyle w:val="3"/>
       <w:lvlText w:val="%1.%2."/>
       <w:lvlJc w:val="left"/>
       <w:pPr>
@@ -3844,10 +4519,10 @@
         <w:rFonts w:hint="default"/>
       </w:rPr>
     </w:lvl>
-    <w:lvl w:ilvl="2">
+    <w:lvl w:ilvl="2" w:tentative="0">
       <w:start w:val="1"/>
       <w:numFmt w:val="decimal"/>
-      <w:pStyle w:val="Heading3"/>
+      <w:pStyle w:val="4"/>
       <w:lvlText w:val="%1.%2.%3."/>
       <w:lvlJc w:val="left"/>
       <w:pPr>
@@ -3857,10 +4532,10 @@
         <w:rFonts w:hint="default"/>
       </w:rPr>
     </w:lvl>
-    <w:lvl w:ilvl="3">
+    <w:lvl w:ilvl="3" w:tentative="0">
       <w:start w:val="1"/>
       <w:numFmt w:val="decimal"/>
-      <w:pStyle w:val="Heading4"/>
+      <w:pStyle w:val="5"/>
       <w:lvlText w:val="%1.%2.%3.%4."/>
       <w:lvlJc w:val="left"/>
       <w:pPr>
@@ -3870,10 +4545,10 @@
         <w:rFonts w:hint="default"/>
       </w:rPr>
     </w:lvl>
-    <w:lvl w:ilvl="4">
+    <w:lvl w:ilvl="4" w:tentative="0">
       <w:start w:val="1"/>
       <w:numFmt w:val="decimal"/>
-      <w:pStyle w:val="Heading5"/>
+      <w:pStyle w:val="6"/>
       <w:lvlText w:val="%1.%2.%3.%4.%5."/>
       <w:lvlJc w:val="left"/>
       <w:pPr>
@@ -3883,10 +4558,10 @@
         <w:rFonts w:hint="default"/>
       </w:rPr>
     </w:lvl>
-    <w:lvl w:ilvl="5">
+    <w:lvl w:ilvl="5" w:tentative="0">
       <w:start w:val="1"/>
       <w:numFmt w:val="decimal"/>
-      <w:pStyle w:val="Heading6"/>
+      <w:pStyle w:val="7"/>
       <w:lvlText w:val="%1.%2.%3.%4.%5.%6."/>
       <w:lvlJc w:val="left"/>
       <w:pPr>
@@ -3896,10 +4571,10 @@
         <w:rFonts w:hint="default"/>
       </w:rPr>
     </w:lvl>
-    <w:lvl w:ilvl="6">
+    <w:lvl w:ilvl="6" w:tentative="0">
       <w:start w:val="1"/>
       <w:numFmt w:val="decimal"/>
-      <w:pStyle w:val="Heading7"/>
+      <w:pStyle w:val="8"/>
       <w:lvlText w:val="%1.%2.%3.%4.%5.%6.%7."/>
       <w:lvlJc w:val="left"/>
       <w:pPr>
@@ -3909,10 +4584,10 @@
         <w:rFonts w:hint="default"/>
       </w:rPr>
     </w:lvl>
-    <w:lvl w:ilvl="7">
+    <w:lvl w:ilvl="7" w:tentative="0">
       <w:start w:val="1"/>
       <w:numFmt w:val="decimal"/>
-      <w:pStyle w:val="Heading8"/>
+      <w:pStyle w:val="9"/>
       <w:lvlText w:val="%1.%2.%3.%4.%5.%6.%7.%8."/>
       <w:lvlJc w:val="left"/>
       <w:pPr>
@@ -3922,10 +4597,10 @@
         <w:rFonts w:hint="default"/>
       </w:rPr>
     </w:lvl>
-    <w:lvl w:ilvl="8">
+    <w:lvl w:ilvl="8" w:tentative="0">
       <w:start w:val="1"/>
       <w:numFmt w:val="decimal"/>
-      <w:pStyle w:val="Heading9"/>
+      <w:pStyle w:val="10"/>
       <w:lvlText w:val="%1.%2.%3.%4.%5.%6.%7.%8.%9."/>
       <w:lvlJc w:val="left"/>
       <w:pPr>
@@ -3943,267 +4618,269 @@
 </file>
 
 <file path=word/styles.xml><?xml version="1.0" encoding="utf-8"?>
-<w:styles xmlns:mc="http://schemas.openxmlformats.org/markup-compatibility/2006" xmlns:r="http://schemas.openxmlformats.org/officeDocument/2006/relationships" xmlns:w="http://schemas.openxmlformats.org/wordprocessingml/2006/main" xmlns:w14="http://schemas.microsoft.com/office/word/2010/wordml" xmlns:w15="http://schemas.microsoft.com/office/word/2012/wordml" mc:Ignorable="w14 w15">
+<w:styles xmlns:mc="http://schemas.openxmlformats.org/markup-compatibility/2006" xmlns:o="urn:schemas-microsoft-com:office:office" xmlns:r="http://schemas.openxmlformats.org/officeDocument/2006/relationships" xmlns:m="http://schemas.openxmlformats.org/officeDocument/2006/math" xmlns:v="urn:schemas-microsoft-com:vml" xmlns:w="http://schemas.openxmlformats.org/wordprocessingml/2006/main" xmlns:w14="http://schemas.microsoft.com/office/word/2010/wordml" xmlns:w10="urn:schemas-microsoft-com:office:word" xmlns:sl="http://schemas.openxmlformats.org/schemaLibrary/2006/main" xmlns:wpsCustomData="http://www.wps.cn/officeDocument/2013/wpsCustomData" mc:Ignorable="w14">
   <w:docDefaults>
     <w:rPrDefault>
       <w:rPr>
-        <w:rFonts w:ascii="Times New Roman" w:eastAsia="宋体" w:hAnsi="Times New Roman" w:cs="Times New Roman"/>
+        <w:rFonts w:ascii="Times New Roman" w:hAnsi="Times New Roman" w:eastAsia="宋体" w:cs="Times New Roman"/>
       </w:rPr>
     </w:rPrDefault>
     <w:pPrDefault/>
   </w:docDefaults>
-  <w:latentStyles w:defLockedState="0" w:defUIPriority="99" w:defSemiHidden="1" w:defUnhideWhenUsed="1" w:defQFormat="0" w:count="260">
-    <w:lsdException w:name="Normal" w:semiHidden="0" w:uiPriority="0" w:unhideWhenUsed="0" w:qFormat="1"/>
-    <w:lsdException w:name="heading 1" w:semiHidden="0" w:uiPriority="0" w:unhideWhenUsed="0" w:qFormat="1"/>
-    <w:lsdException w:name="heading 2" w:semiHidden="0" w:uiPriority="0" w:qFormat="1"/>
-    <w:lsdException w:name="heading 3" w:uiPriority="0" w:qFormat="1"/>
-    <w:lsdException w:name="heading 4" w:semiHidden="0" w:uiPriority="0" w:qFormat="1"/>
-    <w:lsdException w:name="heading 5" w:uiPriority="0" w:qFormat="1"/>
-    <w:lsdException w:name="heading 6" w:uiPriority="0" w:qFormat="1"/>
-    <w:lsdException w:name="heading 7" w:uiPriority="0" w:qFormat="1"/>
-    <w:lsdException w:name="heading 8" w:uiPriority="0" w:qFormat="1"/>
-    <w:lsdException w:name="heading 9" w:uiPriority="0" w:qFormat="1"/>
-    <w:lsdException w:name="index 1" w:semiHidden="0" w:uiPriority="0" w:unhideWhenUsed="0"/>
-    <w:lsdException w:name="index 2" w:semiHidden="0" w:uiPriority="0" w:unhideWhenUsed="0"/>
-    <w:lsdException w:name="index 3" w:semiHidden="0" w:uiPriority="0" w:unhideWhenUsed="0"/>
-    <w:lsdException w:name="index 4" w:semiHidden="0" w:uiPriority="0" w:unhideWhenUsed="0"/>
-    <w:lsdException w:name="index 5" w:semiHidden="0" w:uiPriority="0" w:unhideWhenUsed="0"/>
-    <w:lsdException w:name="index 6" w:semiHidden="0" w:uiPriority="0" w:unhideWhenUsed="0"/>
-    <w:lsdException w:name="index 7" w:semiHidden="0" w:uiPriority="0" w:unhideWhenUsed="0"/>
-    <w:lsdException w:name="index 8" w:semiHidden="0" w:uiPriority="0" w:unhideWhenUsed="0"/>
-    <w:lsdException w:name="index 9" w:semiHidden="0" w:uiPriority="0" w:unhideWhenUsed="0"/>
-    <w:lsdException w:name="toc 1" w:semiHidden="0" w:uiPriority="0" w:unhideWhenUsed="0" w:qFormat="1"/>
-    <w:lsdException w:name="toc 2" w:semiHidden="0" w:uiPriority="0" w:unhideWhenUsed="0" w:qFormat="1"/>
-    <w:lsdException w:name="toc 3" w:semiHidden="0" w:uiPriority="0" w:unhideWhenUsed="0" w:qFormat="1"/>
-    <w:lsdException w:name="toc 4" w:semiHidden="0" w:uiPriority="0" w:unhideWhenUsed="0"/>
-    <w:lsdException w:name="toc 5" w:semiHidden="0" w:uiPriority="0" w:unhideWhenUsed="0"/>
-    <w:lsdException w:name="toc 6" w:semiHidden="0" w:uiPriority="0" w:unhideWhenUsed="0"/>
-    <w:lsdException w:name="toc 7" w:semiHidden="0" w:uiPriority="0" w:unhideWhenUsed="0"/>
-    <w:lsdException w:name="toc 8" w:semiHidden="0" w:uiPriority="0" w:unhideWhenUsed="0"/>
-    <w:lsdException w:name="toc 9" w:semiHidden="0" w:uiPriority="0" w:unhideWhenUsed="0"/>
-    <w:lsdException w:name="Normal Indent" w:semiHidden="0" w:uiPriority="0" w:unhideWhenUsed="0"/>
-    <w:lsdException w:name="footnote text" w:semiHidden="0" w:uiPriority="0" w:unhideWhenUsed="0"/>
-    <w:lsdException w:name="annotation text" w:semiHidden="0" w:uiPriority="0" w:unhideWhenUsed="0" w:qFormat="1"/>
-    <w:lsdException w:name="header" w:semiHidden="0" w:uiPriority="0" w:unhideWhenUsed="0" w:qFormat="1"/>
-    <w:lsdException w:name="footer" w:semiHidden="0" w:uiPriority="0" w:unhideWhenUsed="0" w:qFormat="1"/>
-    <w:lsdException w:name="index heading" w:semiHidden="0" w:uiPriority="0" w:unhideWhenUsed="0"/>
-    <w:lsdException w:name="caption" w:uiPriority="0" w:qFormat="1"/>
-    <w:lsdException w:name="table of figures" w:semiHidden="0" w:uiPriority="0" w:unhideWhenUsed="0"/>
-    <w:lsdException w:name="envelope address" w:semiHidden="0" w:uiPriority="0" w:unhideWhenUsed="0"/>
-    <w:lsdException w:name="envelope return" w:semiHidden="0" w:uiPriority="0" w:unhideWhenUsed="0"/>
-    <w:lsdException w:name="footnote reference" w:semiHidden="0" w:uiPriority="0" w:unhideWhenUsed="0"/>
-    <w:lsdException w:name="annotation reference" w:semiHidden="0" w:uiPriority="0" w:unhideWhenUsed="0"/>
-    <w:lsdException w:name="line number" w:semiHidden="0" w:uiPriority="0" w:unhideWhenUsed="0"/>
-    <w:lsdException w:name="page number" w:semiHidden="0" w:uiPriority="0" w:unhideWhenUsed="0"/>
-    <w:lsdException w:name="endnote reference" w:semiHidden="0" w:uiPriority="0" w:unhideWhenUsed="0"/>
-    <w:lsdException w:name="endnote text" w:semiHidden="0" w:uiPriority="0" w:unhideWhenUsed="0"/>
-    <w:lsdException w:name="table of authorities" w:semiHidden="0" w:uiPriority="0" w:unhideWhenUsed="0"/>
-    <w:lsdException w:name="macro" w:semiHidden="0" w:uiPriority="0" w:unhideWhenUsed="0"/>
-    <w:lsdException w:name="toa heading" w:semiHidden="0" w:uiPriority="0" w:unhideWhenUsed="0"/>
-    <w:lsdException w:name="List" w:semiHidden="0" w:uiPriority="0" w:unhideWhenUsed="0"/>
-    <w:lsdException w:name="List Bullet" w:semiHidden="0" w:uiPriority="0" w:unhideWhenUsed="0"/>
-    <w:lsdException w:name="List Number" w:semiHidden="0" w:uiPriority="0" w:unhideWhenUsed="0"/>
-    <w:lsdException w:name="List 2" w:semiHidden="0" w:uiPriority="0" w:unhideWhenUsed="0"/>
-    <w:lsdException w:name="List 3" w:semiHidden="0" w:uiPriority="0" w:unhideWhenUsed="0"/>
-    <w:lsdException w:name="List 4" w:semiHidden="0" w:uiPriority="0" w:unhideWhenUsed="0"/>
-    <w:lsdException w:name="List 5" w:semiHidden="0" w:uiPriority="0" w:unhideWhenUsed="0"/>
-    <w:lsdException w:name="List Bullet 2" w:semiHidden="0" w:uiPriority="0" w:unhideWhenUsed="0"/>
-    <w:lsdException w:name="List Bullet 3" w:semiHidden="0" w:uiPriority="0" w:unhideWhenUsed="0"/>
-    <w:lsdException w:name="List Bullet 4" w:semiHidden="0" w:uiPriority="0" w:unhideWhenUsed="0"/>
-    <w:lsdException w:name="List Bullet 5" w:semiHidden="0" w:uiPriority="0" w:unhideWhenUsed="0"/>
-    <w:lsdException w:name="List Number 2" w:semiHidden="0" w:uiPriority="0" w:unhideWhenUsed="0"/>
-    <w:lsdException w:name="List Number 3" w:semiHidden="0" w:uiPriority="0" w:unhideWhenUsed="0"/>
-    <w:lsdException w:name="List Number 4" w:semiHidden="0" w:uiPriority="0" w:unhideWhenUsed="0"/>
-    <w:lsdException w:name="List Number 5" w:semiHidden="0" w:uiPriority="0" w:unhideWhenUsed="0"/>
-    <w:lsdException w:name="Title" w:semiHidden="0" w:uiPriority="0" w:unhideWhenUsed="0" w:qFormat="1"/>
-    <w:lsdException w:name="Closing" w:semiHidden="0" w:uiPriority="0" w:unhideWhenUsed="0"/>
-    <w:lsdException w:name="Signature" w:semiHidden="0" w:uiPriority="0" w:unhideWhenUsed="0"/>
-    <w:lsdException w:name="Default Paragraph Font" w:uiPriority="0" w:unhideWhenUsed="0" w:qFormat="1"/>
-    <w:lsdException w:name="Body Text" w:uiPriority="0" w:unhideWhenUsed="0" w:qFormat="1"/>
-    <w:lsdException w:name="Body Text Indent" w:semiHidden="0" w:uiPriority="0" w:unhideWhenUsed="0"/>
-    <w:lsdException w:name="List Continue" w:semiHidden="0" w:uiPriority="0" w:unhideWhenUsed="0"/>
-    <w:lsdException w:name="List Continue 2" w:semiHidden="0" w:uiPriority="0" w:unhideWhenUsed="0"/>
-    <w:lsdException w:name="List Continue 3" w:semiHidden="0" w:uiPriority="0" w:unhideWhenUsed="0"/>
-    <w:lsdException w:name="List Continue 4" w:semiHidden="0" w:uiPriority="0" w:unhideWhenUsed="0"/>
-    <w:lsdException w:name="List Continue 5" w:semiHidden="0" w:uiPriority="0" w:unhideWhenUsed="0"/>
-    <w:lsdException w:name="Message Header" w:semiHidden="0" w:uiPriority="0" w:unhideWhenUsed="0"/>
-    <w:lsdException w:name="Subtitle" w:semiHidden="0" w:uiPriority="0" w:unhideWhenUsed="0" w:qFormat="1"/>
-    <w:lsdException w:name="Salutation" w:semiHidden="0" w:uiPriority="0" w:unhideWhenUsed="0"/>
-    <w:lsdException w:name="Date" w:semiHidden="0" w:uiPriority="0" w:unhideWhenUsed="0"/>
-    <w:lsdException w:name="Body Text First Indent" w:semiHidden="0" w:uiPriority="0" w:unhideWhenUsed="0"/>
-    <w:lsdException w:name="Body Text First Indent 2" w:semiHidden="0" w:uiPriority="0" w:unhideWhenUsed="0"/>
-    <w:lsdException w:name="Body Text 2" w:semiHidden="0" w:uiPriority="0" w:unhideWhenUsed="0"/>
-    <w:lsdException w:name="Body Text 3" w:semiHidden="0" w:uiPriority="0" w:unhideWhenUsed="0"/>
-    <w:lsdException w:name="Body Text Indent 2" w:semiHidden="0" w:uiPriority="0" w:unhideWhenUsed="0"/>
-    <w:lsdException w:name="Body Text Indent 3" w:semiHidden="0" w:uiPriority="0" w:unhideWhenUsed="0"/>
-    <w:lsdException w:name="Block Text" w:semiHidden="0" w:uiPriority="0" w:unhideWhenUsed="0"/>
-    <w:lsdException w:name="Hyperlink" w:semiHidden="0" w:uiPriority="0" w:unhideWhenUsed="0"/>
-    <w:lsdException w:name="FollowedHyperlink" w:semiHidden="0" w:uiPriority="0" w:unhideWhenUsed="0"/>
-    <w:lsdException w:name="Strong" w:semiHidden="0" w:uiPriority="0" w:unhideWhenUsed="0" w:qFormat="1"/>
-    <w:lsdException w:name="Emphasis" w:semiHidden="0" w:uiPriority="0" w:unhideWhenUsed="0" w:qFormat="1"/>
-    <w:lsdException w:name="Document Map" w:semiHidden="0" w:uiPriority="0" w:unhideWhenUsed="0"/>
-    <w:lsdException w:name="Plain Text" w:semiHidden="0" w:uiPriority="0" w:unhideWhenUsed="0"/>
-    <w:lsdException w:name="E-mail Signature" w:semiHidden="0" w:uiPriority="0" w:unhideWhenUsed="0"/>
-    <w:lsdException w:name="Normal (Web)" w:semiHidden="0" w:uiPriority="0" w:unhideWhenUsed="0" w:qFormat="1"/>
-    <w:lsdException w:name="HTML Acronym" w:semiHidden="0" w:uiPriority="0" w:unhideWhenUsed="0"/>
-    <w:lsdException w:name="HTML Address" w:semiHidden="0" w:uiPriority="0" w:unhideWhenUsed="0"/>
-    <w:lsdException w:name="HTML Cite" w:semiHidden="0" w:uiPriority="0" w:unhideWhenUsed="0"/>
-    <w:lsdException w:name="HTML Code" w:semiHidden="0" w:uiPriority="0" w:unhideWhenUsed="0"/>
-    <w:lsdException w:name="HTML Definition" w:semiHidden="0" w:uiPriority="0" w:unhideWhenUsed="0"/>
-    <w:lsdException w:name="HTML Keyboard" w:semiHidden="0" w:uiPriority="0" w:unhideWhenUsed="0"/>
-    <w:lsdException w:name="HTML Preformatted" w:semiHidden="0" w:uiPriority="0" w:unhideWhenUsed="0"/>
-    <w:lsdException w:name="HTML Sample" w:semiHidden="0" w:uiPriority="0" w:unhideWhenUsed="0"/>
-    <w:lsdException w:name="HTML Typewriter" w:semiHidden="0" w:uiPriority="0" w:unhideWhenUsed="0"/>
-    <w:lsdException w:name="HTML Variable" w:semiHidden="0" w:uiPriority="0" w:unhideWhenUsed="0"/>
-    <w:lsdException w:name="Normal Table" w:uiPriority="0" w:unhideWhenUsed="0" w:qFormat="1"/>
-    <w:lsdException w:name="annotation subject" w:semiHidden="0" w:uiPriority="0" w:unhideWhenUsed="0"/>
-    <w:lsdException w:name="Table Simple 1" w:semiHidden="0" w:uiPriority="0" w:unhideWhenUsed="0"/>
-    <w:lsdException w:name="Table Simple 2" w:semiHidden="0" w:uiPriority="0" w:unhideWhenUsed="0"/>
-    <w:lsdException w:name="Table Simple 3" w:semiHidden="0" w:uiPriority="0" w:unhideWhenUsed="0"/>
-    <w:lsdException w:name="Table Classic 1" w:semiHidden="0" w:uiPriority="0" w:unhideWhenUsed="0"/>
-    <w:lsdException w:name="Table Classic 2" w:semiHidden="0" w:uiPriority="0" w:unhideWhenUsed="0"/>
-    <w:lsdException w:name="Table Classic 3" w:semiHidden="0" w:uiPriority="0" w:unhideWhenUsed="0"/>
-    <w:lsdException w:name="Table Classic 4" w:semiHidden="0" w:uiPriority="0" w:unhideWhenUsed="0"/>
-    <w:lsdException w:name="Table Colorful 1" w:semiHidden="0" w:uiPriority="0" w:unhideWhenUsed="0"/>
-    <w:lsdException w:name="Table Colorful 2" w:semiHidden="0" w:uiPriority="0" w:unhideWhenUsed="0"/>
-    <w:lsdException w:name="Table Colorful 3" w:semiHidden="0" w:uiPriority="0" w:unhideWhenUsed="0"/>
-    <w:lsdException w:name="Table Columns 1" w:semiHidden="0" w:uiPriority="0" w:unhideWhenUsed="0"/>
-    <w:lsdException w:name="Table Columns 2" w:semiHidden="0" w:uiPriority="0" w:unhideWhenUsed="0"/>
-    <w:lsdException w:name="Table Columns 3" w:semiHidden="0" w:uiPriority="0" w:unhideWhenUsed="0"/>
-    <w:lsdException w:name="Table Columns 4" w:semiHidden="0" w:uiPriority="0" w:unhideWhenUsed="0"/>
-    <w:lsdException w:name="Table Columns 5" w:semiHidden="0" w:uiPriority="0" w:unhideWhenUsed="0"/>
-    <w:lsdException w:name="Table Grid 1" w:semiHidden="0" w:uiPriority="0" w:unhideWhenUsed="0"/>
-    <w:lsdException w:name="Table Grid 2" w:semiHidden="0" w:uiPriority="0" w:unhideWhenUsed="0"/>
-    <w:lsdException w:name="Table Grid 3" w:semiHidden="0" w:uiPriority="0" w:unhideWhenUsed="0"/>
-    <w:lsdException w:name="Table Grid 4" w:semiHidden="0" w:uiPriority="0" w:unhideWhenUsed="0"/>
-    <w:lsdException w:name="Table Grid 5" w:semiHidden="0" w:uiPriority="0" w:unhideWhenUsed="0"/>
-    <w:lsdException w:name="Table Grid 6" w:semiHidden="0" w:uiPriority="0" w:unhideWhenUsed="0"/>
-    <w:lsdException w:name="Table Grid 7" w:semiHidden="0" w:uiPriority="0" w:unhideWhenUsed="0"/>
-    <w:lsdException w:name="Table Grid 8" w:semiHidden="0" w:uiPriority="0" w:unhideWhenUsed="0"/>
-    <w:lsdException w:name="Table List 1" w:semiHidden="0" w:uiPriority="0" w:unhideWhenUsed="0"/>
-    <w:lsdException w:name="Table List 2" w:semiHidden="0" w:uiPriority="0" w:unhideWhenUsed="0"/>
-    <w:lsdException w:name="Table List 3" w:semiHidden="0" w:uiPriority="0" w:unhideWhenUsed="0"/>
-    <w:lsdException w:name="Table List 4" w:semiHidden="0" w:uiPriority="0" w:unhideWhenUsed="0"/>
-    <w:lsdException w:name="Table List 5" w:semiHidden="0" w:uiPriority="0" w:unhideWhenUsed="0"/>
-    <w:lsdException w:name="Table List 6" w:semiHidden="0" w:uiPriority="0" w:unhideWhenUsed="0"/>
-    <w:lsdException w:name="Table List 7" w:semiHidden="0" w:uiPriority="0" w:unhideWhenUsed="0"/>
-    <w:lsdException w:name="Table List 8" w:semiHidden="0" w:uiPriority="0" w:unhideWhenUsed="0"/>
-    <w:lsdException w:name="Table 3D effects 1" w:semiHidden="0" w:uiPriority="0" w:unhideWhenUsed="0"/>
-    <w:lsdException w:name="Table 3D effects 2" w:semiHidden="0" w:uiPriority="0" w:unhideWhenUsed="0"/>
-    <w:lsdException w:name="Table 3D effects 3" w:semiHidden="0" w:uiPriority="0" w:unhideWhenUsed="0"/>
-    <w:lsdException w:name="Table Contemporary" w:semiHidden="0" w:uiPriority="0" w:unhideWhenUsed="0"/>
-    <w:lsdException w:name="Table Elegant" w:semiHidden="0" w:uiPriority="0" w:unhideWhenUsed="0"/>
-    <w:lsdException w:name="Table Professional" w:semiHidden="0" w:uiPriority="0" w:unhideWhenUsed="0"/>
-    <w:lsdException w:name="Table Subtle 1" w:semiHidden="0" w:uiPriority="0" w:unhideWhenUsed="0"/>
-    <w:lsdException w:name="Table Subtle 2" w:semiHidden="0" w:uiPriority="0" w:unhideWhenUsed="0"/>
-    <w:lsdException w:name="Table Web 1" w:semiHidden="0" w:uiPriority="0" w:unhideWhenUsed="0"/>
-    <w:lsdException w:name="Table Web 2" w:semiHidden="0" w:uiPriority="0" w:unhideWhenUsed="0"/>
-    <w:lsdException w:name="Table Web 3" w:semiHidden="0" w:uiPriority="0" w:unhideWhenUsed="0"/>
-    <w:lsdException w:name="Balloon Text" w:semiHidden="0" w:uiPriority="0" w:unhideWhenUsed="0"/>
-    <w:lsdException w:name="Table Grid" w:semiHidden="0" w:uiPriority="0" w:unhideWhenUsed="0" w:qFormat="1"/>
-    <w:lsdException w:name="Table Theme" w:semiHidden="0" w:uiPriority="0" w:unhideWhenUsed="0"/>
-    <w:lsdException w:name="Light Shading" w:semiHidden="0" w:uiPriority="60" w:unhideWhenUsed="0"/>
-    <w:lsdException w:name="Light List" w:semiHidden="0" w:uiPriority="61" w:unhideWhenUsed="0"/>
-    <w:lsdException w:name="Light Grid" w:semiHidden="0" w:uiPriority="62" w:unhideWhenUsed="0"/>
-    <w:lsdException w:name="Medium Shading 1" w:semiHidden="0" w:uiPriority="63" w:unhideWhenUsed="0"/>
-    <w:lsdException w:name="Medium Shading 2" w:semiHidden="0" w:uiPriority="64" w:unhideWhenUsed="0"/>
-    <w:lsdException w:name="Medium List 1" w:semiHidden="0" w:uiPriority="65" w:unhideWhenUsed="0"/>
-    <w:lsdException w:name="Medium List 2" w:semiHidden="0" w:uiPriority="66" w:unhideWhenUsed="0"/>
-    <w:lsdException w:name="Medium Grid 1" w:semiHidden="0" w:uiPriority="67" w:unhideWhenUsed="0"/>
-    <w:lsdException w:name="Medium Grid 2" w:semiHidden="0" w:uiPriority="68" w:unhideWhenUsed="0"/>
-    <w:lsdException w:name="Medium Grid 3" w:semiHidden="0" w:uiPriority="69" w:unhideWhenUsed="0"/>
-    <w:lsdException w:name="Dark List" w:semiHidden="0" w:uiPriority="70" w:unhideWhenUsed="0"/>
-    <w:lsdException w:name="Colorful Shading" w:semiHidden="0" w:uiPriority="71" w:unhideWhenUsed="0"/>
-    <w:lsdException w:name="Colorful List" w:semiHidden="0" w:uiPriority="72" w:unhideWhenUsed="0"/>
-    <w:lsdException w:name="Colorful Grid" w:semiHidden="0" w:uiPriority="73" w:unhideWhenUsed="0"/>
-    <w:lsdException w:name="Light Shading Accent 1" w:semiHidden="0" w:uiPriority="60" w:unhideWhenUsed="0"/>
-    <w:lsdException w:name="Light List Accent 1" w:semiHidden="0" w:uiPriority="61" w:unhideWhenUsed="0"/>
-    <w:lsdException w:name="Light Grid Accent 1" w:semiHidden="0" w:uiPriority="62" w:unhideWhenUsed="0"/>
-    <w:lsdException w:name="Medium Shading 1 Accent 1" w:semiHidden="0" w:uiPriority="63" w:unhideWhenUsed="0"/>
-    <w:lsdException w:name="Medium Shading 2 Accent 1" w:semiHidden="0" w:uiPriority="64" w:unhideWhenUsed="0"/>
-    <w:lsdException w:name="Medium List 1 Accent 1" w:semiHidden="0" w:uiPriority="65" w:unhideWhenUsed="0"/>
-    <w:lsdException w:name="Medium List 2 Accent 1" w:semiHidden="0" w:uiPriority="66" w:unhideWhenUsed="0"/>
-    <w:lsdException w:name="Medium Grid 1 Accent 1" w:semiHidden="0" w:uiPriority="67" w:unhideWhenUsed="0"/>
-    <w:lsdException w:name="Medium Grid 2 Accent 1" w:semiHidden="0" w:uiPriority="68" w:unhideWhenUsed="0"/>
-    <w:lsdException w:name="Medium Grid 3 Accent 1" w:semiHidden="0" w:uiPriority="69" w:unhideWhenUsed="0"/>
-    <w:lsdException w:name="Dark List Accent 1" w:semiHidden="0" w:uiPriority="70" w:unhideWhenUsed="0"/>
-    <w:lsdException w:name="Colorful Shading Accent 1" w:semiHidden="0" w:uiPriority="71" w:unhideWhenUsed="0"/>
-    <w:lsdException w:name="Colorful List Accent 1" w:semiHidden="0" w:uiPriority="72" w:unhideWhenUsed="0"/>
-    <w:lsdException w:name="Colorful Grid Accent 1" w:semiHidden="0" w:uiPriority="73" w:unhideWhenUsed="0"/>
-    <w:lsdException w:name="Light Shading Accent 2" w:semiHidden="0" w:uiPriority="60" w:unhideWhenUsed="0"/>
-    <w:lsdException w:name="Light List Accent 2" w:semiHidden="0" w:uiPriority="61" w:unhideWhenUsed="0"/>
-    <w:lsdException w:name="Light Grid Accent 2" w:semiHidden="0" w:uiPriority="62" w:unhideWhenUsed="0"/>
-    <w:lsdException w:name="Medium Shading 1 Accent 2" w:semiHidden="0" w:uiPriority="63" w:unhideWhenUsed="0"/>
-    <w:lsdException w:name="Medium Shading 2 Accent 2" w:semiHidden="0" w:uiPriority="64" w:unhideWhenUsed="0"/>
-    <w:lsdException w:name="Medium List 1 Accent 2" w:semiHidden="0" w:uiPriority="65" w:unhideWhenUsed="0"/>
-    <w:lsdException w:name="Medium List 2 Accent 2" w:semiHidden="0" w:uiPriority="66" w:unhideWhenUsed="0"/>
-    <w:lsdException w:name="Medium Grid 1 Accent 2" w:semiHidden="0" w:uiPriority="67" w:unhideWhenUsed="0"/>
-    <w:lsdException w:name="Medium Grid 2 Accent 2" w:semiHidden="0" w:uiPriority="68" w:unhideWhenUsed="0"/>
-    <w:lsdException w:name="Medium Grid 3 Accent 2" w:semiHidden="0" w:uiPriority="69" w:unhideWhenUsed="0"/>
-    <w:lsdException w:name="Dark List Accent 2" w:semiHidden="0" w:uiPriority="70" w:unhideWhenUsed="0"/>
-    <w:lsdException w:name="Colorful Shading Accent 2" w:semiHidden="0" w:uiPriority="71" w:unhideWhenUsed="0"/>
-    <w:lsdException w:name="Colorful List Accent 2" w:semiHidden="0" w:uiPriority="72" w:unhideWhenUsed="0"/>
-    <w:lsdException w:name="Colorful Grid Accent 2" w:semiHidden="0" w:uiPriority="73" w:unhideWhenUsed="0"/>
-    <w:lsdException w:name="Light Shading Accent 3" w:semiHidden="0" w:uiPriority="60" w:unhideWhenUsed="0"/>
-    <w:lsdException w:name="Light List Accent 3" w:semiHidden="0" w:uiPriority="61" w:unhideWhenUsed="0"/>
-    <w:lsdException w:name="Light Grid Accent 3" w:semiHidden="0" w:uiPriority="62" w:unhideWhenUsed="0"/>
-    <w:lsdException w:name="Medium Shading 1 Accent 3" w:semiHidden="0" w:uiPriority="63" w:unhideWhenUsed="0"/>
-    <w:lsdException w:name="Medium Shading 2 Accent 3" w:semiHidden="0" w:uiPriority="64" w:unhideWhenUsed="0"/>
-    <w:lsdException w:name="Medium List 1 Accent 3" w:semiHidden="0" w:uiPriority="65" w:unhideWhenUsed="0"/>
-    <w:lsdException w:name="Medium List 2 Accent 3" w:semiHidden="0" w:uiPriority="66" w:unhideWhenUsed="0"/>
-    <w:lsdException w:name="Medium Grid 1 Accent 3" w:semiHidden="0" w:uiPriority="67" w:unhideWhenUsed="0"/>
-    <w:lsdException w:name="Medium Grid 2 Accent 3" w:semiHidden="0" w:uiPriority="68" w:unhideWhenUsed="0"/>
-    <w:lsdException w:name="Medium Grid 3 Accent 3" w:semiHidden="0" w:uiPriority="69" w:unhideWhenUsed="0"/>
-    <w:lsdException w:name="Dark List Accent 3" w:semiHidden="0" w:uiPriority="70" w:unhideWhenUsed="0"/>
-    <w:lsdException w:name="Colorful Shading Accent 3" w:semiHidden="0" w:uiPriority="71" w:unhideWhenUsed="0"/>
-    <w:lsdException w:name="Colorful List Accent 3" w:semiHidden="0" w:uiPriority="72" w:unhideWhenUsed="0"/>
-    <w:lsdException w:name="Colorful Grid Accent 3" w:semiHidden="0" w:uiPriority="73" w:unhideWhenUsed="0"/>
-    <w:lsdException w:name="Light Shading Accent 4" w:semiHidden="0" w:uiPriority="60" w:unhideWhenUsed="0"/>
-    <w:lsdException w:name="Light List Accent 4" w:semiHidden="0" w:uiPriority="61" w:unhideWhenUsed="0"/>
-    <w:lsdException w:name="Light Grid Accent 4" w:semiHidden="0" w:uiPriority="62" w:unhideWhenUsed="0"/>
-    <w:lsdException w:name="Medium Shading 1 Accent 4" w:semiHidden="0" w:uiPriority="63" w:unhideWhenUsed="0"/>
-    <w:lsdException w:name="Medium Shading 2 Accent 4" w:semiHidden="0" w:uiPriority="64" w:unhideWhenUsed="0"/>
-    <w:lsdException w:name="Medium List 1 Accent 4" w:semiHidden="0" w:uiPriority="65" w:unhideWhenUsed="0"/>
-    <w:lsdException w:name="Medium List 2 Accent 4" w:semiHidden="0" w:uiPriority="66" w:unhideWhenUsed="0"/>
-    <w:lsdException w:name="Medium Grid 1 Accent 4" w:semiHidden="0" w:uiPriority="67" w:unhideWhenUsed="0"/>
-    <w:lsdException w:name="Medium Grid 2 Accent 4" w:semiHidden="0" w:uiPriority="68" w:unhideWhenUsed="0"/>
-    <w:lsdException w:name="Medium Grid 3 Accent 4" w:semiHidden="0" w:uiPriority="69" w:unhideWhenUsed="0"/>
-    <w:lsdException w:name="Dark List Accent 4" w:semiHidden="0" w:uiPriority="70" w:unhideWhenUsed="0"/>
-    <w:lsdException w:name="Colorful Shading Accent 4" w:semiHidden="0" w:uiPriority="71" w:unhideWhenUsed="0"/>
-    <w:lsdException w:name="Colorful List Accent 4" w:semiHidden="0" w:uiPriority="72" w:unhideWhenUsed="0"/>
-    <w:lsdException w:name="Colorful Grid Accent 4" w:semiHidden="0" w:uiPriority="73" w:unhideWhenUsed="0"/>
-    <w:lsdException w:name="Light Shading Accent 5" w:semiHidden="0" w:uiPriority="60" w:unhideWhenUsed="0"/>
-    <w:lsdException w:name="Light List Accent 5" w:semiHidden="0" w:uiPriority="61" w:unhideWhenUsed="0"/>
-    <w:lsdException w:name="Light Grid Accent 5" w:semiHidden="0" w:uiPriority="62" w:unhideWhenUsed="0"/>
-    <w:lsdException w:name="Medium Shading 1 Accent 5" w:semiHidden="0" w:uiPriority="63" w:unhideWhenUsed="0"/>
-    <w:lsdException w:name="Medium Shading 2 Accent 5" w:semiHidden="0" w:uiPriority="64" w:unhideWhenUsed="0"/>
-    <w:lsdException w:name="Medium List 1 Accent 5" w:semiHidden="0" w:uiPriority="65" w:unhideWhenUsed="0"/>
-    <w:lsdException w:name="Medium List 2 Accent 5" w:semiHidden="0" w:uiPriority="66" w:unhideWhenUsed="0"/>
-    <w:lsdException w:name="Medium Grid 1 Accent 5" w:semiHidden="0" w:uiPriority="67" w:unhideWhenUsed="0"/>
-    <w:lsdException w:name="Medium Grid 2 Accent 5" w:semiHidden="0" w:uiPriority="68" w:unhideWhenUsed="0"/>
-    <w:lsdException w:name="Medium Grid 3 Accent 5" w:semiHidden="0" w:uiPriority="69" w:unhideWhenUsed="0"/>
-    <w:lsdException w:name="Dark List Accent 5" w:semiHidden="0" w:uiPriority="70" w:unhideWhenUsed="0"/>
-    <w:lsdException w:name="Colorful Shading Accent 5" w:semiHidden="0" w:uiPriority="71" w:unhideWhenUsed="0"/>
-    <w:lsdException w:name="Colorful List Accent 5" w:semiHidden="0" w:uiPriority="72" w:unhideWhenUsed="0"/>
-    <w:lsdException w:name="Colorful Grid Accent 5" w:semiHidden="0" w:uiPriority="73" w:unhideWhenUsed="0"/>
-    <w:lsdException w:name="Light Shading Accent 6" w:semiHidden="0" w:uiPriority="60" w:unhideWhenUsed="0"/>
-    <w:lsdException w:name="Light List Accent 6" w:semiHidden="0" w:uiPriority="61" w:unhideWhenUsed="0"/>
-    <w:lsdException w:name="Light Grid Accent 6" w:semiHidden="0" w:uiPriority="62" w:unhideWhenUsed="0"/>
-    <w:lsdException w:name="Medium Shading 1 Accent 6" w:semiHidden="0" w:uiPriority="63" w:unhideWhenUsed="0"/>
-    <w:lsdException w:name="Medium Shading 2 Accent 6" w:semiHidden="0" w:uiPriority="64" w:unhideWhenUsed="0"/>
-    <w:lsdException w:name="Medium List 1 Accent 6" w:semiHidden="0" w:uiPriority="65" w:unhideWhenUsed="0"/>
-    <w:lsdException w:name="Medium List 2 Accent 6" w:semiHidden="0" w:uiPriority="66" w:unhideWhenUsed="0"/>
-    <w:lsdException w:name="Medium Grid 1 Accent 6" w:semiHidden="0" w:uiPriority="67" w:unhideWhenUsed="0"/>
-    <w:lsdException w:name="Medium Grid 2 Accent 6" w:semiHidden="0" w:uiPriority="68" w:unhideWhenUsed="0"/>
-    <w:lsdException w:name="Medium Grid 3 Accent 6" w:semiHidden="0" w:uiPriority="69" w:unhideWhenUsed="0"/>
-    <w:lsdException w:name="Dark List Accent 6" w:semiHidden="0" w:uiPriority="70" w:unhideWhenUsed="0"/>
-    <w:lsdException w:name="Colorful Shading Accent 6" w:semiHidden="0" w:uiPriority="71" w:unhideWhenUsed="0"/>
-    <w:lsdException w:name="Colorful List Accent 6" w:semiHidden="0" w:uiPriority="72" w:unhideWhenUsed="0"/>
-    <w:lsdException w:name="Colorful Grid Accent 6" w:semiHidden="0" w:uiPriority="73" w:unhideWhenUsed="0"/>
+  <w:latentStyles w:count="260" w:defQFormat="0" w:defUnhideWhenUsed="1" w:defSemiHidden="1" w:defUIPriority="99" w:defLockedState="0">
+    <w:lsdException w:qFormat="1" w:unhideWhenUsed="0" w:uiPriority="0" w:semiHidden="0" w:name="Normal"/>
+    <w:lsdException w:qFormat="1" w:unhideWhenUsed="0" w:uiPriority="0" w:semiHidden="0" w:name="heading 1"/>
+    <w:lsdException w:qFormat="1" w:uiPriority="0" w:semiHidden="0" w:name="heading 2"/>
+    <w:lsdException w:qFormat="1" w:uiPriority="0" w:name="heading 3"/>
+    <w:lsdException w:qFormat="1" w:uiPriority="0" w:semiHidden="0" w:name="heading 4"/>
+    <w:lsdException w:qFormat="1" w:uiPriority="0" w:name="heading 5"/>
+    <w:lsdException w:qFormat="1" w:uiPriority="0" w:name="heading 6"/>
+    <w:lsdException w:qFormat="1" w:uiPriority="0" w:name="heading 7"/>
+    <w:lsdException w:qFormat="1" w:uiPriority="0" w:name="heading 8"/>
+    <w:lsdException w:qFormat="1" w:uiPriority="0" w:name="heading 9"/>
+    <w:lsdException w:unhideWhenUsed="0" w:uiPriority="0" w:semiHidden="0" w:name="index 1"/>
+    <w:lsdException w:unhideWhenUsed="0" w:uiPriority="0" w:semiHidden="0" w:name="index 2"/>
+    <w:lsdException w:unhideWhenUsed="0" w:uiPriority="0" w:semiHidden="0" w:name="index 3"/>
+    <w:lsdException w:unhideWhenUsed="0" w:uiPriority="0" w:semiHidden="0" w:name="index 4"/>
+    <w:lsdException w:unhideWhenUsed="0" w:uiPriority="0" w:semiHidden="0" w:name="index 5"/>
+    <w:lsdException w:unhideWhenUsed="0" w:uiPriority="0" w:semiHidden="0" w:name="index 6"/>
+    <w:lsdException w:unhideWhenUsed="0" w:uiPriority="0" w:semiHidden="0" w:name="index 7"/>
+    <w:lsdException w:unhideWhenUsed="0" w:uiPriority="0" w:semiHidden="0" w:name="index 8"/>
+    <w:lsdException w:unhideWhenUsed="0" w:uiPriority="0" w:semiHidden="0" w:name="index 9"/>
+    <w:lsdException w:qFormat="1" w:unhideWhenUsed="0" w:uiPriority="0" w:semiHidden="0" w:name="toc 1"/>
+    <w:lsdException w:qFormat="1" w:unhideWhenUsed="0" w:uiPriority="0" w:semiHidden="0" w:name="toc 2"/>
+    <w:lsdException w:qFormat="1" w:unhideWhenUsed="0" w:uiPriority="0" w:semiHidden="0" w:name="toc 3"/>
+    <w:lsdException w:unhideWhenUsed="0" w:uiPriority="0" w:semiHidden="0" w:name="toc 4"/>
+    <w:lsdException w:unhideWhenUsed="0" w:uiPriority="0" w:semiHidden="0" w:name="toc 5"/>
+    <w:lsdException w:unhideWhenUsed="0" w:uiPriority="0" w:semiHidden="0" w:name="toc 6"/>
+    <w:lsdException w:unhideWhenUsed="0" w:uiPriority="0" w:semiHidden="0" w:name="toc 7"/>
+    <w:lsdException w:unhideWhenUsed="0" w:uiPriority="0" w:semiHidden="0" w:name="toc 8"/>
+    <w:lsdException w:unhideWhenUsed="0" w:uiPriority="0" w:semiHidden="0" w:name="toc 9"/>
+    <w:lsdException w:unhideWhenUsed="0" w:uiPriority="0" w:semiHidden="0" w:name="Normal Indent"/>
+    <w:lsdException w:unhideWhenUsed="0" w:uiPriority="0" w:semiHidden="0" w:name="footnote text"/>
+    <w:lsdException w:qFormat="1" w:unhideWhenUsed="0" w:uiPriority="0" w:semiHidden="0" w:name="annotation text"/>
+    <w:lsdException w:qFormat="1" w:unhideWhenUsed="0" w:uiPriority="0" w:semiHidden="0" w:name="header"/>
+    <w:lsdException w:qFormat="1" w:unhideWhenUsed="0" w:uiPriority="0" w:semiHidden="0" w:name="footer"/>
+    <w:lsdException w:unhideWhenUsed="0" w:uiPriority="0" w:semiHidden="0" w:name="index heading"/>
+    <w:lsdException w:qFormat="1" w:uiPriority="0" w:name="caption"/>
+    <w:lsdException w:unhideWhenUsed="0" w:uiPriority="0" w:semiHidden="0" w:name="table of figures"/>
+    <w:lsdException w:unhideWhenUsed="0" w:uiPriority="0" w:semiHidden="0" w:name="envelope address"/>
+    <w:lsdException w:unhideWhenUsed="0" w:uiPriority="0" w:semiHidden="0" w:name="envelope return"/>
+    <w:lsdException w:unhideWhenUsed="0" w:uiPriority="0" w:semiHidden="0" w:name="footnote reference"/>
+    <w:lsdException w:unhideWhenUsed="0" w:uiPriority="0" w:semiHidden="0" w:name="annotation reference"/>
+    <w:lsdException w:unhideWhenUsed="0" w:uiPriority="0" w:semiHidden="0" w:name="line number"/>
+    <w:lsdException w:unhideWhenUsed="0" w:uiPriority="0" w:semiHidden="0" w:name="page number"/>
+    <w:lsdException w:unhideWhenUsed="0" w:uiPriority="0" w:semiHidden="0" w:name="endnote reference"/>
+    <w:lsdException w:unhideWhenUsed="0" w:uiPriority="0" w:semiHidden="0" w:name="endnote text"/>
+    <w:lsdException w:unhideWhenUsed="0" w:uiPriority="0" w:semiHidden="0" w:name="table of authorities"/>
+    <w:lsdException w:unhideWhenUsed="0" w:uiPriority="0" w:semiHidden="0" w:name="macro"/>
+    <w:lsdException w:unhideWhenUsed="0" w:uiPriority="0" w:semiHidden="0" w:name="toa heading"/>
+    <w:lsdException w:unhideWhenUsed="0" w:uiPriority="0" w:semiHidden="0" w:name="List"/>
+    <w:lsdException w:unhideWhenUsed="0" w:uiPriority="0" w:semiHidden="0" w:name="List Bullet"/>
+    <w:lsdException w:unhideWhenUsed="0" w:uiPriority="0" w:semiHidden="0" w:name="List Number"/>
+    <w:lsdException w:unhideWhenUsed="0" w:uiPriority="0" w:semiHidden="0" w:name="List 2"/>
+    <w:lsdException w:unhideWhenUsed="0" w:uiPriority="0" w:semiHidden="0" w:name="List 3"/>
+    <w:lsdException w:unhideWhenUsed="0" w:uiPriority="0" w:semiHidden="0" w:name="List 4"/>
+    <w:lsdException w:unhideWhenUsed="0" w:uiPriority="0" w:semiHidden="0" w:name="List 5"/>
+    <w:lsdException w:unhideWhenUsed="0" w:uiPriority="0" w:semiHidden="0" w:name="List Bullet 2"/>
+    <w:lsdException w:unhideWhenUsed="0" w:uiPriority="0" w:semiHidden="0" w:name="List Bullet 3"/>
+    <w:lsdException w:unhideWhenUsed="0" w:uiPriority="0" w:semiHidden="0" w:name="List Bullet 4"/>
+    <w:lsdException w:unhideWhenUsed="0" w:uiPriority="0" w:semiHidden="0" w:name="List Bullet 5"/>
+    <w:lsdException w:unhideWhenUsed="0" w:uiPriority="0" w:semiHidden="0" w:name="List Number 2"/>
+    <w:lsdException w:unhideWhenUsed="0" w:uiPriority="0" w:semiHidden="0" w:name="List Number 3"/>
+    <w:lsdException w:unhideWhenUsed="0" w:uiPriority="0" w:semiHidden="0" w:name="List Number 4"/>
+    <w:lsdException w:unhideWhenUsed="0" w:uiPriority="0" w:semiHidden="0" w:name="List Number 5"/>
+    <w:lsdException w:qFormat="1" w:unhideWhenUsed="0" w:uiPriority="0" w:semiHidden="0" w:name="Title"/>
+    <w:lsdException w:unhideWhenUsed="0" w:uiPriority="0" w:semiHidden="0" w:name="Closing"/>
+    <w:lsdException w:unhideWhenUsed="0" w:uiPriority="0" w:semiHidden="0" w:name="Signature"/>
+    <w:lsdException w:qFormat="1" w:unhideWhenUsed="0" w:uiPriority="0" w:name="Default Paragraph Font"/>
+    <w:lsdException w:qFormat="1" w:unhideWhenUsed="0" w:uiPriority="0" w:name="Body Text"/>
+    <w:lsdException w:unhideWhenUsed="0" w:uiPriority="0" w:semiHidden="0" w:name="Body Text Indent"/>
+    <w:lsdException w:unhideWhenUsed="0" w:uiPriority="0" w:semiHidden="0" w:name="List Continue"/>
+    <w:lsdException w:unhideWhenUsed="0" w:uiPriority="0" w:semiHidden="0" w:name="List Continue 2"/>
+    <w:lsdException w:unhideWhenUsed="0" w:uiPriority="0" w:semiHidden="0" w:name="List Continue 3"/>
+    <w:lsdException w:unhideWhenUsed="0" w:uiPriority="0" w:semiHidden="0" w:name="List Continue 4"/>
+    <w:lsdException w:unhideWhenUsed="0" w:uiPriority="0" w:semiHidden="0" w:name="List Continue 5"/>
+    <w:lsdException w:unhideWhenUsed="0" w:uiPriority="0" w:semiHidden="0" w:name="Message Header"/>
+    <w:lsdException w:qFormat="1" w:unhideWhenUsed="0" w:uiPriority="0" w:semiHidden="0" w:name="Subtitle"/>
+    <w:lsdException w:unhideWhenUsed="0" w:uiPriority="0" w:semiHidden="0" w:name="Salutation"/>
+    <w:lsdException w:unhideWhenUsed="0" w:uiPriority="0" w:semiHidden="0" w:name="Date"/>
+    <w:lsdException w:unhideWhenUsed="0" w:uiPriority="0" w:semiHidden="0" w:name="Body Text First Indent"/>
+    <w:lsdException w:unhideWhenUsed="0" w:uiPriority="0" w:semiHidden="0" w:name="Body Text First Indent 2"/>
+    <w:lsdException w:uiPriority="99" w:name="Note Heading"/>
+    <w:lsdException w:unhideWhenUsed="0" w:uiPriority="0" w:semiHidden="0" w:name="Body Text 2"/>
+    <w:lsdException w:unhideWhenUsed="0" w:uiPriority="0" w:semiHidden="0" w:name="Body Text 3"/>
+    <w:lsdException w:unhideWhenUsed="0" w:uiPriority="0" w:semiHidden="0" w:name="Body Text Indent 2"/>
+    <w:lsdException w:unhideWhenUsed="0" w:uiPriority="0" w:semiHidden="0" w:name="Body Text Indent 3"/>
+    <w:lsdException w:unhideWhenUsed="0" w:uiPriority="0" w:semiHidden="0" w:name="Block Text"/>
+    <w:lsdException w:unhideWhenUsed="0" w:uiPriority="0" w:semiHidden="0" w:name="Hyperlink"/>
+    <w:lsdException w:unhideWhenUsed="0" w:uiPriority="0" w:semiHidden="0" w:name="FollowedHyperlink"/>
+    <w:lsdException w:qFormat="1" w:unhideWhenUsed="0" w:uiPriority="0" w:semiHidden="0" w:name="Strong"/>
+    <w:lsdException w:qFormat="1" w:unhideWhenUsed="0" w:uiPriority="0" w:semiHidden="0" w:name="Emphasis"/>
+    <w:lsdException w:unhideWhenUsed="0" w:uiPriority="0" w:semiHidden="0" w:name="Document Map"/>
+    <w:lsdException w:unhideWhenUsed="0" w:uiPriority="0" w:semiHidden="0" w:name="Plain Text"/>
+    <w:lsdException w:unhideWhenUsed="0" w:uiPriority="0" w:semiHidden="0" w:name="E-mail Signature"/>
+    <w:lsdException w:qFormat="1" w:unhideWhenUsed="0" w:uiPriority="0" w:semiHidden="0" w:name="Normal (Web)"/>
+    <w:lsdException w:unhideWhenUsed="0" w:uiPriority="0" w:semiHidden="0" w:name="HTML Acronym"/>
+    <w:lsdException w:unhideWhenUsed="0" w:uiPriority="0" w:semiHidden="0" w:name="HTML Address"/>
+    <w:lsdException w:unhideWhenUsed="0" w:uiPriority="0" w:semiHidden="0" w:name="HTML Cite"/>
+    <w:lsdException w:unhideWhenUsed="0" w:uiPriority="0" w:semiHidden="0" w:name="HTML Code"/>
+    <w:lsdException w:unhideWhenUsed="0" w:uiPriority="0" w:semiHidden="0" w:name="HTML Definition"/>
+    <w:lsdException w:unhideWhenUsed="0" w:uiPriority="0" w:semiHidden="0" w:name="HTML Keyboard"/>
+    <w:lsdException w:unhideWhenUsed="0" w:uiPriority="0" w:semiHidden="0" w:name="HTML Preformatted"/>
+    <w:lsdException w:unhideWhenUsed="0" w:uiPriority="0" w:semiHidden="0" w:name="HTML Sample"/>
+    <w:lsdException w:unhideWhenUsed="0" w:uiPriority="0" w:semiHidden="0" w:name="HTML Typewriter"/>
+    <w:lsdException w:unhideWhenUsed="0" w:uiPriority="0" w:semiHidden="0" w:name="HTML Variable"/>
+    <w:lsdException w:qFormat="1" w:unhideWhenUsed="0" w:uiPriority="0" w:name="Normal Table"/>
+    <w:lsdException w:unhideWhenUsed="0" w:uiPriority="0" w:semiHidden="0" w:name="annotation subject"/>
+    <w:lsdException w:unhideWhenUsed="0" w:uiPriority="0" w:semiHidden="0" w:name="Table Simple 1"/>
+    <w:lsdException w:unhideWhenUsed="0" w:uiPriority="0" w:semiHidden="0" w:name="Table Simple 2"/>
+    <w:lsdException w:unhideWhenUsed="0" w:uiPriority="0" w:semiHidden="0" w:name="Table Simple 3"/>
+    <w:lsdException w:unhideWhenUsed="0" w:uiPriority="0" w:semiHidden="0" w:name="Table Classic 1"/>
+    <w:lsdException w:unhideWhenUsed="0" w:uiPriority="0" w:semiHidden="0" w:name="Table Classic 2"/>
+    <w:lsdException w:unhideWhenUsed="0" w:uiPriority="0" w:semiHidden="0" w:name="Table Classic 3"/>
+    <w:lsdException w:unhideWhenUsed="0" w:uiPriority="0" w:semiHidden="0" w:name="Table Classic 4"/>
+    <w:lsdException w:unhideWhenUsed="0" w:uiPriority="0" w:semiHidden="0" w:name="Table Colorful 1"/>
+    <w:lsdException w:unhideWhenUsed="0" w:uiPriority="0" w:semiHidden="0" w:name="Table Colorful 2"/>
+    <w:lsdException w:unhideWhenUsed="0" w:uiPriority="0" w:semiHidden="0" w:name="Table Colorful 3"/>
+    <w:lsdException w:unhideWhenUsed="0" w:uiPriority="0" w:semiHidden="0" w:name="Table Columns 1"/>
+    <w:lsdException w:unhideWhenUsed="0" w:uiPriority="0" w:semiHidden="0" w:name="Table Columns 2"/>
+    <w:lsdException w:unhideWhenUsed="0" w:uiPriority="0" w:semiHidden="0" w:name="Table Columns 3"/>
+    <w:lsdException w:unhideWhenUsed="0" w:uiPriority="0" w:semiHidden="0" w:name="Table Columns 4"/>
+    <w:lsdException w:unhideWhenUsed="0" w:uiPriority="0" w:semiHidden="0" w:name="Table Columns 5"/>
+    <w:lsdException w:unhideWhenUsed="0" w:uiPriority="0" w:semiHidden="0" w:name="Table Grid 1"/>
+    <w:lsdException w:unhideWhenUsed="0" w:uiPriority="0" w:semiHidden="0" w:name="Table Grid 2"/>
+    <w:lsdException w:unhideWhenUsed="0" w:uiPriority="0" w:semiHidden="0" w:name="Table Grid 3"/>
+    <w:lsdException w:unhideWhenUsed="0" w:uiPriority="0" w:semiHidden="0" w:name="Table Grid 4"/>
+    <w:lsdException w:unhideWhenUsed="0" w:uiPriority="0" w:semiHidden="0" w:name="Table Grid 5"/>
+    <w:lsdException w:unhideWhenUsed="0" w:uiPriority="0" w:semiHidden="0" w:name="Table Grid 6"/>
+    <w:lsdException w:unhideWhenUsed="0" w:uiPriority="0" w:semiHidden="0" w:name="Table Grid 7"/>
+    <w:lsdException w:unhideWhenUsed="0" w:uiPriority="0" w:semiHidden="0" w:name="Table Grid 8"/>
+    <w:lsdException w:unhideWhenUsed="0" w:uiPriority="0" w:semiHidden="0" w:name="Table List 1"/>
+    <w:lsdException w:unhideWhenUsed="0" w:uiPriority="0" w:semiHidden="0" w:name="Table List 2"/>
+    <w:lsdException w:unhideWhenUsed="0" w:uiPriority="0" w:semiHidden="0" w:name="Table List 3"/>
+    <w:lsdException w:unhideWhenUsed="0" w:uiPriority="0" w:semiHidden="0" w:name="Table List 4"/>
+    <w:lsdException w:unhideWhenUsed="0" w:uiPriority="0" w:semiHidden="0" w:name="Table List 5"/>
+    <w:lsdException w:unhideWhenUsed="0" w:uiPriority="0" w:semiHidden="0" w:name="Table List 6"/>
+    <w:lsdException w:unhideWhenUsed="0" w:uiPriority="0" w:semiHidden="0" w:name="Table List 7"/>
+    <w:lsdException w:unhideWhenUsed="0" w:uiPriority="0" w:semiHidden="0" w:name="Table List 8"/>
+    <w:lsdException w:unhideWhenUsed="0" w:uiPriority="0" w:semiHidden="0" w:name="Table 3D effects 1"/>
+    <w:lsdException w:unhideWhenUsed="0" w:uiPriority="0" w:semiHidden="0" w:name="Table 3D effects 2"/>
+    <w:lsdException w:unhideWhenUsed="0" w:uiPriority="0" w:semiHidden="0" w:name="Table 3D effects 3"/>
+    <w:lsdException w:unhideWhenUsed="0" w:uiPriority="0" w:semiHidden="0" w:name="Table Contemporary"/>
+    <w:lsdException w:unhideWhenUsed="0" w:uiPriority="0" w:semiHidden="0" w:name="Table Elegant"/>
+    <w:lsdException w:unhideWhenUsed="0" w:uiPriority="0" w:semiHidden="0" w:name="Table Professional"/>
+    <w:lsdException w:unhideWhenUsed="0" w:uiPriority="0" w:semiHidden="0" w:name="Table Subtle 1"/>
+    <w:lsdException w:unhideWhenUsed="0" w:uiPriority="0" w:semiHidden="0" w:name="Table Subtle 2"/>
+    <w:lsdException w:unhideWhenUsed="0" w:uiPriority="0" w:semiHidden="0" w:name="Table Web 1"/>
+    <w:lsdException w:unhideWhenUsed="0" w:uiPriority="0" w:semiHidden="0" w:name="Table Web 2"/>
+    <w:lsdException w:unhideWhenUsed="0" w:uiPriority="0" w:semiHidden="0" w:name="Table Web 3"/>
+    <w:lsdException w:unhideWhenUsed="0" w:uiPriority="0" w:semiHidden="0" w:name="Balloon Text"/>
+    <w:lsdException w:qFormat="1" w:unhideWhenUsed="0" w:uiPriority="0" w:semiHidden="0" w:name="Table Grid"/>
+    <w:lsdException w:unhideWhenUsed="0" w:uiPriority="0" w:semiHidden="0" w:name="Table Theme"/>
+    <w:lsdException w:unhideWhenUsed="0" w:uiPriority="60" w:semiHidden="0" w:name="Light Shading"/>
+    <w:lsdException w:unhideWhenUsed="0" w:uiPriority="61" w:semiHidden="0" w:name="Light List"/>
+    <w:lsdException w:unhideWhenUsed="0" w:uiPriority="62" w:semiHidden="0" w:name="Light Grid"/>
+    <w:lsdException w:unhideWhenUsed="0" w:uiPriority="63" w:semiHidden="0" w:name="Medium Shading 1"/>
+    <w:lsdException w:unhideWhenUsed="0" w:uiPriority="64" w:semiHidden="0" w:name="Medium Shading 2"/>
+    <w:lsdException w:unhideWhenUsed="0" w:uiPriority="65" w:semiHidden="0" w:name="Medium List 1"/>
+    <w:lsdException w:unhideWhenUsed="0" w:uiPriority="66" w:semiHidden="0" w:name="Medium List 2"/>
+    <w:lsdException w:unhideWhenUsed="0" w:uiPriority="67" w:semiHidden="0" w:name="Medium Grid 1"/>
+    <w:lsdException w:unhideWhenUsed="0" w:uiPriority="68" w:semiHidden="0" w:name="Medium Grid 2"/>
+    <w:lsdException w:unhideWhenUsed="0" w:uiPriority="69" w:semiHidden="0" w:name="Medium Grid 3"/>
+    <w:lsdException w:unhideWhenUsed="0" w:uiPriority="70" w:semiHidden="0" w:name="Dark List"/>
+    <w:lsdException w:unhideWhenUsed="0" w:uiPriority="71" w:semiHidden="0" w:name="Colorful Shading"/>
+    <w:lsdException w:unhideWhenUsed="0" w:uiPriority="72" w:semiHidden="0" w:name="Colorful List"/>
+    <w:lsdException w:unhideWhenUsed="0" w:uiPriority="73" w:semiHidden="0" w:name="Colorful Grid"/>
+    <w:lsdException w:unhideWhenUsed="0" w:uiPriority="60" w:semiHidden="0" w:name="Light Shading Accent 1"/>
+    <w:lsdException w:unhideWhenUsed="0" w:uiPriority="61" w:semiHidden="0" w:name="Light List Accent 1"/>
+    <w:lsdException w:unhideWhenUsed="0" w:uiPriority="62" w:semiHidden="0" w:name="Light Grid Accent 1"/>
+    <w:lsdException w:unhideWhenUsed="0" w:uiPriority="63" w:semiHidden="0" w:name="Medium Shading 1 Accent 1"/>
+    <w:lsdException w:unhideWhenUsed="0" w:uiPriority="64" w:semiHidden="0" w:name="Medium Shading 2 Accent 1"/>
+    <w:lsdException w:unhideWhenUsed="0" w:uiPriority="65" w:semiHidden="0" w:name="Medium List 1 Accent 1"/>
+    <w:lsdException w:unhideWhenUsed="0" w:uiPriority="66" w:semiHidden="0" w:name="Medium List 2 Accent 1"/>
+    <w:lsdException w:unhideWhenUsed="0" w:uiPriority="67" w:semiHidden="0" w:name="Medium Grid 1 Accent 1"/>
+    <w:lsdException w:unhideWhenUsed="0" w:uiPriority="68" w:semiHidden="0" w:name="Medium Grid 2 Accent 1"/>
+    <w:lsdException w:unhideWhenUsed="0" w:uiPriority="69" w:semiHidden="0" w:name="Medium Grid 3 Accent 1"/>
+    <w:lsdException w:unhideWhenUsed="0" w:uiPriority="70" w:semiHidden="0" w:name="Dark List Accent 1"/>
+    <w:lsdException w:unhideWhenUsed="0" w:uiPriority="71" w:semiHidden="0" w:name="Colorful Shading Accent 1"/>
+    <w:lsdException w:unhideWhenUsed="0" w:uiPriority="72" w:semiHidden="0" w:name="Colorful List Accent 1"/>
+    <w:lsdException w:unhideWhenUsed="0" w:uiPriority="73" w:semiHidden="0" w:name="Colorful Grid Accent 1"/>
+    <w:lsdException w:unhideWhenUsed="0" w:uiPriority="60" w:semiHidden="0" w:name="Light Shading Accent 2"/>
+    <w:lsdException w:unhideWhenUsed="0" w:uiPriority="61" w:semiHidden="0" w:name="Light List Accent 2"/>
+    <w:lsdException w:unhideWhenUsed="0" w:uiPriority="62" w:semiHidden="0" w:name="Light Grid Accent 2"/>
+    <w:lsdException w:unhideWhenUsed="0" w:uiPriority="63" w:semiHidden="0" w:name="Medium Shading 1 Accent 2"/>
+    <w:lsdException w:unhideWhenUsed="0" w:uiPriority="64" w:semiHidden="0" w:name="Medium Shading 2 Accent 2"/>
+    <w:lsdException w:unhideWhenUsed="0" w:uiPriority="65" w:semiHidden="0" w:name="Medium List 1 Accent 2"/>
+    <w:lsdException w:unhideWhenUsed="0" w:uiPriority="66" w:semiHidden="0" w:name="Medium List 2 Accent 2"/>
+    <w:lsdException w:unhideWhenUsed="0" w:uiPriority="67" w:semiHidden="0" w:name="Medium Grid 1 Accent 2"/>
+    <w:lsdException w:unhideWhenUsed="0" w:uiPriority="68" w:semiHidden="0" w:name="Medium Grid 2 Accent 2"/>
+    <w:lsdException w:unhideWhenUsed="0" w:uiPriority="69" w:semiHidden="0" w:name="Medium Grid 3 Accent 2"/>
+    <w:lsdException w:unhideWhenUsed="0" w:uiPriority="70" w:semiHidden="0" w:name="Dark List Accent 2"/>
+    <w:lsdException w:unhideWhenUsed="0" w:uiPriority="71" w:semiHidden="0" w:name="Colorful Shading Accent 2"/>
+    <w:lsdException w:unhideWhenUsed="0" w:uiPriority="72" w:semiHidden="0" w:name="Colorful List Accent 2"/>
+    <w:lsdException w:unhideWhenUsed="0" w:uiPriority="73" w:semiHidden="0" w:name="Colorful Grid Accent 2"/>
+    <w:lsdException w:unhideWhenUsed="0" w:uiPriority="60" w:semiHidden="0" w:name="Light Shading Accent 3"/>
+    <w:lsdException w:unhideWhenUsed="0" w:uiPriority="61" w:semiHidden="0" w:name="Light List Accent 3"/>
+    <w:lsdException w:unhideWhenUsed="0" w:uiPriority="62" w:semiHidden="0" w:name="Light Grid Accent 3"/>
+    <w:lsdException w:unhideWhenUsed="0" w:uiPriority="63" w:semiHidden="0" w:name="Medium Shading 1 Accent 3"/>
+    <w:lsdException w:unhideWhenUsed="0" w:uiPriority="64" w:semiHidden="0" w:name="Medium Shading 2 Accent 3"/>
+    <w:lsdException w:unhideWhenUsed="0" w:uiPriority="65" w:semiHidden="0" w:name="Medium List 1 Accent 3"/>
+    <w:lsdException w:unhideWhenUsed="0" w:uiPriority="66" w:semiHidden="0" w:name="Medium List 2 Accent 3"/>
+    <w:lsdException w:unhideWhenUsed="0" w:uiPriority="67" w:semiHidden="0" w:name="Medium Grid 1 Accent 3"/>
+    <w:lsdException w:unhideWhenUsed="0" w:uiPriority="68" w:semiHidden="0" w:name="Medium Grid 2 Accent 3"/>
+    <w:lsdException w:unhideWhenUsed="0" w:uiPriority="69" w:semiHidden="0" w:name="Medium Grid 3 Accent 3"/>
+    <w:lsdException w:unhideWhenUsed="0" w:uiPriority="70" w:semiHidden="0" w:name="Dark List Accent 3"/>
+    <w:lsdException w:unhideWhenUsed="0" w:uiPriority="71" w:semiHidden="0" w:name="Colorful Shading Accent 3"/>
+    <w:lsdException w:unhideWhenUsed="0" w:uiPriority="72" w:semiHidden="0" w:name="Colorful List Accent 3"/>
+    <w:lsdException w:unhideWhenUsed="0" w:uiPriority="73" w:semiHidden="0" w:name="Colorful Grid Accent 3"/>
+    <w:lsdException w:unhideWhenUsed="0" w:uiPriority="60" w:semiHidden="0" w:name="Light Shading Accent 4"/>
+    <w:lsdException w:unhideWhenUsed="0" w:uiPriority="61" w:semiHidden="0" w:name="Light List Accent 4"/>
+    <w:lsdException w:unhideWhenUsed="0" w:uiPriority="62" w:semiHidden="0" w:name="Light Grid Accent 4"/>
+    <w:lsdException w:unhideWhenUsed="0" w:uiPriority="63" w:semiHidden="0" w:name="Medium Shading 1 Accent 4"/>
+    <w:lsdException w:unhideWhenUsed="0" w:uiPriority="64" w:semiHidden="0" w:name="Medium Shading 2 Accent 4"/>
+    <w:lsdException w:unhideWhenUsed="0" w:uiPriority="65" w:semiHidden="0" w:name="Medium List 1 Accent 4"/>
+    <w:lsdException w:unhideWhenUsed="0" w:uiPriority="66" w:semiHidden="0" w:name="Medium List 2 Accent 4"/>
+    <w:lsdException w:unhideWhenUsed="0" w:uiPriority="67" w:semiHidden="0" w:name="Medium Grid 1 Accent 4"/>
+    <w:lsdException w:unhideWhenUsed="0" w:uiPriority="68" w:semiHidden="0" w:name="Medium Grid 2 Accent 4"/>
+    <w:lsdException w:unhideWhenUsed="0" w:uiPriority="69" w:semiHidden="0" w:name="Medium Grid 3 Accent 4"/>
+    <w:lsdException w:unhideWhenUsed="0" w:uiPriority="70" w:semiHidden="0" w:name="Dark List Accent 4"/>
+    <w:lsdException w:unhideWhenUsed="0" w:uiPriority="71" w:semiHidden="0" w:name="Colorful Shading Accent 4"/>
+    <w:lsdException w:unhideWhenUsed="0" w:uiPriority="72" w:semiHidden="0" w:name="Colorful List Accent 4"/>
+    <w:lsdException w:unhideWhenUsed="0" w:uiPriority="73" w:semiHidden="0" w:name="Colorful Grid Accent 4"/>
+    <w:lsdException w:unhideWhenUsed="0" w:uiPriority="60" w:semiHidden="0" w:name="Light Shading Accent 5"/>
+    <w:lsdException w:unhideWhenUsed="0" w:uiPriority="61" w:semiHidden="0" w:name="Light List Accent 5"/>
+    <w:lsdException w:unhideWhenUsed="0" w:uiPriority="62" w:semiHidden="0" w:name="Light Grid Accent 5"/>
+    <w:lsdException w:unhideWhenUsed="0" w:uiPriority="63" w:semiHidden="0" w:name="Medium Shading 1 Accent 5"/>
+    <w:lsdException w:unhideWhenUsed="0" w:uiPriority="64" w:semiHidden="0" w:name="Medium Shading 2 Accent 5"/>
+    <w:lsdException w:unhideWhenUsed="0" w:uiPriority="65" w:semiHidden="0" w:name="Medium List 1 Accent 5"/>
+    <w:lsdException w:unhideWhenUsed="0" w:uiPriority="66" w:semiHidden="0" w:name="Medium List 2 Accent 5"/>
+    <w:lsdException w:unhideWhenUsed="0" w:uiPriority="67" w:semiHidden="0" w:name="Medium Grid 1 Accent 5"/>
+    <w:lsdException w:unhideWhenUsed="0" w:uiPriority="68" w:semiHidden="0" w:name="Medium Grid 2 Accent 5"/>
+    <w:lsdException w:unhideWhenUsed="0" w:uiPriority="69" w:semiHidden="0" w:name="Medium Grid 3 Accent 5"/>
+    <w:lsdException w:unhideWhenUsed="0" w:uiPriority="70" w:semiHidden="0" w:name="Dark List Accent 5"/>
+    <w:lsdException w:unhideWhenUsed="0" w:uiPriority="71" w:semiHidden="0" w:name="Colorful Shading Accent 5"/>
+    <w:lsdException w:unhideWhenUsed="0" w:uiPriority="72" w:semiHidden="0" w:name="Colorful List Accent 5"/>
+    <w:lsdException w:unhideWhenUsed="0" w:uiPriority="73" w:semiHidden="0" w:name="Colorful Grid Accent 5"/>
+    <w:lsdException w:unhideWhenUsed="0" w:uiPriority="60" w:semiHidden="0" w:name="Light Shading Accent 6"/>
+    <w:lsdException w:unhideWhenUsed="0" w:uiPriority="61" w:semiHidden="0" w:name="Light List Accent 6"/>
+    <w:lsdException w:unhideWhenUsed="0" w:uiPriority="62" w:semiHidden="0" w:name="Light Grid Accent 6"/>
+    <w:lsdException w:unhideWhenUsed="0" w:uiPriority="63" w:semiHidden="0" w:name="Medium Shading 1 Accent 6"/>
+    <w:lsdException w:unhideWhenUsed="0" w:uiPriority="64" w:semiHidden="0" w:name="Medium Shading 2 Accent 6"/>
+    <w:lsdException w:unhideWhenUsed="0" w:uiPriority="65" w:semiHidden="0" w:name="Medium List 1 Accent 6"/>
+    <w:lsdException w:unhideWhenUsed="0" w:uiPriority="66" w:semiHidden="0" w:name="Medium List 2 Accent 6"/>
+    <w:lsdException w:unhideWhenUsed="0" w:uiPriority="67" w:semiHidden="0" w:name="Medium Grid 1 Accent 6"/>
+    <w:lsdException w:unhideWhenUsed="0" w:uiPriority="68" w:semiHidden="0" w:name="Medium Grid 2 Accent 6"/>
+    <w:lsdException w:unhideWhenUsed="0" w:uiPriority="69" w:semiHidden="0" w:name="Medium Grid 3 Accent 6"/>
+    <w:lsdException w:unhideWhenUsed="0" w:uiPriority="70" w:semiHidden="0" w:name="Dark List Accent 6"/>
+    <w:lsdException w:unhideWhenUsed="0" w:uiPriority="71" w:semiHidden="0" w:name="Colorful Shading Accent 6"/>
+    <w:lsdException w:unhideWhenUsed="0" w:uiPriority="72" w:semiHidden="0" w:name="Colorful List Accent 6"/>
+    <w:lsdException w:unhideWhenUsed="0" w:uiPriority="73" w:semiHidden="0" w:name="Colorful Grid Accent 6"/>
   </w:latentStyles>
-  <w:style w:type="paragraph" w:default="1" w:styleId="Normal">
+  <w:style w:type="paragraph" w:default="1" w:styleId="1">
     <w:name w:val="Normal"/>
     <w:qFormat/>
+    <w:uiPriority w:val="0"/>
     <w:pPr>
       <w:kinsoku w:val="0"/>
       <w:autoSpaceDE w:val="0"/>
@@ -4215,7 +4892,7 @@
       <w:textAlignment w:val="baseline"/>
     </w:pPr>
     <w:rPr>
-      <w:rFonts w:ascii="Arial" w:eastAsia="宋体" w:hAnsi="Arial" w:cs="Arial"/>
+      <w:rFonts w:ascii="Arial" w:hAnsi="Arial" w:eastAsia="宋体" w:cs="Arial"/>
       <w:snapToGrid w:val="0"/>
       <w:color w:val="000000"/>
       <w:kern w:val="0"/>
@@ -4224,11 +4901,12 @@
       <w:lang w:val="en-US" w:eastAsia="en-US" w:bidi="ar-SA"/>
     </w:rPr>
   </w:style>
-  <w:style w:type="paragraph" w:styleId="Heading1">
+  <w:style w:type="paragraph" w:styleId="2">
     <w:name w:val="heading 1"/>
-    <w:basedOn w:val="Normal"/>
-    <w:next w:val="Normal"/>
+    <w:basedOn w:val="1"/>
+    <w:next w:val="1"/>
     <w:qFormat/>
+    <w:uiPriority w:val="0"/>
     <w:pPr>
       <w:keepNext/>
       <w:keepLines/>
@@ -4246,12 +4924,13 @@
       <w:sz w:val="44"/>
     </w:rPr>
   </w:style>
-  <w:style w:type="paragraph" w:styleId="Heading2">
+  <w:style w:type="paragraph" w:styleId="3">
     <w:name w:val="heading 2"/>
-    <w:basedOn w:val="Normal"/>
-    <w:next w:val="Normal"/>
+    <w:basedOn w:val="1"/>
+    <w:next w:val="1"/>
     <w:unhideWhenUsed/>
     <w:qFormat/>
+    <w:uiPriority w:val="0"/>
     <w:pPr>
       <w:keepNext/>
       <w:keepLines/>
@@ -4264,18 +4943,19 @@
       <w:outlineLvl w:val="1"/>
     </w:pPr>
     <w:rPr>
-      <w:rFonts w:ascii="Arial" w:eastAsia="黑体" w:hAnsi="Arial"/>
+      <w:rFonts w:ascii="Arial" w:hAnsi="Arial" w:eastAsia="黑体"/>
       <w:b/>
       <w:sz w:val="32"/>
     </w:rPr>
   </w:style>
-  <w:style w:type="paragraph" w:styleId="Heading3">
+  <w:style w:type="paragraph" w:styleId="4">
     <w:name w:val="heading 3"/>
-    <w:basedOn w:val="Normal"/>
-    <w:next w:val="Normal"/>
+    <w:basedOn w:val="1"/>
+    <w:next w:val="1"/>
     <w:semiHidden/>
     <w:unhideWhenUsed/>
     <w:qFormat/>
+    <w:uiPriority w:val="0"/>
     <w:pPr>
       <w:keepNext/>
       <w:keepLines/>
@@ -4292,12 +4972,13 @@
       <w:sz w:val="32"/>
     </w:rPr>
   </w:style>
-  <w:style w:type="paragraph" w:styleId="Heading4">
+  <w:style w:type="paragraph" w:styleId="5">
     <w:name w:val="heading 4"/>
-    <w:basedOn w:val="Normal"/>
-    <w:next w:val="Normal"/>
+    <w:basedOn w:val="1"/>
+    <w:next w:val="1"/>
     <w:unhideWhenUsed/>
     <w:qFormat/>
+    <w:uiPriority w:val="0"/>
     <w:pPr>
       <w:keepNext/>
       <w:keepLines/>
@@ -4310,18 +4991,19 @@
       <w:outlineLvl w:val="3"/>
     </w:pPr>
     <w:rPr>
-      <w:rFonts w:ascii="Arial" w:eastAsia="黑体" w:hAnsi="Arial"/>
+      <w:rFonts w:ascii="Arial" w:hAnsi="Arial" w:eastAsia="黑体"/>
       <w:b/>
       <w:sz w:val="28"/>
     </w:rPr>
   </w:style>
-  <w:style w:type="paragraph" w:styleId="Heading5">
+  <w:style w:type="paragraph" w:styleId="6">
     <w:name w:val="heading 5"/>
-    <w:basedOn w:val="Normal"/>
-    <w:next w:val="Normal"/>
+    <w:basedOn w:val="1"/>
+    <w:next w:val="1"/>
     <w:semiHidden/>
     <w:unhideWhenUsed/>
     <w:qFormat/>
+    <w:uiPriority w:val="0"/>
     <w:pPr>
       <w:keepNext/>
       <w:keepLines/>
@@ -4338,13 +5020,14 @@
       <w:sz w:val="28"/>
     </w:rPr>
   </w:style>
-  <w:style w:type="paragraph" w:styleId="Heading6">
+  <w:style w:type="paragraph" w:styleId="7">
     <w:name w:val="heading 6"/>
-    <w:basedOn w:val="Normal"/>
-    <w:next w:val="Normal"/>
+    <w:basedOn w:val="1"/>
+    <w:next w:val="1"/>
     <w:semiHidden/>
     <w:unhideWhenUsed/>
     <w:qFormat/>
+    <w:uiPriority w:val="0"/>
     <w:pPr>
       <w:keepNext/>
       <w:keepLines/>
@@ -4357,18 +5040,19 @@
       <w:outlineLvl w:val="5"/>
     </w:pPr>
     <w:rPr>
-      <w:rFonts w:ascii="Arial" w:eastAsia="黑体" w:hAnsi="Arial"/>
+      <w:rFonts w:ascii="Arial" w:hAnsi="Arial" w:eastAsia="黑体"/>
       <w:b/>
       <w:sz w:val="24"/>
     </w:rPr>
   </w:style>
-  <w:style w:type="paragraph" w:styleId="Heading7">
+  <w:style w:type="paragraph" w:styleId="8">
     <w:name w:val="heading 7"/>
-    <w:basedOn w:val="Normal"/>
-    <w:next w:val="Normal"/>
+    <w:basedOn w:val="1"/>
+    <w:next w:val="1"/>
     <w:semiHidden/>
     <w:unhideWhenUsed/>
     <w:qFormat/>
+    <w:uiPriority w:val="0"/>
     <w:pPr>
       <w:keepNext/>
       <w:keepLines/>
@@ -4385,13 +5069,14 @@
       <w:sz w:val="24"/>
     </w:rPr>
   </w:style>
-  <w:style w:type="paragraph" w:styleId="Heading8">
+  <w:style w:type="paragraph" w:styleId="9">
     <w:name w:val="heading 8"/>
-    <w:basedOn w:val="Normal"/>
-    <w:next w:val="Normal"/>
+    <w:basedOn w:val="1"/>
+    <w:next w:val="1"/>
     <w:semiHidden/>
     <w:unhideWhenUsed/>
     <w:qFormat/>
+    <w:uiPriority w:val="0"/>
     <w:pPr>
       <w:keepNext/>
       <w:keepLines/>
@@ -4404,17 +5089,18 @@
       <w:outlineLvl w:val="7"/>
     </w:pPr>
     <w:rPr>
-      <w:rFonts w:ascii="Arial" w:eastAsia="黑体" w:hAnsi="Arial"/>
+      <w:rFonts w:ascii="Arial" w:hAnsi="Arial" w:eastAsia="黑体"/>
       <w:sz w:val="24"/>
     </w:rPr>
   </w:style>
-  <w:style w:type="paragraph" w:styleId="Heading9">
+  <w:style w:type="paragraph" w:styleId="10">
     <w:name w:val="heading 9"/>
-    <w:basedOn w:val="Normal"/>
-    <w:next w:val="Normal"/>
+    <w:basedOn w:val="1"/>
+    <w:next w:val="1"/>
     <w:semiHidden/>
     <w:unhideWhenUsed/>
     <w:qFormat/>
+    <w:uiPriority w:val="0"/>
     <w:pPr>
       <w:keepNext/>
       <w:keepLines/>
@@ -4427,19 +5113,21 @@
       <w:outlineLvl w:val="8"/>
     </w:pPr>
     <w:rPr>
-      <w:rFonts w:ascii="Arial" w:eastAsia="黑体" w:hAnsi="Arial"/>
+      <w:rFonts w:ascii="Arial" w:hAnsi="Arial" w:eastAsia="黑体"/>
       <w:sz w:val="21"/>
     </w:rPr>
   </w:style>
-  <w:style w:type="character" w:default="1" w:styleId="DefaultParagraphFont">
+  <w:style w:type="character" w:default="1" w:styleId="22">
     <w:name w:val="Default Paragraph Font"/>
     <w:semiHidden/>
     <w:qFormat/>
+    <w:uiPriority w:val="0"/>
   </w:style>
-  <w:style w:type="table" w:default="1" w:styleId="TableNormal">
+  <w:style w:type="table" w:default="1" w:styleId="20">
     <w:name w:val="Normal Table"/>
     <w:semiHidden/>
     <w:qFormat/>
+    <w:uiPriority w:val="0"/>
     <w:tblPr>
       <w:tblCellMar>
         <w:top w:w="0" w:type="dxa"/>
@@ -4449,39 +5137,43 @@
       </w:tblCellMar>
     </w:tblPr>
   </w:style>
-  <w:style w:type="paragraph" w:styleId="CommentText">
+  <w:style w:type="paragraph" w:styleId="11">
     <w:name w:val="annotation text"/>
-    <w:basedOn w:val="Normal"/>
+    <w:basedOn w:val="1"/>
     <w:qFormat/>
+    <w:uiPriority w:val="0"/>
     <w:pPr>
       <w:jc w:val="left"/>
     </w:pPr>
   </w:style>
-  <w:style w:type="paragraph" w:styleId="BodyText">
+  <w:style w:type="paragraph" w:styleId="12">
     <w:name w:val="Body Text"/>
-    <w:basedOn w:val="Normal"/>
+    <w:basedOn w:val="1"/>
     <w:semiHidden/>
     <w:qFormat/>
+    <w:uiPriority w:val="0"/>
     <w:rPr>
-      <w:rFonts w:ascii="Arial" w:eastAsia="Arial" w:hAnsi="Arial" w:cs="Arial"/>
+      <w:rFonts w:ascii="Arial" w:hAnsi="Arial" w:eastAsia="Arial" w:cs="Arial"/>
       <w:sz w:val="21"/>
       <w:szCs w:val="21"/>
       <w:lang w:val="en-US" w:eastAsia="en-US" w:bidi="ar-SA"/>
     </w:rPr>
   </w:style>
-  <w:style w:type="paragraph" w:styleId="TOC3">
+  <w:style w:type="paragraph" w:styleId="13">
     <w:name w:val="toc 3"/>
-    <w:basedOn w:val="Normal"/>
-    <w:next w:val="Normal"/>
+    <w:basedOn w:val="1"/>
+    <w:next w:val="1"/>
     <w:qFormat/>
+    <w:uiPriority w:val="0"/>
     <w:pPr>
       <w:ind w:left="840" w:leftChars="400"/>
     </w:pPr>
   </w:style>
-  <w:style w:type="paragraph" w:styleId="Footer">
+  <w:style w:type="paragraph" w:styleId="14">
     <w:name w:val="footer"/>
-    <w:basedOn w:val="Normal"/>
+    <w:basedOn w:val="1"/>
     <w:qFormat/>
+    <w:uiPriority w:val="0"/>
     <w:pPr>
       <w:tabs>
         <w:tab w:val="center" w:pos="4153"/>
@@ -4494,16 +5186,17 @@
       <w:sz w:val="18"/>
     </w:rPr>
   </w:style>
-  <w:style w:type="paragraph" w:styleId="Header">
+  <w:style w:type="paragraph" w:styleId="15">
     <w:name w:val="header"/>
-    <w:basedOn w:val="Normal"/>
+    <w:basedOn w:val="1"/>
     <w:qFormat/>
+    <w:uiPriority w:val="0"/>
     <w:pPr>
       <w:pBdr>
-        <w:top w:val="nil"/>
-        <w:left w:val="nil"/>
-        <w:bottom w:val="nil"/>
-        <w:right w:val="nil"/>
+        <w:top w:val="none" w:color="auto" w:sz="0" w:space="0"/>
+        <w:left w:val="none" w:color="auto" w:sz="0" w:space="0"/>
+        <w:bottom w:val="none" w:color="auto" w:sz="0" w:space="0"/>
+        <w:right w:val="none" w:color="auto" w:sz="0" w:space="0"/>
       </w:pBdr>
       <w:tabs>
         <w:tab w:val="center" w:pos="4153"/>
@@ -4518,37 +5211,41 @@
       <w:sz w:val="18"/>
     </w:rPr>
   </w:style>
-  <w:style w:type="paragraph" w:styleId="TOC1">
+  <w:style w:type="paragraph" w:styleId="16">
     <w:name w:val="toc 1"/>
-    <w:basedOn w:val="Normal"/>
-    <w:next w:val="Normal"/>
+    <w:basedOn w:val="1"/>
+    <w:next w:val="1"/>
     <w:qFormat/>
+    <w:uiPriority w:val="0"/>
     <w:rPr>
-      <w:rFonts w:ascii="Arial" w:eastAsia="Microsoft JhengHei" w:hAnsi="Arial"/>
+      <w:rFonts w:ascii="Arial" w:hAnsi="Arial" w:eastAsia="Microsoft JhengHei"/>
       <w:sz w:val="24"/>
     </w:rPr>
   </w:style>
-  <w:style w:type="paragraph" w:styleId="TOC2">
+  <w:style w:type="paragraph" w:styleId="17">
     <w:name w:val="toc 2"/>
-    <w:basedOn w:val="Normal"/>
-    <w:next w:val="Normal"/>
+    <w:basedOn w:val="1"/>
+    <w:next w:val="1"/>
     <w:qFormat/>
+    <w:uiPriority w:val="0"/>
     <w:pPr>
       <w:ind w:left="420" w:leftChars="200"/>
     </w:pPr>
   </w:style>
-  <w:style w:type="paragraph" w:styleId="NormalWeb">
+  <w:style w:type="paragraph" w:styleId="18">
     <w:name w:val="Normal (Web)"/>
-    <w:basedOn w:val="Normal"/>
+    <w:basedOn w:val="1"/>
     <w:qFormat/>
+    <w:uiPriority w:val="0"/>
     <w:rPr>
       <w:sz w:val="24"/>
     </w:rPr>
   </w:style>
-  <w:style w:type="paragraph" w:styleId="Title">
+  <w:style w:type="paragraph" w:styleId="19">
     <w:name w:val="Title"/>
-    <w:basedOn w:val="Normal"/>
+    <w:basedOn w:val="1"/>
     <w:qFormat/>
+    <w:uiPriority w:val="0"/>
     <w:pPr>
       <w:spacing w:before="240" w:beforeLines="0" w:beforeAutospacing="0" w:after="60" w:afterLines="0" w:afterAutospacing="0"/>
       <w:jc w:val="center"/>
@@ -4560,68 +5257,73 @@
       <w:sz w:val="32"/>
     </w:rPr>
   </w:style>
-  <w:style w:type="table" w:styleId="TableGrid">
+  <w:style w:type="table" w:styleId="21">
     <w:name w:val="Table Grid"/>
-    <w:basedOn w:val="TableNormal"/>
+    <w:basedOn w:val="20"/>
     <w:qFormat/>
+    <w:uiPriority w:val="0"/>
     <w:pPr>
       <w:widowControl w:val="0"/>
       <w:jc w:val="both"/>
     </w:pPr>
     <w:tblPr>
       <w:tblBorders>
-        <w:top w:val="single" w:sz="4" w:space="0" w:color="auto"/>
-        <w:left w:val="single" w:sz="4" w:space="0" w:color="auto"/>
-        <w:bottom w:val="single" w:sz="4" w:space="0" w:color="auto"/>
-        <w:right w:val="single" w:sz="4" w:space="0" w:color="auto"/>
-        <w:insideH w:val="single" w:sz="4" w:space="0" w:color="auto"/>
-        <w:insideV w:val="single" w:sz="4" w:space="0" w:color="auto"/>
+        <w:top w:val="single" w:color="auto" w:sz="4" w:space="0"/>
+        <w:left w:val="single" w:color="auto" w:sz="4" w:space="0"/>
+        <w:bottom w:val="single" w:color="auto" w:sz="4" w:space="0"/>
+        <w:right w:val="single" w:color="auto" w:sz="4" w:space="0"/>
+        <w:insideH w:val="single" w:color="auto" w:sz="4" w:space="0"/>
+        <w:insideV w:val="single" w:color="auto" w:sz="4" w:space="0"/>
       </w:tblBorders>
     </w:tblPr>
   </w:style>
-  <w:style w:type="character" w:styleId="Strong">
+  <w:style w:type="character" w:styleId="23">
     <w:name w:val="Strong"/>
-    <w:basedOn w:val="DefaultParagraphFont"/>
+    <w:basedOn w:val="22"/>
     <w:qFormat/>
+    <w:uiPriority w:val="0"/>
     <w:rPr>
       <w:b/>
     </w:rPr>
   </w:style>
-  <w:style w:type="paragraph" w:customStyle="1" w:styleId="a">
+  <w:style w:type="paragraph" w:customStyle="1" w:styleId="24">
     <w:name w:val="柴_公司名"/>
-    <w:basedOn w:val="Title"/>
+    <w:basedOn w:val="19"/>
     <w:qFormat/>
+    <w:uiPriority w:val="0"/>
     <w:pPr>
       <w:spacing w:after="600" w:afterLines="600"/>
     </w:pPr>
     <w:rPr>
-      <w:rFonts w:ascii="宋体" w:eastAsia="宋体" w:hAnsi="宋体" w:cs="宋体" w:hint="eastAsia"/>
+      <w:rFonts w:hint="eastAsia" w:ascii="宋体" w:hAnsi="宋体" w:eastAsia="宋体" w:cs="宋体"/>
       <w:bCs/>
       <w:spacing w:val="-6"/>
       <w:sz w:val="52"/>
       <w:szCs w:val="52"/>
     </w:rPr>
   </w:style>
-  <w:style w:type="paragraph" w:customStyle="1" w:styleId="a0">
+  <w:style w:type="paragraph" w:customStyle="1" w:styleId="25">
     <w:name w:val="柴_文档名"/>
-    <w:basedOn w:val="Title"/>
+    <w:basedOn w:val="19"/>
     <w:qFormat/>
+    <w:uiPriority w:val="0"/>
     <w:pPr>
       <w:spacing w:after="900" w:afterLines="900"/>
     </w:pPr>
     <w:rPr>
-      <w:rFonts w:ascii="黑体" w:eastAsia="黑体" w:hAnsi="黑体" w:cs="黑体"/>
+      <w:rFonts w:ascii="黑体" w:hAnsi="黑体" w:eastAsia="黑体" w:cs="黑体"/>
       <w:bCs/>
       <w:spacing w:val="-7"/>
       <w:sz w:val="52"/>
       <w:szCs w:val="52"/>
     </w:rPr>
   </w:style>
-  <w:style w:type="table" w:customStyle="1" w:styleId="TableNormal0">
+  <w:style w:type="table" w:customStyle="1" w:styleId="26">
     <w:name w:val="Table Normal_0"/>
     <w:semiHidden/>
     <w:unhideWhenUsed/>
     <w:qFormat/>
+    <w:uiPriority w:val="0"/>
     <w:tblPr>
       <w:tblCellMar>
         <w:top w:w="0" w:type="dxa"/>
@@ -4631,82 +5333,88 @@
       </w:tblCellMar>
     </w:tblPr>
   </w:style>
-  <w:style w:type="paragraph" w:customStyle="1" w:styleId="TableText">
+  <w:style w:type="paragraph" w:customStyle="1" w:styleId="27">
     <w:name w:val="Table Text"/>
-    <w:basedOn w:val="Normal"/>
+    <w:basedOn w:val="1"/>
     <w:semiHidden/>
     <w:qFormat/>
+    <w:uiPriority w:val="0"/>
     <w:rPr>
-      <w:rFonts w:ascii="宋体" w:eastAsia="宋体" w:hAnsi="宋体" w:cs="宋体"/>
+      <w:rFonts w:ascii="宋体" w:hAnsi="宋体" w:eastAsia="宋体" w:cs="宋体"/>
       <w:sz w:val="21"/>
       <w:szCs w:val="21"/>
       <w:lang w:val="en-US" w:eastAsia="en-US" w:bidi="ar-SA"/>
     </w:rPr>
   </w:style>
-  <w:style w:type="paragraph" w:customStyle="1" w:styleId="1">
+  <w:style w:type="paragraph" w:customStyle="1" w:styleId="28">
     <w:name w:val="柴_标题1"/>
-    <w:basedOn w:val="Heading1"/>
-    <w:next w:val="a1"/>
-    <w:link w:val="1Char"/>
+    <w:basedOn w:val="2"/>
+    <w:next w:val="29"/>
+    <w:link w:val="38"/>
     <w:qFormat/>
+    <w:uiPriority w:val="0"/>
     <w:pPr>
       <w:spacing w:before="100" w:after="90" w:line="360" w:lineRule="auto"/>
     </w:pPr>
     <w:rPr>
-      <w:rFonts w:ascii="Arial" w:eastAsia="宋体" w:hAnsi="Arial"/>
+      <w:rFonts w:ascii="Arial" w:hAnsi="Arial" w:eastAsia="宋体"/>
       <w:sz w:val="32"/>
     </w:rPr>
   </w:style>
-  <w:style w:type="paragraph" w:customStyle="1" w:styleId="a1">
+  <w:style w:type="paragraph" w:customStyle="1" w:styleId="29">
     <w:name w:val="柴_正文"/>
-    <w:basedOn w:val="BodyText"/>
-    <w:link w:val="Char"/>
+    <w:basedOn w:val="12"/>
+    <w:link w:val="42"/>
     <w:qFormat/>
+    <w:uiPriority w:val="0"/>
     <w:pPr>
       <w:spacing w:line="360" w:lineRule="auto"/>
       <w:ind w:firstLine="470" w:firstLineChars="200"/>
     </w:pPr>
     <w:rPr>
-      <w:rFonts w:ascii="Arial" w:eastAsia="宋体" w:hAnsi="Arial"/>
+      <w:rFonts w:ascii="Arial" w:hAnsi="Arial" w:eastAsia="宋体"/>
       <w:sz w:val="24"/>
       <w:lang w:eastAsia="zh-CN"/>
     </w:rPr>
   </w:style>
-  <w:style w:type="paragraph" w:customStyle="1" w:styleId="2">
+  <w:style w:type="paragraph" w:customStyle="1" w:styleId="30">
     <w:name w:val="柴_标题2"/>
-    <w:basedOn w:val="Heading2"/>
-    <w:next w:val="a1"/>
-    <w:link w:val="2Char"/>
+    <w:basedOn w:val="3"/>
+    <w:next w:val="29"/>
+    <w:link w:val="43"/>
     <w:qFormat/>
+    <w:uiPriority w:val="0"/>
     <w:pPr>
       <w:spacing w:line="360" w:lineRule="auto"/>
     </w:pPr>
     <w:rPr>
-      <w:rFonts w:ascii="Arial" w:eastAsia="宋体" w:hAnsi="Arial"/>
+      <w:rFonts w:ascii="Arial" w:hAnsi="Arial" w:eastAsia="宋体"/>
       <w:sz w:val="28"/>
     </w:rPr>
   </w:style>
-  <w:style w:type="paragraph" w:customStyle="1" w:styleId="3">
+  <w:style w:type="paragraph" w:customStyle="1" w:styleId="31">
     <w:name w:val="柴_标题3"/>
-    <w:basedOn w:val="Heading3"/>
-    <w:next w:val="a1"/>
+    <w:basedOn w:val="4"/>
+    <w:next w:val="29"/>
     <w:qFormat/>
+    <w:uiPriority w:val="0"/>
     <w:pPr>
       <w:spacing w:line="360" w:lineRule="auto"/>
       <w:ind w:left="0" w:firstLine="472" w:firstLineChars="200"/>
     </w:pPr>
     <w:rPr>
-      <w:rFonts w:ascii="宋体" w:eastAsia="宋体" w:hAnsi="宋体" w:cs="宋体"/>
+      <w:rFonts w:ascii="宋体" w:hAnsi="宋体" w:eastAsia="宋体" w:cs="宋体"/>
       <w:spacing w:val="-2"/>
       <w:sz w:val="24"/>
       <w:szCs w:val="24"/>
     </w:rPr>
   </w:style>
-  <w:style w:type="paragraph" w:customStyle="1" w:styleId="a2">
+  <w:style w:type="paragraph" w:customStyle="1" w:styleId="32">
     <w:name w:val="柴_目录"/>
-    <w:basedOn w:val="Normal"/>
-    <w:next w:val="BodyText"/>
+    <w:basedOn w:val="1"/>
+    <w:next w:val="12"/>
     <w:qFormat/>
+    <w:uiPriority w:val="0"/>
     <w:pPr>
       <w:tabs>
         <w:tab w:val="right" w:leader="dot" w:pos="8442"/>
@@ -4714,59 +5422,64 @@
       <w:ind w:left="0" w:leftChars="0"/>
     </w:pPr>
     <w:rPr>
-      <w:rFonts w:ascii="Arial" w:eastAsia="Microsoft JhengHei" w:hAnsi="Arial"/>
+      <w:rFonts w:ascii="Arial" w:hAnsi="Arial" w:eastAsia="Microsoft JhengHei"/>
       <w:sz w:val="24"/>
     </w:rPr>
   </w:style>
-  <w:style w:type="paragraph" w:customStyle="1" w:styleId="WPSOffice1">
+  <w:style w:type="paragraph" w:customStyle="1" w:styleId="33">
     <w:name w:val="WPSOffice手动目录 1"/>
     <w:qFormat/>
+    <w:uiPriority w:val="0"/>
     <w:pPr>
       <w:ind w:leftChars="0"/>
     </w:pPr>
     <w:rPr>
-      <w:rFonts w:ascii="Times New Roman" w:eastAsia="宋体" w:hAnsi="Times New Roman" w:cs="Times New Roman"/>
+      <w:rFonts w:ascii="Times New Roman" w:hAnsi="Times New Roman" w:eastAsia="宋体" w:cs="Times New Roman"/>
       <w:sz w:val="20"/>
       <w:szCs w:val="20"/>
     </w:rPr>
   </w:style>
-  <w:style w:type="paragraph" w:customStyle="1" w:styleId="WPSOffice2">
+  <w:style w:type="paragraph" w:customStyle="1" w:styleId="34">
     <w:name w:val="WPSOffice手动目录 2"/>
     <w:qFormat/>
+    <w:uiPriority w:val="0"/>
     <w:pPr>
       <w:ind w:leftChars="200"/>
     </w:pPr>
     <w:rPr>
-      <w:rFonts w:ascii="Times New Roman" w:eastAsia="宋体" w:hAnsi="Times New Roman" w:cs="Times New Roman"/>
+      <w:rFonts w:ascii="Times New Roman" w:hAnsi="Times New Roman" w:eastAsia="宋体" w:cs="Times New Roman"/>
       <w:sz w:val="20"/>
       <w:szCs w:val="20"/>
     </w:rPr>
   </w:style>
-  <w:style w:type="paragraph" w:customStyle="1" w:styleId="WPSOffice3">
+  <w:style w:type="paragraph" w:customStyle="1" w:styleId="35">
     <w:name w:val="WPSOffice手动目录 3"/>
     <w:qFormat/>
+    <w:uiPriority w:val="0"/>
     <w:pPr>
       <w:ind w:leftChars="400"/>
     </w:pPr>
     <w:rPr>
-      <w:rFonts w:ascii="Times New Roman" w:eastAsia="宋体" w:hAnsi="Times New Roman" w:cs="Times New Roman"/>
+      <w:rFonts w:ascii="Times New Roman" w:hAnsi="Times New Roman" w:eastAsia="宋体" w:cs="Times New Roman"/>
       <w:sz w:val="20"/>
       <w:szCs w:val="20"/>
     </w:rPr>
   </w:style>
-  <w:style w:type="paragraph" w:customStyle="1" w:styleId="Compact">
+  <w:style w:type="paragraph" w:customStyle="1" w:styleId="36">
     <w:name w:val="Compact"/>
-    <w:basedOn w:val="BodyText"/>
+    <w:basedOn w:val="12"/>
     <w:qFormat/>
+    <w:uiPriority w:val="0"/>
     <w:pPr>
       <w:spacing w:before="36" w:after="36"/>
     </w:pPr>
   </w:style>
-  <w:style w:type="table" w:customStyle="1" w:styleId="Table">
+  <w:style w:type="table" w:customStyle="1" w:styleId="37">
     <w:name w:val="Table"/>
     <w:semiHidden/>
     <w:unhideWhenUsed/>
     <w:qFormat/>
+    <w:uiPriority w:val="0"/>
     <w:tblPr>
       <w:tblCellMar>
         <w:top w:w="0" w:type="dxa"/>
@@ -4778,26 +5491,28 @@
     <w:tblStylePr w:type="firstRow">
       <w:tcPr>
         <w:tcBorders>
-          <w:bottom w:val="single" w:sz="0" w:space="0" w:color="auto"/>
+          <w:bottom w:val="single" w:color="auto" w:sz="0" w:space="0"/>
         </w:tcBorders>
         <w:vAlign w:val="bottom"/>
       </w:tcPr>
     </w:tblStylePr>
   </w:style>
-  <w:style w:type="character" w:customStyle="1" w:styleId="1Char">
+  <w:style w:type="character" w:customStyle="1" w:styleId="38">
     <w:name w:val="柴_标题1 Char"/>
-    <w:link w:val="1"/>
+    <w:link w:val="28"/>
     <w:qFormat/>
+    <w:uiPriority w:val="0"/>
     <w:rPr>
-      <w:rFonts w:ascii="Arial" w:eastAsia="宋体" w:hAnsi="Arial"/>
+      <w:rFonts w:ascii="Arial" w:hAnsi="Arial" w:eastAsia="宋体"/>
       <w:sz w:val="32"/>
     </w:rPr>
   </w:style>
-  <w:style w:type="table" w:customStyle="1" w:styleId="TableNormal1">
+  <w:style w:type="table" w:customStyle="1" w:styleId="39">
     <w:name w:val="Table Normal_1"/>
     <w:semiHidden/>
     <w:unhideWhenUsed/>
     <w:qFormat/>
+    <w:uiPriority w:val="0"/>
     <w:tblPr>
       <w:tblCellMar>
         <w:top w:w="0" w:type="dxa"/>
@@ -4807,10 +5522,11 @@
       </w:tblCellMar>
     </w:tblPr>
   </w:style>
-  <w:style w:type="paragraph" w:customStyle="1" w:styleId="a3">
+  <w:style w:type="paragraph" w:customStyle="1" w:styleId="40">
     <w:name w:val="柴_正文_无缩进"/>
-    <w:basedOn w:val="Normal"/>
+    <w:basedOn w:val="1"/>
     <w:qFormat/>
+    <w:uiPriority w:val="0"/>
     <w:pPr>
       <w:ind w:firstLine="0" w:firstLineChars="0"/>
     </w:pPr>
@@ -4820,39 +5536,42 @@
       <w:lang w:eastAsia="zh-CN"/>
     </w:rPr>
   </w:style>
-  <w:style w:type="paragraph" w:customStyle="1" w:styleId="4">
+  <w:style w:type="paragraph" w:customStyle="1" w:styleId="41">
     <w:name w:val="柴_标题4"/>
-    <w:basedOn w:val="Heading4"/>
-    <w:next w:val="Normal"/>
+    <w:basedOn w:val="5"/>
+    <w:next w:val="1"/>
     <w:qFormat/>
+    <w:uiPriority w:val="0"/>
     <w:pPr>
       <w:widowControl w:val="0"/>
       <w:spacing w:before="160" w:line="360" w:lineRule="auto"/>
-      <w:ind w:left="981" w:hanging="862" w:leftChars="300"/>
+      <w:ind w:left="981" w:leftChars="300" w:hanging="862"/>
     </w:pPr>
     <w:rPr>
-      <w:rFonts w:ascii="Calibri" w:eastAsia="宋体" w:hAnsi="Calibri" w:cs="宋体" w:hint="eastAsia"/>
+      <w:rFonts w:hint="eastAsia" w:ascii="Calibri" w:hAnsi="Calibri" w:eastAsia="宋体" w:cs="宋体"/>
       <w:sz w:val="24"/>
       <w:szCs w:val="24"/>
       <w:lang w:eastAsia="zh-CN" w:bidi="zh-CN"/>
     </w:rPr>
   </w:style>
-  <w:style w:type="character" w:customStyle="1" w:styleId="Char">
+  <w:style w:type="character" w:customStyle="1" w:styleId="42">
     <w:name w:val="柴_正文 Char"/>
-    <w:link w:val="a1"/>
+    <w:link w:val="29"/>
     <w:qFormat/>
+    <w:uiPriority w:val="0"/>
     <w:rPr>
-      <w:rFonts w:ascii="Arial" w:eastAsia="宋体" w:hAnsi="Arial"/>
+      <w:rFonts w:ascii="Arial" w:hAnsi="Arial" w:eastAsia="宋体"/>
       <w:sz w:val="24"/>
       <w:lang w:eastAsia="zh-CN"/>
     </w:rPr>
   </w:style>
-  <w:style w:type="character" w:customStyle="1" w:styleId="2Char">
+  <w:style w:type="character" w:customStyle="1" w:styleId="43">
     <w:name w:val="柴_标题2 Char"/>
-    <w:link w:val="2"/>
+    <w:link w:val="30"/>
     <w:qFormat/>
+    <w:uiPriority w:val="0"/>
     <w:rPr>
-      <w:rFonts w:ascii="Arial" w:eastAsia="宋体" w:hAnsi="Arial"/>
+      <w:rFonts w:ascii="Arial" w:hAnsi="Arial" w:eastAsia="宋体"/>
       <w:sz w:val="28"/>
     </w:rPr>
   </w:style>
@@ -4895,7 +5614,7 @@
             </c:strRef>
           </c:tx>
           <c:spPr>
-            <a:ln w="28575" cap="flat" cmpd="sng">
+            <a:ln w="28575" cap="flat" cmpd="sng" algn="ctr">
               <a:solidFill>
                 <a:schemeClr val="accent1"/>
               </a:solidFill>
@@ -4956,6 +5675,7 @@
                           <a:lumOff val="65000"/>
                         </a:schemeClr>
                       </a:solidFill>
+                      <a:prstDash val="solid"/>
                       <a:round/>
                     </a:ln>
                     <a:effectLst/>
@@ -5018,6 +5738,7 @@
                   <a:lumOff val="65000"/>
                 </a:schemeClr>
               </a:solidFill>
+              <a:prstDash val="solid"/>
               <a:round/>
             </a:ln>
             <a:effectLst/>
@@ -5051,10 +5772,11 @@
                   </c:strRef>
                 </c:tx>
                 <c:spPr>
-                  <a:ln w="28575" cap="rnd">
+                  <a:ln w="28575" cap="rnd" cmpd="sng" algn="ctr">
                     <a:solidFill>
                       <a:schemeClr val="accent2"/>
                     </a:solidFill>
+                    <a:prstDash val="solid"/>
                     <a:round/>
                   </a:ln>
                   <a:effectLst/>
@@ -5111,6 +5833,7 @@
                                 <a:lumOff val="65000"/>
                               </a:schemeClr>
                             </a:solidFill>
+                            <a:prstDash val="solid"/>
                             <a:round/>
                           </a:ln>
                           <a:effectLst/>
@@ -5188,10 +5911,11 @@
                   </c:strRef>
                 </c:tx>
                 <c:spPr>
-                  <a:ln w="28575" cap="rnd">
+                  <a:ln w="28575" cap="rnd" cmpd="sng" algn="ctr">
                     <a:solidFill>
                       <a:schemeClr val="accent3"/>
                     </a:solidFill>
+                    <a:prstDash val="solid"/>
                     <a:round/>
                   </a:ln>
                   <a:effectLst/>
@@ -5248,6 +5972,7 @@
                                 <a:lumOff val="65000"/>
                               </a:schemeClr>
                             </a:solidFill>
+                            <a:prstDash val="solid"/>
                             <a:round/>
                           </a:ln>
                           <a:effectLst/>
@@ -5363,6 +6088,7 @@
                 <a:alpha val="25000"/>
               </a:schemeClr>
             </a:solidFill>
+            <a:prstDash val="solid"/>
             <a:round/>
           </a:ln>
           <a:effectLst/>
@@ -5411,6 +6137,7 @@
                   <a:lumOff val="85000"/>
                 </a:schemeClr>
               </a:solidFill>
+              <a:prstDash val="solid"/>
               <a:round/>
             </a:ln>
             <a:effectLst/>
@@ -5477,6 +6204,7 @@
                 <a:lumOff val="75000"/>
               </a:schemeClr>
             </a:solidFill>
+            <a:prstDash val="solid"/>
             <a:round/>
           </a:ln>
           <a:effectLst/>
@@ -5589,6 +6317,7 @@
           <a:alpha val="25000"/>
         </a:schemeClr>
       </a:solidFill>
+      <a:prstDash val="solid"/>
       <a:round/>
     </a:ln>
     <a:effectLst>
